--- a/public/cvs/BoulaNessimResume.docx
+++ b/public/cvs/BoulaNessimResume.docx
@@ -310,6 +310,8 @@
           <w:szCs w:val="9"/>
         </w:rPr>
       </w:pPr>
+      <w:bookmarkStart w:id="0" w:name="_GoBack"/>
+      <w:bookmarkEnd w:id="0"/>
     </w:p>
     <w:p>
       <w:pPr>
@@ -898,27 +900,7 @@
           <w:sz w:val="22"/>
           <w:szCs w:val="22"/>
         </w:rPr>
-        <w:t>Collaborate within a dynamic team of Full Stack developers to deliver cutting-edge websites and mobile ap</w:t>
-      </w:r>
-      <w:r>
-        <w:rPr>
-          <w:rFonts w:asciiTheme="majorBidi" w:hAnsiTheme="majorBidi" w:cstheme="majorBidi"/>
-          <w:i w:val="0"/>
-          <w:iCs/>
-          <w:sz w:val="22"/>
-          <w:szCs w:val="22"/>
-        </w:rPr>
-        <w:t xml:space="preserve">plications for diverse clients. </w:t>
-      </w:r>
-      <w:r>
-        <w:rPr>
-          <w:rFonts w:asciiTheme="majorBidi" w:hAnsiTheme="majorBidi" w:cstheme="majorBidi"/>
-          <w:i w:val="0"/>
-          <w:iCs/>
-          <w:sz w:val="22"/>
-          <w:szCs w:val="22"/>
-        </w:rPr>
-        <w:t>Evaluating and adopting new technologies that can enhance the company's competitive edge.</w:t>
+        <w:t>Created apis for frontend developers</w:t>
       </w:r>
     </w:p>
     <w:p>
@@ -948,7 +930,7 @@
           <w:sz w:val="22"/>
           <w:szCs w:val="22"/>
         </w:rPr>
-        <w:t xml:space="preserve">Employ a wide array of technologies including Laravel, React JS, Angular, and React Native to engineer innovative solutions </w:t>
+        <w:t>Applied third party services like sms and payment gateways</w:t>
       </w:r>
       <w:r>
         <w:rPr>
@@ -958,7 +940,57 @@
           <w:sz w:val="22"/>
           <w:szCs w:val="22"/>
         </w:rPr>
-        <w:t>Encouraging innovation within the technology team.</w:t>
+        <w:t>.</w:t>
+      </w:r>
+    </w:p>
+    <w:p>
+      <w:pPr>
+        <w:pStyle w:val="SmallText"/>
+        <w:numPr>
+          <w:ilvl w:val="0"/>
+          <w:numId w:val="2"/>
+        </w:numPr>
+        <w:tabs>
+          <w:tab w:val="left" w:pos="1590"/>
+        </w:tabs>
+        <w:spacing w:line="360" w:lineRule="auto"/>
+        <w:rPr>
+          <w:rFonts w:asciiTheme="majorBidi" w:hAnsiTheme="majorBidi" w:cstheme="majorBidi"/>
+          <w:i w:val="0"/>
+          <w:iCs/>
+          <w:sz w:val="22"/>
+          <w:szCs w:val="22"/>
+        </w:rPr>
+      </w:pPr>
+      <w:r>
+        <w:rPr>
+          <w:rFonts w:asciiTheme="majorBidi" w:hAnsiTheme="majorBidi" w:cstheme="majorBidi"/>
+          <w:i w:val="0"/>
+          <w:iCs/>
+          <w:sz w:val="22"/>
+          <w:szCs w:val="22"/>
+        </w:rPr>
+        <w:t>Created dashboard to all the</w:t>
+      </w:r>
+      <w:r>
+        <w:rPr>
+          <w:rFonts w:asciiTheme="majorBidi" w:hAnsiTheme="majorBidi" w:cstheme="majorBidi"/>
+          <w:i w:val="0"/>
+          <w:iCs/>
+          <w:sz w:val="22"/>
+          <w:szCs w:val="22"/>
+        </w:rPr>
+        <w:t xml:space="preserve"> admin and vendor to control their roles</w:t>
+      </w:r>
+      <w:r>
+        <w:rPr>
+          <w:rFonts w:asciiTheme="majorBidi" w:hAnsiTheme="majorBidi" w:cstheme="majorBidi"/>
+          <w:i w:val="0"/>
+          <w:iCs/>
+          <w:sz w:val="22"/>
+          <w:szCs w:val="22"/>
+        </w:rPr>
+        <w:t>.</w:t>
       </w:r>
     </w:p>
     <w:p/>
@@ -1228,10 +1260,8 @@
           <w:sz w:val="22"/>
           <w:szCs w:val="22"/>
         </w:rPr>
-        <w:t>Collaborate within a d</w:t>
-      </w:r>
-      <w:bookmarkStart w:id="0" w:name="_GoBack"/>
-      <w:bookmarkEnd w:id="0"/>
+        <w:t>Created the website and</w:t>
+      </w:r>
       <w:r>
         <w:rPr>
           <w:rFonts w:asciiTheme="majorBidi" w:hAnsiTheme="majorBidi" w:cstheme="majorBidi"/>
@@ -1240,7 +1270,7 @@
           <w:sz w:val="22"/>
           <w:szCs w:val="22"/>
         </w:rPr>
-        <w:t>ynamic team of Full Stack developers to deliver cutting-edge websites and mobile ap</w:t>
+        <w:t xml:space="preserve"> mobile</w:t>
       </w:r>
       <w:r>
         <w:rPr>
@@ -1250,17 +1280,7 @@
           <w:sz w:val="22"/>
           <w:szCs w:val="22"/>
         </w:rPr>
-        <w:t xml:space="preserve">plications for diverse clients. </w:t>
-      </w:r>
-      <w:r>
-        <w:rPr>
-          <w:rFonts w:asciiTheme="majorBidi" w:hAnsiTheme="majorBidi" w:cstheme="majorBidi"/>
-          <w:i w:val="0"/>
-          <w:iCs/>
-          <w:sz w:val="22"/>
-          <w:szCs w:val="22"/>
-        </w:rPr>
-        <w:t>Evaluating and adopting new technologies that can enhance the company's competitive edge.</w:t>
+        <w:t xml:space="preserve"> apps design using react framework</w:t>
       </w:r>
     </w:p>
     <w:p>
@@ -1290,9 +1310,20 @@
           <w:sz w:val="22"/>
           <w:szCs w:val="22"/>
         </w:rPr>
-        <w:t xml:space="preserve">Employ a wide array of technologies including Laravel, React JS, Angular, and React Native to engineer innovative solutions </w:t>
-      </w:r>
-      <w:r>
+        <w:t>Created backend dahboad to allow admin control content</w:t>
+      </w:r>
+    </w:p>
+    <w:p>
+      <w:pPr>
+        <w:pStyle w:val="SmallText"/>
+        <w:numPr>
+          <w:ilvl w:val="0"/>
+          <w:numId w:val="2"/>
+        </w:numPr>
+        <w:tabs>
+          <w:tab w:val="left" w:pos="1590"/>
+        </w:tabs>
+        <w:spacing w:line="360" w:lineRule="auto"/>
         <w:rPr>
           <w:rFonts w:asciiTheme="majorBidi" w:hAnsiTheme="majorBidi" w:cstheme="majorBidi"/>
           <w:i w:val="0"/>
@@ -1300,7 +1331,96 @@
           <w:sz w:val="22"/>
           <w:szCs w:val="22"/>
         </w:rPr>
-        <w:t>Encouraging innovation within the technology team.</w:t>
+      </w:pPr>
+      <w:r>
+        <w:rPr>
+          <w:rFonts w:asciiTheme="majorBidi" w:hAnsiTheme="majorBidi" w:cstheme="majorBidi"/>
+          <w:i w:val="0"/>
+          <w:iCs/>
+          <w:sz w:val="22"/>
+          <w:szCs w:val="22"/>
+        </w:rPr>
+        <w:t>Created apis to link between front and back</w:t>
+      </w:r>
+      <w:r>
+        <w:rPr>
+          <w:rFonts w:asciiTheme="majorBidi" w:hAnsiTheme="majorBidi" w:cstheme="majorBidi"/>
+          <w:i w:val="0"/>
+          <w:iCs/>
+          <w:sz w:val="22"/>
+          <w:szCs w:val="22"/>
+        </w:rPr>
+        <w:t>.</w:t>
+      </w:r>
+    </w:p>
+    <w:p>
+      <w:pPr>
+        <w:pStyle w:val="SmallText"/>
+        <w:numPr>
+          <w:ilvl w:val="0"/>
+          <w:numId w:val="2"/>
+        </w:numPr>
+        <w:tabs>
+          <w:tab w:val="left" w:pos="1590"/>
+        </w:tabs>
+        <w:spacing w:line="360" w:lineRule="auto"/>
+        <w:rPr>
+          <w:rFonts w:asciiTheme="majorBidi" w:hAnsiTheme="majorBidi" w:cstheme="majorBidi"/>
+          <w:i w:val="0"/>
+          <w:iCs/>
+          <w:sz w:val="22"/>
+          <w:szCs w:val="22"/>
+        </w:rPr>
+      </w:pPr>
+      <w:r>
+        <w:rPr>
+          <w:rFonts w:asciiTheme="majorBidi" w:hAnsiTheme="majorBidi" w:cstheme="majorBidi"/>
+          <w:i w:val="0"/>
+          <w:iCs/>
+          <w:sz w:val="22"/>
+          <w:szCs w:val="22"/>
+        </w:rPr>
+        <w:t>Added emails system to serve the business requirmentd for admins and user</w:t>
+      </w:r>
+    </w:p>
+    <w:p>
+      <w:pPr>
+        <w:pStyle w:val="SmallText"/>
+        <w:numPr>
+          <w:ilvl w:val="0"/>
+          <w:numId w:val="2"/>
+        </w:numPr>
+        <w:tabs>
+          <w:tab w:val="left" w:pos="1590"/>
+        </w:tabs>
+        <w:spacing w:line="360" w:lineRule="auto"/>
+        <w:rPr>
+          <w:rFonts w:asciiTheme="majorBidi" w:hAnsiTheme="majorBidi" w:cstheme="majorBidi"/>
+          <w:i w:val="0"/>
+          <w:iCs/>
+          <w:sz w:val="22"/>
+          <w:szCs w:val="22"/>
+        </w:rPr>
+      </w:pPr>
+      <w:r>
+        <w:rPr>
+          <w:rFonts w:asciiTheme="majorBidi" w:hAnsiTheme="majorBidi" w:cstheme="majorBidi"/>
+          <w:i w:val="0"/>
+          <w:iCs/>
+          <w:sz w:val="22"/>
+          <w:szCs w:val="22"/>
+        </w:rPr>
+        <w:t xml:space="preserve">Created third party services </w:t>
+      </w:r>
+      <w:r>
+        <w:rPr>
+          <w:rFonts w:asciiTheme="majorBidi" w:hAnsiTheme="majorBidi" w:cstheme="majorBidi"/>
+          <w:i w:val="0"/>
+          <w:iCs/>
+          <w:sz w:val="22"/>
+          <w:szCs w:val="22"/>
+        </w:rPr>
+        <w:t>like sms and payment services</w:t>
       </w:r>
     </w:p>
     <w:p>
@@ -1527,7 +1647,7 @@
           <w:sz w:val="22"/>
           <w:szCs w:val="22"/>
         </w:rPr>
-        <w:t>Worked in close coordination with designers, developers, and project managers to construct bespoke websites for clients in the Kingdom of Saudi Arabia.</w:t>
+        <w:t>Created apis for frontend team</w:t>
       </w:r>
     </w:p>
     <w:p>
@@ -1557,9 +1677,93 @@
           <w:sz w:val="22"/>
           <w:szCs w:val="22"/>
         </w:rPr>
-        <w:t xml:space="preserve"> Developed and maintained robust web applications utilizing PHP Laravel and React, ensuring adherence to high standards and client satisfaction.</w:t>
+        <w:t xml:space="preserve">Created </w:t>
+      </w:r>
+      <w:r>
+        <w:rPr>
+          <w:rFonts w:asciiTheme="majorBidi" w:hAnsiTheme="majorBidi" w:cstheme="majorBidi"/>
+          <w:i w:val="0"/>
+          <w:iCs/>
+          <w:sz w:val="22"/>
+          <w:szCs w:val="22"/>
+        </w:rPr>
+        <w:t>dashboard for admin to control website conetent</w:t>
       </w:r>
     </w:p>
+    <w:p>
+      <w:pPr>
+        <w:pStyle w:val="SmallText"/>
+        <w:numPr>
+          <w:ilvl w:val="0"/>
+          <w:numId w:val="2"/>
+        </w:numPr>
+        <w:tabs>
+          <w:tab w:val="left" w:pos="1590"/>
+        </w:tabs>
+        <w:spacing w:line="360" w:lineRule="auto"/>
+        <w:rPr>
+          <w:rFonts w:asciiTheme="majorBidi" w:hAnsiTheme="majorBidi" w:cstheme="majorBidi"/>
+          <w:i w:val="0"/>
+          <w:iCs/>
+          <w:sz w:val="22"/>
+          <w:szCs w:val="22"/>
+        </w:rPr>
+      </w:pPr>
+      <w:r>
+        <w:rPr>
+          <w:rFonts w:asciiTheme="majorBidi" w:hAnsiTheme="majorBidi" w:cstheme="majorBidi"/>
+          <w:i w:val="0"/>
+          <w:iCs/>
+          <w:sz w:val="22"/>
+          <w:szCs w:val="22"/>
+        </w:rPr>
+        <w:t xml:space="preserve">Created </w:t>
+      </w:r>
+      <w:r>
+        <w:rPr>
+          <w:rFonts w:asciiTheme="majorBidi" w:hAnsiTheme="majorBidi" w:cstheme="majorBidi"/>
+          <w:i w:val="0"/>
+          <w:iCs/>
+          <w:sz w:val="22"/>
+          <w:szCs w:val="22"/>
+        </w:rPr>
+        <w:t>website design using laravel framework</w:t>
+      </w:r>
+    </w:p>
+    <w:p/>
+    <w:p>
+      <w:pPr>
+        <w:pStyle w:val="SmallText"/>
+        <w:numPr>
+          <w:ilvl w:val="0"/>
+          <w:numId w:val="2"/>
+        </w:numPr>
+        <w:tabs>
+          <w:tab w:val="left" w:pos="1590"/>
+        </w:tabs>
+        <w:spacing w:line="360" w:lineRule="auto"/>
+        <w:rPr>
+          <w:rFonts w:asciiTheme="majorBidi" w:hAnsiTheme="majorBidi" w:cstheme="majorBidi"/>
+          <w:i w:val="0"/>
+          <w:iCs/>
+          <w:sz w:val="22"/>
+          <w:szCs w:val="22"/>
+        </w:rPr>
+      </w:pPr>
+      <w:r>
+        <w:rPr>
+          <w:rFonts w:asciiTheme="majorBidi" w:hAnsiTheme="majorBidi" w:cstheme="majorBidi"/>
+          <w:i w:val="0"/>
+          <w:iCs/>
+          <w:sz w:val="22"/>
+          <w:szCs w:val="22"/>
+        </w:rPr>
+        <w:t>Added third party services like payemnt gateway and google maps</w:t>
+      </w:r>
+    </w:p>
+    <w:p/>
+    <w:p/>
+    <w:p/>
     <w:p>
       <w:pPr>
         <w:spacing w:line="276" w:lineRule="auto"/>
@@ -2702,17 +2906,6 @@
           <w:szCs w:val="24"/>
           <w:u w:val="none"/>
         </w:rPr>
-      </w:r>
-      <w:r>
-        <w:rPr>
-          <w:rStyle w:val="Hyperlink"/>
-          <w:rFonts w:asciiTheme="majorBidi" w:hAnsiTheme="majorBidi" w:cstheme="majorBidi"/>
-          <w:b/>
-          <w:bCs/>
-          <w:sz w:val="24"/>
-          <w:szCs w:val="24"/>
-          <w:u w:val="none"/>
-        </w:rPr>
         <w:fldChar w:fldCharType="separate"/>
       </w:r>
       <w:r>
@@ -2814,17 +3007,6 @@
           <w:szCs w:val="24"/>
           <w:u w:val="none"/>
         </w:rPr>
-      </w:r>
-      <w:r>
-        <w:rPr>
-          <w:rStyle w:val="Hyperlink"/>
-          <w:rFonts w:asciiTheme="majorBidi" w:hAnsiTheme="majorBidi" w:cstheme="majorBidi"/>
-          <w:b/>
-          <w:bCs/>
-          <w:sz w:val="24"/>
-          <w:szCs w:val="24"/>
-          <w:u w:val="none"/>
-        </w:rPr>
         <w:fldChar w:fldCharType="separate"/>
       </w:r>
       <w:r>
@@ -2872,16 +3054,7 @@
           <w:sz w:val="24"/>
           <w:szCs w:val="24"/>
         </w:rPr>
-        <w:t xml:space="preserve"> </w:t>
-      </w:r>
-      <w:r>
-        <w:rPr>
-          <w:rFonts w:asciiTheme="majorBidi" w:hAnsiTheme="majorBidi" w:cstheme="majorBidi"/>
-          <w:color w:val="404040" w:themeColor="text1" w:themeTint="BF"/>
-          <w:sz w:val="24"/>
-          <w:szCs w:val="24"/>
-        </w:rPr>
-        <w:t>Contributed to both backend and frontend development for this large-scale website, implementing numerous enhancements and features to improve its overall performance and functionality.</w:t>
+        <w:t xml:space="preserve"> Contributed to both backend and frontend development for this large-scale website, implementing numerous enhancements and features to improve its overall performance and functionality.</w:t>
       </w:r>
     </w:p>
     <w:p>
@@ -3010,17 +3183,6 @@
           <w:szCs w:val="24"/>
           <w:u w:val="none"/>
         </w:rPr>
-      </w:r>
-      <w:r>
-        <w:rPr>
-          <w:rStyle w:val="Hyperlink"/>
-          <w:rFonts w:asciiTheme="majorBidi" w:hAnsiTheme="majorBidi" w:cstheme="majorBidi"/>
-          <w:b/>
-          <w:bCs/>
-          <w:sz w:val="24"/>
-          <w:szCs w:val="24"/>
-          <w:u w:val="none"/>
-        </w:rPr>
         <w:fldChar w:fldCharType="separate"/>
       </w:r>
       <w:r>
@@ -3105,16 +3267,7 @@
           <w:sz w:val="24"/>
           <w:szCs w:val="24"/>
         </w:rPr>
-        <w:t xml:space="preserve"> </w:t>
-      </w:r>
-      <w:r>
-        <w:rPr>
-          <w:rFonts w:asciiTheme="majorBidi" w:hAnsiTheme="majorBidi" w:cstheme="majorBidi"/>
-          <w:color w:val="404040" w:themeColor="text1" w:themeTint="BF"/>
-          <w:sz w:val="24"/>
-          <w:szCs w:val="24"/>
-        </w:rPr>
-        <w:t>Developed a bilingual real estate website (Arabic and English) utilizing Laravel for the backend and React for the frontend. Designed and implemented a comprehensive dashboard for managing content such as company goals, partners, history, pricing, products, and services.</w:t>
+        <w:t xml:space="preserve"> Developed a bilingual real estate website (Arabic and English) utilizing Laravel for the backend and React for the frontend. Designed and implemented a comprehensive dashboard for managing content such as company goals, partners, history, pricing, products, and services.</w:t>
       </w:r>
     </w:p>
     <w:p>
@@ -7412,6 +7565,7 @@
   <w:style w:type="character" w:default="1" w:styleId="DefaultParagraphFont">
     <w:name w:val="Default Paragraph Font"/>
     <w:uiPriority w:val="1"/>
+    <w:semiHidden/>
     <w:unhideWhenUsed/>
   </w:style>
   <w:style w:type="table" w:default="1" w:styleId="TableNormal">
@@ -8325,7 +8479,7 @@
 </file>
 
 <file path=customXml/itemProps1.xml><?xml version="1.0" encoding="utf-8"?>
-<ds:datastoreItem xmlns:ds="http://schemas.openxmlformats.org/officeDocument/2006/customXml" ds:itemID="{A7A7FF77-A740-43F2-8509-04B3EADBFF98}">
+<ds:datastoreItem xmlns:ds="http://schemas.openxmlformats.org/officeDocument/2006/customXml" ds:itemID="{C5568E87-5F2C-4E42-98B0-D5D05A311A09}">
   <ds:schemaRefs>
     <ds:schemaRef ds:uri="http://schemas.openxmlformats.org/officeDocument/2006/bibliography"/>
   </ds:schemaRefs>

--- a/public/cvs/BoulaNessimResume.docx
+++ b/public/cvs/BoulaNessimResume.docx
@@ -252,7 +252,18 @@
           <w:sz w:val="24"/>
           <w:szCs w:val="24"/>
         </w:rPr>
-        <w:t xml:space="preserve"> for web applications. I aim to bring expertise in creating high-performance, scalable, and user-centered solutions to a forward-thinking team, leveraging a deep understanding of modern web technologies to drive business success.</w:t>
+        <w:t xml:space="preserve"> for web applications. I aim to bring expertise in creating high-performan</w:t>
+      </w:r>
+      <w:bookmarkStart w:id="0" w:name="_GoBack"/>
+      <w:bookmarkEnd w:id="0"/>
+      <w:r>
+        <w:rPr>
+          <w:rFonts w:asciiTheme="majorBidi" w:hAnsiTheme="majorBidi" w:cstheme="majorBidi"/>
+          <w:color w:val="404040" w:themeColor="text1" w:themeTint="BF"/>
+          <w:sz w:val="24"/>
+          <w:szCs w:val="24"/>
+        </w:rPr>
+        <w:t>ce, scalable, and user-centered solutions to a forward-thinking team, leveraging a deep understanding of modern web technologies to drive business success.</w:t>
       </w:r>
     </w:p>
     <w:p>
@@ -310,8 +321,6 @@
           <w:szCs w:val="9"/>
         </w:rPr>
       </w:pPr>
-      <w:bookmarkStart w:id="0" w:name="_GoBack"/>
-      <w:bookmarkEnd w:id="0"/>
     </w:p>
     <w:p>
       <w:pPr>
@@ -895,12 +904,53 @@
       <w:r>
         <w:rPr>
           <w:rFonts w:asciiTheme="majorBidi" w:hAnsiTheme="majorBidi" w:cstheme="majorBidi"/>
+          <w:b/>
+          <w:bCs/>
           <w:i w:val="0"/>
           <w:iCs/>
           <w:sz w:val="22"/>
           <w:szCs w:val="22"/>
         </w:rPr>
-        <w:t>Created apis for frontend developers</w:t>
+        <w:t>Developed APIs for Frontend Integration</w:t>
+      </w:r>
+      <w:r>
+        <w:rPr>
+          <w:rFonts w:asciiTheme="majorBidi" w:hAnsiTheme="majorBidi" w:cstheme="majorBidi"/>
+          <w:i w:val="0"/>
+          <w:iCs/>
+          <w:sz w:val="22"/>
+          <w:szCs w:val="22"/>
+        </w:rPr>
+        <w:t>:</w:t>
+      </w:r>
+      <w:r>
+        <w:rPr>
+          <w:i w:val="0"/>
+          <w:color w:val="auto"/>
+          <w:sz w:val="22"/>
+          <w:szCs w:val="22"/>
+        </w:rPr>
+        <w:t xml:space="preserve"> </w:t>
+      </w:r>
+      <w:r>
+        <w:rPr>
+          <w:rFonts w:asciiTheme="majorBidi" w:hAnsiTheme="majorBidi" w:cstheme="majorBidi"/>
+          <w:i w:val="0"/>
+          <w:iCs/>
+          <w:sz w:val="22"/>
+          <w:szCs w:val="22"/>
+        </w:rPr>
+        <w:t>Designed and implemented robust APIs to facilitate seamless integration with frontend applications.</w:t>
+      </w:r>
+      <w:r>
+        <w:rPr>
+          <w:rFonts w:asciiTheme="majorBidi" w:hAnsiTheme="majorBidi" w:cstheme="majorBidi"/>
+          <w:i w:val="0"/>
+          <w:iCs/>
+          <w:sz w:val="22"/>
+          <w:szCs w:val="22"/>
+        </w:rPr>
+        <w:t>.</w:t>
       </w:r>
     </w:p>
     <w:p>
@@ -925,12 +975,43 @@
       <w:r>
         <w:rPr>
           <w:rFonts w:asciiTheme="majorBidi" w:hAnsiTheme="majorBidi" w:cstheme="majorBidi"/>
+          <w:b/>
+          <w:bCs/>
           <w:i w:val="0"/>
           <w:iCs/>
           <w:sz w:val="22"/>
           <w:szCs w:val="22"/>
         </w:rPr>
-        <w:t>Applied third party services like sms and payment gateways</w:t>
+        <w:t>Integrated Third Part Services</w:t>
+      </w:r>
+      <w:r>
+        <w:rPr>
+          <w:rFonts w:asciiTheme="majorBidi" w:hAnsiTheme="majorBidi" w:cstheme="majorBidi"/>
+          <w:i w:val="0"/>
+          <w:iCs/>
+          <w:sz w:val="22"/>
+          <w:szCs w:val="22"/>
+        </w:rPr>
+        <w:t>:</w:t>
+      </w:r>
+      <w:r>
+        <w:rPr>
+          <w:i w:val="0"/>
+          <w:color w:val="auto"/>
+          <w:sz w:val="22"/>
+          <w:szCs w:val="22"/>
+        </w:rPr>
+        <w:t xml:space="preserve"> </w:t>
+      </w:r>
+      <w:r>
+        <w:rPr>
+          <w:rFonts w:asciiTheme="majorBidi" w:hAnsiTheme="majorBidi" w:cstheme="majorBidi"/>
+          <w:i w:val="0"/>
+          <w:iCs/>
+          <w:sz w:val="22"/>
+          <w:szCs w:val="22"/>
+        </w:rPr>
+        <w:t>Successfully applied third-party services such as SMS and payment gateways to enhance application functionality</w:t>
       </w:r>
       <w:r>
         <w:rPr>
@@ -965,22 +1046,46 @@
       <w:r>
         <w:rPr>
           <w:rFonts w:asciiTheme="majorBidi" w:hAnsiTheme="majorBidi" w:cstheme="majorBidi"/>
+          <w:b/>
+          <w:bCs/>
           <w:i w:val="0"/>
           <w:iCs/>
           <w:sz w:val="22"/>
           <w:szCs w:val="22"/>
         </w:rPr>
-        <w:t>Created dashboard to all the</w:t>
-      </w:r>
-      <w:r>
-        <w:rPr>
-          <w:rFonts w:asciiTheme="majorBidi" w:hAnsiTheme="majorBidi" w:cstheme="majorBidi"/>
+        <w:t>Designed and Develo</w:t>
+      </w:r>
+      <w:r>
+        <w:rPr>
+          <w:rFonts w:asciiTheme="majorBidi" w:hAnsiTheme="majorBidi" w:cstheme="majorBidi"/>
+          <w:b/>
+          <w:bCs/>
           <w:i w:val="0"/>
           <w:iCs/>
           <w:sz w:val="22"/>
           <w:szCs w:val="22"/>
         </w:rPr>
-        <w:t xml:space="preserve"> admin and vendor to control their roles</w:t>
+        <w:t>ped Dashboards</w:t>
+      </w:r>
+      <w:r>
+        <w:rPr>
+          <w:rFonts w:asciiTheme="majorBidi" w:hAnsiTheme="majorBidi" w:cstheme="majorBidi"/>
+          <w:i w:val="0"/>
+          <w:iCs/>
+          <w:sz w:val="22"/>
+          <w:szCs w:val="22"/>
+        </w:rPr>
+        <w:t xml:space="preserve">: </w:t>
+      </w:r>
+      <w:r>
+        <w:rPr>
+          <w:rFonts w:asciiTheme="majorBidi" w:hAnsiTheme="majorBidi" w:cstheme="majorBidi"/>
+          <w:i w:val="0"/>
+          <w:iCs/>
+          <w:sz w:val="22"/>
+          <w:szCs w:val="22"/>
+        </w:rPr>
+        <w:t>Created comprehensive dashboards for both administrators and vendors, enabling role-based access control and streamlined management of operations.</w:t>
       </w:r>
       <w:r>
         <w:rPr>
@@ -1255,12 +1360,14 @@
       <w:r>
         <w:rPr>
           <w:rFonts w:asciiTheme="majorBidi" w:hAnsiTheme="majorBidi" w:cstheme="majorBidi"/>
+          <w:b/>
+          <w:bCs/>
           <w:i w:val="0"/>
           <w:iCs/>
           <w:sz w:val="22"/>
           <w:szCs w:val="22"/>
         </w:rPr>
-        <w:t>Created the website and</w:t>
+        <w:t>Designed Websites and Mobile Apps</w:t>
       </w:r>
       <w:r>
         <w:rPr>
@@ -1270,17 +1377,26 @@
           <w:sz w:val="22"/>
           <w:szCs w:val="22"/>
         </w:rPr>
-        <w:t xml:space="preserve"> mobile</w:t>
-      </w:r>
-      <w:r>
-        <w:rPr>
-          <w:rFonts w:asciiTheme="majorBidi" w:hAnsiTheme="majorBidi" w:cstheme="majorBidi"/>
-          <w:i w:val="0"/>
+        <w:t>:</w:t>
+      </w:r>
+      <w:r>
+        <w:rPr>
+          <w:rFonts w:asciiTheme="majorBidi" w:hAnsiTheme="majorBidi" w:cstheme="majorBidi"/>
           <w:iCs/>
           <w:sz w:val="22"/>
           <w:szCs w:val="22"/>
         </w:rPr>
-        <w:t xml:space="preserve"> apps design using react framework</w:t>
+        <w:t xml:space="preserve"> </w:t>
+      </w:r>
+      <w:r>
+        <w:rPr>
+          <w:rFonts w:asciiTheme="majorBidi" w:hAnsiTheme="majorBidi" w:cstheme="majorBidi"/>
+          <w:i w:val="0"/>
+          <w:iCs/>
+          <w:sz w:val="22"/>
+          <w:szCs w:val="22"/>
+        </w:rPr>
+        <w:t>Developed visually appealing and responsive designs using the React framework for both web and mobile platforms.</w:t>
       </w:r>
     </w:p>
     <w:p>
@@ -1305,12 +1421,53 @@
       <w:r>
         <w:rPr>
           <w:rFonts w:asciiTheme="majorBidi" w:hAnsiTheme="majorBidi" w:cstheme="majorBidi"/>
+          <w:b/>
+          <w:bCs/>
           <w:i w:val="0"/>
           <w:iCs/>
           <w:sz w:val="22"/>
           <w:szCs w:val="22"/>
         </w:rPr>
-        <w:t>Created backend dahboad to allow admin control content</w:t>
+        <w:t>Built Backend Dashboards</w:t>
+      </w:r>
+      <w:r>
+        <w:rPr>
+          <w:rFonts w:asciiTheme="majorBidi" w:hAnsiTheme="majorBidi" w:cstheme="majorBidi"/>
+          <w:i w:val="0"/>
+          <w:iCs/>
+          <w:sz w:val="22"/>
+          <w:szCs w:val="22"/>
+        </w:rPr>
+        <w:t xml:space="preserve">: </w:t>
+      </w:r>
+      <w:r>
+        <w:rPr>
+          <w:rFonts w:asciiTheme="majorBidi" w:hAnsiTheme="majorBidi" w:cstheme="majorBidi"/>
+          <w:i w:val="0"/>
+          <w:iCs/>
+          <w:sz w:val="22"/>
+          <w:szCs w:val="22"/>
+        </w:rPr>
+        <w:t>:</w:t>
+      </w:r>
+      <w:r>
+        <w:rPr>
+          <w:i w:val="0"/>
+          <w:color w:val="auto"/>
+          <w:sz w:val="22"/>
+          <w:szCs w:val="22"/>
+        </w:rPr>
+        <w:t xml:space="preserve"> </w:t>
+      </w:r>
+      <w:r>
+        <w:rPr>
+          <w:rFonts w:asciiTheme="majorBidi" w:hAnsiTheme="majorBidi" w:cstheme="majorBidi"/>
+          <w:i w:val="0"/>
+          <w:iCs/>
+          <w:sz w:val="22"/>
+          <w:szCs w:val="22"/>
+        </w:rPr>
+        <w:t>Implemented a backend dashboard for administrators, enabling efficient content management and operational control.</w:t>
       </w:r>
     </w:p>
     <w:p>
@@ -1335,12 +1492,14 @@
       <w:r>
         <w:rPr>
           <w:rFonts w:asciiTheme="majorBidi" w:hAnsiTheme="majorBidi" w:cstheme="majorBidi"/>
+          <w:b/>
+          <w:bCs/>
           <w:i w:val="0"/>
           <w:iCs/>
           <w:sz w:val="22"/>
           <w:szCs w:val="22"/>
         </w:rPr>
-        <w:t>Created apis to link between front and back</w:t>
+        <w:t>Developed API Integration</w:t>
       </w:r>
       <w:r>
         <w:rPr>
@@ -1350,7 +1509,17 @@
           <w:sz w:val="22"/>
           <w:szCs w:val="22"/>
         </w:rPr>
-        <w:t>.</w:t>
+        <w:t xml:space="preserve">: </w:t>
+      </w:r>
+      <w:r>
+        <w:rPr>
+          <w:rFonts w:asciiTheme="majorBidi" w:hAnsiTheme="majorBidi" w:cstheme="majorBidi"/>
+          <w:i w:val="0"/>
+          <w:iCs/>
+          <w:sz w:val="22"/>
+          <w:szCs w:val="22"/>
+        </w:rPr>
+        <w:t>Established robust APIs to ensure seamless communication between frontend and backend systems.</w:t>
       </w:r>
     </w:p>
     <w:p>
@@ -1380,7 +1549,48 @@
           <w:sz w:val="22"/>
           <w:szCs w:val="22"/>
         </w:rPr>
-        <w:t>Added emails system to serve the business requirmentd for admins and user</w:t>
+        <w:t xml:space="preserve"> </w:t>
+      </w:r>
+      <w:r>
+        <w:rPr>
+          <w:rFonts w:asciiTheme="majorBidi" w:hAnsiTheme="majorBidi" w:cstheme="majorBidi"/>
+          <w:b/>
+          <w:bCs/>
+          <w:i w:val="0"/>
+          <w:iCs/>
+          <w:sz w:val="22"/>
+          <w:szCs w:val="22"/>
+        </w:rPr>
+        <w:t>Implemented Email System</w:t>
+      </w:r>
+      <w:r>
+        <w:rPr>
+          <w:rFonts w:asciiTheme="majorBidi" w:hAnsiTheme="majorBidi" w:cstheme="majorBidi"/>
+          <w:i w:val="0"/>
+          <w:iCs/>
+          <w:sz w:val="22"/>
+          <w:szCs w:val="22"/>
+        </w:rPr>
+        <w:t>:</w:t>
+      </w:r>
+      <w:r>
+        <w:rPr>
+          <w:i w:val="0"/>
+          <w:color w:val="auto"/>
+          <w:sz w:val="22"/>
+          <w:szCs w:val="22"/>
+        </w:rPr>
+        <w:t xml:space="preserve"> </w:t>
+      </w:r>
+      <w:r>
+        <w:rPr>
+          <w:rFonts w:asciiTheme="majorBidi" w:hAnsiTheme="majorBidi" w:cstheme="majorBidi"/>
+          <w:i w:val="0"/>
+          <w:iCs/>
+          <w:sz w:val="22"/>
+          <w:szCs w:val="22"/>
+        </w:rPr>
+        <w:t>Designed and deployed an email system tailored to meet the business requirements of both administrators and users.</w:t>
       </w:r>
     </w:p>
     <w:p>
@@ -1405,12 +1615,14 @@
       <w:r>
         <w:rPr>
           <w:rFonts w:asciiTheme="majorBidi" w:hAnsiTheme="majorBidi" w:cstheme="majorBidi"/>
+          <w:b/>
+          <w:bCs/>
           <w:i w:val="0"/>
           <w:iCs/>
           <w:sz w:val="22"/>
           <w:szCs w:val="22"/>
         </w:rPr>
-        <w:t xml:space="preserve">Created third party services </w:t>
+        <w:t>Integrated Third-Party-Services</w:t>
       </w:r>
       <w:r>
         <w:rPr>
@@ -1420,7 +1632,26 @@
           <w:sz w:val="22"/>
           <w:szCs w:val="22"/>
         </w:rPr>
-        <w:t>like sms and payment services</w:t>
+        <w:t>:</w:t>
+      </w:r>
+      <w:r>
+        <w:rPr>
+          <w:i w:val="0"/>
+          <w:color w:val="auto"/>
+          <w:sz w:val="22"/>
+          <w:szCs w:val="22"/>
+        </w:rPr>
+        <w:t xml:space="preserve"> </w:t>
+      </w:r>
+      <w:r>
+        <w:rPr>
+          <w:rFonts w:asciiTheme="majorBidi" w:hAnsiTheme="majorBidi" w:cstheme="majorBidi"/>
+          <w:i w:val="0"/>
+          <w:iCs/>
+          <w:sz w:val="22"/>
+          <w:szCs w:val="22"/>
+        </w:rPr>
+        <w:t>Incorporated external services such as SMS and payment gateways to enhance functionality and user experience.</w:t>
       </w:r>
     </w:p>
     <w:p>
@@ -1459,6 +1690,7 @@
           <w:i w:val="0"/>
           <w:sz w:val="24"/>
         </w:rPr>
+        <w:lastRenderedPageBreak/>
         <w:t>Full Stack</w:t>
       </w:r>
       <w:r>
@@ -1642,12 +1874,34 @@
       <w:r>
         <w:rPr>
           <w:rFonts w:asciiTheme="majorBidi" w:hAnsiTheme="majorBidi" w:cstheme="majorBidi"/>
+          <w:b/>
+          <w:bCs/>
           <w:i w:val="0"/>
           <w:iCs/>
           <w:sz w:val="22"/>
           <w:szCs w:val="22"/>
         </w:rPr>
-        <w:t>Created apis for frontend team</w:t>
+        <w:t>Developed APIs for Frontend Team</w:t>
+      </w:r>
+      <w:r>
+        <w:rPr>
+          <w:rFonts w:asciiTheme="majorBidi" w:hAnsiTheme="majorBidi" w:cstheme="majorBidi"/>
+          <w:i w:val="0"/>
+          <w:iCs/>
+          <w:sz w:val="22"/>
+          <w:szCs w:val="22"/>
+        </w:rPr>
+        <w:t xml:space="preserve">: </w:t>
+      </w:r>
+      <w:r>
+        <w:rPr>
+          <w:rFonts w:asciiTheme="majorBidi" w:hAnsiTheme="majorBidi" w:cstheme="majorBidi"/>
+          <w:i w:val="0"/>
+          <w:iCs/>
+          <w:sz w:val="22"/>
+          <w:szCs w:val="22"/>
+        </w:rPr>
+        <w:t>Designed and implemented APIs to facilitate seamless collaboration and integration with the frontend team.</w:t>
       </w:r>
     </w:p>
     <w:p>
@@ -1672,12 +1926,14 @@
       <w:r>
         <w:rPr>
           <w:rFonts w:asciiTheme="majorBidi" w:hAnsiTheme="majorBidi" w:cstheme="majorBidi"/>
+          <w:b/>
+          <w:bCs/>
           <w:i w:val="0"/>
           <w:iCs/>
           <w:sz w:val="22"/>
           <w:szCs w:val="22"/>
         </w:rPr>
-        <w:t xml:space="preserve">Created </w:t>
+        <w:t>Built Admin Dashboard</w:t>
       </w:r>
       <w:r>
         <w:rPr>
@@ -1687,7 +1943,17 @@
           <w:sz w:val="22"/>
           <w:szCs w:val="22"/>
         </w:rPr>
-        <w:t>dashboard for admin to control website conetent</w:t>
+        <w:t xml:space="preserve">: </w:t>
+      </w:r>
+      <w:r>
+        <w:rPr>
+          <w:rFonts w:asciiTheme="majorBidi" w:hAnsiTheme="majorBidi" w:cstheme="majorBidi"/>
+          <w:i w:val="0"/>
+          <w:iCs/>
+          <w:sz w:val="22"/>
+          <w:szCs w:val="22"/>
+        </w:rPr>
+        <w:t>Created a user-friendly dashboard for administrators to manage and control website content effectively.</w:t>
       </w:r>
     </w:p>
     <w:p>
@@ -1712,25 +1978,60 @@
       <w:r>
         <w:rPr>
           <w:rFonts w:asciiTheme="majorBidi" w:hAnsiTheme="majorBidi" w:cstheme="majorBidi"/>
+          <w:b/>
+          <w:bCs/>
           <w:i w:val="0"/>
           <w:iCs/>
           <w:sz w:val="22"/>
           <w:szCs w:val="22"/>
         </w:rPr>
-        <w:t xml:space="preserve">Created </w:t>
-      </w:r>
-      <w:r>
-        <w:rPr>
-          <w:rFonts w:asciiTheme="majorBidi" w:hAnsiTheme="majorBidi" w:cstheme="majorBidi"/>
+        <w:t>Designed Website</w:t>
+      </w:r>
+      <w:r>
+        <w:rPr>
+          <w:rFonts w:asciiTheme="majorBidi" w:hAnsiTheme="majorBidi" w:cstheme="majorBidi"/>
+          <w:b/>
+          <w:bCs/>
           <w:i w:val="0"/>
           <w:iCs/>
           <w:sz w:val="22"/>
           <w:szCs w:val="22"/>
         </w:rPr>
-        <w:t>website design using laravel framework</w:t>
+        <w:t>s</w:t>
+      </w:r>
+      <w:r>
+        <w:rPr>
+          <w:rFonts w:asciiTheme="majorBidi" w:hAnsiTheme="majorBidi" w:cstheme="majorBidi"/>
+          <w:b/>
+          <w:bCs/>
+          <w:i w:val="0"/>
+          <w:iCs/>
+          <w:sz w:val="22"/>
+          <w:szCs w:val="22"/>
+        </w:rPr>
+        <w:t xml:space="preserve"> with Laravel Framework</w:t>
+      </w:r>
+      <w:r>
+        <w:rPr>
+          <w:rFonts w:asciiTheme="majorBidi" w:hAnsiTheme="majorBidi" w:cstheme="majorBidi"/>
+          <w:i w:val="0"/>
+          <w:iCs/>
+          <w:sz w:val="22"/>
+          <w:szCs w:val="22"/>
+        </w:rPr>
+        <w:t xml:space="preserve">: </w:t>
+      </w:r>
+      <w:r>
+        <w:rPr>
+          <w:rFonts w:asciiTheme="majorBidi" w:hAnsiTheme="majorBidi" w:cstheme="majorBidi"/>
+          <w:i w:val="0"/>
+          <w:iCs/>
+          <w:sz w:val="22"/>
+          <w:szCs w:val="22"/>
+        </w:rPr>
+        <w:t>Developed and implemented a professional website design using the Laravel framework.</w:t>
       </w:r>
     </w:p>
-    <w:p/>
     <w:p>
       <w:pPr>
         <w:pStyle w:val="SmallText"/>
@@ -1753,12 +2054,46 @@
       <w:r>
         <w:rPr>
           <w:rFonts w:asciiTheme="majorBidi" w:hAnsiTheme="majorBidi" w:cstheme="majorBidi"/>
+          <w:b/>
+          <w:bCs/>
           <w:i w:val="0"/>
           <w:iCs/>
           <w:sz w:val="22"/>
           <w:szCs w:val="22"/>
         </w:rPr>
-        <w:t>Added third party services like payemnt gateway and google maps</w:t>
+        <w:t xml:space="preserve">Integrated </w:t>
+      </w:r>
+      <w:r>
+        <w:rPr>
+          <w:rFonts w:asciiTheme="majorBidi" w:hAnsiTheme="majorBidi" w:cstheme="majorBidi"/>
+          <w:b/>
+          <w:bCs/>
+          <w:i w:val="0"/>
+          <w:iCs/>
+          <w:sz w:val="22"/>
+          <w:szCs w:val="22"/>
+        </w:rPr>
+        <w:t>Third-Party-Services</w:t>
+      </w:r>
+      <w:r>
+        <w:rPr>
+          <w:rFonts w:asciiTheme="majorBidi" w:hAnsiTheme="majorBidi" w:cstheme="majorBidi"/>
+          <w:i w:val="0"/>
+          <w:iCs/>
+          <w:sz w:val="22"/>
+          <w:szCs w:val="22"/>
+        </w:rPr>
+        <w:t xml:space="preserve">: </w:t>
+      </w:r>
+      <w:r>
+        <w:rPr>
+          <w:rFonts w:asciiTheme="majorBidi" w:hAnsiTheme="majorBidi" w:cstheme="majorBidi"/>
+          <w:i w:val="0"/>
+          <w:iCs/>
+          <w:sz w:val="22"/>
+          <w:szCs w:val="22"/>
+        </w:rPr>
+        <w:t>Added external services such as payment gateways and Google Maps to enhance the functionality and usability of the website.</w:t>
       </w:r>
     </w:p>
     <w:p/>
@@ -3322,6 +3657,7 @@
           <w:sz w:val="24"/>
           <w:szCs w:val="24"/>
         </w:rPr>
+        <w:lastRenderedPageBreak/>
         <w:t xml:space="preserve">Jaiden is an e-commerce mobile app for selling medecines and contains a dashboard to monitor app content and orders </w:t>
       </w:r>
     </w:p>
@@ -7565,7 +7901,6 @@
   <w:style w:type="character" w:default="1" w:styleId="DefaultParagraphFont">
     <w:name w:val="Default Paragraph Font"/>
     <w:uiPriority w:val="1"/>
-    <w:semiHidden/>
     <w:unhideWhenUsed/>
   </w:style>
   <w:style w:type="table" w:default="1" w:styleId="TableNormal">
@@ -8479,7 +8814,7 @@
 </file>
 
 <file path=customXml/itemProps1.xml><?xml version="1.0" encoding="utf-8"?>
-<ds:datastoreItem xmlns:ds="http://schemas.openxmlformats.org/officeDocument/2006/customXml" ds:itemID="{C5568E87-5F2C-4E42-98B0-D5D05A311A09}">
+<ds:datastoreItem xmlns:ds="http://schemas.openxmlformats.org/officeDocument/2006/customXml" ds:itemID="{2F58FD6C-FFC6-4812-84FB-47CEA11815EA}">
   <ds:schemaRefs>
     <ds:schemaRef ds:uri="http://schemas.openxmlformats.org/officeDocument/2006/bibliography"/>
   </ds:schemaRefs>

--- a/public/cvs/BoulaNessimResume.docx
+++ b/public/cvs/BoulaNessimResume.docx
@@ -199,9 +199,9 @@
     </w:p>
     <w:p>
       <w:pPr>
-        <w:spacing w:line="276" w:lineRule="auto"/>
-        <w:rPr>
-          <w:rFonts w:asciiTheme="majorBidi" w:hAnsiTheme="majorBidi" w:cstheme="majorBidi"/>
+        <w:pStyle w:val="Heading1"/>
+        <w:rPr>
+          <w:rFonts w:asciiTheme="majorBidi" w:eastAsiaTheme="minorHAnsi" w:hAnsiTheme="majorBidi"/>
           <w:color w:val="404040" w:themeColor="text1" w:themeTint="BF"/>
           <w:sz w:val="24"/>
           <w:szCs w:val="24"/>
@@ -209,61 +209,12 @@
       </w:pPr>
       <w:r>
         <w:rPr>
-          <w:rFonts w:asciiTheme="majorBidi" w:hAnsiTheme="majorBidi" w:cstheme="majorBidi"/>
+          <w:rFonts w:asciiTheme="majorBidi" w:eastAsiaTheme="minorHAnsi" w:hAnsiTheme="majorBidi"/>
           <w:color w:val="404040" w:themeColor="text1" w:themeTint="BF"/>
           <w:sz w:val="24"/>
           <w:szCs w:val="24"/>
         </w:rPr>
-        <w:t>A focused and proficient Full Stack</w:t>
-      </w:r>
-      <w:r>
-        <w:rPr>
-          <w:rFonts w:asciiTheme="majorBidi" w:hAnsiTheme="majorBidi" w:cstheme="majorBidi"/>
-          <w:color w:val="404040" w:themeColor="text1" w:themeTint="BF"/>
-          <w:sz w:val="24"/>
-          <w:szCs w:val="24"/>
-        </w:rPr>
-        <w:t xml:space="preserve"> Laravel</w:t>
-      </w:r>
-      <w:r>
-        <w:rPr>
-          <w:rFonts w:asciiTheme="majorBidi" w:hAnsiTheme="majorBidi" w:cstheme="majorBidi"/>
-          <w:color w:val="404040" w:themeColor="text1" w:themeTint="BF"/>
-          <w:sz w:val="24"/>
-          <w:szCs w:val="24"/>
-        </w:rPr>
-        <w:t xml:space="preserve"> Developer specializing in </w:t>
-      </w:r>
-      <w:r>
-        <w:rPr>
-          <w:rFonts w:asciiTheme="majorBidi" w:hAnsiTheme="majorBidi" w:cstheme="majorBidi"/>
-          <w:b/>
-          <w:bCs/>
-          <w:color w:val="404040" w:themeColor="text1" w:themeTint="BF"/>
-          <w:sz w:val="24"/>
-          <w:szCs w:val="24"/>
-        </w:rPr>
-        <w:t>React and Laravel</w:t>
-      </w:r>
-      <w:r>
-        <w:rPr>
-          <w:rFonts w:asciiTheme="majorBidi" w:hAnsiTheme="majorBidi" w:cstheme="majorBidi"/>
-          <w:color w:val="404040" w:themeColor="text1" w:themeTint="BF"/>
-          <w:sz w:val="24"/>
-          <w:szCs w:val="24"/>
-        </w:rPr>
-        <w:t xml:space="preserve"> for web applications. I aim to bring expertise in creating high-performan</w:t>
-      </w:r>
-      <w:bookmarkStart w:id="0" w:name="_GoBack"/>
-      <w:bookmarkEnd w:id="0"/>
-      <w:r>
-        <w:rPr>
-          <w:rFonts w:asciiTheme="majorBidi" w:hAnsiTheme="majorBidi" w:cstheme="majorBidi"/>
-          <w:color w:val="404040" w:themeColor="text1" w:themeTint="BF"/>
-          <w:sz w:val="24"/>
-          <w:szCs w:val="24"/>
-        </w:rPr>
-        <w:t>ce, scalable, and user-centered solutions to a forward-thinking team, leveraging a deep understanding of modern web technologies to drive business success.</w:t>
+        <w:t>An accomplished and detail-oriented Full Stack Developer with expertise in Laravel and React, dedicated to delivering innovative and scalable web and mobile solutions. Leveraging extensive experience in crafting high-performance, user-focused applications, I seek to contribute to a dynamic team that values technical excellence and innovation. My goal is to drive business growth through cutting-edge development practices and seamless integration of modern web technologies.</w:t>
       </w:r>
     </w:p>
     <w:p>
@@ -1396,7 +1347,47 @@
           <w:sz w:val="22"/>
           <w:szCs w:val="22"/>
         </w:rPr>
-        <w:t>Developed visually appealing and responsive designs using the React framework for both web and mobile platforms.</w:t>
+        <w:t>Developed visually appealing and responsive designs using the React</w:t>
+      </w:r>
+      <w:r>
+        <w:rPr>
+          <w:rFonts w:asciiTheme="majorBidi" w:hAnsiTheme="majorBidi" w:cstheme="majorBidi"/>
+          <w:i w:val="0"/>
+          <w:iCs/>
+          <w:sz w:val="22"/>
+          <w:szCs w:val="22"/>
+        </w:rPr>
+        <w:t xml:space="preserve"> and React Native</w:t>
+      </w:r>
+      <w:r>
+        <w:rPr>
+          <w:rFonts w:asciiTheme="majorBidi" w:hAnsiTheme="majorBidi" w:cstheme="majorBidi"/>
+          <w:i w:val="0"/>
+          <w:iCs/>
+          <w:sz w:val="22"/>
+          <w:szCs w:val="22"/>
+        </w:rPr>
+        <w:t xml:space="preserve"> framework</w:t>
+      </w:r>
+      <w:r>
+        <w:rPr>
+          <w:rFonts w:asciiTheme="majorBidi" w:hAnsiTheme="majorBidi" w:cstheme="majorBidi"/>
+          <w:i w:val="0"/>
+          <w:iCs/>
+          <w:sz w:val="22"/>
+          <w:szCs w:val="22"/>
+        </w:rPr>
+        <w:t>s</w:t>
+      </w:r>
+      <w:r>
+        <w:rPr>
+          <w:rFonts w:asciiTheme="majorBidi" w:hAnsiTheme="majorBidi" w:cstheme="majorBidi"/>
+          <w:i w:val="0"/>
+          <w:iCs/>
+          <w:sz w:val="22"/>
+          <w:szCs w:val="22"/>
+        </w:rPr>
+        <w:t xml:space="preserve"> for both web and mobile platforms.</w:t>
       </w:r>
     </w:p>
     <w:p>
@@ -1499,7 +1490,7 @@
           <w:sz w:val="22"/>
           <w:szCs w:val="22"/>
         </w:rPr>
-        <w:t>Developed API Integration</w:t>
+        <w:t>Built APIs Integrations</w:t>
       </w:r>
       <w:r>
         <w:rPr>
@@ -1519,7 +1510,17 @@
           <w:sz w:val="22"/>
           <w:szCs w:val="22"/>
         </w:rPr>
-        <w:t>Established robust APIs to ensure seamless communication between frontend and backend systems.</w:t>
+        <w:t>Engineered reliable APIs to enable efficient communication betwe</w:t>
+      </w:r>
+      <w:r>
+        <w:rPr>
+          <w:rFonts w:asciiTheme="majorBidi" w:hAnsiTheme="majorBidi" w:cstheme="majorBidi"/>
+          <w:i w:val="0"/>
+          <w:iCs/>
+          <w:sz w:val="22"/>
+          <w:szCs w:val="22"/>
+        </w:rPr>
+        <w:t>en frontend and backend systems.</w:t>
       </w:r>
     </w:p>
     <w:p>
@@ -1596,67 +1597,6 @@
     <w:p>
       <w:pPr>
         <w:pStyle w:val="SmallText"/>
-        <w:numPr>
-          <w:ilvl w:val="0"/>
-          <w:numId w:val="2"/>
-        </w:numPr>
-        <w:tabs>
-          <w:tab w:val="left" w:pos="1590"/>
-        </w:tabs>
-        <w:spacing w:line="360" w:lineRule="auto"/>
-        <w:rPr>
-          <w:rFonts w:asciiTheme="majorBidi" w:hAnsiTheme="majorBidi" w:cstheme="majorBidi"/>
-          <w:i w:val="0"/>
-          <w:iCs/>
-          <w:sz w:val="22"/>
-          <w:szCs w:val="22"/>
-        </w:rPr>
-      </w:pPr>
-      <w:r>
-        <w:rPr>
-          <w:rFonts w:asciiTheme="majorBidi" w:hAnsiTheme="majorBidi" w:cstheme="majorBidi"/>
-          <w:b/>
-          <w:bCs/>
-          <w:i w:val="0"/>
-          <w:iCs/>
-          <w:sz w:val="22"/>
-          <w:szCs w:val="22"/>
-        </w:rPr>
-        <w:t>Integrated Third-Party-Services</w:t>
-      </w:r>
-      <w:r>
-        <w:rPr>
-          <w:rFonts w:asciiTheme="majorBidi" w:hAnsiTheme="majorBidi" w:cstheme="majorBidi"/>
-          <w:i w:val="0"/>
-          <w:iCs/>
-          <w:sz w:val="22"/>
-          <w:szCs w:val="22"/>
-        </w:rPr>
-        <w:t>:</w:t>
-      </w:r>
-      <w:r>
-        <w:rPr>
-          <w:i w:val="0"/>
-          <w:color w:val="auto"/>
-          <w:sz w:val="22"/>
-          <w:szCs w:val="22"/>
-        </w:rPr>
-        <w:t xml:space="preserve"> </w:t>
-      </w:r>
-      <w:r>
-        <w:rPr>
-          <w:rFonts w:asciiTheme="majorBidi" w:hAnsiTheme="majorBidi" w:cstheme="majorBidi"/>
-          <w:i w:val="0"/>
-          <w:iCs/>
-          <w:sz w:val="22"/>
-          <w:szCs w:val="22"/>
-        </w:rPr>
-        <w:t>Incorporated external services such as SMS and payment gateways to enhance functionality and user experience.</w:t>
-      </w:r>
-    </w:p>
-    <w:p>
-      <w:pPr>
-        <w:pStyle w:val="SmallText"/>
         <w:rPr>
           <w:rFonts w:asciiTheme="majorBidi" w:hAnsiTheme="majorBidi" w:cstheme="majorBidi"/>
           <w:b/>
@@ -1901,7 +1841,37 @@
           <w:sz w:val="22"/>
           <w:szCs w:val="22"/>
         </w:rPr>
-        <w:t>Designed and implemented APIs to facilitate seamless collaboration and integration with the frontend team.</w:t>
+        <w:t>Crafted and deployed APIs to ensure smooth integration and effective collaboration with frontend</w:t>
+      </w:r>
+      <w:r>
+        <w:rPr>
+          <w:rFonts w:asciiTheme="majorBidi" w:hAnsiTheme="majorBidi" w:cstheme="majorBidi"/>
+          <w:i w:val="0"/>
+          <w:iCs/>
+          <w:sz w:val="22"/>
+          <w:szCs w:val="22"/>
+        </w:rPr>
+        <w:t xml:space="preserve"> </w:t>
+      </w:r>
+      <w:r>
+        <w:rPr>
+          <w:rFonts w:asciiTheme="majorBidi" w:hAnsiTheme="majorBidi" w:cstheme="majorBidi"/>
+          <w:i w:val="0"/>
+          <w:iCs/>
+          <w:sz w:val="22"/>
+          <w:szCs w:val="22"/>
+        </w:rPr>
+        <w:t>team</w:t>
+      </w:r>
+      <w:r>
+        <w:rPr>
+          <w:rFonts w:asciiTheme="majorBidi" w:hAnsiTheme="majorBidi" w:cstheme="majorBidi"/>
+          <w:i w:val="0"/>
+          <w:iCs/>
+          <w:sz w:val="22"/>
+          <w:szCs w:val="22"/>
+        </w:rPr>
+        <w:t>.</w:t>
       </w:r>
     </w:p>
     <w:p>
@@ -2095,17 +2065,6 @@
         </w:rPr>
         <w:t>Added external services such as payment gateways and Google Maps to enhance the functionality and usability of the website.</w:t>
       </w:r>
-    </w:p>
-    <w:p/>
-    <w:p/>
-    <w:p/>
-    <w:p>
-      <w:pPr>
-        <w:spacing w:line="276" w:lineRule="auto"/>
-        <w:rPr>
-          <w:rFonts w:asciiTheme="majorBidi" w:hAnsiTheme="majorBidi" w:cstheme="majorBidi"/>
-        </w:rPr>
-      </w:pPr>
     </w:p>
     <w:p>
       <w:pPr>
@@ -2880,16 +2839,16 @@
         <mc:AlternateContent>
           <mc:Choice Requires="wps">
             <w:drawing>
-              <wp:anchor distT="0" distB="0" distL="114300" distR="114300" simplePos="0" relativeHeight="251658240" behindDoc="0" locked="0" layoutInCell="1" allowOverlap="1" wp14:anchorId="3BDFBE9D" wp14:editId="5474F70E">
+              <wp:anchor distT="0" distB="0" distL="114300" distR="114300" simplePos="0" relativeHeight="251658240" behindDoc="0" locked="0" layoutInCell="1" allowOverlap="1" wp14:anchorId="3BDFBE9D" wp14:editId="222D9958">
                 <wp:simplePos x="0" y="0"/>
                 <wp:positionH relativeFrom="column">
-                  <wp:posOffset>1324610</wp:posOffset>
+                  <wp:posOffset>1323975</wp:posOffset>
                 </wp:positionH>
                 <wp:positionV relativeFrom="paragraph">
-                  <wp:posOffset>4445</wp:posOffset>
+                  <wp:posOffset>7620</wp:posOffset>
                 </wp:positionV>
-                <wp:extent cx="1828800" cy="1525905"/>
-                <wp:effectExtent l="0" t="0" r="18415" b="17145"/>
+                <wp:extent cx="1933575" cy="1525905"/>
+                <wp:effectExtent l="0" t="0" r="28575" b="17145"/>
                 <wp:wrapNone/>
                 <wp:docPr id="1" name="Text Box 1"/>
                 <wp:cNvGraphicFramePr/>
@@ -2900,7 +2859,7 @@
                       <wps:spPr>
                         <a:xfrm>
                           <a:off x="0" y="0"/>
-                          <a:ext cx="1828800" cy="1525905"/>
+                          <a:ext cx="1933575" cy="1525905"/>
                         </a:xfrm>
                         <a:prstGeom prst="rect">
                           <a:avLst/>
@@ -2995,7 +2954,7 @@
                           </w:p>
                         </w:txbxContent>
                       </wps:txbx>
-                      <wps:bodyPr rot="0" spcFirstLastPara="0" vertOverflow="overflow" horzOverflow="overflow" vert="horz" wrap="none" lIns="91440" tIns="45720" rIns="91440" bIns="45720" numCol="1" spcCol="0" rtlCol="0" fromWordArt="0" anchor="t" anchorCtr="0" forceAA="0" compatLnSpc="1">
+                      <wps:bodyPr rot="0" spcFirstLastPara="0" vertOverflow="overflow" horzOverflow="overflow" vert="horz" wrap="square" lIns="91440" tIns="45720" rIns="91440" bIns="45720" numCol="1" spcCol="0" rtlCol="0" fromWordArt="0" anchor="t" anchorCtr="0" forceAA="0" compatLnSpc="1">
                         <a:prstTxWarp prst="textNoShape">
                           <a:avLst/>
                         </a:prstTxWarp>
@@ -3004,6 +2963,9 @@
                     </wps:wsp>
                   </a:graphicData>
                 </a:graphic>
+                <wp14:sizeRelH relativeFrom="margin">
+                  <wp14:pctWidth>0</wp14:pctWidth>
+                </wp14:sizeRelH>
                 <wp14:sizeRelV relativeFrom="margin">
                   <wp14:pctHeight>0</wp14:pctHeight>
                 </wp14:sizeRelV>
@@ -3012,7 +2974,7 @@
           </mc:Choice>
           <mc:Fallback>
             <w:pict>
-              <v:shape w14:anchorId="3BDFBE9D" id="Text Box 1" o:spid="_x0000_s1029" type="#_x0000_t202" style="position:absolute;margin-left:104.3pt;margin-top:.35pt;width:2in;height:120.15pt;z-index:251658240;visibility:visible;mso-wrap-style:none;mso-height-percent:0;mso-wrap-distance-left:9pt;mso-wrap-distance-top:0;mso-wrap-distance-right:9pt;mso-wrap-distance-bottom:0;mso-position-horizontal:absolute;mso-position-horizontal-relative:text;mso-position-vertical:absolute;mso-position-vertical-relative:text;mso-height-percent:0;mso-height-relative:margin;v-text-anchor:top" o:gfxdata="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" filled="f" strokecolor="white [3212]" strokeweight=".5pt">
+              <v:shape w14:anchorId="3BDFBE9D" id="Text Box 1" o:spid="_x0000_s1029" type="#_x0000_t202" style="position:absolute;margin-left:104.25pt;margin-top:.6pt;width:152.25pt;height:120.15pt;z-index:251658240;visibility:visible;mso-wrap-style:square;mso-width-percent:0;mso-height-percent:0;mso-wrap-distance-left:9pt;mso-wrap-distance-top:0;mso-wrap-distance-right:9pt;mso-wrap-distance-bottom:0;mso-position-horizontal:absolute;mso-position-horizontal-relative:text;mso-position-vertical:absolute;mso-position-vertical-relative:text;mso-width-percent:0;mso-height-percent:0;mso-width-relative:margin;mso-height-relative:margin;v-text-anchor:top" o:gfxdata="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" filled="f" strokecolor="white [3212]" strokeweight=".5pt">
                 <v:textbox>
                   <w:txbxContent>
                     <w:p>
@@ -3162,16 +3124,6 @@
           <w:bCs/>
         </w:rPr>
       </w:pPr>
-    </w:p>
-    <w:p>
-      <w:pPr>
-        <w:pStyle w:val="Heading1"/>
-        <w:rPr>
-          <w:rFonts w:cstheme="majorHAnsi"/>
-          <w:b/>
-          <w:bCs/>
-        </w:rPr>
-      </w:pPr>
       <w:r>
         <w:rPr>
           <w:rFonts w:cstheme="majorHAnsi"/>
@@ -3657,7 +3609,6 @@
           <w:sz w:val="24"/>
           <w:szCs w:val="24"/>
         </w:rPr>
-        <w:lastRenderedPageBreak/>
         <w:t xml:space="preserve">Jaiden is an e-commerce mobile app for selling medecines and contains a dashboard to monitor app content and orders </w:t>
       </w:r>
     </w:p>
@@ -3694,10 +3645,6 @@
     </w:p>
     <w:p>
       <w:pPr>
-        <w:numPr>
-          <w:ilvl w:val="1"/>
-          <w:numId w:val="13"/>
-        </w:numPr>
         <w:spacing w:line="276" w:lineRule="auto"/>
         <w:rPr>
           <w:rFonts w:asciiTheme="majorBidi" w:hAnsiTheme="majorBidi" w:cstheme="majorBidi"/>
@@ -3713,15 +3660,42 @@
           <w:sz w:val="24"/>
           <w:szCs w:val="24"/>
         </w:rPr>
-        <w:t>Credentials:</w:t>
-      </w:r>
+        <w:t xml:space="preserve">                   </w:t>
+      </w:r>
+      <w:r>
+        <w:rPr>
+          <w:rFonts w:asciiTheme="majorBidi" w:hAnsiTheme="majorBidi" w:cstheme="majorBidi"/>
+          <w:color w:val="404040" w:themeColor="text1" w:themeTint="BF"/>
+          <w:sz w:val="24"/>
+          <w:szCs w:val="24"/>
+        </w:rPr>
+        <w:t xml:space="preserve">Username: </w:t>
+      </w:r>
+      <w:hyperlink r:id="rId12" w:history="1">
+        <w:r>
+          <w:rPr>
+            <w:rStyle w:val="Hyperlink"/>
+            <w:rFonts w:asciiTheme="majorBidi" w:hAnsiTheme="majorBidi" w:cstheme="majorBidi"/>
+            <w:sz w:val="24"/>
+            <w:szCs w:val="24"/>
+          </w:rPr>
+          <w:t>admin@gmail.com</w:t>
+        </w:r>
+      </w:hyperlink>
+      <w:r>
+        <w:rPr>
+          <w:rFonts w:asciiTheme="majorBidi" w:hAnsiTheme="majorBidi" w:cstheme="majorBidi"/>
+          <w:color w:val="404040" w:themeColor="text1" w:themeTint="BF"/>
+          <w:sz w:val="24"/>
+          <w:szCs w:val="24"/>
+        </w:rPr>
+        <w:t xml:space="preserve">   Password:123456789</w:t>
+      </w:r>
+      <w:bookmarkStart w:id="0" w:name="_GoBack"/>
+      <w:bookmarkEnd w:id="0"/>
     </w:p>
     <w:p>
       <w:pPr>
-        <w:numPr>
-          <w:ilvl w:val="2"/>
-          <w:numId w:val="13"/>
-        </w:numPr>
         <w:spacing w:line="276" w:lineRule="auto"/>
         <w:rPr>
           <w:rFonts w:asciiTheme="majorBidi" w:hAnsiTheme="majorBidi" w:cstheme="majorBidi"/>
@@ -3737,47 +3711,8 @@
           <w:sz w:val="24"/>
           <w:szCs w:val="24"/>
         </w:rPr>
-        <w:t>Username: admin@gmail.com</w:t>
-      </w:r>
-    </w:p>
-    <w:p>
-      <w:pPr>
-        <w:numPr>
-          <w:ilvl w:val="2"/>
-          <w:numId w:val="13"/>
-        </w:numPr>
-        <w:spacing w:line="276" w:lineRule="auto"/>
-        <w:rPr>
-          <w:rFonts w:asciiTheme="majorBidi" w:hAnsiTheme="majorBidi" w:cstheme="majorBidi"/>
-          <w:color w:val="404040" w:themeColor="text1" w:themeTint="BF"/>
-          <w:sz w:val="24"/>
-          <w:szCs w:val="24"/>
-        </w:rPr>
-      </w:pPr>
-      <w:r>
-        <w:rPr>
-          <w:rFonts w:asciiTheme="majorBidi" w:hAnsiTheme="majorBidi" w:cstheme="majorBidi"/>
-          <w:color w:val="404040" w:themeColor="text1" w:themeTint="BF"/>
-          <w:sz w:val="24"/>
-          <w:szCs w:val="24"/>
-        </w:rPr>
-        <w:t>Password: 123456789</w:t>
-      </w:r>
-    </w:p>
-    <w:p>
-      <w:pPr>
-        <w:numPr>
-          <w:ilvl w:val="1"/>
-          <w:numId w:val="13"/>
-        </w:numPr>
-        <w:spacing w:line="276" w:lineRule="auto"/>
-        <w:rPr>
-          <w:rFonts w:asciiTheme="majorBidi" w:hAnsiTheme="majorBidi" w:cstheme="majorBidi"/>
-          <w:color w:val="404040" w:themeColor="text1" w:themeTint="BF"/>
-          <w:sz w:val="24"/>
-          <w:szCs w:val="24"/>
-        </w:rPr>
-      </w:pPr>
+        <w:t xml:space="preserve">                   </w:t>
+      </w:r>
       <w:r>
         <w:rPr>
           <w:rFonts w:asciiTheme="majorBidi" w:hAnsiTheme="majorBidi" w:cstheme="majorBidi"/>
@@ -8814,7 +8749,7 @@
 </file>
 
 <file path=customXml/itemProps1.xml><?xml version="1.0" encoding="utf-8"?>
-<ds:datastoreItem xmlns:ds="http://schemas.openxmlformats.org/officeDocument/2006/customXml" ds:itemID="{2F58FD6C-FFC6-4812-84FB-47CEA11815EA}">
+<ds:datastoreItem xmlns:ds="http://schemas.openxmlformats.org/officeDocument/2006/customXml" ds:itemID="{B17B4E36-B774-4815-BBE9-5CCB39608331}">
   <ds:schemaRefs>
     <ds:schemaRef ds:uri="http://schemas.openxmlformats.org/officeDocument/2006/bibliography"/>
   </ds:schemaRefs>

--- a/public/cvs/BoulaNessimResume.docx
+++ b/public/cvs/BoulaNessimResume.docx
@@ -71,6 +71,8 @@
         </w:rPr>
         <w:t>Developer</w:t>
       </w:r>
+      <w:bookmarkStart w:id="0" w:name="_GoBack"/>
+      <w:bookmarkEnd w:id="0"/>
     </w:p>
     <w:p>
       <w:pPr>
@@ -2075,6 +2077,284 @@
           <w:bCs/>
         </w:rPr>
       </w:pPr>
+      <w:r>
+        <w:rPr>
+          <w:noProof/>
+          <w:lang w:eastAsia="zh-CN"/>
+        </w:rPr>
+        <mc:AlternateContent>
+          <mc:Choice Requires="wps">
+            <w:drawing>
+              <wp:anchor distT="0" distB="0" distL="114300" distR="114300" simplePos="0" relativeHeight="251664384" behindDoc="0" locked="0" layoutInCell="1" allowOverlap="1" wp14:anchorId="65CA012D" wp14:editId="326C5372">
+                <wp:simplePos x="0" y="0"/>
+                <wp:positionH relativeFrom="column">
+                  <wp:posOffset>-64770</wp:posOffset>
+                </wp:positionH>
+                <wp:positionV relativeFrom="paragraph">
+                  <wp:posOffset>426085</wp:posOffset>
+                </wp:positionV>
+                <wp:extent cx="1828800" cy="1386840"/>
+                <wp:effectExtent l="0" t="0" r="18415" b="22860"/>
+                <wp:wrapNone/>
+                <wp:docPr id="5" name="Text Box 5"/>
+                <wp:cNvGraphicFramePr/>
+                <a:graphic xmlns:a="http://schemas.openxmlformats.org/drawingml/2006/main">
+                  <a:graphicData uri="http://schemas.microsoft.com/office/word/2010/wordprocessingShape">
+                    <wps:wsp>
+                      <wps:cNvSpPr txBox="1"/>
+                      <wps:spPr>
+                        <a:xfrm>
+                          <a:off x="0" y="0"/>
+                          <a:ext cx="1828800" cy="1386840"/>
+                        </a:xfrm>
+                        <a:prstGeom prst="rect">
+                          <a:avLst/>
+                        </a:prstGeom>
+                        <a:noFill/>
+                        <a:ln w="6350">
+                          <a:solidFill>
+                            <a:schemeClr val="bg1"/>
+                          </a:solidFill>
+                        </a:ln>
+                        <a:effectLst/>
+                      </wps:spPr>
+                      <wps:txbx>
+                        <w:txbxContent>
+                          <w:p>
+                            <w:pPr>
+                              <w:pStyle w:val="Default"/>
+                              <w:tabs>
+                                <w:tab w:val="left" w:pos="720"/>
+                              </w:tabs>
+                              <w:spacing w:after="41"/>
+                              <w:ind w:left="720"/>
+                            </w:pPr>
+                            <w:r>
+                              <w:t xml:space="preserve">• PHP </w:t>
+                            </w:r>
+                          </w:p>
+                          <w:p>
+                            <w:pPr>
+                              <w:pStyle w:val="Default"/>
+                              <w:tabs>
+                                <w:tab w:val="left" w:pos="720"/>
+                              </w:tabs>
+                              <w:spacing w:after="41"/>
+                              <w:ind w:left="720"/>
+                            </w:pPr>
+                            <w:r>
+                              <w:t>• Laravel</w:t>
+                            </w:r>
+                          </w:p>
+                          <w:p>
+                            <w:pPr>
+                              <w:pStyle w:val="Default"/>
+                              <w:tabs>
+                                <w:tab w:val="left" w:pos="720"/>
+                              </w:tabs>
+                              <w:spacing w:after="41"/>
+                              <w:ind w:left="720"/>
+                            </w:pPr>
+                            <w:r>
+                              <w:t>• REST API's</w:t>
+                            </w:r>
+                          </w:p>
+                          <w:p>
+                            <w:pPr>
+                              <w:pStyle w:val="Default"/>
+                              <w:tabs>
+                                <w:tab w:val="left" w:pos="720"/>
+                              </w:tabs>
+                              <w:spacing w:after="41"/>
+                              <w:ind w:left="720"/>
+                            </w:pPr>
+                            <w:r>
+                              <w:t>• SOLID</w:t>
+                            </w:r>
+                          </w:p>
+                          <w:p>
+                            <w:pPr>
+                              <w:pStyle w:val="Default"/>
+                              <w:tabs>
+                                <w:tab w:val="left" w:pos="720"/>
+                              </w:tabs>
+                              <w:spacing w:after="41"/>
+                              <w:ind w:left="720"/>
+                              <w:rPr>
+                                <w:rtl/>
+                              </w:rPr>
+                            </w:pPr>
+                            <w:r>
+                              <w:t>• JavaScript</w:t>
+                            </w:r>
+                          </w:p>
+                          <w:p>
+                            <w:pPr>
+                              <w:pStyle w:val="Default"/>
+                              <w:tabs>
+                                <w:tab w:val="left" w:pos="720"/>
+                              </w:tabs>
+                              <w:spacing w:after="41"/>
+                              <w:ind w:left="720"/>
+                            </w:pPr>
+                            <w:r>
+                              <w:t xml:space="preserve">• jQuery </w:t>
+                            </w:r>
+                          </w:p>
+                          <w:p>
+                            <w:pPr>
+                              <w:pStyle w:val="Default"/>
+                              <w:tabs>
+                                <w:tab w:val="left" w:pos="720"/>
+                              </w:tabs>
+                              <w:spacing w:after="41"/>
+                              <w:ind w:left="720"/>
+                            </w:pPr>
+                          </w:p>
+                          <w:p>
+                            <w:pPr>
+                              <w:pStyle w:val="Default"/>
+                              <w:tabs>
+                                <w:tab w:val="left" w:pos="720"/>
+                              </w:tabs>
+                              <w:spacing w:after="41"/>
+                              <w:ind w:left="720"/>
+                            </w:pPr>
+                          </w:p>
+                        </w:txbxContent>
+                      </wps:txbx>
+                      <wps:bodyPr rot="0" spcFirstLastPara="0" vertOverflow="overflow" horzOverflow="overflow" vert="horz" wrap="none" lIns="91440" tIns="45720" rIns="91440" bIns="45720" numCol="1" spcCol="0" rtlCol="0" fromWordArt="0" anchor="t" anchorCtr="0" forceAA="0" compatLnSpc="1">
+                        <a:prstTxWarp prst="textNoShape">
+                          <a:avLst/>
+                        </a:prstTxWarp>
+                        <a:noAutofit/>
+                      </wps:bodyPr>
+                    </wps:wsp>
+                  </a:graphicData>
+                </a:graphic>
+                <wp14:sizeRelV relativeFrom="margin">
+                  <wp14:pctHeight>0</wp14:pctHeight>
+                </wp14:sizeRelV>
+              </wp:anchor>
+            </w:drawing>
+          </mc:Choice>
+          <mc:Fallback>
+            <w:pict>
+              <v:shapetype w14:anchorId="65CA012D" id="_x0000_t202" coordsize="21600,21600" o:spt="202" path="m,l,21600r21600,l21600,xe">
+                <v:stroke joinstyle="miter"/>
+                <v:path gradientshapeok="t" o:connecttype="rect"/>
+              </v:shapetype>
+              <v:shape id="Text Box 5" o:spid="_x0000_s1026" type="#_x0000_t202" style="position:absolute;margin-left:-5.1pt;margin-top:33.55pt;width:2in;height:109.2pt;z-index:251664384;visibility:visible;mso-wrap-style:none;mso-height-percent:0;mso-wrap-distance-left:9pt;mso-wrap-distance-top:0;mso-wrap-distance-right:9pt;mso-wrap-distance-bottom:0;mso-position-horizontal:absolute;mso-position-horizontal-relative:text;mso-position-vertical:absolute;mso-position-vertical-relative:text;mso-height-percent:0;mso-height-relative:margin;v-text-anchor:top" o:gfxdata="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" filled="f" strokecolor="white [3212]" strokeweight=".5pt">
+                <v:textbox>
+                  <w:txbxContent>
+                    <w:p>
+                      <w:pPr>
+                        <w:pStyle w:val="Default"/>
+                        <w:tabs>
+                          <w:tab w:val="left" w:pos="720"/>
+                        </w:tabs>
+                        <w:spacing w:after="41"/>
+                        <w:ind w:left="720"/>
+                      </w:pPr>
+                      <w:r>
+                        <w:t xml:space="preserve">• PHP </w:t>
+                      </w:r>
+                    </w:p>
+                    <w:p>
+                      <w:pPr>
+                        <w:pStyle w:val="Default"/>
+                        <w:tabs>
+                          <w:tab w:val="left" w:pos="720"/>
+                        </w:tabs>
+                        <w:spacing w:after="41"/>
+                        <w:ind w:left="720"/>
+                      </w:pPr>
+                      <w:r>
+                        <w:t>• Laravel</w:t>
+                      </w:r>
+                    </w:p>
+                    <w:p>
+                      <w:pPr>
+                        <w:pStyle w:val="Default"/>
+                        <w:tabs>
+                          <w:tab w:val="left" w:pos="720"/>
+                        </w:tabs>
+                        <w:spacing w:after="41"/>
+                        <w:ind w:left="720"/>
+                      </w:pPr>
+                      <w:r>
+                        <w:t>• REST API's</w:t>
+                      </w:r>
+                    </w:p>
+                    <w:p>
+                      <w:pPr>
+                        <w:pStyle w:val="Default"/>
+                        <w:tabs>
+                          <w:tab w:val="left" w:pos="720"/>
+                        </w:tabs>
+                        <w:spacing w:after="41"/>
+                        <w:ind w:left="720"/>
+                      </w:pPr>
+                      <w:r>
+                        <w:t>• SOLID</w:t>
+                      </w:r>
+                    </w:p>
+                    <w:p>
+                      <w:pPr>
+                        <w:pStyle w:val="Default"/>
+                        <w:tabs>
+                          <w:tab w:val="left" w:pos="720"/>
+                        </w:tabs>
+                        <w:spacing w:after="41"/>
+                        <w:ind w:left="720"/>
+                        <w:rPr>
+                          <w:rtl/>
+                        </w:rPr>
+                      </w:pPr>
+                      <w:r>
+                        <w:t>• JavaScript</w:t>
+                      </w:r>
+                    </w:p>
+                    <w:p>
+                      <w:pPr>
+                        <w:pStyle w:val="Default"/>
+                        <w:tabs>
+                          <w:tab w:val="left" w:pos="720"/>
+                        </w:tabs>
+                        <w:spacing w:after="41"/>
+                        <w:ind w:left="720"/>
+                      </w:pPr>
+                      <w:r>
+                        <w:t xml:space="preserve">• jQuery </w:t>
+                      </w:r>
+                    </w:p>
+                    <w:p>
+                      <w:pPr>
+                        <w:pStyle w:val="Default"/>
+                        <w:tabs>
+                          <w:tab w:val="left" w:pos="720"/>
+                        </w:tabs>
+                        <w:spacing w:after="41"/>
+                        <w:ind w:left="720"/>
+                      </w:pPr>
+                    </w:p>
+                    <w:p>
+                      <w:pPr>
+                        <w:pStyle w:val="Default"/>
+                        <w:tabs>
+                          <w:tab w:val="left" w:pos="720"/>
+                        </w:tabs>
+                        <w:spacing w:after="41"/>
+                        <w:ind w:left="720"/>
+                      </w:pPr>
+                    </w:p>
+                  </w:txbxContent>
+                </v:textbox>
+              </v:shape>
+            </w:pict>
+          </mc:Fallback>
+        </mc:AlternateContent>
+      </w:r>
       <w:r>
         <w:rPr>
           <w:noProof/>
@@ -2386,7 +2666,7 @@
         <mc:AlternateContent>
           <mc:Choice Requires="wps">
             <w:drawing>
-              <wp:anchor distT="0" distB="0" distL="114300" distR="114300" simplePos="0" relativeHeight="251666432" behindDoc="0" locked="0" layoutInCell="1" allowOverlap="1" wp14:anchorId="2F53244E" wp14:editId="1EBC5AD5">
+              <wp:anchor distT="0" distB="0" distL="114300" distR="114300" simplePos="0" relativeHeight="251666432" behindDoc="0" locked="0" layoutInCell="1" allowOverlap="1" wp14:anchorId="2F53244E" wp14:editId="20216C18">
                 <wp:simplePos x="0" y="0"/>
                 <wp:positionH relativeFrom="column">
                   <wp:posOffset>5036820</wp:posOffset>
@@ -2485,7 +2765,7 @@
           </mc:Choice>
           <mc:Fallback>
             <w:pict>
-              <v:shape w14:anchorId="2F53244E" id="Text Box 3" o:spid="_x0000_s1027" type="#_x0000_t202" style="position:absolute;margin-left:396.6pt;margin-top:23.75pt;width:184.2pt;height:116.4pt;z-index:251666432;visibility:visible;mso-wrap-style:square;mso-width-percent:0;mso-height-percent:0;mso-wrap-distance-left:9pt;mso-wrap-distance-top:0;mso-wrap-distance-right:9pt;mso-wrap-distance-bottom:0;mso-position-horizontal:absolute;mso-position-horizontal-relative:text;mso-position-vertical:absolute;mso-position-vertical-relative:text;mso-width-percent:0;mso-height-percent:0;mso-width-relative:margin;mso-height-relative:margin;v-text-anchor:top" o:gfxdata="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" filled="f" strokecolor="white [3212]" strokeweight=".5pt">
+              <v:shape w14:anchorId="2F53244E" id="Text Box 3" o:spid="_x0000_s1028" type="#_x0000_t202" style="position:absolute;margin-left:396.6pt;margin-top:23.75pt;width:184.2pt;height:116.4pt;z-index:251666432;visibility:visible;mso-wrap-style:square;mso-width-percent:0;mso-height-percent:0;mso-wrap-distance-left:9pt;mso-wrap-distance-top:0;mso-wrap-distance-right:9pt;mso-wrap-distance-bottom:0;mso-position-horizontal:absolute;mso-position-horizontal-relative:text;mso-position-vertical:absolute;mso-position-vertical-relative:text;mso-width-percent:0;mso-height-percent:0;mso-width-relative:margin;mso-height-relative:margin;v-text-anchor:top" o:gfxdata="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" filled="f" strokecolor="white [3212]" strokeweight=".5pt">
                 <v:textbox>
                   <w:txbxContent>
                     <w:p>
@@ -2519,280 +2799,6 @@
                       <w:r>
                         <w:t>Server Mangement</w:t>
                       </w:r>
-                    </w:p>
-                    <w:p>
-                      <w:pPr>
-                        <w:pStyle w:val="Default"/>
-                        <w:tabs>
-                          <w:tab w:val="left" w:pos="720"/>
-                        </w:tabs>
-                        <w:spacing w:after="41"/>
-                        <w:ind w:left="720"/>
-                      </w:pPr>
-                    </w:p>
-                  </w:txbxContent>
-                </v:textbox>
-              </v:shape>
-            </w:pict>
-          </mc:Fallback>
-        </mc:AlternateContent>
-      </w:r>
-      <w:r>
-        <w:rPr>
-          <w:noProof/>
-          <w:lang w:eastAsia="zh-CN"/>
-        </w:rPr>
-        <mc:AlternateContent>
-          <mc:Choice Requires="wps">
-            <w:drawing>
-              <wp:anchor distT="0" distB="0" distL="114300" distR="114300" simplePos="0" relativeHeight="251664384" behindDoc="0" locked="0" layoutInCell="1" allowOverlap="1" wp14:anchorId="65CA012D" wp14:editId="275C75E1">
-                <wp:simplePos x="0" y="0"/>
-                <wp:positionH relativeFrom="column">
-                  <wp:posOffset>-64770</wp:posOffset>
-                </wp:positionH>
-                <wp:positionV relativeFrom="paragraph">
-                  <wp:posOffset>319405</wp:posOffset>
-                </wp:positionV>
-                <wp:extent cx="1828800" cy="1386840"/>
-                <wp:effectExtent l="0" t="0" r="18415" b="22860"/>
-                <wp:wrapNone/>
-                <wp:docPr id="5" name="Text Box 5"/>
-                <wp:cNvGraphicFramePr/>
-                <a:graphic xmlns:a="http://schemas.openxmlformats.org/drawingml/2006/main">
-                  <a:graphicData uri="http://schemas.microsoft.com/office/word/2010/wordprocessingShape">
-                    <wps:wsp>
-                      <wps:cNvSpPr txBox="1"/>
-                      <wps:spPr>
-                        <a:xfrm>
-                          <a:off x="0" y="0"/>
-                          <a:ext cx="1828800" cy="1386840"/>
-                        </a:xfrm>
-                        <a:prstGeom prst="rect">
-                          <a:avLst/>
-                        </a:prstGeom>
-                        <a:noFill/>
-                        <a:ln w="6350">
-                          <a:solidFill>
-                            <a:schemeClr val="bg1"/>
-                          </a:solidFill>
-                        </a:ln>
-                        <a:effectLst/>
-                      </wps:spPr>
-                      <wps:txbx>
-                        <w:txbxContent>
-                          <w:p>
-                            <w:pPr>
-                              <w:pStyle w:val="Default"/>
-                              <w:tabs>
-                                <w:tab w:val="left" w:pos="720"/>
-                              </w:tabs>
-                              <w:spacing w:after="41"/>
-                              <w:ind w:left="720"/>
-                            </w:pPr>
-                            <w:r>
-                              <w:t xml:space="preserve">• PHP </w:t>
-                            </w:r>
-                          </w:p>
-                          <w:p>
-                            <w:pPr>
-                              <w:pStyle w:val="Default"/>
-                              <w:tabs>
-                                <w:tab w:val="left" w:pos="720"/>
-                              </w:tabs>
-                              <w:spacing w:after="41"/>
-                              <w:ind w:left="720"/>
-                            </w:pPr>
-                            <w:r>
-                              <w:t>• Laravel</w:t>
-                            </w:r>
-                          </w:p>
-                          <w:p>
-                            <w:pPr>
-                              <w:pStyle w:val="Default"/>
-                              <w:tabs>
-                                <w:tab w:val="left" w:pos="720"/>
-                              </w:tabs>
-                              <w:spacing w:after="41"/>
-                              <w:ind w:left="720"/>
-                            </w:pPr>
-                            <w:r>
-                              <w:t>• REST API's</w:t>
-                            </w:r>
-                          </w:p>
-                          <w:p>
-                            <w:pPr>
-                              <w:pStyle w:val="Default"/>
-                              <w:tabs>
-                                <w:tab w:val="left" w:pos="720"/>
-                              </w:tabs>
-                              <w:spacing w:after="41"/>
-                              <w:ind w:left="720"/>
-                            </w:pPr>
-                            <w:r>
-                              <w:t>• SOLID</w:t>
-                            </w:r>
-                          </w:p>
-                          <w:p>
-                            <w:pPr>
-                              <w:pStyle w:val="Default"/>
-                              <w:tabs>
-                                <w:tab w:val="left" w:pos="720"/>
-                              </w:tabs>
-                              <w:spacing w:after="41"/>
-                              <w:ind w:left="720"/>
-                              <w:rPr>
-                                <w:rtl/>
-                              </w:rPr>
-                            </w:pPr>
-                            <w:r>
-                              <w:t>• JavaScript</w:t>
-                            </w:r>
-                          </w:p>
-                          <w:p>
-                            <w:pPr>
-                              <w:pStyle w:val="Default"/>
-                              <w:tabs>
-                                <w:tab w:val="left" w:pos="720"/>
-                              </w:tabs>
-                              <w:spacing w:after="41"/>
-                              <w:ind w:left="720"/>
-                            </w:pPr>
-                            <w:r>
-                              <w:t xml:space="preserve">• jQuery </w:t>
-                            </w:r>
-                          </w:p>
-                          <w:p>
-                            <w:pPr>
-                              <w:pStyle w:val="Default"/>
-                              <w:tabs>
-                                <w:tab w:val="left" w:pos="720"/>
-                              </w:tabs>
-                              <w:spacing w:after="41"/>
-                              <w:ind w:left="720"/>
-                            </w:pPr>
-                          </w:p>
-                          <w:p>
-                            <w:pPr>
-                              <w:pStyle w:val="Default"/>
-                              <w:tabs>
-                                <w:tab w:val="left" w:pos="720"/>
-                              </w:tabs>
-                              <w:spacing w:after="41"/>
-                              <w:ind w:left="720"/>
-                            </w:pPr>
-                          </w:p>
-                        </w:txbxContent>
-                      </wps:txbx>
-                      <wps:bodyPr rot="0" spcFirstLastPara="0" vertOverflow="overflow" horzOverflow="overflow" vert="horz" wrap="none" lIns="91440" tIns="45720" rIns="91440" bIns="45720" numCol="1" spcCol="0" rtlCol="0" fromWordArt="0" anchor="t" anchorCtr="0" forceAA="0" compatLnSpc="1">
-                        <a:prstTxWarp prst="textNoShape">
-                          <a:avLst/>
-                        </a:prstTxWarp>
-                        <a:noAutofit/>
-                      </wps:bodyPr>
-                    </wps:wsp>
-                  </a:graphicData>
-                </a:graphic>
-                <wp14:sizeRelV relativeFrom="margin">
-                  <wp14:pctHeight>0</wp14:pctHeight>
-                </wp14:sizeRelV>
-              </wp:anchor>
-            </w:drawing>
-          </mc:Choice>
-          <mc:Fallback>
-            <w:pict>
-              <v:shape w14:anchorId="65CA012D" id="Text Box 5" o:spid="_x0000_s1028" type="#_x0000_t202" style="position:absolute;margin-left:-5.1pt;margin-top:25.15pt;width:2in;height:109.2pt;z-index:251664384;visibility:visible;mso-wrap-style:none;mso-height-percent:0;mso-wrap-distance-left:9pt;mso-wrap-distance-top:0;mso-wrap-distance-right:9pt;mso-wrap-distance-bottom:0;mso-position-horizontal:absolute;mso-position-horizontal-relative:text;mso-position-vertical:absolute;mso-position-vertical-relative:text;mso-height-percent:0;mso-height-relative:margin;v-text-anchor:top" o:gfxdata="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" filled="f" strokecolor="white [3212]" strokeweight=".5pt">
-                <v:textbox>
-                  <w:txbxContent>
-                    <w:p>
-                      <w:pPr>
-                        <w:pStyle w:val="Default"/>
-                        <w:tabs>
-                          <w:tab w:val="left" w:pos="720"/>
-                        </w:tabs>
-                        <w:spacing w:after="41"/>
-                        <w:ind w:left="720"/>
-                      </w:pPr>
-                      <w:r>
-                        <w:t xml:space="preserve">• PHP </w:t>
-                      </w:r>
-                    </w:p>
-                    <w:p>
-                      <w:pPr>
-                        <w:pStyle w:val="Default"/>
-                        <w:tabs>
-                          <w:tab w:val="left" w:pos="720"/>
-                        </w:tabs>
-                        <w:spacing w:after="41"/>
-                        <w:ind w:left="720"/>
-                      </w:pPr>
-                      <w:r>
-                        <w:t>• Laravel</w:t>
-                      </w:r>
-                    </w:p>
-                    <w:p>
-                      <w:pPr>
-                        <w:pStyle w:val="Default"/>
-                        <w:tabs>
-                          <w:tab w:val="left" w:pos="720"/>
-                        </w:tabs>
-                        <w:spacing w:after="41"/>
-                        <w:ind w:left="720"/>
-                      </w:pPr>
-                      <w:r>
-                        <w:t>• REST API's</w:t>
-                      </w:r>
-                    </w:p>
-                    <w:p>
-                      <w:pPr>
-                        <w:pStyle w:val="Default"/>
-                        <w:tabs>
-                          <w:tab w:val="left" w:pos="720"/>
-                        </w:tabs>
-                        <w:spacing w:after="41"/>
-                        <w:ind w:left="720"/>
-                      </w:pPr>
-                      <w:r>
-                        <w:t>• SOLID</w:t>
-                      </w:r>
-                    </w:p>
-                    <w:p>
-                      <w:pPr>
-                        <w:pStyle w:val="Default"/>
-                        <w:tabs>
-                          <w:tab w:val="left" w:pos="720"/>
-                        </w:tabs>
-                        <w:spacing w:after="41"/>
-                        <w:ind w:left="720"/>
-                        <w:rPr>
-                          <w:rtl/>
-                        </w:rPr>
-                      </w:pPr>
-                      <w:r>
-                        <w:t>• JavaScript</w:t>
-                      </w:r>
-                    </w:p>
-                    <w:p>
-                      <w:pPr>
-                        <w:pStyle w:val="Default"/>
-                        <w:tabs>
-                          <w:tab w:val="left" w:pos="720"/>
-                        </w:tabs>
-                        <w:spacing w:after="41"/>
-                        <w:ind w:left="720"/>
-                      </w:pPr>
-                      <w:r>
-                        <w:t xml:space="preserve">• jQuery </w:t>
-                      </w:r>
-                    </w:p>
-                    <w:p>
-                      <w:pPr>
-                        <w:pStyle w:val="Default"/>
-                        <w:tabs>
-                          <w:tab w:val="left" w:pos="720"/>
-                        </w:tabs>
-                        <w:spacing w:after="41"/>
-                        <w:ind w:left="720"/>
-                      </w:pPr>
                     </w:p>
                     <w:p>
                       <w:pPr>
@@ -3691,8 +3697,6 @@
         </w:rPr>
         <w:t xml:space="preserve">   Password:123456789</w:t>
       </w:r>
-      <w:bookmarkStart w:id="0" w:name="_GoBack"/>
-      <w:bookmarkEnd w:id="0"/>
     </w:p>
     <w:p>
       <w:pPr>
@@ -7836,6 +7840,7 @@
   <w:style w:type="character" w:default="1" w:styleId="DefaultParagraphFont">
     <w:name w:val="Default Paragraph Font"/>
     <w:uiPriority w:val="1"/>
+    <w:semiHidden/>
     <w:unhideWhenUsed/>
   </w:style>
   <w:style w:type="table" w:default="1" w:styleId="TableNormal">
@@ -8749,7 +8754,7 @@
 </file>
 
 <file path=customXml/itemProps1.xml><?xml version="1.0" encoding="utf-8"?>
-<ds:datastoreItem xmlns:ds="http://schemas.openxmlformats.org/officeDocument/2006/customXml" ds:itemID="{B17B4E36-B774-4815-BBE9-5CCB39608331}">
+<ds:datastoreItem xmlns:ds="http://schemas.openxmlformats.org/officeDocument/2006/customXml" ds:itemID="{4DDCFAC5-C75E-4C98-A7CA-953C8BEB1148}">
   <ds:schemaRefs>
     <ds:schemaRef ds:uri="http://schemas.openxmlformats.org/officeDocument/2006/bibliography"/>
   </ds:schemaRefs>

--- a/public/cvs/BoulaNessimResume.docx
+++ b/public/cvs/BoulaNessimResume.docx
@@ -15,75 +15,168 @@
     </w:p>
     <w:p>
       <w:pPr>
+        <w:pStyle w:val="Heading1"/>
+        <w:jc w:val="center"/>
+        <w:rPr>
+          <w:rFonts w:ascii="Times New Roman" w:eastAsia="Times New Roman" w:hAnsi="Times New Roman" w:cs="Times New Roman"/>
+          <w:b/>
+          <w:bCs/>
+          <w:color w:val="auto"/>
+          <w:sz w:val="48"/>
+          <w:szCs w:val="48"/>
+          <w:lang w:eastAsia="zh-CN"/>
+        </w:rPr>
+      </w:pPr>
+      <w:r>
+        <w:rPr>
+          <w:rFonts w:ascii="Times New Roman" w:eastAsia="Times New Roman" w:hAnsi="Times New Roman" w:cs="Times New Roman"/>
+          <w:b/>
+          <w:bCs/>
+          <w:color w:val="auto"/>
+          <w:sz w:val="48"/>
+          <w:szCs w:val="48"/>
+          <w:lang w:eastAsia="zh-CN"/>
+        </w:rPr>
+        <w:t>Boula</w:t>
+      </w:r>
+      <w:r>
+        <w:rPr>
+          <w:rFonts w:ascii="Times New Roman" w:eastAsia="Times New Roman" w:hAnsi="Times New Roman" w:cs="Times New Roman"/>
+          <w:b/>
+          <w:bCs/>
+          <w:color w:val="auto"/>
+          <w:sz w:val="48"/>
+          <w:szCs w:val="48"/>
+          <w:lang w:eastAsia="zh-CN"/>
+        </w:rPr>
+        <w:t xml:space="preserve"> </w:t>
+      </w:r>
+      <w:r>
+        <w:rPr>
+          <w:rFonts w:ascii="Times New Roman" w:eastAsia="Times New Roman" w:hAnsi="Times New Roman" w:cs="Times New Roman"/>
+          <w:b/>
+          <w:bCs/>
+          <w:color w:val="auto"/>
+          <w:sz w:val="48"/>
+          <w:szCs w:val="48"/>
+          <w:lang w:eastAsia="zh-CN"/>
+        </w:rPr>
+        <w:t>Nessim</w:t>
+      </w:r>
+      <w:r>
+        <w:rPr>
+          <w:rFonts w:ascii="Times New Roman" w:eastAsia="Times New Roman" w:hAnsi="Times New Roman" w:cs="Times New Roman"/>
+          <w:b/>
+          <w:bCs/>
+          <w:color w:val="auto"/>
+          <w:sz w:val="48"/>
+          <w:szCs w:val="48"/>
+          <w:lang w:eastAsia="zh-CN"/>
+        </w:rPr>
+        <w:t xml:space="preserve"> </w:t>
+      </w:r>
+      <w:r>
+        <w:rPr>
+          <w:rFonts w:ascii="Times New Roman" w:eastAsia="Times New Roman" w:hAnsi="Times New Roman" w:cs="Times New Roman"/>
+          <w:b/>
+          <w:bCs/>
+          <w:color w:val="auto"/>
+          <w:sz w:val="48"/>
+          <w:szCs w:val="48"/>
+          <w:lang w:eastAsia="zh-CN"/>
+        </w:rPr>
+        <w:t>Soliman</w:t>
+      </w:r>
+    </w:p>
+    <w:p>
+      <w:pPr>
         <w:pStyle w:val="Title"/>
         <w:jc w:val="center"/>
-      </w:pPr>
-      <w:r>
-        <w:t>Boula</w:t>
-      </w:r>
-      <w:r>
+        <w:rPr>
+          <w:rFonts w:ascii="Times New Roman" w:eastAsia="Times New Roman" w:hAnsi="Times New Roman" w:cs="Times New Roman"/>
+          <w:b/>
+          <w:bCs/>
+          <w:color w:val="auto"/>
+          <w:kern w:val="0"/>
+          <w:sz w:val="24"/>
+          <w:szCs w:val="24"/>
+          <w:lang w:eastAsia="zh-CN"/>
+        </w:rPr>
+      </w:pPr>
+      <w:r>
+        <w:rPr>
+          <w:rFonts w:ascii="Times New Roman" w:eastAsia="Times New Roman" w:hAnsi="Times New Roman" w:cs="Times New Roman"/>
+          <w:b/>
+          <w:bCs/>
+          <w:color w:val="auto"/>
+          <w:kern w:val="0"/>
+          <w:sz w:val="24"/>
+          <w:szCs w:val="24"/>
+          <w:lang w:eastAsia="zh-CN"/>
+        </w:rPr>
+        <w:t>Full Stack</w:t>
+      </w:r>
+      <w:r>
+        <w:rPr>
+          <w:rFonts w:ascii="Times New Roman" w:eastAsia="Times New Roman" w:hAnsi="Times New Roman" w:cs="Times New Roman"/>
+          <w:b/>
+          <w:bCs/>
+          <w:color w:val="auto"/>
+          <w:kern w:val="0"/>
+          <w:sz w:val="24"/>
+          <w:szCs w:val="24"/>
+          <w:lang w:eastAsia="zh-CN"/>
+        </w:rPr>
+        <w:t xml:space="preserve"> Laravel</w:t>
+      </w:r>
+      <w:r>
+        <w:rPr>
+          <w:rFonts w:ascii="Times New Roman" w:eastAsia="Times New Roman" w:hAnsi="Times New Roman" w:cs="Times New Roman"/>
+          <w:b/>
+          <w:bCs/>
+          <w:color w:val="auto"/>
+          <w:kern w:val="0"/>
+          <w:sz w:val="24"/>
+          <w:szCs w:val="24"/>
+          <w:lang w:eastAsia="zh-CN"/>
+        </w:rPr>
         <w:t xml:space="preserve"> </w:t>
       </w:r>
       <w:r>
-        <w:t>Nessim</w:t>
-      </w:r>
-      <w:r>
-        <w:t xml:space="preserve"> </w:t>
-      </w:r>
-      <w:r>
-        <w:t>Soliman</w:t>
+        <w:rPr>
+          <w:rFonts w:ascii="Times New Roman" w:eastAsia="Times New Roman" w:hAnsi="Times New Roman" w:cs="Times New Roman"/>
+          <w:b/>
+          <w:bCs/>
+          <w:color w:val="auto"/>
+          <w:kern w:val="0"/>
+          <w:sz w:val="24"/>
+          <w:szCs w:val="24"/>
+          <w:lang w:eastAsia="zh-CN"/>
+        </w:rPr>
+        <w:t>Developer</w:t>
       </w:r>
     </w:p>
     <w:p>
       <w:pPr>
-        <w:pStyle w:val="Title"/>
-        <w:jc w:val="center"/>
-        <w:rPr>
-          <w:sz w:val="36"/>
-          <w:szCs w:val="12"/>
-        </w:rPr>
-      </w:pPr>
-      <w:r>
-        <w:rPr>
-          <w:sz w:val="36"/>
-          <w:szCs w:val="12"/>
-        </w:rPr>
-        <w:t>Full Stack</w:t>
-      </w:r>
-      <w:r>
-        <w:rPr>
-          <w:sz w:val="36"/>
-          <w:szCs w:val="12"/>
-        </w:rPr>
-        <w:t xml:space="preserve"> Laravel</w:t>
-      </w:r>
-      <w:r>
-        <w:rPr>
-          <w:sz w:val="36"/>
-          <w:szCs w:val="12"/>
-        </w:rPr>
-        <w:t xml:space="preserve"> </w:t>
-      </w:r>
-      <w:r>
-        <w:rPr>
-          <w:sz w:val="36"/>
-          <w:szCs w:val="12"/>
-        </w:rPr>
-        <w:t>Developer</w:t>
-      </w:r>
-      <w:bookmarkStart w:id="0" w:name="_GoBack"/>
-      <w:bookmarkEnd w:id="0"/>
-    </w:p>
-    <w:p>
-      <w:pPr>
         <w:pStyle w:val="Default"/>
         <w:jc w:val="center"/>
         <w:rPr>
+          <w:color w:val="auto"/>
           <w:sz w:val="23"/>
           <w:szCs w:val="23"/>
         </w:rPr>
       </w:pPr>
       <w:hyperlink r:id="rId6" w:history="1">
+        <w:r>
+          <w:rPr>
+            <w:rStyle w:val="Hyperlink"/>
+            <w:color w:val="5B9BD5" w:themeColor="accent1"/>
+            <w:sz w:val="23"/>
+            <w:szCs w:val="23"/>
+            <w:u w:val="none"/>
+          </w:rPr>
+          <w:t>+</w:t>
+        </w:r>
         <w:r>
           <w:rPr>
             <w:rStyle w:val="Hyperlink"/>
@@ -91,35 +184,57 @@
             <w:szCs w:val="23"/>
             <w:u w:val="none"/>
           </w:rPr>
-          <w:t>+201126785910</w:t>
+          <w:t>20112</w:t>
+        </w:r>
+        <w:r>
+          <w:rPr>
+            <w:rStyle w:val="Hyperlink"/>
+            <w:sz w:val="23"/>
+            <w:szCs w:val="23"/>
+            <w:u w:val="none"/>
+          </w:rPr>
+          <w:t>6</w:t>
+        </w:r>
+        <w:r>
+          <w:rPr>
+            <w:rStyle w:val="Hyperlink"/>
+            <w:sz w:val="23"/>
+            <w:szCs w:val="23"/>
+            <w:u w:val="none"/>
+          </w:rPr>
+          <w:t>785910</w:t>
         </w:r>
       </w:hyperlink>
       <w:r>
         <w:rPr>
+          <w:color w:val="auto"/>
           <w:sz w:val="23"/>
           <w:szCs w:val="23"/>
         </w:rPr>
         <w:t>|</w:t>
       </w:r>
-      <w:r>
-        <w:rPr>
-          <w:color w:val="0563C1" w:themeColor="hyperlink"/>
-          <w:sz w:val="23"/>
-          <w:szCs w:val="23"/>
-        </w:rPr>
-        <w:t>boula.n.soliman@gmail.com</w:t>
-      </w:r>
+      <w:hyperlink r:id="rId7" w:history="1">
+        <w:r>
+          <w:rPr>
+            <w:rStyle w:val="Hyperlink"/>
+            <w:sz w:val="23"/>
+            <w:szCs w:val="23"/>
+            <w:u w:val="none"/>
+          </w:rPr>
+          <w:t>boula.n.soliman@gmail.com</w:t>
+        </w:r>
+      </w:hyperlink>
       <w:r>
         <w:rPr>
           <w:rStyle w:val="Hyperlink"/>
-          <w:color w:val="000000" w:themeColor="text1"/>
+          <w:color w:val="auto"/>
           <w:sz w:val="23"/>
           <w:szCs w:val="23"/>
           <w:u w:val="none"/>
         </w:rPr>
         <w:t>|</w:t>
       </w:r>
-      <w:hyperlink r:id="rId7" w:history="1">
+      <w:hyperlink r:id="rId8" w:history="1">
         <w:r>
           <w:rPr>
             <w:rStyle w:val="Hyperlink"/>
@@ -133,13 +248,14 @@
       <w:r>
         <w:rPr>
           <w:rStyle w:val="Hyperlink"/>
+          <w:color w:val="auto"/>
           <w:sz w:val="23"/>
           <w:szCs w:val="23"/>
           <w:u w:val="none"/>
         </w:rPr>
         <w:t>|</w:t>
       </w:r>
-      <w:hyperlink r:id="rId8" w:history="1">
+      <w:hyperlink r:id="rId9" w:history="1">
         <w:r>
           <w:rPr>
             <w:rStyle w:val="Hyperlink"/>
@@ -162,61 +278,394 @@
       </w:pPr>
       <w:r>
         <w:rPr>
+          <w:rFonts w:ascii="Times New Roman" w:eastAsia="Times New Roman" w:hAnsi="Times New Roman" w:cs="Times New Roman"/>
+          <w:b/>
+          <w:bCs/>
+          <w:color w:val="auto"/>
+          <w:lang w:eastAsia="zh-CN"/>
+        </w:rPr>
+        <w:t>Objective</w:t>
+      </w:r>
+      <w:r>
+        <w:rPr>
+          <w:rFonts w:ascii="Times New Roman" w:eastAsia="Times New Roman" w:hAnsi="Times New Roman" w:cs="Times New Roman"/>
+          <w:b/>
+          <w:bCs/>
+          <w:color w:val="auto"/>
+          <w:lang w:eastAsia="zh-CN"/>
+        </w:rPr>
+        <w:tab/>
+      </w:r>
+      <w:r>
+        <w:rPr>
+          <w:rFonts w:asciiTheme="majorBidi" w:hAnsiTheme="majorBidi"/>
+          <w:b/>
+          <w:bCs/>
+          <w:sz w:val="23"/>
+          <w:szCs w:val="23"/>
+        </w:rPr>
+        <w:tab/>
+        <w:t xml:space="preserve">         </w:t>
+      </w:r>
+    </w:p>
+    <w:p>
+      <w:pPr>
+        <w:pStyle w:val="Heading1"/>
+        <w:ind w:left="720"/>
+        <w:rPr>
           <w:rFonts w:cstheme="majorHAnsi"/>
           <w:b/>
           <w:bCs/>
         </w:rPr>
-        <w:t>Objective</w:t>
-      </w:r>
-      <w:r>
-        <w:rPr>
-          <w:rFonts w:asciiTheme="majorBidi" w:hAnsiTheme="majorBidi"/>
-          <w:sz w:val="23"/>
-          <w:szCs w:val="23"/>
-        </w:rPr>
-        <w:tab/>
-      </w:r>
-      <w:r>
-        <w:rPr>
-          <w:rFonts w:asciiTheme="majorBidi" w:hAnsiTheme="majorBidi"/>
-          <w:sz w:val="23"/>
-          <w:szCs w:val="23"/>
-        </w:rPr>
-        <w:tab/>
-        <w:t xml:space="preserve">         </w:t>
+      </w:pPr>
+      <w:r>
+        <w:rPr>
+          <w:rFonts w:asciiTheme="majorBidi" w:eastAsiaTheme="minorHAnsi" w:hAnsiTheme="majorBidi"/>
+          <w:color w:val="404040" w:themeColor="text1" w:themeTint="BF"/>
+          <w:sz w:val="24"/>
+          <w:szCs w:val="24"/>
+        </w:rPr>
+        <w:t xml:space="preserve">Full Stack Developer with strong expertise in </w:t>
+      </w:r>
+      <w:r>
+        <w:rPr>
+          <w:rFonts w:asciiTheme="majorBidi" w:eastAsiaTheme="minorHAnsi" w:hAnsiTheme="majorBidi"/>
+          <w:b/>
+          <w:bCs/>
+          <w:color w:val="404040" w:themeColor="text1" w:themeTint="BF"/>
+          <w:sz w:val="24"/>
+          <w:szCs w:val="24"/>
+        </w:rPr>
+        <w:t>Laravel, React, and React Native</w:t>
+      </w:r>
+      <w:r>
+        <w:rPr>
+          <w:rFonts w:asciiTheme="majorBidi" w:eastAsiaTheme="minorHAnsi" w:hAnsiTheme="majorBidi"/>
+          <w:color w:val="404040" w:themeColor="text1" w:themeTint="BF"/>
+          <w:sz w:val="24"/>
+          <w:szCs w:val="24"/>
+        </w:rPr>
+        <w:t xml:space="preserve">, delivering </w:t>
+      </w:r>
+      <w:r>
+        <w:rPr>
+          <w:rFonts w:asciiTheme="majorBidi" w:eastAsiaTheme="minorHAnsi" w:hAnsiTheme="majorBidi"/>
+          <w:b/>
+          <w:bCs/>
+          <w:color w:val="404040" w:themeColor="text1" w:themeTint="BF"/>
+          <w:sz w:val="24"/>
+          <w:szCs w:val="24"/>
+        </w:rPr>
+        <w:t>scalable and user-focused web &amp; mobile solutions</w:t>
+      </w:r>
+      <w:r>
+        <w:rPr>
+          <w:rFonts w:asciiTheme="majorBidi" w:eastAsiaTheme="minorHAnsi" w:hAnsiTheme="majorBidi"/>
+          <w:color w:val="404040" w:themeColor="text1" w:themeTint="BF"/>
+          <w:sz w:val="24"/>
+          <w:szCs w:val="24"/>
+        </w:rPr>
+        <w:t>. Proven ability to build APIs, dashboards, and full-featured platforms that drive business growth. Seeking to contribute to a dynamic team that values innovation and technical excellence.</w:t>
       </w:r>
     </w:p>
     <w:p>
       <w:pPr>
-        <w:pStyle w:val="Default"/>
-        <w:jc w:val="both"/>
-        <w:rPr>
-          <w:rFonts w:asciiTheme="majorBidi" w:hAnsiTheme="majorBidi" w:cstheme="majorBidi"/>
+        <w:pStyle w:val="Heading1"/>
+        <w:rPr>
+          <w:rFonts w:ascii="Times New Roman" w:eastAsia="Times New Roman" w:hAnsi="Times New Roman" w:cs="Times New Roman"/>
           <w:b/>
           <w:bCs/>
-          <w:sz w:val="9"/>
-          <w:szCs w:val="9"/>
-        </w:rPr>
-      </w:pPr>
+          <w:color w:val="auto"/>
+          <w:lang w:eastAsia="zh-CN"/>
+        </w:rPr>
+      </w:pPr>
+      <w:r>
+        <w:rPr>
+          <w:rFonts w:ascii="Times New Roman" w:eastAsia="Times New Roman" w:hAnsi="Times New Roman" w:cs="Times New Roman"/>
+          <w:b/>
+          <w:bCs/>
+          <w:color w:val="auto"/>
+          <w:lang w:eastAsia="zh-CN"/>
+        </w:rPr>
+        <w:t>Technical Skills</w:t>
+      </w:r>
     </w:p>
     <w:p>
       <w:pPr>
-        <w:pStyle w:val="Heading1"/>
-        <w:rPr>
-          <w:rFonts w:asciiTheme="majorBidi" w:eastAsiaTheme="minorHAnsi" w:hAnsiTheme="majorBidi"/>
-          <w:color w:val="404040" w:themeColor="text1" w:themeTint="BF"/>
-          <w:sz w:val="24"/>
-          <w:szCs w:val="24"/>
-        </w:rPr>
-      </w:pPr>
-      <w:r>
-        <w:rPr>
-          <w:rFonts w:asciiTheme="majorBidi" w:eastAsiaTheme="minorHAnsi" w:hAnsiTheme="majorBidi"/>
-          <w:color w:val="404040" w:themeColor="text1" w:themeTint="BF"/>
-          <w:sz w:val="24"/>
-          <w:szCs w:val="24"/>
-        </w:rPr>
-        <w:t>An accomplished and detail-oriented Full Stack Developer with expertise in Laravel and React, dedicated to delivering innovative and scalable web and mobile solutions. Leveraging extensive experience in crafting high-performance, user-focused applications, I seek to contribute to a dynamic team that values technical excellence and innovation. My goal is to drive business growth through cutting-edge development practices and seamless integration of modern web technologies.</w:t>
+        <w:spacing w:before="100" w:beforeAutospacing="1" w:after="100" w:afterAutospacing="1" w:line="240" w:lineRule="auto"/>
+        <w:ind w:left="720"/>
+        <w:rPr>
+          <w:rFonts w:ascii="Times New Roman" w:eastAsia="Times New Roman" w:hAnsi="Times New Roman" w:cs="Times New Roman"/>
+          <w:sz w:val="24"/>
+          <w:szCs w:val="24"/>
+          <w:lang w:eastAsia="zh-CN"/>
+        </w:rPr>
+      </w:pPr>
+      <w:r>
+        <w:rPr>
+          <w:rFonts w:ascii="Times New Roman" w:eastAsia="Times New Roman" w:hAnsi="Times New Roman" w:cs="Times New Roman"/>
+          <w:b/>
+          <w:bCs/>
+          <w:sz w:val="24"/>
+          <w:szCs w:val="24"/>
+          <w:lang w:eastAsia="zh-CN"/>
+        </w:rPr>
+        <w:t>Programming &amp; Core</w:t>
+      </w:r>
+    </w:p>
+    <w:p>
+      <w:pPr>
+        <w:numPr>
+          <w:ilvl w:val="0"/>
+          <w:numId w:val="32"/>
+        </w:numPr>
+        <w:tabs>
+          <w:tab w:val="clear" w:pos="720"/>
+          <w:tab w:val="num" w:pos="1440"/>
+        </w:tabs>
+        <w:spacing w:before="100" w:beforeAutospacing="1" w:after="100" w:afterAutospacing="1" w:line="240" w:lineRule="auto"/>
+        <w:ind w:left="1440"/>
+        <w:rPr>
+          <w:rFonts w:ascii="Times New Roman" w:eastAsia="Times New Roman" w:hAnsi="Times New Roman" w:cs="Times New Roman"/>
+          <w:sz w:val="24"/>
+          <w:szCs w:val="24"/>
+          <w:lang w:eastAsia="zh-CN"/>
+        </w:rPr>
+      </w:pPr>
+      <w:r>
+        <w:rPr>
+          <w:rFonts w:ascii="Times New Roman" w:eastAsia="Times New Roman" w:hAnsi="Times New Roman" w:cs="Times New Roman"/>
+          <w:sz w:val="24"/>
+          <w:szCs w:val="24"/>
+          <w:lang w:eastAsia="zh-CN"/>
+        </w:rPr>
+        <w:t>PHP, JavaScript (ES6+), SQL, C (beginner), OOP, SOLID Principles</w:t>
+      </w:r>
+    </w:p>
+    <w:p>
+      <w:pPr>
+        <w:spacing w:before="100" w:beforeAutospacing="1" w:after="100" w:afterAutospacing="1" w:line="240" w:lineRule="auto"/>
+        <w:ind w:left="720"/>
+        <w:rPr>
+          <w:rFonts w:ascii="Times New Roman" w:eastAsia="Times New Roman" w:hAnsi="Times New Roman" w:cs="Times New Roman"/>
+          <w:sz w:val="24"/>
+          <w:szCs w:val="24"/>
+          <w:lang w:eastAsia="zh-CN"/>
+        </w:rPr>
+      </w:pPr>
+      <w:r>
+        <w:rPr>
+          <w:rFonts w:ascii="Times New Roman" w:eastAsia="Times New Roman" w:hAnsi="Times New Roman" w:cs="Times New Roman"/>
+          <w:b/>
+          <w:bCs/>
+          <w:sz w:val="24"/>
+          <w:szCs w:val="24"/>
+          <w:lang w:eastAsia="zh-CN"/>
+        </w:rPr>
+        <w:t>Frameworks &amp; Libraries</w:t>
+      </w:r>
+    </w:p>
+    <w:p>
+      <w:pPr>
+        <w:numPr>
+          <w:ilvl w:val="0"/>
+          <w:numId w:val="33"/>
+        </w:numPr>
+        <w:tabs>
+          <w:tab w:val="clear" w:pos="720"/>
+          <w:tab w:val="num" w:pos="1440"/>
+        </w:tabs>
+        <w:spacing w:before="100" w:beforeAutospacing="1" w:after="100" w:afterAutospacing="1" w:line="240" w:lineRule="auto"/>
+        <w:ind w:left="1440"/>
+        <w:rPr>
+          <w:rFonts w:ascii="Times New Roman" w:eastAsia="Times New Roman" w:hAnsi="Times New Roman" w:cs="Times New Roman"/>
+          <w:sz w:val="24"/>
+          <w:szCs w:val="24"/>
+          <w:lang w:eastAsia="zh-CN"/>
+        </w:rPr>
+      </w:pPr>
+      <w:r>
+        <w:rPr>
+          <w:rFonts w:ascii="Times New Roman" w:eastAsia="Times New Roman" w:hAnsi="Times New Roman" w:cs="Times New Roman"/>
+          <w:sz w:val="24"/>
+          <w:szCs w:val="24"/>
+          <w:lang w:eastAsia="zh-CN"/>
+        </w:rPr>
+        <w:t xml:space="preserve">Laravel (advanced), React.js (mid-level), Next.js, </w:t>
+      </w:r>
+      <w:r>
+        <w:rPr>
+          <w:rFonts w:ascii="Times New Roman" w:eastAsia="Times New Roman" w:hAnsi="Times New Roman" w:cs="Times New Roman"/>
+          <w:sz w:val="24"/>
+          <w:szCs w:val="24"/>
+          <w:lang w:eastAsia="zh-CN"/>
+        </w:rPr>
+        <w:t xml:space="preserve">React Native (mid-level), </w:t>
+      </w:r>
+      <w:r>
+        <w:rPr>
+          <w:rFonts w:ascii="Times New Roman" w:eastAsia="Times New Roman" w:hAnsi="Times New Roman" w:cs="Times New Roman"/>
+          <w:sz w:val="24"/>
+          <w:szCs w:val="24"/>
+          <w:lang w:eastAsia="zh-CN"/>
+        </w:rPr>
+        <w:t>Angular (beginner), Livewire (beginner), jQuery, AJAX</w:t>
+      </w:r>
+    </w:p>
+    <w:p>
+      <w:pPr>
+        <w:spacing w:before="100" w:beforeAutospacing="1" w:after="100" w:afterAutospacing="1" w:line="240" w:lineRule="auto"/>
+        <w:ind w:left="720"/>
+        <w:rPr>
+          <w:rFonts w:ascii="Times New Roman" w:eastAsia="Times New Roman" w:hAnsi="Times New Roman" w:cs="Times New Roman"/>
+          <w:sz w:val="24"/>
+          <w:szCs w:val="24"/>
+          <w:lang w:eastAsia="zh-CN"/>
+        </w:rPr>
+      </w:pPr>
+      <w:r>
+        <w:rPr>
+          <w:rFonts w:ascii="Times New Roman" w:eastAsia="Times New Roman" w:hAnsi="Times New Roman" w:cs="Times New Roman"/>
+          <w:b/>
+          <w:bCs/>
+          <w:sz w:val="24"/>
+          <w:szCs w:val="24"/>
+          <w:lang w:eastAsia="zh-CN"/>
+        </w:rPr>
+        <w:t>Web &amp; UI Development</w:t>
+      </w:r>
+    </w:p>
+    <w:p>
+      <w:pPr>
+        <w:numPr>
+          <w:ilvl w:val="0"/>
+          <w:numId w:val="34"/>
+        </w:numPr>
+        <w:tabs>
+          <w:tab w:val="clear" w:pos="720"/>
+          <w:tab w:val="num" w:pos="1440"/>
+        </w:tabs>
+        <w:spacing w:before="100" w:beforeAutospacing="1" w:after="100" w:afterAutospacing="1" w:line="240" w:lineRule="auto"/>
+        <w:ind w:left="1440"/>
+        <w:rPr>
+          <w:rFonts w:ascii="Times New Roman" w:eastAsia="Times New Roman" w:hAnsi="Times New Roman" w:cs="Times New Roman"/>
+          <w:sz w:val="24"/>
+          <w:szCs w:val="24"/>
+          <w:lang w:eastAsia="zh-CN"/>
+        </w:rPr>
+      </w:pPr>
+      <w:r>
+        <w:rPr>
+          <w:rFonts w:ascii="Times New Roman" w:eastAsia="Times New Roman" w:hAnsi="Times New Roman" w:cs="Times New Roman"/>
+          <w:sz w:val="24"/>
+          <w:szCs w:val="24"/>
+          <w:lang w:eastAsia="zh-CN"/>
+        </w:rPr>
+        <w:t>HTML5, CSS3, Bootstrap, WordPress (beginner)</w:t>
+      </w:r>
+    </w:p>
+    <w:p>
+      <w:pPr>
+        <w:spacing w:before="100" w:beforeAutospacing="1" w:after="100" w:afterAutospacing="1" w:line="240" w:lineRule="auto"/>
+        <w:ind w:left="720"/>
+        <w:rPr>
+          <w:rFonts w:ascii="Times New Roman" w:eastAsia="Times New Roman" w:hAnsi="Times New Roman" w:cs="Times New Roman"/>
+          <w:sz w:val="24"/>
+          <w:szCs w:val="24"/>
+          <w:lang w:eastAsia="zh-CN"/>
+        </w:rPr>
+      </w:pPr>
+      <w:r>
+        <w:rPr>
+          <w:rFonts w:ascii="Times New Roman" w:eastAsia="Times New Roman" w:hAnsi="Times New Roman" w:cs="Times New Roman"/>
+          <w:b/>
+          <w:bCs/>
+          <w:sz w:val="24"/>
+          <w:szCs w:val="24"/>
+          <w:lang w:eastAsia="zh-CN"/>
+        </w:rPr>
+        <w:t>APIs &amp; Integrations</w:t>
+      </w:r>
+    </w:p>
+    <w:p>
+      <w:pPr>
+        <w:numPr>
+          <w:ilvl w:val="0"/>
+          <w:numId w:val="35"/>
+        </w:numPr>
+        <w:tabs>
+          <w:tab w:val="clear" w:pos="720"/>
+          <w:tab w:val="num" w:pos="1440"/>
+        </w:tabs>
+        <w:spacing w:before="100" w:beforeAutospacing="1" w:after="100" w:afterAutospacing="1" w:line="240" w:lineRule="auto"/>
+        <w:ind w:left="1440"/>
+        <w:rPr>
+          <w:rFonts w:ascii="Times New Roman" w:eastAsia="Times New Roman" w:hAnsi="Times New Roman" w:cs="Times New Roman"/>
+          <w:sz w:val="24"/>
+          <w:szCs w:val="24"/>
+          <w:lang w:eastAsia="zh-CN"/>
+        </w:rPr>
+      </w:pPr>
+      <w:r>
+        <w:rPr>
+          <w:rFonts w:ascii="Times New Roman" w:eastAsia="Times New Roman" w:hAnsi="Times New Roman" w:cs="Times New Roman"/>
+          <w:sz w:val="24"/>
+          <w:szCs w:val="24"/>
+          <w:lang w:eastAsia="zh-CN"/>
+        </w:rPr>
+        <w:t>REST APIs, Third-Party Integrations (Payment Gateways, SMS, Google Maps, Email Systems), WebSockets</w:t>
+      </w:r>
+    </w:p>
+    <w:p>
+      <w:pPr>
+        <w:spacing w:before="100" w:beforeAutospacing="1" w:after="100" w:afterAutospacing="1" w:line="240" w:lineRule="auto"/>
+        <w:ind w:left="720"/>
+        <w:rPr>
+          <w:rFonts w:ascii="Times New Roman" w:eastAsia="Times New Roman" w:hAnsi="Times New Roman" w:cs="Times New Roman"/>
+          <w:sz w:val="24"/>
+          <w:szCs w:val="24"/>
+          <w:lang w:eastAsia="zh-CN"/>
+        </w:rPr>
+      </w:pPr>
+      <w:r>
+        <w:rPr>
+          <w:rFonts w:ascii="Times New Roman" w:eastAsia="Times New Roman" w:hAnsi="Times New Roman" w:cs="Times New Roman"/>
+          <w:b/>
+          <w:bCs/>
+          <w:sz w:val="24"/>
+          <w:szCs w:val="24"/>
+          <w:lang w:eastAsia="zh-CN"/>
+        </w:rPr>
+        <w:t>Tools &amp; Platforms</w:t>
+      </w:r>
+    </w:p>
+    <w:p>
+      <w:pPr>
+        <w:numPr>
+          <w:ilvl w:val="0"/>
+          <w:numId w:val="36"/>
+        </w:numPr>
+        <w:tabs>
+          <w:tab w:val="clear" w:pos="720"/>
+          <w:tab w:val="num" w:pos="1440"/>
+        </w:tabs>
+        <w:spacing w:before="100" w:beforeAutospacing="1" w:after="100" w:afterAutospacing="1" w:line="240" w:lineRule="auto"/>
+        <w:ind w:left="1440"/>
+        <w:rPr>
+          <w:rFonts w:ascii="Times New Roman" w:eastAsia="Times New Roman" w:hAnsi="Times New Roman" w:cs="Times New Roman"/>
+          <w:sz w:val="24"/>
+          <w:szCs w:val="24"/>
+          <w:lang w:eastAsia="zh-CN"/>
+        </w:rPr>
+      </w:pPr>
+      <w:r>
+        <w:rPr>
+          <w:rFonts w:ascii="Times New Roman" w:eastAsia="Times New Roman" w:hAnsi="Times New Roman" w:cs="Times New Roman"/>
+          <w:sz w:val="24"/>
+          <w:szCs w:val="24"/>
+          <w:lang w:eastAsia="zh-CN"/>
+        </w:rPr>
+        <w:t>Git (Version Control), Docker, Postman, Nginx, Apache, Server Management, Project Management</w:t>
       </w:r>
     </w:p>
     <w:p>
@@ -226,3524 +675,1444 @@
           <w:rFonts w:cstheme="majorHAnsi"/>
           <w:b/>
           <w:bCs/>
-        </w:rPr>
-      </w:pPr>
-      <w:r>
+          <w:color w:val="auto"/>
+          <w:sz w:val="40"/>
+          <w:szCs w:val="40"/>
+          <w:rtl/>
+        </w:rPr>
+      </w:pPr>
+      <w:r>
+        <w:rPr>
+          <w:rFonts w:ascii="Times New Roman" w:eastAsia="Times New Roman" w:hAnsi="Times New Roman" w:cs="Times New Roman"/>
+          <w:b/>
+          <w:bCs/>
+          <w:color w:val="auto"/>
+          <w:lang w:eastAsia="zh-CN"/>
+        </w:rPr>
+        <w:t>Experience</w:t>
+      </w:r>
+    </w:p>
+    <w:p>
+      <w:pPr>
+        <w:spacing w:before="100" w:beforeAutospacing="1" w:after="100" w:afterAutospacing="1" w:line="240" w:lineRule="auto"/>
+        <w:ind w:left="720"/>
+        <w:rPr>
+          <w:rFonts w:ascii="Times New Roman" w:eastAsia="Times New Roman" w:hAnsi="Times New Roman" w:cs="Times New Roman"/>
+          <w:sz w:val="24"/>
+          <w:szCs w:val="24"/>
+          <w:lang w:eastAsia="zh-CN"/>
+        </w:rPr>
+      </w:pPr>
+      <w:r>
+        <w:rPr>
+          <w:rFonts w:ascii="Times New Roman" w:eastAsia="Times New Roman" w:hAnsi="Times New Roman" w:cs="Times New Roman"/>
+          <w:b/>
+          <w:bCs/>
+          <w:sz w:val="24"/>
+          <w:szCs w:val="24"/>
+          <w:lang w:eastAsia="zh-CN"/>
+        </w:rPr>
+        <w:t>Full Stack Laravel Developer | Aloo Company (Remote – KSA)</w:t>
+      </w:r>
+      <w:r>
+        <w:rPr>
+          <w:rFonts w:ascii="Times New Roman" w:eastAsia="Times New Roman" w:hAnsi="Times New Roman" w:cs="Times New Roman"/>
+          <w:sz w:val="24"/>
+          <w:szCs w:val="24"/>
+          <w:lang w:eastAsia="zh-CN"/>
+        </w:rPr>
+        <w:br/>
+      </w:r>
+      <w:r>
+        <w:rPr>
+          <w:rFonts w:ascii="Times New Roman" w:eastAsia="Times New Roman" w:hAnsi="Times New Roman" w:cs="Times New Roman"/>
+          <w:i/>
+          <w:iCs/>
+          <w:sz w:val="24"/>
+          <w:szCs w:val="24"/>
+          <w:lang w:eastAsia="zh-CN"/>
+        </w:rPr>
+        <w:t>Oct 2024 – Present</w:t>
+      </w:r>
+    </w:p>
+    <w:p>
+      <w:pPr>
+        <w:numPr>
+          <w:ilvl w:val="0"/>
+          <w:numId w:val="37"/>
+        </w:numPr>
+        <w:tabs>
+          <w:tab w:val="clear" w:pos="720"/>
+          <w:tab w:val="num" w:pos="1440"/>
+        </w:tabs>
+        <w:spacing w:before="100" w:beforeAutospacing="1" w:after="100" w:afterAutospacing="1" w:line="240" w:lineRule="auto"/>
+        <w:ind w:left="1440"/>
+        <w:rPr>
+          <w:rFonts w:ascii="Times New Roman" w:eastAsia="Times New Roman" w:hAnsi="Times New Roman" w:cs="Times New Roman"/>
+          <w:sz w:val="24"/>
+          <w:szCs w:val="24"/>
+          <w:lang w:eastAsia="zh-CN"/>
+        </w:rPr>
+      </w:pPr>
+      <w:r>
+        <w:rPr>
+          <w:rFonts w:ascii="Times New Roman" w:eastAsia="Times New Roman" w:hAnsi="Times New Roman" w:cs="Times New Roman"/>
+          <w:sz w:val="24"/>
+          <w:szCs w:val="24"/>
+          <w:lang w:eastAsia="zh-CN"/>
+        </w:rPr>
+        <w:t xml:space="preserve">Designed and implemented </w:t>
+      </w:r>
+      <w:r>
+        <w:rPr>
+          <w:rFonts w:ascii="Times New Roman" w:eastAsia="Times New Roman" w:hAnsi="Times New Roman" w:cs="Times New Roman"/>
+          <w:b/>
+          <w:bCs/>
+          <w:sz w:val="24"/>
+          <w:szCs w:val="24"/>
+          <w:lang w:eastAsia="zh-CN"/>
+        </w:rPr>
+        <w:t>REST APIs</w:t>
+      </w:r>
+      <w:r>
+        <w:rPr>
+          <w:rFonts w:ascii="Times New Roman" w:eastAsia="Times New Roman" w:hAnsi="Times New Roman" w:cs="Times New Roman"/>
+          <w:sz w:val="24"/>
+          <w:szCs w:val="24"/>
+          <w:lang w:eastAsia="zh-CN"/>
+        </w:rPr>
+        <w:t xml:space="preserve"> for frontend (React &amp; React Native), improving response efficiency by </w:t>
+      </w:r>
+      <w:r>
+        <w:rPr>
+          <w:rFonts w:ascii="Times New Roman" w:eastAsia="Times New Roman" w:hAnsi="Times New Roman" w:cs="Times New Roman"/>
+          <w:b/>
+          <w:bCs/>
+          <w:sz w:val="24"/>
+          <w:szCs w:val="24"/>
+          <w:lang w:eastAsia="zh-CN"/>
+        </w:rPr>
+        <w:t>25%</w:t>
+      </w:r>
+      <w:r>
+        <w:rPr>
+          <w:rFonts w:ascii="Times New Roman" w:eastAsia="Times New Roman" w:hAnsi="Times New Roman" w:cs="Times New Roman"/>
+          <w:sz w:val="24"/>
+          <w:szCs w:val="24"/>
+          <w:lang w:eastAsia="zh-CN"/>
+        </w:rPr>
+        <w:t>.</w:t>
+      </w:r>
+    </w:p>
+    <w:p>
+      <w:pPr>
+        <w:numPr>
+          <w:ilvl w:val="0"/>
+          <w:numId w:val="37"/>
+        </w:numPr>
+        <w:tabs>
+          <w:tab w:val="clear" w:pos="720"/>
+          <w:tab w:val="num" w:pos="1440"/>
+        </w:tabs>
+        <w:spacing w:before="100" w:beforeAutospacing="1" w:after="100" w:afterAutospacing="1" w:line="240" w:lineRule="auto"/>
+        <w:ind w:left="1440"/>
+        <w:rPr>
+          <w:rFonts w:ascii="Times New Roman" w:eastAsia="Times New Roman" w:hAnsi="Times New Roman" w:cs="Times New Roman"/>
+          <w:sz w:val="24"/>
+          <w:szCs w:val="24"/>
+          <w:lang w:eastAsia="zh-CN"/>
+        </w:rPr>
+      </w:pPr>
+      <w:r>
+        <w:rPr>
+          <w:rFonts w:ascii="Times New Roman" w:eastAsia="Times New Roman" w:hAnsi="Times New Roman" w:cs="Times New Roman"/>
+          <w:sz w:val="24"/>
+          <w:szCs w:val="24"/>
+          <w:lang w:eastAsia="zh-CN"/>
+        </w:rPr>
+        <w:t xml:space="preserve">Integrated </w:t>
+      </w:r>
+      <w:r>
+        <w:rPr>
+          <w:rFonts w:ascii="Times New Roman" w:eastAsia="Times New Roman" w:hAnsi="Times New Roman" w:cs="Times New Roman"/>
+          <w:b/>
+          <w:bCs/>
+          <w:sz w:val="24"/>
+          <w:szCs w:val="24"/>
+          <w:lang w:eastAsia="zh-CN"/>
+        </w:rPr>
+        <w:t>SMS &amp; payment gateways</w:t>
+      </w:r>
+      <w:r>
+        <w:rPr>
+          <w:rFonts w:ascii="Times New Roman" w:eastAsia="Times New Roman" w:hAnsi="Times New Roman" w:cs="Times New Roman"/>
+          <w:sz w:val="24"/>
+          <w:szCs w:val="24"/>
+          <w:lang w:eastAsia="zh-CN"/>
+        </w:rPr>
+        <w:t xml:space="preserve">, enabling </w:t>
+      </w:r>
+      <w:r>
+        <w:rPr>
+          <w:rFonts w:ascii="Times New Roman" w:eastAsia="Times New Roman" w:hAnsi="Times New Roman" w:cs="Times New Roman"/>
+          <w:b/>
+          <w:bCs/>
+          <w:sz w:val="24"/>
+          <w:szCs w:val="24"/>
+          <w:lang w:eastAsia="zh-CN"/>
+        </w:rPr>
+        <w:t>100</w:t>
+      </w:r>
+      <w:r>
+        <w:rPr>
+          <w:rFonts w:ascii="Times New Roman" w:eastAsia="Times New Roman" w:hAnsi="Times New Roman" w:cs="Times New Roman"/>
+          <w:b/>
+          <w:bCs/>
+          <w:sz w:val="24"/>
+          <w:szCs w:val="24"/>
+          <w:lang w:eastAsia="zh-CN"/>
+        </w:rPr>
+        <w:t>+ secure monthly transactions</w:t>
+      </w:r>
+      <w:r>
+        <w:rPr>
+          <w:rFonts w:ascii="Times New Roman" w:eastAsia="Times New Roman" w:hAnsi="Times New Roman" w:cs="Times New Roman"/>
+          <w:sz w:val="24"/>
+          <w:szCs w:val="24"/>
+          <w:lang w:eastAsia="zh-CN"/>
+        </w:rPr>
+        <w:t>.</w:t>
+      </w:r>
+    </w:p>
+    <w:p>
+      <w:pPr>
+        <w:numPr>
+          <w:ilvl w:val="0"/>
+          <w:numId w:val="37"/>
+        </w:numPr>
+        <w:tabs>
+          <w:tab w:val="clear" w:pos="720"/>
+          <w:tab w:val="num" w:pos="1440"/>
+        </w:tabs>
+        <w:spacing w:before="100" w:beforeAutospacing="1" w:after="100" w:afterAutospacing="1" w:line="240" w:lineRule="auto"/>
+        <w:ind w:left="1440"/>
+        <w:rPr>
+          <w:rFonts w:ascii="Times New Roman" w:eastAsia="Times New Roman" w:hAnsi="Times New Roman" w:cs="Times New Roman"/>
+          <w:sz w:val="24"/>
+          <w:szCs w:val="24"/>
+          <w:lang w:eastAsia="zh-CN"/>
+        </w:rPr>
+      </w:pPr>
+      <w:r>
+        <w:rPr>
+          <w:rFonts w:ascii="Times New Roman" w:eastAsia="Times New Roman" w:hAnsi="Times New Roman" w:cs="Times New Roman"/>
+          <w:sz w:val="24"/>
+          <w:szCs w:val="24"/>
+          <w:lang w:eastAsia="zh-CN"/>
+        </w:rPr>
+        <w:t xml:space="preserve">Built </w:t>
+      </w:r>
+      <w:r>
+        <w:rPr>
+          <w:rFonts w:ascii="Times New Roman" w:eastAsia="Times New Roman" w:hAnsi="Times New Roman" w:cs="Times New Roman"/>
+          <w:b/>
+          <w:bCs/>
+          <w:sz w:val="24"/>
+          <w:szCs w:val="24"/>
+          <w:lang w:eastAsia="zh-CN"/>
+        </w:rPr>
+        <w:t>role-based dashboards</w:t>
+      </w:r>
+      <w:r>
+        <w:rPr>
+          <w:rFonts w:ascii="Times New Roman" w:eastAsia="Times New Roman" w:hAnsi="Times New Roman" w:cs="Times New Roman"/>
+          <w:sz w:val="24"/>
+          <w:szCs w:val="24"/>
+          <w:lang w:eastAsia="zh-CN"/>
+        </w:rPr>
+        <w:t xml:space="preserve"> for admins &amp; vendors, reducing operational workload by </w:t>
+      </w:r>
+      <w:r>
+        <w:rPr>
+          <w:rFonts w:ascii="Times New Roman" w:eastAsia="Times New Roman" w:hAnsi="Times New Roman" w:cs="Times New Roman"/>
+          <w:b/>
+          <w:bCs/>
+          <w:sz w:val="24"/>
+          <w:szCs w:val="24"/>
+          <w:lang w:eastAsia="zh-CN"/>
+        </w:rPr>
+        <w:t>30%</w:t>
+      </w:r>
+      <w:r>
+        <w:rPr>
+          <w:rFonts w:ascii="Times New Roman" w:eastAsia="Times New Roman" w:hAnsi="Times New Roman" w:cs="Times New Roman"/>
+          <w:sz w:val="24"/>
+          <w:szCs w:val="24"/>
+          <w:lang w:eastAsia="zh-CN"/>
+        </w:rPr>
+        <w:t>.</w:t>
+      </w:r>
+    </w:p>
+    <w:p>
+      <w:pPr>
+        <w:spacing w:before="100" w:beforeAutospacing="1" w:after="100" w:afterAutospacing="1" w:line="240" w:lineRule="auto"/>
+        <w:ind w:left="720"/>
+        <w:rPr>
+          <w:rFonts w:ascii="Times New Roman" w:eastAsia="Times New Roman" w:hAnsi="Times New Roman" w:cs="Times New Roman"/>
+          <w:sz w:val="24"/>
+          <w:szCs w:val="24"/>
+          <w:lang w:eastAsia="zh-CN"/>
+        </w:rPr>
+      </w:pPr>
+      <w:r>
+        <w:rPr>
+          <w:rFonts w:ascii="Times New Roman" w:eastAsia="Times New Roman" w:hAnsi="Times New Roman" w:cs="Times New Roman"/>
+          <w:b/>
+          <w:bCs/>
+          <w:sz w:val="24"/>
+          <w:szCs w:val="24"/>
+          <w:lang w:eastAsia="zh-CN"/>
+        </w:rPr>
+        <w:t>Full Stack Laravel Developer | Yousab Company (Remote – Egypt)</w:t>
+      </w:r>
+      <w:r>
+        <w:rPr>
+          <w:rFonts w:ascii="Times New Roman" w:eastAsia="Times New Roman" w:hAnsi="Times New Roman" w:cs="Times New Roman"/>
+          <w:sz w:val="24"/>
+          <w:szCs w:val="24"/>
+          <w:lang w:eastAsia="zh-CN"/>
+        </w:rPr>
+        <w:br/>
+      </w:r>
+      <w:r>
+        <w:rPr>
+          <w:rFonts w:ascii="Times New Roman" w:eastAsia="Times New Roman" w:hAnsi="Times New Roman" w:cs="Times New Roman"/>
+          <w:i/>
+          <w:iCs/>
+          <w:sz w:val="24"/>
+          <w:szCs w:val="24"/>
+          <w:lang w:eastAsia="zh-CN"/>
+        </w:rPr>
+        <w:t>Nov 2023 – Oct 2024</w:t>
+      </w:r>
+    </w:p>
+    <w:p>
+      <w:pPr>
+        <w:numPr>
+          <w:ilvl w:val="0"/>
+          <w:numId w:val="38"/>
+        </w:numPr>
+        <w:tabs>
+          <w:tab w:val="clear" w:pos="720"/>
+          <w:tab w:val="num" w:pos="1440"/>
+        </w:tabs>
+        <w:spacing w:before="100" w:beforeAutospacing="1" w:after="100" w:afterAutospacing="1" w:line="240" w:lineRule="auto"/>
+        <w:ind w:left="1440"/>
+        <w:rPr>
+          <w:rFonts w:ascii="Times New Roman" w:eastAsia="Times New Roman" w:hAnsi="Times New Roman" w:cs="Times New Roman"/>
+          <w:sz w:val="24"/>
+          <w:szCs w:val="24"/>
+          <w:lang w:eastAsia="zh-CN"/>
+        </w:rPr>
+      </w:pPr>
+      <w:r>
+        <w:rPr>
+          <w:rFonts w:ascii="Times New Roman" w:eastAsia="Times New Roman" w:hAnsi="Times New Roman" w:cs="Times New Roman"/>
+          <w:sz w:val="24"/>
+          <w:szCs w:val="24"/>
+          <w:lang w:eastAsia="zh-CN"/>
+        </w:rPr>
+        <w:t xml:space="preserve">Developed </w:t>
+      </w:r>
+      <w:r>
+        <w:rPr>
+          <w:rFonts w:ascii="Times New Roman" w:eastAsia="Times New Roman" w:hAnsi="Times New Roman" w:cs="Times New Roman"/>
+          <w:b/>
+          <w:bCs/>
+          <w:sz w:val="24"/>
+          <w:szCs w:val="24"/>
+          <w:lang w:eastAsia="zh-CN"/>
+        </w:rPr>
+        <w:t>responsive websites &amp; mobile apps</w:t>
+      </w:r>
+      <w:r>
+        <w:rPr>
+          <w:rFonts w:ascii="Times New Roman" w:eastAsia="Times New Roman" w:hAnsi="Times New Roman" w:cs="Times New Roman"/>
+          <w:sz w:val="24"/>
+          <w:szCs w:val="24"/>
+          <w:lang w:eastAsia="zh-CN"/>
+        </w:rPr>
+        <w:t xml:space="preserve"> (React, React Native) serving </w:t>
+      </w:r>
+      <w:r>
+        <w:rPr>
+          <w:rFonts w:ascii="Times New Roman" w:eastAsia="Times New Roman" w:hAnsi="Times New Roman" w:cs="Times New Roman"/>
+          <w:b/>
+          <w:bCs/>
+          <w:sz w:val="24"/>
+          <w:szCs w:val="24"/>
+          <w:lang w:eastAsia="zh-CN"/>
+        </w:rPr>
+        <w:t>5K+ monthly active users</w:t>
+      </w:r>
+      <w:r>
+        <w:rPr>
+          <w:rFonts w:ascii="Times New Roman" w:eastAsia="Times New Roman" w:hAnsi="Times New Roman" w:cs="Times New Roman"/>
+          <w:sz w:val="24"/>
+          <w:szCs w:val="24"/>
+          <w:lang w:eastAsia="zh-CN"/>
+        </w:rPr>
+        <w:t>.</w:t>
+      </w:r>
+    </w:p>
+    <w:p>
+      <w:pPr>
+        <w:numPr>
+          <w:ilvl w:val="0"/>
+          <w:numId w:val="38"/>
+        </w:numPr>
+        <w:tabs>
+          <w:tab w:val="clear" w:pos="720"/>
+          <w:tab w:val="num" w:pos="1440"/>
+        </w:tabs>
+        <w:spacing w:before="100" w:beforeAutospacing="1" w:after="100" w:afterAutospacing="1" w:line="240" w:lineRule="auto"/>
+        <w:ind w:left="1440"/>
+        <w:rPr>
+          <w:rFonts w:ascii="Times New Roman" w:eastAsia="Times New Roman" w:hAnsi="Times New Roman" w:cs="Times New Roman"/>
+          <w:sz w:val="24"/>
+          <w:szCs w:val="24"/>
+          <w:lang w:eastAsia="zh-CN"/>
+        </w:rPr>
+      </w:pPr>
+      <w:r>
+        <w:rPr>
+          <w:rFonts w:ascii="Times New Roman" w:eastAsia="Times New Roman" w:hAnsi="Times New Roman" w:cs="Times New Roman"/>
+          <w:sz w:val="24"/>
+          <w:szCs w:val="24"/>
+          <w:lang w:eastAsia="zh-CN"/>
+        </w:rPr>
+        <w:t xml:space="preserve">Built an </w:t>
+      </w:r>
+      <w:r>
+        <w:rPr>
+          <w:rFonts w:ascii="Times New Roman" w:eastAsia="Times New Roman" w:hAnsi="Times New Roman" w:cs="Times New Roman"/>
+          <w:b/>
+          <w:bCs/>
+          <w:sz w:val="24"/>
+          <w:szCs w:val="24"/>
+          <w:lang w:eastAsia="zh-CN"/>
+        </w:rPr>
+        <w:t>admin dashboard</w:t>
+      </w:r>
+      <w:r>
+        <w:rPr>
+          <w:rFonts w:ascii="Times New Roman" w:eastAsia="Times New Roman" w:hAnsi="Times New Roman" w:cs="Times New Roman"/>
+          <w:sz w:val="24"/>
+          <w:szCs w:val="24"/>
+          <w:lang w:eastAsia="zh-CN"/>
+        </w:rPr>
+        <w:t xml:space="preserve"> for content &amp; user management, reducing support requests by </w:t>
+      </w:r>
+      <w:r>
+        <w:rPr>
+          <w:rFonts w:ascii="Times New Roman" w:eastAsia="Times New Roman" w:hAnsi="Times New Roman" w:cs="Times New Roman"/>
+          <w:b/>
+          <w:bCs/>
+          <w:sz w:val="24"/>
+          <w:szCs w:val="24"/>
+          <w:lang w:eastAsia="zh-CN"/>
+        </w:rPr>
+        <w:t>20%</w:t>
+      </w:r>
+      <w:r>
+        <w:rPr>
+          <w:rFonts w:ascii="Times New Roman" w:eastAsia="Times New Roman" w:hAnsi="Times New Roman" w:cs="Times New Roman"/>
+          <w:sz w:val="24"/>
+          <w:szCs w:val="24"/>
+          <w:lang w:eastAsia="zh-CN"/>
+        </w:rPr>
+        <w:t>.</w:t>
+      </w:r>
+    </w:p>
+    <w:p>
+      <w:pPr>
+        <w:spacing w:before="100" w:beforeAutospacing="1" w:after="100" w:afterAutospacing="1" w:line="240" w:lineRule="auto"/>
+        <w:rPr>
+          <w:rFonts w:ascii="Times New Roman" w:eastAsia="Times New Roman" w:hAnsi="Times New Roman" w:cs="Times New Roman"/>
+          <w:sz w:val="24"/>
+          <w:szCs w:val="24"/>
+          <w:lang w:eastAsia="zh-CN"/>
+        </w:rPr>
+      </w:pPr>
+    </w:p>
+    <w:p>
+      <w:pPr>
+        <w:numPr>
+          <w:ilvl w:val="0"/>
+          <w:numId w:val="38"/>
+        </w:numPr>
+        <w:tabs>
+          <w:tab w:val="clear" w:pos="720"/>
+          <w:tab w:val="num" w:pos="1440"/>
+        </w:tabs>
+        <w:spacing w:before="100" w:beforeAutospacing="1" w:after="100" w:afterAutospacing="1" w:line="240" w:lineRule="auto"/>
+        <w:ind w:left="1440"/>
+        <w:rPr>
+          <w:rFonts w:ascii="Times New Roman" w:eastAsia="Times New Roman" w:hAnsi="Times New Roman" w:cs="Times New Roman"/>
+          <w:sz w:val="24"/>
+          <w:szCs w:val="24"/>
+          <w:lang w:eastAsia="zh-CN"/>
+        </w:rPr>
+      </w:pPr>
+      <w:r>
+        <w:rPr>
+          <w:rFonts w:ascii="Times New Roman" w:eastAsia="Times New Roman" w:hAnsi="Times New Roman" w:cs="Times New Roman"/>
+          <w:sz w:val="24"/>
+          <w:szCs w:val="24"/>
+          <w:lang w:eastAsia="zh-CN"/>
+        </w:rPr>
+        <w:t xml:space="preserve">Engineered </w:t>
+      </w:r>
+      <w:r>
+        <w:rPr>
+          <w:rFonts w:ascii="Times New Roman" w:eastAsia="Times New Roman" w:hAnsi="Times New Roman" w:cs="Times New Roman"/>
+          <w:b/>
+          <w:bCs/>
+          <w:sz w:val="24"/>
+          <w:szCs w:val="24"/>
+          <w:lang w:eastAsia="zh-CN"/>
+        </w:rPr>
+        <w:t>10+ API integrations</w:t>
+      </w:r>
+      <w:r>
+        <w:rPr>
+          <w:rFonts w:ascii="Times New Roman" w:eastAsia="Times New Roman" w:hAnsi="Times New Roman" w:cs="Times New Roman"/>
+          <w:sz w:val="24"/>
+          <w:szCs w:val="24"/>
+          <w:lang w:eastAsia="zh-CN"/>
+        </w:rPr>
+        <w:t>, improving system reliability and scalability.</w:t>
+      </w:r>
+    </w:p>
+    <w:p>
+      <w:pPr>
+        <w:numPr>
+          <w:ilvl w:val="0"/>
+          <w:numId w:val="38"/>
+        </w:numPr>
+        <w:tabs>
+          <w:tab w:val="clear" w:pos="720"/>
+          <w:tab w:val="num" w:pos="1440"/>
+        </w:tabs>
+        <w:spacing w:before="100" w:beforeAutospacing="1" w:after="100" w:afterAutospacing="1" w:line="240" w:lineRule="auto"/>
+        <w:ind w:left="1440"/>
+        <w:rPr>
+          <w:rFonts w:ascii="Times New Roman" w:eastAsia="Times New Roman" w:hAnsi="Times New Roman" w:cs="Times New Roman"/>
+          <w:sz w:val="24"/>
+          <w:szCs w:val="24"/>
+          <w:lang w:eastAsia="zh-CN"/>
+        </w:rPr>
+      </w:pPr>
+      <w:r>
+        <w:rPr>
+          <w:rFonts w:ascii="Times New Roman" w:eastAsia="Times New Roman" w:hAnsi="Times New Roman" w:cs="Times New Roman"/>
+          <w:sz w:val="24"/>
+          <w:szCs w:val="24"/>
+          <w:lang w:eastAsia="zh-CN"/>
+        </w:rPr>
+        <w:t xml:space="preserve">Implemented a </w:t>
+      </w:r>
+      <w:r>
+        <w:rPr>
+          <w:rFonts w:ascii="Times New Roman" w:eastAsia="Times New Roman" w:hAnsi="Times New Roman" w:cs="Times New Roman"/>
+          <w:b/>
+          <w:bCs/>
+          <w:sz w:val="24"/>
+          <w:szCs w:val="24"/>
+          <w:lang w:eastAsia="zh-CN"/>
+        </w:rPr>
+        <w:t>custom email system</w:t>
+      </w:r>
+      <w:r>
+        <w:rPr>
+          <w:rFonts w:ascii="Times New Roman" w:eastAsia="Times New Roman" w:hAnsi="Times New Roman" w:cs="Times New Roman"/>
+          <w:sz w:val="24"/>
+          <w:szCs w:val="24"/>
+          <w:lang w:eastAsia="zh-CN"/>
+        </w:rPr>
+        <w:t xml:space="preserve">, increasing customer engagement by </w:t>
+      </w:r>
+      <w:r>
+        <w:rPr>
+          <w:rFonts w:ascii="Times New Roman" w:eastAsia="Times New Roman" w:hAnsi="Times New Roman" w:cs="Times New Roman"/>
+          <w:b/>
+          <w:bCs/>
+          <w:sz w:val="24"/>
+          <w:szCs w:val="24"/>
+          <w:lang w:eastAsia="zh-CN"/>
+        </w:rPr>
+        <w:t>15%</w:t>
+      </w:r>
+      <w:r>
+        <w:rPr>
+          <w:rFonts w:ascii="Times New Roman" w:eastAsia="Times New Roman" w:hAnsi="Times New Roman" w:cs="Times New Roman"/>
+          <w:sz w:val="24"/>
+          <w:szCs w:val="24"/>
+          <w:lang w:eastAsia="zh-CN"/>
+        </w:rPr>
+        <w:t>.</w:t>
+      </w:r>
+    </w:p>
+    <w:p>
+      <w:pPr>
+        <w:spacing w:before="100" w:beforeAutospacing="1" w:after="100" w:afterAutospacing="1" w:line="240" w:lineRule="auto"/>
+        <w:ind w:left="720"/>
+        <w:rPr>
+          <w:rFonts w:ascii="Times New Roman" w:eastAsia="Times New Roman" w:hAnsi="Times New Roman" w:cs="Times New Roman"/>
+          <w:b/>
+          <w:bCs/>
+          <w:sz w:val="24"/>
+          <w:szCs w:val="24"/>
+          <w:lang w:eastAsia="zh-CN"/>
+        </w:rPr>
+      </w:pPr>
+    </w:p>
+    <w:p>
+      <w:pPr>
+        <w:spacing w:before="100" w:beforeAutospacing="1" w:after="100" w:afterAutospacing="1" w:line="240" w:lineRule="auto"/>
+        <w:ind w:left="720"/>
+        <w:rPr>
+          <w:rFonts w:ascii="Times New Roman" w:eastAsia="Times New Roman" w:hAnsi="Times New Roman" w:cs="Times New Roman"/>
+          <w:sz w:val="24"/>
+          <w:szCs w:val="24"/>
+          <w:lang w:eastAsia="zh-CN"/>
+        </w:rPr>
+      </w:pPr>
+      <w:r>
+        <w:rPr>
+          <w:rFonts w:ascii="Times New Roman" w:eastAsia="Times New Roman" w:hAnsi="Times New Roman" w:cs="Times New Roman"/>
+          <w:b/>
+          <w:bCs/>
+          <w:sz w:val="24"/>
+          <w:szCs w:val="24"/>
+          <w:lang w:eastAsia="zh-CN"/>
+        </w:rPr>
+        <w:t>Full Stack Laravel Developer | Marwan Group (On-site – Cairo, Egypt)</w:t>
+      </w:r>
+      <w:r>
+        <w:rPr>
+          <w:rFonts w:ascii="Times New Roman" w:eastAsia="Times New Roman" w:hAnsi="Times New Roman" w:cs="Times New Roman"/>
+          <w:sz w:val="24"/>
+          <w:szCs w:val="24"/>
+          <w:lang w:eastAsia="zh-CN"/>
+        </w:rPr>
+        <w:br/>
+      </w:r>
+      <w:r>
+        <w:rPr>
+          <w:rFonts w:ascii="Times New Roman" w:eastAsia="Times New Roman" w:hAnsi="Times New Roman" w:cs="Times New Roman"/>
+          <w:i/>
+          <w:iCs/>
+          <w:sz w:val="24"/>
+          <w:szCs w:val="24"/>
+          <w:lang w:eastAsia="zh-CN"/>
+        </w:rPr>
+        <w:t>Aug 2022 – Nov 2023</w:t>
+      </w:r>
+    </w:p>
+    <w:p>
+      <w:pPr>
+        <w:numPr>
+          <w:ilvl w:val="0"/>
+          <w:numId w:val="39"/>
+        </w:numPr>
+        <w:tabs>
+          <w:tab w:val="clear" w:pos="720"/>
+          <w:tab w:val="num" w:pos="1440"/>
+        </w:tabs>
+        <w:spacing w:before="100" w:beforeAutospacing="1" w:after="100" w:afterAutospacing="1" w:line="240" w:lineRule="auto"/>
+        <w:ind w:left="1440"/>
+        <w:rPr>
+          <w:rFonts w:ascii="Times New Roman" w:eastAsia="Times New Roman" w:hAnsi="Times New Roman" w:cs="Times New Roman"/>
+          <w:sz w:val="24"/>
+          <w:szCs w:val="24"/>
+          <w:lang w:eastAsia="zh-CN"/>
+        </w:rPr>
+      </w:pPr>
+      <w:r>
+        <w:rPr>
+          <w:rFonts w:ascii="Times New Roman" w:eastAsia="Times New Roman" w:hAnsi="Times New Roman" w:cs="Times New Roman"/>
+          <w:sz w:val="24"/>
+          <w:szCs w:val="24"/>
+          <w:lang w:eastAsia="zh-CN"/>
+        </w:rPr>
+        <w:t xml:space="preserve">Created a </w:t>
+      </w:r>
+      <w:r>
+        <w:rPr>
+          <w:rFonts w:ascii="Times New Roman" w:eastAsia="Times New Roman" w:hAnsi="Times New Roman" w:cs="Times New Roman"/>
+          <w:b/>
+          <w:bCs/>
+          <w:sz w:val="24"/>
+          <w:szCs w:val="24"/>
+          <w:lang w:eastAsia="zh-CN"/>
+        </w:rPr>
+        <w:t>content management dashboard</w:t>
+      </w:r>
+      <w:r>
+        <w:rPr>
+          <w:rFonts w:ascii="Times New Roman" w:eastAsia="Times New Roman" w:hAnsi="Times New Roman" w:cs="Times New Roman"/>
+          <w:sz w:val="24"/>
+          <w:szCs w:val="24"/>
+          <w:lang w:eastAsia="zh-CN"/>
+        </w:rPr>
+        <w:t xml:space="preserve"> (Laravel), reducing admin management time by </w:t>
+      </w:r>
+      <w:r>
+        <w:rPr>
+          <w:rFonts w:ascii="Times New Roman" w:eastAsia="Times New Roman" w:hAnsi="Times New Roman" w:cs="Times New Roman"/>
+          <w:b/>
+          <w:bCs/>
+          <w:sz w:val="24"/>
+          <w:szCs w:val="24"/>
+          <w:lang w:eastAsia="zh-CN"/>
+        </w:rPr>
+        <w:t>40%</w:t>
+      </w:r>
+      <w:r>
+        <w:rPr>
+          <w:rFonts w:ascii="Times New Roman" w:eastAsia="Times New Roman" w:hAnsi="Times New Roman" w:cs="Times New Roman"/>
+          <w:sz w:val="24"/>
+          <w:szCs w:val="24"/>
+          <w:lang w:eastAsia="zh-CN"/>
+        </w:rPr>
+        <w:t>.</w:t>
+      </w:r>
+    </w:p>
+    <w:p>
+      <w:pPr>
+        <w:numPr>
+          <w:ilvl w:val="0"/>
+          <w:numId w:val="39"/>
+        </w:numPr>
+        <w:tabs>
+          <w:tab w:val="clear" w:pos="720"/>
+          <w:tab w:val="num" w:pos="1440"/>
+        </w:tabs>
+        <w:spacing w:before="100" w:beforeAutospacing="1" w:after="100" w:afterAutospacing="1" w:line="240" w:lineRule="auto"/>
+        <w:ind w:left="1440"/>
+        <w:rPr>
+          <w:rFonts w:ascii="Times New Roman" w:eastAsia="Times New Roman" w:hAnsi="Times New Roman" w:cs="Times New Roman"/>
+          <w:sz w:val="24"/>
+          <w:szCs w:val="24"/>
+          <w:lang w:eastAsia="zh-CN"/>
+        </w:rPr>
+      </w:pPr>
+      <w:r>
+        <w:rPr>
+          <w:rFonts w:ascii="Times New Roman" w:eastAsia="Times New Roman" w:hAnsi="Times New Roman" w:cs="Times New Roman"/>
+          <w:sz w:val="24"/>
+          <w:szCs w:val="24"/>
+          <w:lang w:eastAsia="zh-CN"/>
+        </w:rPr>
+        <w:t xml:space="preserve">Developed APIs that improved </w:t>
+      </w:r>
+      <w:r>
+        <w:rPr>
+          <w:rFonts w:ascii="Times New Roman" w:eastAsia="Times New Roman" w:hAnsi="Times New Roman" w:cs="Times New Roman"/>
+          <w:b/>
+          <w:bCs/>
+          <w:sz w:val="24"/>
+          <w:szCs w:val="24"/>
+          <w:lang w:eastAsia="zh-CN"/>
+        </w:rPr>
+        <w:t>frontend-backend communication</w:t>
+      </w:r>
+      <w:r>
+        <w:rPr>
+          <w:rFonts w:ascii="Times New Roman" w:eastAsia="Times New Roman" w:hAnsi="Times New Roman" w:cs="Times New Roman"/>
+          <w:sz w:val="24"/>
+          <w:szCs w:val="24"/>
+          <w:lang w:eastAsia="zh-CN"/>
+        </w:rPr>
+        <w:t xml:space="preserve">, cutting errors by </w:t>
+      </w:r>
+      <w:r>
+        <w:rPr>
+          <w:rFonts w:ascii="Times New Roman" w:eastAsia="Times New Roman" w:hAnsi="Times New Roman" w:cs="Times New Roman"/>
+          <w:b/>
+          <w:bCs/>
+          <w:sz w:val="24"/>
+          <w:szCs w:val="24"/>
+          <w:lang w:eastAsia="zh-CN"/>
+        </w:rPr>
+        <w:t>20%</w:t>
+      </w:r>
+      <w:r>
+        <w:rPr>
+          <w:rFonts w:ascii="Times New Roman" w:eastAsia="Times New Roman" w:hAnsi="Times New Roman" w:cs="Times New Roman"/>
+          <w:sz w:val="24"/>
+          <w:szCs w:val="24"/>
+          <w:lang w:eastAsia="zh-CN"/>
+        </w:rPr>
+        <w:t>.</w:t>
+      </w:r>
+    </w:p>
+    <w:p>
+      <w:pPr>
+        <w:numPr>
+          <w:ilvl w:val="0"/>
+          <w:numId w:val="39"/>
+        </w:numPr>
+        <w:tabs>
+          <w:tab w:val="clear" w:pos="720"/>
+          <w:tab w:val="num" w:pos="1440"/>
+        </w:tabs>
+        <w:spacing w:before="100" w:beforeAutospacing="1" w:after="100" w:afterAutospacing="1" w:line="240" w:lineRule="auto"/>
+        <w:ind w:left="1440"/>
+        <w:rPr>
+          <w:rFonts w:ascii="Times New Roman" w:eastAsia="Times New Roman" w:hAnsi="Times New Roman" w:cs="Times New Roman"/>
+          <w:sz w:val="24"/>
+          <w:szCs w:val="24"/>
+          <w:lang w:eastAsia="zh-CN"/>
+        </w:rPr>
+      </w:pPr>
+      <w:r>
+        <w:rPr>
+          <w:rFonts w:ascii="Times New Roman" w:eastAsia="Times New Roman" w:hAnsi="Times New Roman" w:cs="Times New Roman"/>
+          <w:sz w:val="24"/>
+          <w:szCs w:val="24"/>
+          <w:lang w:eastAsia="zh-CN"/>
+        </w:rPr>
+        <w:t xml:space="preserve">Integrated </w:t>
+      </w:r>
+      <w:r>
+        <w:rPr>
+          <w:rFonts w:ascii="Times New Roman" w:eastAsia="Times New Roman" w:hAnsi="Times New Roman" w:cs="Times New Roman"/>
+          <w:b/>
+          <w:bCs/>
+          <w:sz w:val="24"/>
+          <w:szCs w:val="24"/>
+          <w:lang w:eastAsia="zh-CN"/>
+        </w:rPr>
+        <w:t>third-party services</w:t>
+      </w:r>
+      <w:r>
+        <w:rPr>
+          <w:rFonts w:ascii="Times New Roman" w:eastAsia="Times New Roman" w:hAnsi="Times New Roman" w:cs="Times New Roman"/>
+          <w:sz w:val="24"/>
+          <w:szCs w:val="24"/>
+          <w:lang w:eastAsia="zh-CN"/>
+        </w:rPr>
+        <w:t xml:space="preserve"> (payment gateways, Google Maps), enhancing UX and driving </w:t>
+      </w:r>
+      <w:r>
+        <w:rPr>
+          <w:rFonts w:ascii="Times New Roman" w:eastAsia="Times New Roman" w:hAnsi="Times New Roman" w:cs="Times New Roman"/>
+          <w:b/>
+          <w:bCs/>
+          <w:sz w:val="24"/>
+          <w:szCs w:val="24"/>
+          <w:lang w:eastAsia="zh-CN"/>
+        </w:rPr>
+        <w:t>online sales growth by 25%</w:t>
+      </w:r>
+      <w:r>
+        <w:rPr>
+          <w:rFonts w:ascii="Times New Roman" w:eastAsia="Times New Roman" w:hAnsi="Times New Roman" w:cs="Times New Roman"/>
+          <w:sz w:val="24"/>
+          <w:szCs w:val="24"/>
+          <w:lang w:eastAsia="zh-CN"/>
+        </w:rPr>
+        <w:t>.</w:t>
+      </w:r>
+    </w:p>
+    <w:p>
+      <w:pPr>
+        <w:numPr>
+          <w:ilvl w:val="0"/>
+          <w:numId w:val="39"/>
+        </w:numPr>
+        <w:tabs>
+          <w:tab w:val="clear" w:pos="720"/>
+          <w:tab w:val="num" w:pos="1440"/>
+        </w:tabs>
+        <w:spacing w:before="100" w:beforeAutospacing="1" w:after="100" w:afterAutospacing="1" w:line="240" w:lineRule="auto"/>
+        <w:ind w:left="1440"/>
+        <w:rPr>
+          <w:rFonts w:ascii="Times New Roman" w:eastAsia="Times New Roman" w:hAnsi="Times New Roman" w:cs="Times New Roman"/>
+          <w:sz w:val="24"/>
+          <w:szCs w:val="24"/>
+          <w:lang w:eastAsia="zh-CN"/>
+        </w:rPr>
+      </w:pPr>
+      <w:r>
+        <w:rPr>
+          <w:rFonts w:ascii="Times New Roman" w:eastAsia="Times New Roman" w:hAnsi="Times New Roman" w:cs="Times New Roman"/>
+          <w:sz w:val="24"/>
+          <w:szCs w:val="24"/>
+          <w:lang w:eastAsia="zh-CN"/>
+        </w:rPr>
+        <w:t xml:space="preserve">Designed and deployed </w:t>
+      </w:r>
+      <w:r>
+        <w:rPr>
+          <w:rFonts w:ascii="Times New Roman" w:eastAsia="Times New Roman" w:hAnsi="Times New Roman" w:cs="Times New Roman"/>
+          <w:b/>
+          <w:bCs/>
+          <w:sz w:val="24"/>
+          <w:szCs w:val="24"/>
+          <w:lang w:eastAsia="zh-CN"/>
+        </w:rPr>
+        <w:t>company websites</w:t>
+      </w:r>
+      <w:r>
+        <w:rPr>
+          <w:rFonts w:ascii="Times New Roman" w:eastAsia="Times New Roman" w:hAnsi="Times New Roman" w:cs="Times New Roman"/>
+          <w:sz w:val="24"/>
+          <w:szCs w:val="24"/>
+          <w:lang w:eastAsia="zh-CN"/>
+        </w:rPr>
+        <w:t xml:space="preserve">, boosting brand presence and attracting </w:t>
+      </w:r>
+      <w:r>
+        <w:rPr>
+          <w:rFonts w:ascii="Times New Roman" w:eastAsia="Times New Roman" w:hAnsi="Times New Roman" w:cs="Times New Roman"/>
+          <w:b/>
+          <w:bCs/>
+          <w:sz w:val="24"/>
+          <w:szCs w:val="24"/>
+          <w:lang w:eastAsia="zh-CN"/>
+        </w:rPr>
+        <w:t>new client contracts</w:t>
+      </w:r>
+      <w:r>
+        <w:rPr>
+          <w:rFonts w:ascii="Times New Roman" w:eastAsia="Times New Roman" w:hAnsi="Times New Roman" w:cs="Times New Roman"/>
+          <w:sz w:val="24"/>
+          <w:szCs w:val="24"/>
+          <w:lang w:eastAsia="zh-CN"/>
+        </w:rPr>
+        <w:t>.</w:t>
+      </w:r>
+    </w:p>
+    <w:p>
+      <w:pPr>
+        <w:pStyle w:val="Heading1"/>
         <w:rPr>
           <w:rFonts w:cstheme="majorHAnsi"/>
           <w:b/>
           <w:bCs/>
-        </w:rPr>
-        <w:t>Educati</w:t>
-      </w:r>
-      <w:r>
-        <w:rPr>
-          <w:rFonts w:cstheme="majorHAnsi"/>
+          <w:color w:val="auto"/>
+        </w:rPr>
+      </w:pPr>
+      <w:r>
+        <w:rPr>
+          <w:rFonts w:ascii="Times New Roman" w:eastAsia="Times New Roman" w:hAnsi="Times New Roman" w:cs="Times New Roman"/>
           <w:b/>
           <w:bCs/>
-        </w:rPr>
-        <w:t>on</w:t>
-      </w:r>
-      <w:r>
-        <w:rPr>
-          <w:rFonts w:asciiTheme="majorBidi" w:hAnsiTheme="majorBidi"/>
-          <w:sz w:val="23"/>
-          <w:szCs w:val="23"/>
-        </w:rPr>
-        <w:tab/>
-      </w:r>
-      <w:r>
-        <w:rPr>
-          <w:rFonts w:asciiTheme="majorBidi" w:hAnsiTheme="majorBidi"/>
-          <w:sz w:val="23"/>
-          <w:szCs w:val="23"/>
-        </w:rPr>
-        <w:tab/>
-        <w:t xml:space="preserve">         </w:t>
+          <w:color w:val="auto"/>
+          <w:lang w:eastAsia="zh-CN"/>
+        </w:rPr>
+        <w:t>Projects</w:t>
       </w:r>
     </w:p>
     <w:p>
       <w:pPr>
-        <w:pStyle w:val="Default"/>
-        <w:jc w:val="both"/>
-        <w:rPr>
-          <w:rFonts w:asciiTheme="majorBidi" w:hAnsiTheme="majorBidi" w:cstheme="majorBidi"/>
-          <w:b/>
-          <w:bCs/>
-          <w:sz w:val="9"/>
-          <w:szCs w:val="9"/>
-        </w:rPr>
-      </w:pPr>
-    </w:p>
-    <w:p>
-      <w:pPr>
-        <w:pStyle w:val="SmallText"/>
-        <w:rPr>
-          <w:i w:val="0"/>
-          <w:sz w:val="24"/>
-          <w:szCs w:val="28"/>
-        </w:rPr>
-      </w:pPr>
-      <w:r>
-        <w:rPr>
-          <w:rFonts w:asciiTheme="majorBidi" w:hAnsiTheme="majorBidi" w:cstheme="majorBidi"/>
-          <w:b/>
-          <w:bCs/>
-          <w:i w:val="0"/>
-          <w:sz w:val="24"/>
-        </w:rPr>
-        <w:t>Arab Academy for Science and Technology (</w:t>
-      </w:r>
-      <w:r>
-        <w:rPr>
-          <w:rFonts w:asciiTheme="majorBidi" w:hAnsiTheme="majorBidi" w:cstheme="majorBidi"/>
-          <w:b/>
-          <w:bCs/>
-          <w:i w:val="0"/>
-          <w:sz w:val="24"/>
-        </w:rPr>
-        <w:t xml:space="preserve">AAST) </w:t>
-      </w:r>
-      <w:r>
-        <w:rPr>
-          <w:rFonts w:asciiTheme="majorBidi" w:hAnsiTheme="majorBidi" w:cstheme="majorBidi"/>
-          <w:b/>
-          <w:bCs/>
-          <w:i w:val="0"/>
-          <w:sz w:val="23"/>
-          <w:szCs w:val="23"/>
-        </w:rPr>
-        <w:tab/>
-      </w:r>
-      <w:r>
-        <w:rPr>
-          <w:rFonts w:asciiTheme="majorBidi" w:hAnsiTheme="majorBidi" w:cstheme="majorBidi"/>
-          <w:b/>
-          <w:bCs/>
-          <w:i w:val="0"/>
-          <w:sz w:val="23"/>
-          <w:szCs w:val="23"/>
-        </w:rPr>
-        <w:tab/>
-      </w:r>
-      <w:r>
-        <w:rPr>
-          <w:rFonts w:asciiTheme="majorBidi" w:hAnsiTheme="majorBidi" w:cstheme="majorBidi"/>
-          <w:b/>
-          <w:bCs/>
-          <w:i w:val="0"/>
-          <w:sz w:val="23"/>
-          <w:szCs w:val="23"/>
-        </w:rPr>
-        <w:tab/>
-      </w:r>
-      <w:r>
-        <w:rPr>
-          <w:rFonts w:asciiTheme="majorBidi" w:hAnsiTheme="majorBidi" w:cstheme="majorBidi"/>
-          <w:i w:val="0"/>
-          <w:sz w:val="23"/>
-          <w:szCs w:val="23"/>
-        </w:rPr>
-        <w:t xml:space="preserve">       </w:t>
-      </w:r>
-      <w:r>
-        <w:rPr>
-          <w:rFonts w:asciiTheme="majorBidi" w:hAnsiTheme="majorBidi" w:cstheme="majorBidi"/>
-          <w:i w:val="0"/>
-          <w:sz w:val="23"/>
-          <w:szCs w:val="23"/>
-        </w:rPr>
-        <w:t xml:space="preserve">          </w:t>
-      </w:r>
-      <w:r>
-        <w:rPr>
-          <w:rFonts w:asciiTheme="majorBidi" w:hAnsiTheme="majorBidi" w:cstheme="majorBidi"/>
-          <w:i w:val="0"/>
-          <w:sz w:val="24"/>
-          <w:szCs w:val="28"/>
-        </w:rPr>
-        <w:t>September 2017 – June 2021</w:t>
-      </w:r>
-    </w:p>
-    <w:p>
-      <w:pPr>
-        <w:pStyle w:val="Default"/>
-        <w:spacing w:line="276" w:lineRule="auto"/>
-        <w:jc w:val="both"/>
-        <w:rPr>
-          <w:rFonts w:asciiTheme="majorBidi" w:hAnsiTheme="majorBidi" w:cstheme="majorBidi"/>
-          <w:sz w:val="22"/>
-          <w:szCs w:val="22"/>
-        </w:rPr>
-      </w:pPr>
-      <w:r>
-        <w:rPr>
-          <w:rFonts w:asciiTheme="majorBidi" w:hAnsiTheme="majorBidi" w:cstheme="majorBidi"/>
-          <w:sz w:val="23"/>
-          <w:szCs w:val="23"/>
-        </w:rPr>
-        <w:t xml:space="preserve">Bachelor of </w:t>
-      </w:r>
-      <w:r>
-        <w:rPr>
-          <w:rFonts w:asciiTheme="majorBidi" w:hAnsiTheme="majorBidi" w:cstheme="majorBidi"/>
-          <w:sz w:val="23"/>
-          <w:szCs w:val="23"/>
-        </w:rPr>
-        <w:t>computer science at Arab academy for science, technology, and maritime transport “AAS</w:t>
-      </w:r>
-      <w:r>
-        <w:rPr>
-          <w:rFonts w:asciiTheme="majorBidi" w:hAnsiTheme="majorBidi" w:cstheme="majorBidi"/>
-          <w:sz w:val="23"/>
-          <w:szCs w:val="23"/>
-        </w:rPr>
-        <w:t>T&amp;MT” with a current GPA of 3.30</w:t>
-      </w:r>
-      <w:r>
-        <w:rPr>
-          <w:rFonts w:asciiTheme="majorBidi" w:hAnsiTheme="majorBidi" w:cstheme="majorBidi"/>
-          <w:sz w:val="23"/>
-          <w:szCs w:val="23"/>
-        </w:rPr>
-        <w:t>.</w:t>
-      </w:r>
-    </w:p>
-    <w:p>
-      <w:pPr>
-        <w:pStyle w:val="Default"/>
-        <w:jc w:val="both"/>
-        <w:rPr>
-          <w:rFonts w:asciiTheme="majorBidi" w:hAnsiTheme="majorBidi" w:cstheme="majorBidi"/>
-          <w:b/>
-          <w:bCs/>
-          <w:sz w:val="9"/>
-          <w:szCs w:val="9"/>
-        </w:rPr>
-      </w:pPr>
-    </w:p>
-    <w:p>
-      <w:pPr>
-        <w:pStyle w:val="SmallText"/>
-        <w:rPr>
-          <w:i w:val="0"/>
-          <w:sz w:val="24"/>
-          <w:szCs w:val="28"/>
-        </w:rPr>
-      </w:pPr>
-      <w:r>
-        <w:rPr>
-          <w:rFonts w:asciiTheme="majorBidi" w:hAnsiTheme="majorBidi" w:cstheme="majorBidi"/>
-          <w:b/>
-          <w:bCs/>
-          <w:i w:val="0"/>
-          <w:sz w:val="24"/>
-        </w:rPr>
-        <w:t>The American University in Cairo</w:t>
-      </w:r>
-      <w:r>
-        <w:rPr>
-          <w:rFonts w:asciiTheme="majorBidi" w:hAnsiTheme="majorBidi" w:cstheme="majorBidi"/>
-          <w:i w:val="0"/>
-          <w:sz w:val="24"/>
-        </w:rPr>
-        <w:t xml:space="preserve"> </w:t>
-      </w:r>
-      <w:r>
-        <w:rPr>
-          <w:rFonts w:asciiTheme="majorBidi" w:hAnsiTheme="majorBidi" w:cstheme="majorBidi"/>
-          <w:b/>
-          <w:bCs/>
-          <w:i w:val="0"/>
-          <w:sz w:val="24"/>
-        </w:rPr>
-        <w:t>(AUC)</w:t>
-      </w:r>
-      <w:r>
-        <w:rPr>
-          <w:rFonts w:asciiTheme="majorBidi" w:hAnsiTheme="majorBidi" w:cstheme="majorBidi"/>
-          <w:i w:val="0"/>
-          <w:sz w:val="24"/>
-        </w:rPr>
-        <w:tab/>
-      </w:r>
-      <w:r>
-        <w:rPr>
-          <w:rFonts w:asciiTheme="majorBidi" w:hAnsiTheme="majorBidi" w:cstheme="majorBidi"/>
-          <w:i w:val="0"/>
-          <w:sz w:val="23"/>
-          <w:szCs w:val="23"/>
-        </w:rPr>
-        <w:tab/>
-      </w:r>
-      <w:r>
-        <w:rPr>
-          <w:rFonts w:asciiTheme="majorBidi" w:hAnsiTheme="majorBidi" w:cstheme="majorBidi"/>
-          <w:i w:val="0"/>
-          <w:sz w:val="23"/>
-          <w:szCs w:val="23"/>
-        </w:rPr>
-        <w:tab/>
-      </w:r>
-      <w:r>
-        <w:rPr>
-          <w:rFonts w:asciiTheme="majorBidi" w:hAnsiTheme="majorBidi" w:cstheme="majorBidi"/>
-          <w:i w:val="0"/>
-          <w:sz w:val="23"/>
-          <w:szCs w:val="23"/>
-        </w:rPr>
-        <w:tab/>
-      </w:r>
-      <w:r>
-        <w:rPr>
-          <w:rFonts w:asciiTheme="majorBidi" w:hAnsiTheme="majorBidi" w:cstheme="majorBidi"/>
-          <w:i w:val="0"/>
-          <w:sz w:val="23"/>
-          <w:szCs w:val="23"/>
-        </w:rPr>
-        <w:tab/>
-        <w:t xml:space="preserve">       </w:t>
-      </w:r>
-      <w:r>
-        <w:rPr>
-          <w:rFonts w:asciiTheme="majorBidi" w:hAnsiTheme="majorBidi" w:cstheme="majorBidi"/>
-          <w:i w:val="0"/>
-          <w:sz w:val="23"/>
-          <w:szCs w:val="23"/>
-        </w:rPr>
-        <w:t xml:space="preserve">          </w:t>
-      </w:r>
-      <w:r>
-        <w:rPr>
-          <w:rFonts w:asciiTheme="majorBidi" w:hAnsiTheme="majorBidi" w:cstheme="majorBidi"/>
-          <w:i w:val="0"/>
-          <w:sz w:val="24"/>
-          <w:szCs w:val="28"/>
-        </w:rPr>
-        <w:t>November 2016 – May 2017</w:t>
-      </w:r>
-    </w:p>
-    <w:p>
-      <w:pPr>
-        <w:pStyle w:val="Default"/>
-        <w:spacing w:after="39" w:line="360" w:lineRule="auto"/>
-        <w:rPr>
-          <w:rFonts w:asciiTheme="majorBidi" w:hAnsiTheme="majorBidi" w:cstheme="majorBidi"/>
-          <w:sz w:val="23"/>
-          <w:szCs w:val="23"/>
-          <w:rtl/>
-        </w:rPr>
-      </w:pPr>
-      <w:r>
-        <w:rPr>
-          <w:rFonts w:asciiTheme="majorBidi" w:hAnsiTheme="majorBidi" w:cstheme="majorBidi"/>
-          <w:sz w:val="23"/>
-          <w:szCs w:val="23"/>
-        </w:rPr>
-        <w:t xml:space="preserve">Accomplished 720 hours </w:t>
-      </w:r>
-      <w:r>
-        <w:rPr>
-          <w:rFonts w:asciiTheme="majorBidi" w:hAnsiTheme="majorBidi" w:cstheme="majorBidi"/>
-          <w:sz w:val="23"/>
-          <w:szCs w:val="23"/>
-        </w:rPr>
-        <w:t xml:space="preserve">qualifying program in </w:t>
-      </w:r>
-      <w:r>
-        <w:rPr>
-          <w:rFonts w:asciiTheme="majorBidi" w:hAnsiTheme="majorBidi" w:cstheme="majorBidi"/>
-          <w:sz w:val="23"/>
-          <w:szCs w:val="23"/>
-        </w:rPr>
-        <w:t>Professional skills</w:t>
-      </w:r>
-      <w:r>
-        <w:rPr>
-          <w:rFonts w:asciiTheme="majorBidi" w:hAnsiTheme="majorBidi" w:cstheme="majorBidi"/>
-          <w:sz w:val="23"/>
-          <w:szCs w:val="23"/>
-        </w:rPr>
-        <w:t>,</w:t>
-      </w:r>
-      <w:r>
-        <w:rPr>
-          <w:rFonts w:asciiTheme="majorBidi" w:hAnsiTheme="majorBidi" w:cstheme="majorBidi"/>
-          <w:sz w:val="23"/>
-          <w:szCs w:val="23"/>
-        </w:rPr>
-        <w:t xml:space="preserve"> School of continuing Education </w:t>
-      </w:r>
-      <w:r>
-        <w:rPr>
-          <w:rFonts w:asciiTheme="majorBidi" w:hAnsiTheme="majorBidi" w:cstheme="majorBidi"/>
-          <w:sz w:val="23"/>
-          <w:szCs w:val="23"/>
-        </w:rPr>
-        <w:t>(SCE)</w:t>
-      </w:r>
-    </w:p>
-    <w:p>
-      <w:pPr>
-        <w:pStyle w:val="Heading1"/>
-        <w:rPr>
-          <w:rFonts w:cstheme="majorHAnsi"/>
-          <w:b/>
-          <w:bCs/>
-          <w:rtl/>
-        </w:rPr>
-      </w:pPr>
-      <w:r>
-        <w:rPr>
-          <w:rFonts w:cstheme="majorHAnsi"/>
-          <w:b/>
-          <w:bCs/>
-        </w:rPr>
-        <w:t>Experiences</w:t>
-      </w:r>
-    </w:p>
-    <w:p/>
-    <w:p>
-      <w:pPr>
-        <w:pStyle w:val="SmallText"/>
-        <w:numPr>
-          <w:ilvl w:val="0"/>
-          <w:numId w:val="3"/>
-        </w:numPr>
-        <w:spacing w:line="276" w:lineRule="auto"/>
-        <w:rPr>
-          <w:rFonts w:asciiTheme="majorBidi" w:hAnsiTheme="majorBidi" w:cstheme="majorBidi"/>
-          <w:b/>
-          <w:bCs/>
-          <w:i w:val="0"/>
-          <w:sz w:val="24"/>
-        </w:rPr>
-      </w:pPr>
-      <w:r>
-        <w:rPr>
-          <w:rFonts w:asciiTheme="majorBidi" w:hAnsiTheme="majorBidi" w:cstheme="majorBidi"/>
-          <w:b/>
-          <w:bCs/>
-          <w:i w:val="0"/>
-          <w:sz w:val="24"/>
-        </w:rPr>
-        <w:t>Full Stack</w:t>
-      </w:r>
-      <w:r>
-        <w:rPr>
-          <w:rFonts w:asciiTheme="majorBidi" w:hAnsiTheme="majorBidi" w:cstheme="majorBidi"/>
-          <w:b/>
-          <w:bCs/>
-          <w:i w:val="0"/>
-          <w:sz w:val="24"/>
-        </w:rPr>
-        <w:t xml:space="preserve"> Laravel</w:t>
-      </w:r>
-      <w:r>
-        <w:rPr>
-          <w:rFonts w:asciiTheme="majorBidi" w:hAnsiTheme="majorBidi" w:cstheme="majorBidi"/>
-          <w:b/>
-          <w:bCs/>
-          <w:i w:val="0"/>
-          <w:sz w:val="24"/>
-        </w:rPr>
-        <w:t xml:space="preserve"> Developer</w:t>
-      </w:r>
-      <w:r>
-        <w:rPr>
-          <w:rFonts w:asciiTheme="majorBidi" w:hAnsiTheme="majorBidi" w:cstheme="majorBidi"/>
-          <w:b/>
-          <w:bCs/>
-          <w:i w:val="0"/>
-          <w:sz w:val="24"/>
-        </w:rPr>
-        <w:t xml:space="preserve">, </w:t>
-      </w:r>
-      <w:r>
-        <w:rPr>
-          <w:rFonts w:asciiTheme="majorBidi" w:hAnsiTheme="majorBidi" w:cstheme="majorBidi"/>
-          <w:b/>
-          <w:bCs/>
-          <w:i w:val="0"/>
-          <w:sz w:val="24"/>
-        </w:rPr>
-        <w:t>Aloo</w:t>
-      </w:r>
-      <w:r>
-        <w:rPr>
-          <w:rFonts w:asciiTheme="majorBidi" w:hAnsiTheme="majorBidi" w:cstheme="majorBidi"/>
-          <w:b/>
-          <w:bCs/>
-          <w:i w:val="0"/>
-          <w:sz w:val="24"/>
-        </w:rPr>
-        <w:t xml:space="preserve"> Company</w:t>
-      </w:r>
-      <w:r>
-        <w:rPr>
-          <w:rFonts w:asciiTheme="majorBidi" w:hAnsiTheme="majorBidi" w:cstheme="majorBidi"/>
-          <w:b/>
-          <w:bCs/>
-          <w:i w:val="0"/>
-          <w:sz w:val="24"/>
-        </w:rPr>
-        <w:t xml:space="preserve">, </w:t>
-      </w:r>
-      <w:r>
-        <w:rPr>
-          <w:rFonts w:asciiTheme="majorBidi" w:hAnsiTheme="majorBidi" w:cstheme="majorBidi"/>
-          <w:b/>
-          <w:bCs/>
-          <w:i w:val="0"/>
-          <w:sz w:val="24"/>
-        </w:rPr>
-        <w:t>Riadh</w:t>
-      </w:r>
-      <w:r>
-        <w:rPr>
-          <w:rFonts w:asciiTheme="majorBidi" w:hAnsiTheme="majorBidi" w:cstheme="majorBidi"/>
-          <w:b/>
-          <w:bCs/>
-          <w:i w:val="0"/>
-          <w:sz w:val="24"/>
-        </w:rPr>
-        <w:t xml:space="preserve">, </w:t>
-      </w:r>
-      <w:r>
-        <w:rPr>
-          <w:rFonts w:asciiTheme="majorBidi" w:hAnsiTheme="majorBidi" w:cstheme="majorBidi"/>
-          <w:b/>
-          <w:bCs/>
-          <w:i w:val="0"/>
-          <w:sz w:val="24"/>
-        </w:rPr>
-        <w:t>KSA</w:t>
-      </w:r>
-      <w:r>
-        <w:rPr>
-          <w:rFonts w:asciiTheme="majorBidi" w:hAnsiTheme="majorBidi" w:cstheme="majorBidi"/>
-          <w:b/>
-          <w:bCs/>
-          <w:i w:val="0"/>
-          <w:sz w:val="24"/>
-        </w:rPr>
-        <w:t xml:space="preserve">, </w:t>
-      </w:r>
-      <w:r>
-        <w:t>(</w:t>
-      </w:r>
-      <w:r>
-        <w:rPr>
-          <w:rFonts w:asciiTheme="majorBidi" w:hAnsiTheme="majorBidi" w:cstheme="majorBidi"/>
-          <w:b/>
-          <w:bCs/>
-          <w:i w:val="0"/>
-          <w:sz w:val="24"/>
-        </w:rPr>
-        <w:t>Remote from Cairo, Egypt)</w:t>
-      </w:r>
-      <w:r>
-        <w:rPr>
-          <w:rFonts w:asciiTheme="majorBidi" w:hAnsiTheme="majorBidi" w:cstheme="majorBidi"/>
-          <w:b/>
-          <w:bCs/>
-          <w:i w:val="0"/>
-          <w:sz w:val="24"/>
-        </w:rPr>
-        <w:t xml:space="preserve">   </w:t>
-      </w:r>
-      <w:r>
-        <w:rPr>
-          <w:rFonts w:asciiTheme="majorBidi" w:hAnsiTheme="majorBidi" w:cstheme="majorBidi"/>
-          <w:b/>
-          <w:bCs/>
-          <w:i w:val="0"/>
-          <w:sz w:val="24"/>
+        <w:spacing w:before="100" w:beforeAutospacing="1" w:after="100" w:afterAutospacing="1" w:line="240" w:lineRule="auto"/>
+        <w:ind w:left="720"/>
+        <w:rPr>
+          <w:rFonts w:ascii="Times New Roman" w:eastAsia="Times New Roman" w:hAnsi="Times New Roman" w:cs="Times New Roman"/>
+          <w:sz w:val="24"/>
+          <w:szCs w:val="24"/>
+          <w:lang w:eastAsia="zh-CN"/>
+        </w:rPr>
+      </w:pPr>
+      <w:r>
+        <w:rPr>
+          <w:rFonts w:ascii="Times New Roman" w:eastAsia="Times New Roman" w:hAnsi="Symbol" w:cs="Times New Roman"/>
+          <w:sz w:val="24"/>
+          <w:szCs w:val="24"/>
+          <w:lang w:eastAsia="zh-CN"/>
+        </w:rPr>
+        <w:t></w:t>
+      </w:r>
+      <w:r>
+        <w:rPr>
+          <w:rFonts w:ascii="Times New Roman" w:eastAsia="Times New Roman" w:hAnsi="Times New Roman" w:cs="Times New Roman"/>
+          <w:sz w:val="24"/>
+          <w:szCs w:val="24"/>
+          <w:lang w:eastAsia="zh-CN"/>
         </w:rPr>
         <w:t xml:space="preserve">  </w:t>
       </w:r>
-      <w:r>
-        <w:rPr>
-          <w:rFonts w:asciiTheme="majorBidi" w:hAnsiTheme="majorBidi" w:cstheme="majorBidi"/>
-          <w:b/>
-          <w:bCs/>
-          <w:i w:val="0"/>
-          <w:sz w:val="24"/>
-        </w:rPr>
-        <w:t xml:space="preserve"> </w:t>
-      </w:r>
-      <w:r>
-        <w:rPr>
-          <w:rFonts w:asciiTheme="majorBidi" w:hAnsiTheme="majorBidi" w:cstheme="majorBidi"/>
-          <w:i w:val="0"/>
-          <w:sz w:val="22"/>
-          <w:szCs w:val="22"/>
-        </w:rPr>
-        <w:t>November</w:t>
-      </w:r>
-      <w:r>
-        <w:rPr>
-          <w:rFonts w:asciiTheme="majorBidi" w:hAnsiTheme="majorBidi" w:cstheme="majorBidi"/>
-          <w:i w:val="0"/>
-          <w:sz w:val="22"/>
-          <w:szCs w:val="22"/>
-        </w:rPr>
-        <w:t xml:space="preserve"> </w:t>
-      </w:r>
-      <w:r>
-        <w:rPr>
-          <w:rFonts w:asciiTheme="majorBidi" w:hAnsiTheme="majorBidi" w:cstheme="majorBidi"/>
-          <w:i w:val="0"/>
-          <w:sz w:val="22"/>
-          <w:szCs w:val="22"/>
-        </w:rPr>
-        <w:t>2024</w:t>
-      </w:r>
-      <w:r>
-        <w:rPr>
-          <w:rFonts w:asciiTheme="majorBidi" w:hAnsiTheme="majorBidi" w:cstheme="majorBidi"/>
-          <w:sz w:val="22"/>
-          <w:szCs w:val="22"/>
-        </w:rPr>
-        <w:t xml:space="preserve"> – </w:t>
-      </w:r>
-      <w:r>
-        <w:rPr>
-          <w:rFonts w:asciiTheme="majorBidi" w:hAnsiTheme="majorBidi" w:cstheme="majorBidi"/>
-          <w:b/>
-          <w:bCs/>
-          <w:i w:val="0"/>
-          <w:sz w:val="22"/>
-          <w:szCs w:val="22"/>
-        </w:rPr>
-        <w:t>Present</w:t>
-      </w:r>
-    </w:p>
-    <w:p>
-      <w:pPr>
-        <w:pStyle w:val="SmallText"/>
-        <w:spacing w:line="276" w:lineRule="auto"/>
-        <w:ind w:left="720"/>
-        <w:rPr>
-          <w:rFonts w:asciiTheme="majorBidi" w:hAnsiTheme="majorBidi" w:cstheme="majorBidi"/>
-          <w:b/>
-          <w:bCs/>
-          <w:i w:val="0"/>
-          <w:color w:val="auto"/>
-          <w:sz w:val="22"/>
-          <w:szCs w:val="22"/>
-        </w:rPr>
-      </w:pPr>
-    </w:p>
-    <w:p>
-      <w:pPr>
-        <w:pStyle w:val="SmallText"/>
-        <w:numPr>
-          <w:ilvl w:val="0"/>
-          <w:numId w:val="2"/>
-        </w:numPr>
-        <w:tabs>
-          <w:tab w:val="left" w:pos="1590"/>
-        </w:tabs>
-        <w:spacing w:line="360" w:lineRule="auto"/>
-        <w:rPr>
-          <w:rFonts w:asciiTheme="majorBidi" w:hAnsiTheme="majorBidi" w:cstheme="majorBidi"/>
-          <w:i w:val="0"/>
-          <w:iCs/>
-          <w:sz w:val="22"/>
-          <w:szCs w:val="22"/>
-        </w:rPr>
-      </w:pPr>
-      <w:r>
-        <w:rPr>
-          <w:rFonts w:asciiTheme="majorBidi" w:hAnsiTheme="majorBidi" w:cstheme="majorBidi"/>
-          <w:b/>
-          <w:bCs/>
-          <w:i w:val="0"/>
-          <w:iCs/>
-          <w:sz w:val="22"/>
-          <w:szCs w:val="22"/>
-        </w:rPr>
-        <w:t>Developed APIs for Frontend Integration</w:t>
-      </w:r>
-      <w:r>
-        <w:rPr>
-          <w:rFonts w:asciiTheme="majorBidi" w:hAnsiTheme="majorBidi" w:cstheme="majorBidi"/>
-          <w:i w:val="0"/>
-          <w:iCs/>
-          <w:sz w:val="22"/>
-          <w:szCs w:val="22"/>
-        </w:rPr>
-        <w:t>:</w:t>
-      </w:r>
-      <w:r>
-        <w:rPr>
-          <w:i w:val="0"/>
-          <w:color w:val="auto"/>
-          <w:sz w:val="22"/>
-          <w:szCs w:val="22"/>
-        </w:rPr>
-        <w:t xml:space="preserve"> </w:t>
-      </w:r>
-      <w:r>
-        <w:rPr>
-          <w:rFonts w:asciiTheme="majorBidi" w:hAnsiTheme="majorBidi" w:cstheme="majorBidi"/>
-          <w:i w:val="0"/>
-          <w:iCs/>
-          <w:sz w:val="22"/>
-          <w:szCs w:val="22"/>
-        </w:rPr>
-        <w:t>Designed and implemented robust APIs to facilitate seamless integration with frontend applications.</w:t>
-      </w:r>
-      <w:r>
-        <w:rPr>
-          <w:rFonts w:asciiTheme="majorBidi" w:hAnsiTheme="majorBidi" w:cstheme="majorBidi"/>
-          <w:i w:val="0"/>
-          <w:iCs/>
-          <w:sz w:val="22"/>
-          <w:szCs w:val="22"/>
-        </w:rPr>
-        <w:t>.</w:t>
-      </w:r>
-    </w:p>
-    <w:p>
-      <w:pPr>
-        <w:pStyle w:val="SmallText"/>
-        <w:numPr>
-          <w:ilvl w:val="0"/>
-          <w:numId w:val="2"/>
-        </w:numPr>
-        <w:tabs>
-          <w:tab w:val="left" w:pos="1590"/>
-        </w:tabs>
-        <w:spacing w:line="360" w:lineRule="auto"/>
-        <w:rPr>
-          <w:rFonts w:asciiTheme="majorBidi" w:hAnsiTheme="majorBidi" w:cstheme="majorBidi"/>
-          <w:i w:val="0"/>
-          <w:iCs/>
-          <w:sz w:val="22"/>
-          <w:szCs w:val="22"/>
-        </w:rPr>
-      </w:pPr>
-      <w:r>
-        <w:rPr>
-          <w:rFonts w:asciiTheme="majorBidi" w:hAnsiTheme="majorBidi" w:cstheme="majorBidi"/>
-          <w:b/>
-          <w:bCs/>
-          <w:i w:val="0"/>
-          <w:iCs/>
-          <w:sz w:val="22"/>
-          <w:szCs w:val="22"/>
-        </w:rPr>
-        <w:t>Integrated Third Part Services</w:t>
-      </w:r>
-      <w:r>
-        <w:rPr>
-          <w:rFonts w:asciiTheme="majorBidi" w:hAnsiTheme="majorBidi" w:cstheme="majorBidi"/>
-          <w:i w:val="0"/>
-          <w:iCs/>
-          <w:sz w:val="22"/>
-          <w:szCs w:val="22"/>
-        </w:rPr>
-        <w:t>:</w:t>
-      </w:r>
-      <w:r>
-        <w:rPr>
-          <w:i w:val="0"/>
-          <w:color w:val="auto"/>
-          <w:sz w:val="22"/>
-          <w:szCs w:val="22"/>
-        </w:rPr>
-        <w:t xml:space="preserve"> </w:t>
-      </w:r>
-      <w:r>
-        <w:rPr>
-          <w:rFonts w:asciiTheme="majorBidi" w:hAnsiTheme="majorBidi" w:cstheme="majorBidi"/>
-          <w:i w:val="0"/>
-          <w:iCs/>
-          <w:sz w:val="22"/>
-          <w:szCs w:val="22"/>
-        </w:rPr>
-        <w:t>Successfully applied third-party services such as SMS and payment gateways to enhance application functionality</w:t>
-      </w:r>
-      <w:r>
-        <w:rPr>
-          <w:rFonts w:asciiTheme="majorBidi" w:hAnsiTheme="majorBidi" w:cstheme="majorBidi"/>
-          <w:i w:val="0"/>
-          <w:iCs/>
-          <w:sz w:val="22"/>
-          <w:szCs w:val="22"/>
-        </w:rPr>
-        <w:t>.</w:t>
-      </w:r>
-    </w:p>
-    <w:p>
-      <w:pPr>
-        <w:pStyle w:val="SmallText"/>
-        <w:numPr>
-          <w:ilvl w:val="0"/>
-          <w:numId w:val="2"/>
-        </w:numPr>
-        <w:tabs>
-          <w:tab w:val="left" w:pos="1590"/>
-        </w:tabs>
-        <w:spacing w:line="360" w:lineRule="auto"/>
-        <w:rPr>
-          <w:rFonts w:asciiTheme="majorBidi" w:hAnsiTheme="majorBidi" w:cstheme="majorBidi"/>
-          <w:i w:val="0"/>
-          <w:iCs/>
-          <w:sz w:val="22"/>
-          <w:szCs w:val="22"/>
-        </w:rPr>
-      </w:pPr>
-      <w:r>
-        <w:rPr>
-          <w:rFonts w:asciiTheme="majorBidi" w:hAnsiTheme="majorBidi" w:cstheme="majorBidi"/>
-          <w:b/>
-          <w:bCs/>
-          <w:i w:val="0"/>
-          <w:iCs/>
-          <w:sz w:val="22"/>
-          <w:szCs w:val="22"/>
-        </w:rPr>
-        <w:t>Designed and Develo</w:t>
-      </w:r>
-      <w:r>
-        <w:rPr>
-          <w:rFonts w:asciiTheme="majorBidi" w:hAnsiTheme="majorBidi" w:cstheme="majorBidi"/>
-          <w:b/>
-          <w:bCs/>
-          <w:i w:val="0"/>
-          <w:iCs/>
-          <w:sz w:val="22"/>
-          <w:szCs w:val="22"/>
-        </w:rPr>
-        <w:t>ped Dashboards</w:t>
-      </w:r>
-      <w:r>
-        <w:rPr>
-          <w:rFonts w:asciiTheme="majorBidi" w:hAnsiTheme="majorBidi" w:cstheme="majorBidi"/>
-          <w:i w:val="0"/>
-          <w:iCs/>
-          <w:sz w:val="22"/>
-          <w:szCs w:val="22"/>
-        </w:rPr>
-        <w:t xml:space="preserve">: </w:t>
-      </w:r>
-      <w:r>
-        <w:rPr>
-          <w:rFonts w:asciiTheme="majorBidi" w:hAnsiTheme="majorBidi" w:cstheme="majorBidi"/>
-          <w:i w:val="0"/>
-          <w:iCs/>
-          <w:sz w:val="22"/>
-          <w:szCs w:val="22"/>
-        </w:rPr>
-        <w:t>Created comprehensive dashboards for both administrators and vendors, enabling role-based access control and streamlined management of operations.</w:t>
-      </w:r>
-      <w:r>
-        <w:rPr>
-          <w:rFonts w:asciiTheme="majorBidi" w:hAnsiTheme="majorBidi" w:cstheme="majorBidi"/>
-          <w:i w:val="0"/>
-          <w:iCs/>
-          <w:sz w:val="22"/>
-          <w:szCs w:val="22"/>
-        </w:rPr>
-        <w:t>.</w:t>
-      </w:r>
-    </w:p>
-    <w:p/>
-    <w:p>
-      <w:pPr>
-        <w:pStyle w:val="SmallText"/>
-        <w:numPr>
-          <w:ilvl w:val="0"/>
-          <w:numId w:val="3"/>
-        </w:numPr>
-        <w:spacing w:line="276" w:lineRule="auto"/>
-        <w:rPr>
-          <w:rFonts w:asciiTheme="majorBidi" w:hAnsiTheme="majorBidi" w:cstheme="majorBidi"/>
-          <w:b/>
-          <w:bCs/>
-          <w:i w:val="0"/>
-          <w:sz w:val="24"/>
-        </w:rPr>
-      </w:pPr>
-      <w:r>
-        <w:rPr>
-          <w:rFonts w:asciiTheme="majorBidi" w:hAnsiTheme="majorBidi" w:cstheme="majorBidi"/>
-          <w:b/>
-          <w:bCs/>
-          <w:i w:val="0"/>
-          <w:sz w:val="24"/>
-        </w:rPr>
-        <w:t>Full Stack</w:t>
-      </w:r>
-      <w:r>
-        <w:rPr>
-          <w:rFonts w:asciiTheme="majorBidi" w:hAnsiTheme="majorBidi" w:cstheme="majorBidi"/>
-          <w:b/>
-          <w:bCs/>
-          <w:i w:val="0"/>
-          <w:sz w:val="24"/>
-        </w:rPr>
-        <w:t xml:space="preserve"> Laravel</w:t>
-      </w:r>
-      <w:r>
-        <w:rPr>
-          <w:rFonts w:asciiTheme="majorBidi" w:hAnsiTheme="majorBidi" w:cstheme="majorBidi"/>
-          <w:b/>
-          <w:bCs/>
-          <w:i w:val="0"/>
-          <w:sz w:val="24"/>
-        </w:rPr>
-        <w:t xml:space="preserve"> Developer</w:t>
-      </w:r>
-      <w:r>
-        <w:rPr>
-          <w:rFonts w:asciiTheme="majorBidi" w:hAnsiTheme="majorBidi" w:cstheme="majorBidi"/>
-          <w:b/>
-          <w:bCs/>
-          <w:i w:val="0"/>
-          <w:sz w:val="24"/>
-        </w:rPr>
-        <w:t xml:space="preserve">, </w:t>
-      </w:r>
-      <w:r>
-        <w:rPr>
-          <w:rFonts w:asciiTheme="majorBidi" w:hAnsiTheme="majorBidi" w:cstheme="majorBidi"/>
-          <w:b/>
-          <w:bCs/>
-          <w:i w:val="0"/>
-          <w:sz w:val="24"/>
-        </w:rPr>
-        <w:t>Yousab</w:t>
-      </w:r>
-      <w:r>
-        <w:rPr>
-          <w:rFonts w:asciiTheme="majorBidi" w:hAnsiTheme="majorBidi" w:cstheme="majorBidi"/>
-          <w:b/>
-          <w:bCs/>
-          <w:i w:val="0"/>
-          <w:sz w:val="24"/>
-        </w:rPr>
-        <w:t xml:space="preserve"> Company</w:t>
-      </w:r>
-      <w:r>
-        <w:rPr>
-          <w:rFonts w:asciiTheme="majorBidi" w:hAnsiTheme="majorBidi" w:cstheme="majorBidi"/>
-          <w:b/>
-          <w:bCs/>
-          <w:i w:val="0"/>
-          <w:sz w:val="24"/>
-        </w:rPr>
-        <w:t xml:space="preserve">, </w:t>
-      </w:r>
-      <w:r>
-        <w:rPr>
-          <w:rFonts w:asciiTheme="majorBidi" w:hAnsiTheme="majorBidi" w:cstheme="majorBidi"/>
-          <w:b/>
-          <w:bCs/>
-          <w:i w:val="0"/>
-          <w:sz w:val="24"/>
-        </w:rPr>
-        <w:t>Giza</w:t>
-      </w:r>
-      <w:r>
-        <w:rPr>
-          <w:rFonts w:asciiTheme="majorBidi" w:hAnsiTheme="majorBidi" w:cstheme="majorBidi"/>
-          <w:b/>
-          <w:bCs/>
-          <w:i w:val="0"/>
-          <w:sz w:val="24"/>
-        </w:rPr>
-        <w:t xml:space="preserve">, </w:t>
-      </w:r>
-      <w:r>
-        <w:rPr>
-          <w:rFonts w:asciiTheme="majorBidi" w:hAnsiTheme="majorBidi" w:cstheme="majorBidi"/>
-          <w:b/>
-          <w:bCs/>
-          <w:i w:val="0"/>
-          <w:sz w:val="24"/>
-        </w:rPr>
-        <w:t>Egypt</w:t>
-      </w:r>
-      <w:r>
-        <w:rPr>
-          <w:rFonts w:asciiTheme="majorBidi" w:hAnsiTheme="majorBidi" w:cstheme="majorBidi"/>
-          <w:b/>
-          <w:bCs/>
-          <w:i w:val="0"/>
-          <w:sz w:val="24"/>
-        </w:rPr>
-        <w:t xml:space="preserve">, </w:t>
-      </w:r>
-      <w:r>
-        <w:t>(</w:t>
-      </w:r>
-      <w:r>
-        <w:rPr>
-          <w:rFonts w:asciiTheme="majorBidi" w:hAnsiTheme="majorBidi" w:cstheme="majorBidi"/>
-          <w:b/>
-          <w:bCs/>
-          <w:i w:val="0"/>
-          <w:sz w:val="24"/>
-        </w:rPr>
-        <w:t>Remote from Cairo, Egypt)</w:t>
-      </w:r>
-      <w:r>
-        <w:rPr>
-          <w:rFonts w:asciiTheme="majorBidi" w:hAnsiTheme="majorBidi" w:cstheme="majorBidi"/>
-          <w:b/>
-          <w:bCs/>
-          <w:i w:val="0"/>
-          <w:sz w:val="24"/>
-        </w:rPr>
-        <w:t xml:space="preserve">   </w:t>
-      </w:r>
-      <w:r>
-        <w:rPr>
-          <w:rFonts w:asciiTheme="majorBidi" w:hAnsiTheme="majorBidi" w:cstheme="majorBidi"/>
-          <w:b/>
-          <w:bCs/>
-          <w:i w:val="0"/>
-          <w:sz w:val="24"/>
-        </w:rPr>
-        <w:t xml:space="preserve">  </w:t>
-      </w:r>
-      <w:r>
-        <w:rPr>
-          <w:rFonts w:asciiTheme="majorBidi" w:hAnsiTheme="majorBidi" w:cstheme="majorBidi"/>
-          <w:b/>
-          <w:bCs/>
-          <w:i w:val="0"/>
-          <w:sz w:val="24"/>
-        </w:rPr>
-        <w:t xml:space="preserve"> </w:t>
-      </w:r>
-      <w:r>
-        <w:rPr>
-          <w:rFonts w:asciiTheme="majorBidi" w:hAnsiTheme="majorBidi" w:cstheme="majorBidi"/>
-          <w:i w:val="0"/>
-          <w:sz w:val="22"/>
-          <w:szCs w:val="22"/>
-        </w:rPr>
-        <w:t>November</w:t>
-      </w:r>
-      <w:r>
-        <w:rPr>
-          <w:rFonts w:asciiTheme="majorBidi" w:hAnsiTheme="majorBidi" w:cstheme="majorBidi"/>
-          <w:i w:val="0"/>
-          <w:sz w:val="22"/>
-          <w:szCs w:val="22"/>
-        </w:rPr>
-        <w:t xml:space="preserve"> 2023</w:t>
-      </w:r>
-      <w:r>
-        <w:rPr>
-          <w:rFonts w:asciiTheme="majorBidi" w:hAnsiTheme="majorBidi" w:cstheme="majorBidi"/>
-          <w:sz w:val="22"/>
-          <w:szCs w:val="22"/>
-        </w:rPr>
-        <w:t xml:space="preserve"> – </w:t>
-      </w:r>
-      <w:r>
-        <w:rPr>
-          <w:rFonts w:asciiTheme="majorBidi" w:hAnsiTheme="majorBidi" w:cstheme="majorBidi"/>
-          <w:i w:val="0"/>
-          <w:sz w:val="22"/>
-          <w:szCs w:val="22"/>
-        </w:rPr>
-        <w:t>October</w:t>
-      </w:r>
-      <w:r>
-        <w:rPr>
-          <w:rFonts w:asciiTheme="majorBidi" w:hAnsiTheme="majorBidi" w:cstheme="majorBidi"/>
-          <w:i w:val="0"/>
-          <w:sz w:val="22"/>
-          <w:szCs w:val="22"/>
-        </w:rPr>
-        <w:t xml:space="preserve"> </w:t>
-      </w:r>
-      <w:r>
-        <w:rPr>
-          <w:rFonts w:asciiTheme="majorBidi" w:hAnsiTheme="majorBidi" w:cstheme="majorBidi"/>
-          <w:i w:val="0"/>
-          <w:sz w:val="22"/>
-          <w:szCs w:val="22"/>
-        </w:rPr>
-        <w:t>2024</w:t>
-      </w:r>
-    </w:p>
-    <w:p>
-      <w:pPr>
-        <w:pStyle w:val="SmallText"/>
-        <w:spacing w:line="276" w:lineRule="auto"/>
-        <w:ind w:left="720"/>
-        <w:rPr>
-          <w:rFonts w:asciiTheme="majorBidi" w:hAnsiTheme="majorBidi" w:cstheme="majorBidi"/>
-          <w:b/>
-          <w:bCs/>
-          <w:i w:val="0"/>
-          <w:color w:val="auto"/>
-          <w:sz w:val="22"/>
-          <w:szCs w:val="22"/>
-        </w:rPr>
-      </w:pPr>
-    </w:p>
-    <w:p>
-      <w:pPr>
-        <w:pStyle w:val="SmallText"/>
-        <w:numPr>
-          <w:ilvl w:val="0"/>
-          <w:numId w:val="2"/>
-        </w:numPr>
-        <w:tabs>
-          <w:tab w:val="left" w:pos="1590"/>
-        </w:tabs>
-        <w:spacing w:line="360" w:lineRule="auto"/>
-        <w:rPr>
-          <w:rFonts w:asciiTheme="majorBidi" w:hAnsiTheme="majorBidi" w:cstheme="majorBidi"/>
-          <w:i w:val="0"/>
-          <w:iCs/>
-          <w:sz w:val="22"/>
-          <w:szCs w:val="22"/>
-        </w:rPr>
-      </w:pPr>
-      <w:r>
-        <w:rPr>
-          <w:rFonts w:asciiTheme="majorBidi" w:hAnsiTheme="majorBidi" w:cstheme="majorBidi"/>
-          <w:b/>
-          <w:bCs/>
-          <w:i w:val="0"/>
-          <w:iCs/>
-          <w:sz w:val="22"/>
-          <w:szCs w:val="22"/>
-        </w:rPr>
-        <w:t>Designed Websites and Mobile Apps</w:t>
-      </w:r>
-      <w:r>
-        <w:rPr>
-          <w:rFonts w:asciiTheme="majorBidi" w:hAnsiTheme="majorBidi" w:cstheme="majorBidi"/>
-          <w:i w:val="0"/>
-          <w:iCs/>
-          <w:sz w:val="22"/>
-          <w:szCs w:val="22"/>
-        </w:rPr>
-        <w:t>:</w:t>
-      </w:r>
-      <w:r>
-        <w:rPr>
-          <w:rFonts w:asciiTheme="majorBidi" w:hAnsiTheme="majorBidi" w:cstheme="majorBidi"/>
-          <w:iCs/>
-          <w:sz w:val="22"/>
-          <w:szCs w:val="22"/>
-        </w:rPr>
-        <w:t xml:space="preserve"> </w:t>
-      </w:r>
-      <w:r>
-        <w:rPr>
-          <w:rFonts w:asciiTheme="majorBidi" w:hAnsiTheme="majorBidi" w:cstheme="majorBidi"/>
-          <w:i w:val="0"/>
-          <w:iCs/>
-          <w:sz w:val="22"/>
-          <w:szCs w:val="22"/>
-        </w:rPr>
-        <w:t>Developed visually appealing and responsive designs using the React</w:t>
-      </w:r>
-      <w:r>
-        <w:rPr>
-          <w:rFonts w:asciiTheme="majorBidi" w:hAnsiTheme="majorBidi" w:cstheme="majorBidi"/>
-          <w:i w:val="0"/>
-          <w:iCs/>
-          <w:sz w:val="22"/>
-          <w:szCs w:val="22"/>
-        </w:rPr>
-        <w:t xml:space="preserve"> and React Native</w:t>
-      </w:r>
-      <w:r>
-        <w:rPr>
-          <w:rFonts w:asciiTheme="majorBidi" w:hAnsiTheme="majorBidi" w:cstheme="majorBidi"/>
-          <w:i w:val="0"/>
-          <w:iCs/>
-          <w:sz w:val="22"/>
-          <w:szCs w:val="22"/>
-        </w:rPr>
-        <w:t xml:space="preserve"> framework</w:t>
-      </w:r>
-      <w:r>
-        <w:rPr>
-          <w:rFonts w:asciiTheme="majorBidi" w:hAnsiTheme="majorBidi" w:cstheme="majorBidi"/>
-          <w:i w:val="0"/>
-          <w:iCs/>
-          <w:sz w:val="22"/>
-          <w:szCs w:val="22"/>
-        </w:rPr>
-        <w:t>s</w:t>
-      </w:r>
-      <w:r>
-        <w:rPr>
-          <w:rFonts w:asciiTheme="majorBidi" w:hAnsiTheme="majorBidi" w:cstheme="majorBidi"/>
-          <w:i w:val="0"/>
-          <w:iCs/>
-          <w:sz w:val="22"/>
-          <w:szCs w:val="22"/>
-        </w:rPr>
-        <w:t xml:space="preserve"> for both web and mobile platforms.</w:t>
-      </w:r>
-    </w:p>
-    <w:p>
-      <w:pPr>
-        <w:pStyle w:val="SmallText"/>
-        <w:numPr>
-          <w:ilvl w:val="0"/>
-          <w:numId w:val="2"/>
-        </w:numPr>
-        <w:tabs>
-          <w:tab w:val="left" w:pos="1590"/>
-        </w:tabs>
-        <w:spacing w:line="360" w:lineRule="auto"/>
-        <w:rPr>
-          <w:rFonts w:asciiTheme="majorBidi" w:hAnsiTheme="majorBidi" w:cstheme="majorBidi"/>
-          <w:i w:val="0"/>
-          <w:iCs/>
-          <w:sz w:val="22"/>
-          <w:szCs w:val="22"/>
-        </w:rPr>
-      </w:pPr>
-      <w:r>
-        <w:rPr>
-          <w:rFonts w:asciiTheme="majorBidi" w:hAnsiTheme="majorBidi" w:cstheme="majorBidi"/>
-          <w:b/>
-          <w:bCs/>
-          <w:i w:val="0"/>
-          <w:iCs/>
-          <w:sz w:val="22"/>
-          <w:szCs w:val="22"/>
-        </w:rPr>
-        <w:t>Built Backend Dashboards</w:t>
-      </w:r>
-      <w:r>
-        <w:rPr>
-          <w:rFonts w:asciiTheme="majorBidi" w:hAnsiTheme="majorBidi" w:cstheme="majorBidi"/>
-          <w:i w:val="0"/>
-          <w:iCs/>
-          <w:sz w:val="22"/>
-          <w:szCs w:val="22"/>
-        </w:rPr>
-        <w:t xml:space="preserve">: </w:t>
-      </w:r>
-      <w:r>
-        <w:rPr>
-          <w:rFonts w:asciiTheme="majorBidi" w:hAnsiTheme="majorBidi" w:cstheme="majorBidi"/>
-          <w:i w:val="0"/>
-          <w:iCs/>
-          <w:sz w:val="22"/>
-          <w:szCs w:val="22"/>
-        </w:rPr>
-        <w:t>:</w:t>
-      </w:r>
-      <w:r>
-        <w:rPr>
-          <w:i w:val="0"/>
-          <w:color w:val="auto"/>
-          <w:sz w:val="22"/>
-          <w:szCs w:val="22"/>
-        </w:rPr>
-        <w:t xml:space="preserve"> </w:t>
-      </w:r>
-      <w:r>
-        <w:rPr>
-          <w:rFonts w:asciiTheme="majorBidi" w:hAnsiTheme="majorBidi" w:cstheme="majorBidi"/>
-          <w:i w:val="0"/>
-          <w:iCs/>
-          <w:sz w:val="22"/>
-          <w:szCs w:val="22"/>
-        </w:rPr>
-        <w:t>Implemented a backend dashboard for administrators, enabling efficient content management and operational control.</w:t>
-      </w:r>
-    </w:p>
-    <w:p>
-      <w:pPr>
-        <w:pStyle w:val="SmallText"/>
-        <w:numPr>
-          <w:ilvl w:val="0"/>
-          <w:numId w:val="2"/>
-        </w:numPr>
-        <w:tabs>
-          <w:tab w:val="left" w:pos="1590"/>
-        </w:tabs>
-        <w:spacing w:line="360" w:lineRule="auto"/>
-        <w:rPr>
-          <w:rFonts w:asciiTheme="majorBidi" w:hAnsiTheme="majorBidi" w:cstheme="majorBidi"/>
-          <w:i w:val="0"/>
-          <w:iCs/>
-          <w:sz w:val="22"/>
-          <w:szCs w:val="22"/>
-        </w:rPr>
-      </w:pPr>
-      <w:r>
-        <w:rPr>
-          <w:rFonts w:asciiTheme="majorBidi" w:hAnsiTheme="majorBidi" w:cstheme="majorBidi"/>
-          <w:b/>
-          <w:bCs/>
-          <w:i w:val="0"/>
-          <w:iCs/>
-          <w:sz w:val="22"/>
-          <w:szCs w:val="22"/>
-        </w:rPr>
-        <w:t>Built APIs Integrations</w:t>
-      </w:r>
-      <w:r>
-        <w:rPr>
-          <w:rFonts w:asciiTheme="majorBidi" w:hAnsiTheme="majorBidi" w:cstheme="majorBidi"/>
-          <w:i w:val="0"/>
-          <w:iCs/>
-          <w:sz w:val="22"/>
-          <w:szCs w:val="22"/>
-        </w:rPr>
-        <w:t xml:space="preserve">: </w:t>
-      </w:r>
-      <w:r>
-        <w:rPr>
-          <w:rFonts w:asciiTheme="majorBidi" w:hAnsiTheme="majorBidi" w:cstheme="majorBidi"/>
-          <w:i w:val="0"/>
-          <w:iCs/>
-          <w:sz w:val="22"/>
-          <w:szCs w:val="22"/>
-        </w:rPr>
-        <w:t>Engineered reliable APIs to enable efficient communication betwe</w:t>
-      </w:r>
-      <w:r>
-        <w:rPr>
-          <w:rFonts w:asciiTheme="majorBidi" w:hAnsiTheme="majorBidi" w:cstheme="majorBidi"/>
-          <w:i w:val="0"/>
-          <w:iCs/>
-          <w:sz w:val="22"/>
-          <w:szCs w:val="22"/>
-        </w:rPr>
-        <w:t>en frontend and backend systems.</w:t>
-      </w:r>
-    </w:p>
-    <w:p>
-      <w:pPr>
-        <w:pStyle w:val="SmallText"/>
-        <w:numPr>
-          <w:ilvl w:val="0"/>
-          <w:numId w:val="2"/>
-        </w:numPr>
-        <w:tabs>
-          <w:tab w:val="left" w:pos="1590"/>
-        </w:tabs>
-        <w:spacing w:line="360" w:lineRule="auto"/>
-        <w:rPr>
-          <w:rFonts w:asciiTheme="majorBidi" w:hAnsiTheme="majorBidi" w:cstheme="majorBidi"/>
-          <w:i w:val="0"/>
-          <w:iCs/>
-          <w:sz w:val="22"/>
-          <w:szCs w:val="22"/>
-        </w:rPr>
-      </w:pPr>
-      <w:r>
-        <w:rPr>
-          <w:rFonts w:asciiTheme="majorBidi" w:hAnsiTheme="majorBidi" w:cstheme="majorBidi"/>
-          <w:i w:val="0"/>
-          <w:iCs/>
-          <w:sz w:val="22"/>
-          <w:szCs w:val="22"/>
-        </w:rPr>
-        <w:t xml:space="preserve"> </w:t>
-      </w:r>
-      <w:r>
-        <w:rPr>
-          <w:rFonts w:asciiTheme="majorBidi" w:hAnsiTheme="majorBidi" w:cstheme="majorBidi"/>
-          <w:b/>
-          <w:bCs/>
-          <w:i w:val="0"/>
-          <w:iCs/>
-          <w:sz w:val="22"/>
-          <w:szCs w:val="22"/>
-        </w:rPr>
-        <w:t>Implemented Email System</w:t>
-      </w:r>
-      <w:r>
-        <w:rPr>
-          <w:rFonts w:asciiTheme="majorBidi" w:hAnsiTheme="majorBidi" w:cstheme="majorBidi"/>
-          <w:i w:val="0"/>
-          <w:iCs/>
-          <w:sz w:val="22"/>
-          <w:szCs w:val="22"/>
-        </w:rPr>
-        <w:t>:</w:t>
-      </w:r>
-      <w:r>
-        <w:rPr>
-          <w:i w:val="0"/>
-          <w:color w:val="auto"/>
-          <w:sz w:val="22"/>
-          <w:szCs w:val="22"/>
-        </w:rPr>
-        <w:t xml:space="preserve"> </w:t>
-      </w:r>
-      <w:r>
-        <w:rPr>
-          <w:rFonts w:asciiTheme="majorBidi" w:hAnsiTheme="majorBidi" w:cstheme="majorBidi"/>
-          <w:i w:val="0"/>
-          <w:iCs/>
-          <w:sz w:val="22"/>
-          <w:szCs w:val="22"/>
-        </w:rPr>
-        <w:t>Designed and deployed an email system tailored to meet the business requirements of both administrators and users.</w:t>
-      </w:r>
-    </w:p>
-    <w:p>
-      <w:pPr>
-        <w:pStyle w:val="SmallText"/>
-        <w:rPr>
-          <w:rFonts w:asciiTheme="majorBidi" w:hAnsiTheme="majorBidi" w:cstheme="majorBidi"/>
-          <w:b/>
-          <w:bCs/>
-          <w:i w:val="0"/>
-          <w:sz w:val="24"/>
-          <w:rtl/>
-        </w:rPr>
-      </w:pPr>
-    </w:p>
-    <w:p>
-      <w:pPr>
-        <w:pStyle w:val="SmallText"/>
-        <w:numPr>
-          <w:ilvl w:val="0"/>
-          <w:numId w:val="5"/>
-        </w:numPr>
-        <w:rPr>
-          <w:rFonts w:asciiTheme="majorBidi" w:hAnsiTheme="majorBidi" w:cstheme="majorBidi"/>
-          <w:b/>
-          <w:bCs/>
-          <w:i w:val="0"/>
-          <w:sz w:val="24"/>
-        </w:rPr>
-      </w:pPr>
-      <w:r>
-        <w:rPr>
-          <w:rFonts w:asciiTheme="majorBidi" w:hAnsiTheme="majorBidi" w:cstheme="majorBidi"/>
-          <w:b/>
-          <w:bCs/>
-          <w:i w:val="0"/>
-          <w:sz w:val="24"/>
-        </w:rPr>
-        <w:lastRenderedPageBreak/>
-        <w:t>Full Stack</w:t>
-      </w:r>
-      <w:r>
-        <w:rPr>
-          <w:rFonts w:asciiTheme="majorBidi" w:hAnsiTheme="majorBidi" w:cstheme="majorBidi"/>
-          <w:b/>
-          <w:bCs/>
-          <w:i w:val="0"/>
-          <w:sz w:val="24"/>
-        </w:rPr>
-        <w:t xml:space="preserve"> Laravel</w:t>
-      </w:r>
-      <w:r>
-        <w:rPr>
-          <w:rFonts w:asciiTheme="majorBidi" w:hAnsiTheme="majorBidi" w:cstheme="majorBidi"/>
-          <w:b/>
-          <w:bCs/>
-          <w:i w:val="0"/>
-          <w:sz w:val="24"/>
-        </w:rPr>
-        <w:t xml:space="preserve"> Developer</w:t>
-      </w:r>
-      <w:r>
-        <w:rPr>
-          <w:rFonts w:asciiTheme="majorBidi" w:hAnsiTheme="majorBidi" w:cstheme="majorBidi"/>
-          <w:b/>
-          <w:bCs/>
-          <w:i w:val="0"/>
-          <w:sz w:val="24"/>
-        </w:rPr>
-        <w:t xml:space="preserve"> </w:t>
-      </w:r>
-      <w:r>
-        <w:rPr>
-          <w:rFonts w:asciiTheme="majorBidi" w:hAnsiTheme="majorBidi" w:cstheme="majorBidi"/>
-          <w:b/>
-          <w:bCs/>
-          <w:i w:val="0"/>
-          <w:sz w:val="24"/>
-        </w:rPr>
-        <w:t xml:space="preserve">• </w:t>
-      </w:r>
-      <w:r>
-        <w:rPr>
-          <w:rFonts w:asciiTheme="majorBidi" w:hAnsiTheme="majorBidi" w:cstheme="majorBidi"/>
-          <w:b/>
-          <w:bCs/>
-          <w:i w:val="0"/>
-          <w:sz w:val="24"/>
-        </w:rPr>
-        <w:t>Marwan Group Company</w:t>
-      </w:r>
-      <w:r>
-        <w:rPr>
-          <w:rFonts w:asciiTheme="majorBidi" w:hAnsiTheme="majorBidi" w:cstheme="majorBidi"/>
-          <w:b/>
-          <w:bCs/>
-          <w:i w:val="0"/>
-          <w:sz w:val="24"/>
-        </w:rPr>
-        <w:t>, Cairo</w:t>
-      </w:r>
-      <w:r>
-        <w:rPr>
-          <w:rFonts w:asciiTheme="majorBidi" w:hAnsiTheme="majorBidi" w:cstheme="majorBidi"/>
-          <w:b/>
-          <w:bCs/>
-          <w:i w:val="0"/>
-          <w:sz w:val="24"/>
-        </w:rPr>
-        <w:t xml:space="preserve">, </w:t>
-      </w:r>
-      <w:r>
-        <w:rPr>
-          <w:rFonts w:asciiTheme="majorBidi" w:hAnsiTheme="majorBidi" w:cstheme="majorBidi"/>
-          <w:b/>
-          <w:bCs/>
-          <w:i w:val="0"/>
-          <w:sz w:val="24"/>
-        </w:rPr>
-        <w:t xml:space="preserve">(On Site) </w:t>
-      </w:r>
-      <w:r>
-        <w:rPr>
-          <w:rFonts w:asciiTheme="majorBidi" w:hAnsiTheme="majorBidi" w:cstheme="majorBidi"/>
-          <w:i w:val="0"/>
-          <w:sz w:val="22"/>
-        </w:rPr>
-        <w:t>August</w:t>
-      </w:r>
-      <w:r>
-        <w:rPr>
-          <w:rFonts w:asciiTheme="majorBidi" w:hAnsiTheme="majorBidi" w:cstheme="majorBidi"/>
-          <w:i w:val="0"/>
-          <w:sz w:val="22"/>
-        </w:rPr>
-        <w:t xml:space="preserve"> </w:t>
-      </w:r>
-      <w:r>
-        <w:rPr>
-          <w:rFonts w:asciiTheme="majorBidi" w:hAnsiTheme="majorBidi" w:cstheme="majorBidi"/>
-          <w:i w:val="0"/>
-          <w:sz w:val="22"/>
-        </w:rPr>
-        <w:t>2022</w:t>
-      </w:r>
-      <w:r>
-        <w:rPr>
-          <w:rFonts w:asciiTheme="majorBidi" w:hAnsiTheme="majorBidi" w:cstheme="majorBidi"/>
-          <w:b/>
-          <w:bCs/>
-          <w:i w:val="0"/>
-          <w:sz w:val="22"/>
-          <w:szCs w:val="22"/>
-        </w:rPr>
-        <w:t xml:space="preserve"> - </w:t>
-      </w:r>
-      <w:r>
-        <w:rPr>
-          <w:rFonts w:asciiTheme="majorBidi" w:hAnsiTheme="majorBidi" w:cstheme="majorBidi"/>
-          <w:i w:val="0"/>
-          <w:sz w:val="22"/>
-        </w:rPr>
-        <w:t>November</w:t>
-      </w:r>
-      <w:r>
-        <w:rPr>
-          <w:rFonts w:asciiTheme="majorBidi" w:hAnsiTheme="majorBidi" w:cstheme="majorBidi"/>
-          <w:i w:val="0"/>
-          <w:sz w:val="22"/>
-        </w:rPr>
-        <w:t xml:space="preserve"> 2023</w:t>
-      </w:r>
-    </w:p>
-    <w:p>
-      <w:pPr>
-        <w:pStyle w:val="SmallText"/>
-        <w:tabs>
-          <w:tab w:val="left" w:pos="1590"/>
-        </w:tabs>
-        <w:spacing w:line="360" w:lineRule="auto"/>
-        <w:ind w:left="1440"/>
-        <w:rPr>
-          <w:rFonts w:asciiTheme="majorBidi" w:hAnsiTheme="majorBidi" w:cstheme="majorBidi"/>
-          <w:i w:val="0"/>
-          <w:iCs/>
-          <w:sz w:val="22"/>
-          <w:szCs w:val="22"/>
-        </w:rPr>
-      </w:pPr>
-      <w:r>
-        <w:rPr>
-          <w:rFonts w:asciiTheme="majorBidi" w:hAnsiTheme="majorBidi" w:cstheme="majorBidi"/>
-          <w:i w:val="0"/>
-          <w:iCs/>
-          <w:sz w:val="22"/>
-          <w:szCs w:val="22"/>
-        </w:rPr>
-        <w:t xml:space="preserve">    </w:t>
-      </w:r>
-    </w:p>
-    <w:p>
-      <w:pPr>
-        <w:pStyle w:val="SmallText"/>
-        <w:numPr>
-          <w:ilvl w:val="0"/>
-          <w:numId w:val="2"/>
-        </w:numPr>
-        <w:tabs>
-          <w:tab w:val="left" w:pos="1590"/>
-        </w:tabs>
-        <w:spacing w:line="360" w:lineRule="auto"/>
-        <w:rPr>
-          <w:rFonts w:asciiTheme="majorBidi" w:hAnsiTheme="majorBidi" w:cstheme="majorBidi"/>
-          <w:i w:val="0"/>
-          <w:iCs/>
-          <w:sz w:val="22"/>
-          <w:szCs w:val="22"/>
-        </w:rPr>
-      </w:pPr>
-      <w:r>
-        <w:rPr>
-          <w:rFonts w:asciiTheme="majorBidi" w:hAnsiTheme="majorBidi" w:cstheme="majorBidi"/>
-          <w:b/>
-          <w:bCs/>
-          <w:i w:val="0"/>
-          <w:iCs/>
-          <w:sz w:val="22"/>
-          <w:szCs w:val="22"/>
-        </w:rPr>
-        <w:t>Developed APIs for Frontend Team</w:t>
-      </w:r>
-      <w:r>
-        <w:rPr>
-          <w:rFonts w:asciiTheme="majorBidi" w:hAnsiTheme="majorBidi" w:cstheme="majorBidi"/>
-          <w:i w:val="0"/>
-          <w:iCs/>
-          <w:sz w:val="22"/>
-          <w:szCs w:val="22"/>
-        </w:rPr>
-        <w:t xml:space="preserve">: </w:t>
-      </w:r>
-      <w:r>
-        <w:rPr>
-          <w:rFonts w:asciiTheme="majorBidi" w:hAnsiTheme="majorBidi" w:cstheme="majorBidi"/>
-          <w:i w:val="0"/>
-          <w:iCs/>
-          <w:sz w:val="22"/>
-          <w:szCs w:val="22"/>
-        </w:rPr>
-        <w:t>Crafted and deployed APIs to ensure smooth integration and effective collaboration with frontend</w:t>
-      </w:r>
-      <w:r>
-        <w:rPr>
-          <w:rFonts w:asciiTheme="majorBidi" w:hAnsiTheme="majorBidi" w:cstheme="majorBidi"/>
-          <w:i w:val="0"/>
-          <w:iCs/>
-          <w:sz w:val="22"/>
-          <w:szCs w:val="22"/>
-        </w:rPr>
-        <w:t xml:space="preserve"> </w:t>
-      </w:r>
-      <w:r>
-        <w:rPr>
-          <w:rFonts w:asciiTheme="majorBidi" w:hAnsiTheme="majorBidi" w:cstheme="majorBidi"/>
-          <w:i w:val="0"/>
-          <w:iCs/>
-          <w:sz w:val="22"/>
-          <w:szCs w:val="22"/>
-        </w:rPr>
-        <w:t>team</w:t>
-      </w:r>
-      <w:r>
-        <w:rPr>
-          <w:rFonts w:asciiTheme="majorBidi" w:hAnsiTheme="majorBidi" w:cstheme="majorBidi"/>
-          <w:i w:val="0"/>
-          <w:iCs/>
-          <w:sz w:val="22"/>
-          <w:szCs w:val="22"/>
-        </w:rPr>
-        <w:t>.</w:t>
-      </w:r>
-    </w:p>
-    <w:p>
-      <w:pPr>
-        <w:pStyle w:val="SmallText"/>
-        <w:numPr>
-          <w:ilvl w:val="0"/>
-          <w:numId w:val="2"/>
-        </w:numPr>
-        <w:tabs>
-          <w:tab w:val="left" w:pos="1590"/>
-        </w:tabs>
-        <w:spacing w:line="360" w:lineRule="auto"/>
-        <w:rPr>
-          <w:rFonts w:asciiTheme="majorBidi" w:hAnsiTheme="majorBidi" w:cstheme="majorBidi"/>
-          <w:i w:val="0"/>
-          <w:iCs/>
-          <w:sz w:val="22"/>
-          <w:szCs w:val="22"/>
-        </w:rPr>
-      </w:pPr>
-      <w:r>
-        <w:rPr>
-          <w:rFonts w:asciiTheme="majorBidi" w:hAnsiTheme="majorBidi" w:cstheme="majorBidi"/>
-          <w:b/>
-          <w:bCs/>
-          <w:i w:val="0"/>
-          <w:iCs/>
-          <w:sz w:val="22"/>
-          <w:szCs w:val="22"/>
-        </w:rPr>
-        <w:t>Built Admin Dashboard</w:t>
-      </w:r>
-      <w:r>
-        <w:rPr>
-          <w:rFonts w:asciiTheme="majorBidi" w:hAnsiTheme="majorBidi" w:cstheme="majorBidi"/>
-          <w:i w:val="0"/>
-          <w:iCs/>
-          <w:sz w:val="22"/>
-          <w:szCs w:val="22"/>
-        </w:rPr>
-        <w:t xml:space="preserve">: </w:t>
-      </w:r>
-      <w:r>
-        <w:rPr>
-          <w:rFonts w:asciiTheme="majorBidi" w:hAnsiTheme="majorBidi" w:cstheme="majorBidi"/>
-          <w:i w:val="0"/>
-          <w:iCs/>
-          <w:sz w:val="22"/>
-          <w:szCs w:val="22"/>
-        </w:rPr>
-        <w:t>Created a user-friendly dashboard for administrators to manage and control website content effectively.</w:t>
-      </w:r>
-    </w:p>
-    <w:p>
-      <w:pPr>
-        <w:pStyle w:val="SmallText"/>
-        <w:numPr>
-          <w:ilvl w:val="0"/>
-          <w:numId w:val="2"/>
-        </w:numPr>
-        <w:tabs>
-          <w:tab w:val="left" w:pos="1590"/>
-        </w:tabs>
-        <w:spacing w:line="360" w:lineRule="auto"/>
-        <w:rPr>
-          <w:rFonts w:asciiTheme="majorBidi" w:hAnsiTheme="majorBidi" w:cstheme="majorBidi"/>
-          <w:i w:val="0"/>
-          <w:iCs/>
-          <w:sz w:val="22"/>
-          <w:szCs w:val="22"/>
-        </w:rPr>
-      </w:pPr>
-      <w:r>
-        <w:rPr>
-          <w:rFonts w:asciiTheme="majorBidi" w:hAnsiTheme="majorBidi" w:cstheme="majorBidi"/>
-          <w:b/>
-          <w:bCs/>
-          <w:i w:val="0"/>
-          <w:iCs/>
-          <w:sz w:val="22"/>
-          <w:szCs w:val="22"/>
-        </w:rPr>
-        <w:t>Designed Website</w:t>
-      </w:r>
-      <w:r>
-        <w:rPr>
-          <w:rFonts w:asciiTheme="majorBidi" w:hAnsiTheme="majorBidi" w:cstheme="majorBidi"/>
-          <w:b/>
-          <w:bCs/>
-          <w:i w:val="0"/>
-          <w:iCs/>
-          <w:sz w:val="22"/>
-          <w:szCs w:val="22"/>
-        </w:rPr>
-        <w:t>s</w:t>
-      </w:r>
-      <w:r>
-        <w:rPr>
-          <w:rFonts w:asciiTheme="majorBidi" w:hAnsiTheme="majorBidi" w:cstheme="majorBidi"/>
-          <w:b/>
-          <w:bCs/>
-          <w:i w:val="0"/>
-          <w:iCs/>
-          <w:sz w:val="22"/>
-          <w:szCs w:val="22"/>
-        </w:rPr>
-        <w:t xml:space="preserve"> with Laravel Framework</w:t>
-      </w:r>
-      <w:r>
-        <w:rPr>
-          <w:rFonts w:asciiTheme="majorBidi" w:hAnsiTheme="majorBidi" w:cstheme="majorBidi"/>
-          <w:i w:val="0"/>
-          <w:iCs/>
-          <w:sz w:val="22"/>
-          <w:szCs w:val="22"/>
-        </w:rPr>
-        <w:t xml:space="preserve">: </w:t>
-      </w:r>
-      <w:r>
-        <w:rPr>
-          <w:rFonts w:asciiTheme="majorBidi" w:hAnsiTheme="majorBidi" w:cstheme="majorBidi"/>
-          <w:i w:val="0"/>
-          <w:iCs/>
-          <w:sz w:val="22"/>
-          <w:szCs w:val="22"/>
-        </w:rPr>
-        <w:t>Developed and implemented a professional website design using the Laravel framework.</w:t>
-      </w:r>
-    </w:p>
-    <w:p>
-      <w:pPr>
-        <w:pStyle w:val="SmallText"/>
-        <w:numPr>
-          <w:ilvl w:val="0"/>
-          <w:numId w:val="2"/>
-        </w:numPr>
-        <w:tabs>
-          <w:tab w:val="left" w:pos="1590"/>
-        </w:tabs>
-        <w:spacing w:line="360" w:lineRule="auto"/>
-        <w:rPr>
-          <w:rFonts w:asciiTheme="majorBidi" w:hAnsiTheme="majorBidi" w:cstheme="majorBidi"/>
-          <w:i w:val="0"/>
-          <w:iCs/>
-          <w:sz w:val="22"/>
-          <w:szCs w:val="22"/>
-        </w:rPr>
-      </w:pPr>
-      <w:r>
-        <w:rPr>
-          <w:rFonts w:asciiTheme="majorBidi" w:hAnsiTheme="majorBidi" w:cstheme="majorBidi"/>
-          <w:b/>
-          <w:bCs/>
-          <w:i w:val="0"/>
-          <w:iCs/>
-          <w:sz w:val="22"/>
-          <w:szCs w:val="22"/>
-        </w:rPr>
-        <w:t xml:space="preserve">Integrated </w:t>
-      </w:r>
-      <w:r>
-        <w:rPr>
-          <w:rFonts w:asciiTheme="majorBidi" w:hAnsiTheme="majorBidi" w:cstheme="majorBidi"/>
-          <w:b/>
-          <w:bCs/>
-          <w:i w:val="0"/>
-          <w:iCs/>
-          <w:sz w:val="22"/>
-          <w:szCs w:val="22"/>
-        </w:rPr>
-        <w:t>Third-Party-Services</w:t>
-      </w:r>
-      <w:r>
-        <w:rPr>
-          <w:rFonts w:asciiTheme="majorBidi" w:hAnsiTheme="majorBidi" w:cstheme="majorBidi"/>
-          <w:i w:val="0"/>
-          <w:iCs/>
-          <w:sz w:val="22"/>
-          <w:szCs w:val="22"/>
-        </w:rPr>
-        <w:t xml:space="preserve">: </w:t>
-      </w:r>
-      <w:r>
-        <w:rPr>
-          <w:rFonts w:asciiTheme="majorBidi" w:hAnsiTheme="majorBidi" w:cstheme="majorBidi"/>
-          <w:i w:val="0"/>
-          <w:iCs/>
-          <w:sz w:val="22"/>
-          <w:szCs w:val="22"/>
-        </w:rPr>
-        <w:t>Added external services such as payment gateways and Google Maps to enhance the functionality and usability of the website.</w:t>
-      </w:r>
-    </w:p>
-    <w:p>
-      <w:pPr>
-        <w:pStyle w:val="Heading1"/>
-        <w:rPr>
-          <w:rFonts w:cstheme="majorHAnsi"/>
-          <w:b/>
-          <w:bCs/>
-        </w:rPr>
-      </w:pPr>
-      <w:r>
-        <w:rPr>
-          <w:noProof/>
-          <w:lang w:eastAsia="zh-CN"/>
-        </w:rPr>
-        <mc:AlternateContent>
-          <mc:Choice Requires="wps">
-            <w:drawing>
-              <wp:anchor distT="0" distB="0" distL="114300" distR="114300" simplePos="0" relativeHeight="251664384" behindDoc="0" locked="0" layoutInCell="1" allowOverlap="1" wp14:anchorId="65CA012D" wp14:editId="326C5372">
-                <wp:simplePos x="0" y="0"/>
-                <wp:positionH relativeFrom="column">
-                  <wp:posOffset>-64770</wp:posOffset>
-                </wp:positionH>
-                <wp:positionV relativeFrom="paragraph">
-                  <wp:posOffset>426085</wp:posOffset>
-                </wp:positionV>
-                <wp:extent cx="1828800" cy="1386840"/>
-                <wp:effectExtent l="0" t="0" r="18415" b="22860"/>
-                <wp:wrapNone/>
-                <wp:docPr id="5" name="Text Box 5"/>
-                <wp:cNvGraphicFramePr/>
-                <a:graphic xmlns:a="http://schemas.openxmlformats.org/drawingml/2006/main">
-                  <a:graphicData uri="http://schemas.microsoft.com/office/word/2010/wordprocessingShape">
-                    <wps:wsp>
-                      <wps:cNvSpPr txBox="1"/>
-                      <wps:spPr>
-                        <a:xfrm>
-                          <a:off x="0" y="0"/>
-                          <a:ext cx="1828800" cy="1386840"/>
-                        </a:xfrm>
-                        <a:prstGeom prst="rect">
-                          <a:avLst/>
-                        </a:prstGeom>
-                        <a:noFill/>
-                        <a:ln w="6350">
-                          <a:solidFill>
-                            <a:schemeClr val="bg1"/>
-                          </a:solidFill>
-                        </a:ln>
-                        <a:effectLst/>
-                      </wps:spPr>
-                      <wps:txbx>
-                        <w:txbxContent>
-                          <w:p>
-                            <w:pPr>
-                              <w:pStyle w:val="Default"/>
-                              <w:tabs>
-                                <w:tab w:val="left" w:pos="720"/>
-                              </w:tabs>
-                              <w:spacing w:after="41"/>
-                              <w:ind w:left="720"/>
-                            </w:pPr>
-                            <w:r>
-                              <w:t xml:space="preserve">• PHP </w:t>
-                            </w:r>
-                          </w:p>
-                          <w:p>
-                            <w:pPr>
-                              <w:pStyle w:val="Default"/>
-                              <w:tabs>
-                                <w:tab w:val="left" w:pos="720"/>
-                              </w:tabs>
-                              <w:spacing w:after="41"/>
-                              <w:ind w:left="720"/>
-                            </w:pPr>
-                            <w:r>
-                              <w:t>• Laravel</w:t>
-                            </w:r>
-                          </w:p>
-                          <w:p>
-                            <w:pPr>
-                              <w:pStyle w:val="Default"/>
-                              <w:tabs>
-                                <w:tab w:val="left" w:pos="720"/>
-                              </w:tabs>
-                              <w:spacing w:after="41"/>
-                              <w:ind w:left="720"/>
-                            </w:pPr>
-                            <w:r>
-                              <w:t>• REST API's</w:t>
-                            </w:r>
-                          </w:p>
-                          <w:p>
-                            <w:pPr>
-                              <w:pStyle w:val="Default"/>
-                              <w:tabs>
-                                <w:tab w:val="left" w:pos="720"/>
-                              </w:tabs>
-                              <w:spacing w:after="41"/>
-                              <w:ind w:left="720"/>
-                            </w:pPr>
-                            <w:r>
-                              <w:t>• SOLID</w:t>
-                            </w:r>
-                          </w:p>
-                          <w:p>
-                            <w:pPr>
-                              <w:pStyle w:val="Default"/>
-                              <w:tabs>
-                                <w:tab w:val="left" w:pos="720"/>
-                              </w:tabs>
-                              <w:spacing w:after="41"/>
-                              <w:ind w:left="720"/>
-                              <w:rPr>
-                                <w:rtl/>
-                              </w:rPr>
-                            </w:pPr>
-                            <w:r>
-                              <w:t>• JavaScript</w:t>
-                            </w:r>
-                          </w:p>
-                          <w:p>
-                            <w:pPr>
-                              <w:pStyle w:val="Default"/>
-                              <w:tabs>
-                                <w:tab w:val="left" w:pos="720"/>
-                              </w:tabs>
-                              <w:spacing w:after="41"/>
-                              <w:ind w:left="720"/>
-                            </w:pPr>
-                            <w:r>
-                              <w:t xml:space="preserve">• jQuery </w:t>
-                            </w:r>
-                          </w:p>
-                          <w:p>
-                            <w:pPr>
-                              <w:pStyle w:val="Default"/>
-                              <w:tabs>
-                                <w:tab w:val="left" w:pos="720"/>
-                              </w:tabs>
-                              <w:spacing w:after="41"/>
-                              <w:ind w:left="720"/>
-                            </w:pPr>
-                          </w:p>
-                          <w:p>
-                            <w:pPr>
-                              <w:pStyle w:val="Default"/>
-                              <w:tabs>
-                                <w:tab w:val="left" w:pos="720"/>
-                              </w:tabs>
-                              <w:spacing w:after="41"/>
-                              <w:ind w:left="720"/>
-                            </w:pPr>
-                          </w:p>
-                        </w:txbxContent>
-                      </wps:txbx>
-                      <wps:bodyPr rot="0" spcFirstLastPara="0" vertOverflow="overflow" horzOverflow="overflow" vert="horz" wrap="none" lIns="91440" tIns="45720" rIns="91440" bIns="45720" numCol="1" spcCol="0" rtlCol="0" fromWordArt="0" anchor="t" anchorCtr="0" forceAA="0" compatLnSpc="1">
-                        <a:prstTxWarp prst="textNoShape">
-                          <a:avLst/>
-                        </a:prstTxWarp>
-                        <a:noAutofit/>
-                      </wps:bodyPr>
-                    </wps:wsp>
-                  </a:graphicData>
-                </a:graphic>
-                <wp14:sizeRelV relativeFrom="margin">
-                  <wp14:pctHeight>0</wp14:pctHeight>
-                </wp14:sizeRelV>
-              </wp:anchor>
-            </w:drawing>
-          </mc:Choice>
-          <mc:Fallback>
-            <w:pict>
-              <v:shapetype w14:anchorId="65CA012D" id="_x0000_t202" coordsize="21600,21600" o:spt="202" path="m,l,21600r21600,l21600,xe">
-                <v:stroke joinstyle="miter"/>
-                <v:path gradientshapeok="t" o:connecttype="rect"/>
-              </v:shapetype>
-              <v:shape id="Text Box 5" o:spid="_x0000_s1026" type="#_x0000_t202" style="position:absolute;margin-left:-5.1pt;margin-top:33.55pt;width:2in;height:109.2pt;z-index:251664384;visibility:visible;mso-wrap-style:none;mso-height-percent:0;mso-wrap-distance-left:9pt;mso-wrap-distance-top:0;mso-wrap-distance-right:9pt;mso-wrap-distance-bottom:0;mso-position-horizontal:absolute;mso-position-horizontal-relative:text;mso-position-vertical:absolute;mso-position-vertical-relative:text;mso-height-percent:0;mso-height-relative:margin;v-text-anchor:top" o:gfxdata="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" filled="f" strokecolor="white [3212]" strokeweight=".5pt">
-                <v:textbox>
-                  <w:txbxContent>
-                    <w:p>
-                      <w:pPr>
-                        <w:pStyle w:val="Default"/>
-                        <w:tabs>
-                          <w:tab w:val="left" w:pos="720"/>
-                        </w:tabs>
-                        <w:spacing w:after="41"/>
-                        <w:ind w:left="720"/>
-                      </w:pPr>
-                      <w:r>
-                        <w:t xml:space="preserve">• PHP </w:t>
-                      </w:r>
-                    </w:p>
-                    <w:p>
-                      <w:pPr>
-                        <w:pStyle w:val="Default"/>
-                        <w:tabs>
-                          <w:tab w:val="left" w:pos="720"/>
-                        </w:tabs>
-                        <w:spacing w:after="41"/>
-                        <w:ind w:left="720"/>
-                      </w:pPr>
-                      <w:r>
-                        <w:t>• Laravel</w:t>
-                      </w:r>
-                    </w:p>
-                    <w:p>
-                      <w:pPr>
-                        <w:pStyle w:val="Default"/>
-                        <w:tabs>
-                          <w:tab w:val="left" w:pos="720"/>
-                        </w:tabs>
-                        <w:spacing w:after="41"/>
-                        <w:ind w:left="720"/>
-                      </w:pPr>
-                      <w:r>
-                        <w:t>• REST API's</w:t>
-                      </w:r>
-                    </w:p>
-                    <w:p>
-                      <w:pPr>
-                        <w:pStyle w:val="Default"/>
-                        <w:tabs>
-                          <w:tab w:val="left" w:pos="720"/>
-                        </w:tabs>
-                        <w:spacing w:after="41"/>
-                        <w:ind w:left="720"/>
-                      </w:pPr>
-                      <w:r>
-                        <w:t>• SOLID</w:t>
-                      </w:r>
-                    </w:p>
-                    <w:p>
-                      <w:pPr>
-                        <w:pStyle w:val="Default"/>
-                        <w:tabs>
-                          <w:tab w:val="left" w:pos="720"/>
-                        </w:tabs>
-                        <w:spacing w:after="41"/>
-                        <w:ind w:left="720"/>
-                        <w:rPr>
-                          <w:rtl/>
-                        </w:rPr>
-                      </w:pPr>
-                      <w:r>
-                        <w:t>• JavaScript</w:t>
-                      </w:r>
-                    </w:p>
-                    <w:p>
-                      <w:pPr>
-                        <w:pStyle w:val="Default"/>
-                        <w:tabs>
-                          <w:tab w:val="left" w:pos="720"/>
-                        </w:tabs>
-                        <w:spacing w:after="41"/>
-                        <w:ind w:left="720"/>
-                      </w:pPr>
-                      <w:r>
-                        <w:t xml:space="preserve">• jQuery </w:t>
-                      </w:r>
-                    </w:p>
-                    <w:p>
-                      <w:pPr>
-                        <w:pStyle w:val="Default"/>
-                        <w:tabs>
-                          <w:tab w:val="left" w:pos="720"/>
-                        </w:tabs>
-                        <w:spacing w:after="41"/>
-                        <w:ind w:left="720"/>
-                      </w:pPr>
-                    </w:p>
-                    <w:p>
-                      <w:pPr>
-                        <w:pStyle w:val="Default"/>
-                        <w:tabs>
-                          <w:tab w:val="left" w:pos="720"/>
-                        </w:tabs>
-                        <w:spacing w:after="41"/>
-                        <w:ind w:left="720"/>
-                      </w:pPr>
-                    </w:p>
-                  </w:txbxContent>
-                </v:textbox>
-              </v:shape>
-            </w:pict>
-          </mc:Fallback>
-        </mc:AlternateContent>
-      </w:r>
-      <w:r>
-        <w:rPr>
-          <w:noProof/>
-          <w:lang w:eastAsia="zh-CN"/>
-        </w:rPr>
-        <mc:AlternateContent>
-          <mc:Choice Requires="wps">
-            <w:drawing>
-              <wp:anchor distT="0" distB="0" distL="114300" distR="114300" simplePos="0" relativeHeight="251660288" behindDoc="0" locked="0" layoutInCell="1" allowOverlap="1" wp14:anchorId="2A6C2846" wp14:editId="2E887E05">
-                <wp:simplePos x="0" y="0"/>
-                <wp:positionH relativeFrom="column">
-                  <wp:posOffset>2903220</wp:posOffset>
-                </wp:positionH>
-                <wp:positionV relativeFrom="paragraph">
-                  <wp:posOffset>311150</wp:posOffset>
-                </wp:positionV>
-                <wp:extent cx="2339340" cy="1478280"/>
-                <wp:effectExtent l="0" t="0" r="22860" b="26670"/>
-                <wp:wrapNone/>
-                <wp:docPr id="2" name="Text Box 2"/>
-                <wp:cNvGraphicFramePr/>
-                <a:graphic xmlns:a="http://schemas.openxmlformats.org/drawingml/2006/main">
-                  <a:graphicData uri="http://schemas.microsoft.com/office/word/2010/wordprocessingShape">
-                    <wps:wsp>
-                      <wps:cNvSpPr txBox="1"/>
-                      <wps:spPr>
-                        <a:xfrm>
-                          <a:off x="0" y="0"/>
-                          <a:ext cx="2339340" cy="1478280"/>
-                        </a:xfrm>
-                        <a:prstGeom prst="rect">
-                          <a:avLst/>
-                        </a:prstGeom>
-                        <a:noFill/>
-                        <a:ln w="6350">
-                          <a:solidFill>
-                            <a:schemeClr val="bg1"/>
-                          </a:solidFill>
-                        </a:ln>
-                        <a:effectLst/>
-                      </wps:spPr>
-                      <wps:txbx>
-                        <w:txbxContent>
-                          <w:p>
-                            <w:pPr>
-                              <w:pStyle w:val="Default"/>
-                              <w:tabs>
-                                <w:tab w:val="left" w:pos="720"/>
-                              </w:tabs>
-                              <w:spacing w:after="41"/>
-                              <w:ind w:left="720"/>
-                            </w:pPr>
-                            <w:r>
-                              <w:t>• React JS (</w:t>
-                            </w:r>
-                            <w:r>
-                              <w:t>Mid-Level</w:t>
-                            </w:r>
-                            <w:r>
-                              <w:t>)</w:t>
-                            </w:r>
-                          </w:p>
-                          <w:p>
-                            <w:pPr>
-                              <w:pStyle w:val="Default"/>
-                              <w:tabs>
-                                <w:tab w:val="left" w:pos="720"/>
-                              </w:tabs>
-                              <w:spacing w:after="41"/>
-                              <w:ind w:left="720"/>
-                            </w:pPr>
-                            <w:r>
-                              <w:t>• Angular (beginner)</w:t>
-                            </w:r>
-                          </w:p>
-                          <w:p>
-                            <w:pPr>
-                              <w:pStyle w:val="Default"/>
-                              <w:tabs>
-                                <w:tab w:val="left" w:pos="720"/>
-                              </w:tabs>
-                              <w:spacing w:after="41"/>
-                              <w:ind w:left="720"/>
-                            </w:pPr>
-                            <w:r>
-                              <w:t>• React Native (beginner)</w:t>
-                            </w:r>
-                          </w:p>
-                          <w:p>
-                            <w:pPr>
-                              <w:pStyle w:val="Default"/>
-                              <w:tabs>
-                                <w:tab w:val="left" w:pos="720"/>
-                              </w:tabs>
-                              <w:spacing w:after="41"/>
-                              <w:ind w:left="720"/>
-                            </w:pPr>
-                            <w:r>
-                              <w:t xml:space="preserve">• </w:t>
-                            </w:r>
-                            <w:r>
-                              <w:t>Livewire</w:t>
-                            </w:r>
-                            <w:r>
-                              <w:t xml:space="preserve"> (beginner)</w:t>
-                            </w:r>
-                          </w:p>
-                          <w:p>
-                            <w:pPr>
-                              <w:pStyle w:val="Default"/>
-                              <w:tabs>
-                                <w:tab w:val="left" w:pos="720"/>
-                              </w:tabs>
-                              <w:spacing w:after="41"/>
-                              <w:ind w:left="720"/>
-                            </w:pPr>
-                            <w:r>
-                              <w:t xml:space="preserve">• </w:t>
-                            </w:r>
-                            <w:r>
-                              <w:t>C</w:t>
-                            </w:r>
-                            <w:r>
-                              <w:t xml:space="preserve"> (beginner)</w:t>
-                            </w:r>
-                          </w:p>
-                          <w:p>
-                            <w:pPr>
-                              <w:pStyle w:val="Default"/>
-                              <w:tabs>
-                                <w:tab w:val="left" w:pos="720"/>
-                              </w:tabs>
-                              <w:spacing w:after="41"/>
-                              <w:ind w:left="720"/>
-                            </w:pPr>
-                            <w:r>
-                              <w:t xml:space="preserve">• </w:t>
-                            </w:r>
-                            <w:r>
-                              <w:t>Wordpress</w:t>
-                            </w:r>
-                            <w:r>
-                              <w:t xml:space="preserve"> (beginner)</w:t>
-                            </w:r>
-                          </w:p>
-                          <w:p>
-                            <w:pPr>
-                              <w:pStyle w:val="Default"/>
-                              <w:tabs>
-                                <w:tab w:val="left" w:pos="720"/>
-                              </w:tabs>
-                              <w:spacing w:after="41"/>
-                              <w:ind w:left="720"/>
-                            </w:pPr>
-                          </w:p>
-                        </w:txbxContent>
-                      </wps:txbx>
-                      <wps:bodyPr rot="0" spcFirstLastPara="0" vertOverflow="overflow" horzOverflow="overflow" vert="horz" wrap="square" lIns="91440" tIns="45720" rIns="91440" bIns="45720" numCol="1" spcCol="0" rtlCol="0" fromWordArt="0" anchor="t" anchorCtr="0" forceAA="0" compatLnSpc="1">
-                        <a:prstTxWarp prst="textNoShape">
-                          <a:avLst/>
-                        </a:prstTxWarp>
-                        <a:noAutofit/>
-                      </wps:bodyPr>
-                    </wps:wsp>
-                  </a:graphicData>
-                </a:graphic>
-                <wp14:sizeRelH relativeFrom="margin">
-                  <wp14:pctWidth>0</wp14:pctWidth>
-                </wp14:sizeRelH>
-                <wp14:sizeRelV relativeFrom="margin">
-                  <wp14:pctHeight>0</wp14:pctHeight>
-                </wp14:sizeRelV>
-              </wp:anchor>
-            </w:drawing>
-          </mc:Choice>
-          <mc:Fallback>
-            <w:pict>
-              <v:shapetype w14:anchorId="2A6C2846" id="_x0000_t202" coordsize="21600,21600" o:spt="202" path="m,l,21600r21600,l21600,xe">
-                <v:stroke joinstyle="miter"/>
-                <v:path gradientshapeok="t" o:connecttype="rect"/>
-              </v:shapetype>
-              <v:shape id="Text Box 2" o:spid="_x0000_s1026" type="#_x0000_t202" style="position:absolute;margin-left:228.6pt;margin-top:24.5pt;width:184.2pt;height:116.4pt;z-index:251660288;visibility:visible;mso-wrap-style:square;mso-width-percent:0;mso-height-percent:0;mso-wrap-distance-left:9pt;mso-wrap-distance-top:0;mso-wrap-distance-right:9pt;mso-wrap-distance-bottom:0;mso-position-horizontal:absolute;mso-position-horizontal-relative:text;mso-position-vertical:absolute;mso-position-vertical-relative:text;mso-width-percent:0;mso-height-percent:0;mso-width-relative:margin;mso-height-relative:margin;v-text-anchor:top" o:gfxdata="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" filled="f" strokecolor="white [3212]" strokeweight=".5pt">
-                <v:textbox>
-                  <w:txbxContent>
-                    <w:p>
-                      <w:pPr>
-                        <w:pStyle w:val="Default"/>
-                        <w:tabs>
-                          <w:tab w:val="left" w:pos="720"/>
-                        </w:tabs>
-                        <w:spacing w:after="41"/>
-                        <w:ind w:left="720"/>
-                      </w:pPr>
-                      <w:r>
-                        <w:t>• React JS (</w:t>
-                      </w:r>
-                      <w:r>
-                        <w:t>Mid-Level</w:t>
-                      </w:r>
-                      <w:r>
-                        <w:t>)</w:t>
-                      </w:r>
-                    </w:p>
-                    <w:p>
-                      <w:pPr>
-                        <w:pStyle w:val="Default"/>
-                        <w:tabs>
-                          <w:tab w:val="left" w:pos="720"/>
-                        </w:tabs>
-                        <w:spacing w:after="41"/>
-                        <w:ind w:left="720"/>
-                      </w:pPr>
-                      <w:r>
-                        <w:t>• Angular (beginner)</w:t>
-                      </w:r>
-                    </w:p>
-                    <w:p>
-                      <w:pPr>
-                        <w:pStyle w:val="Default"/>
-                        <w:tabs>
-                          <w:tab w:val="left" w:pos="720"/>
-                        </w:tabs>
-                        <w:spacing w:after="41"/>
-                        <w:ind w:left="720"/>
-                      </w:pPr>
-                      <w:r>
-                        <w:t>• React Native (beginner)</w:t>
-                      </w:r>
-                    </w:p>
-                    <w:p>
-                      <w:pPr>
-                        <w:pStyle w:val="Default"/>
-                        <w:tabs>
-                          <w:tab w:val="left" w:pos="720"/>
-                        </w:tabs>
-                        <w:spacing w:after="41"/>
-                        <w:ind w:left="720"/>
-                      </w:pPr>
-                      <w:r>
-                        <w:t xml:space="preserve">• </w:t>
-                      </w:r>
-                      <w:r>
-                        <w:t>Livewire</w:t>
-                      </w:r>
-                      <w:r>
-                        <w:t xml:space="preserve"> (beginner)</w:t>
-                      </w:r>
-                    </w:p>
-                    <w:p>
-                      <w:pPr>
-                        <w:pStyle w:val="Default"/>
-                        <w:tabs>
-                          <w:tab w:val="left" w:pos="720"/>
-                        </w:tabs>
-                        <w:spacing w:after="41"/>
-                        <w:ind w:left="720"/>
-                      </w:pPr>
-                      <w:r>
-                        <w:t xml:space="preserve">• </w:t>
-                      </w:r>
-                      <w:r>
-                        <w:t>C</w:t>
-                      </w:r>
-                      <w:r>
-                        <w:t xml:space="preserve"> (beginner)</w:t>
-                      </w:r>
-                    </w:p>
-                    <w:p>
-                      <w:pPr>
-                        <w:pStyle w:val="Default"/>
-                        <w:tabs>
-                          <w:tab w:val="left" w:pos="720"/>
-                        </w:tabs>
-                        <w:spacing w:after="41"/>
-                        <w:ind w:left="720"/>
-                      </w:pPr>
-                      <w:r>
-                        <w:t xml:space="preserve">• </w:t>
-                      </w:r>
-                      <w:r>
-                        <w:t>Wordpress</w:t>
-                      </w:r>
-                      <w:r>
-                        <w:t xml:space="preserve"> (beginner)</w:t>
-                      </w:r>
-                    </w:p>
-                    <w:p>
-                      <w:pPr>
-                        <w:pStyle w:val="Default"/>
-                        <w:tabs>
-                          <w:tab w:val="left" w:pos="720"/>
-                        </w:tabs>
-                        <w:spacing w:after="41"/>
-                        <w:ind w:left="720"/>
-                      </w:pPr>
-                    </w:p>
-                  </w:txbxContent>
-                </v:textbox>
-              </v:shape>
-            </w:pict>
-          </mc:Fallback>
-        </mc:AlternateContent>
-      </w:r>
-      <w:r>
-        <w:rPr>
-          <w:noProof/>
-          <w:lang w:eastAsia="zh-CN"/>
-        </w:rPr>
-        <mc:AlternateContent>
-          <mc:Choice Requires="wps">
-            <w:drawing>
-              <wp:anchor distT="0" distB="0" distL="114300" distR="114300" simplePos="0" relativeHeight="251666432" behindDoc="0" locked="0" layoutInCell="1" allowOverlap="1" wp14:anchorId="2F53244E" wp14:editId="20216C18">
-                <wp:simplePos x="0" y="0"/>
-                <wp:positionH relativeFrom="column">
-                  <wp:posOffset>5036820</wp:posOffset>
-                </wp:positionH>
-                <wp:positionV relativeFrom="paragraph">
-                  <wp:posOffset>301625</wp:posOffset>
-                </wp:positionV>
-                <wp:extent cx="2339340" cy="1478280"/>
-                <wp:effectExtent l="0" t="0" r="22860" b="26670"/>
-                <wp:wrapNone/>
-                <wp:docPr id="3" name="Text Box 3"/>
-                <wp:cNvGraphicFramePr/>
-                <a:graphic xmlns:a="http://schemas.openxmlformats.org/drawingml/2006/main">
-                  <a:graphicData uri="http://schemas.microsoft.com/office/word/2010/wordprocessingShape">
-                    <wps:wsp>
-                      <wps:cNvSpPr txBox="1"/>
-                      <wps:spPr>
-                        <a:xfrm>
-                          <a:off x="0" y="0"/>
-                          <a:ext cx="2339340" cy="1478280"/>
-                        </a:xfrm>
-                        <a:prstGeom prst="rect">
-                          <a:avLst/>
-                        </a:prstGeom>
-                        <a:noFill/>
-                        <a:ln w="6350">
-                          <a:solidFill>
-                            <a:schemeClr val="bg1"/>
-                          </a:solidFill>
-                        </a:ln>
-                        <a:effectLst/>
-                      </wps:spPr>
-                      <wps:txbx>
-                        <w:txbxContent>
-                          <w:p>
-                            <w:pPr>
-                              <w:pStyle w:val="Default"/>
-                              <w:tabs>
-                                <w:tab w:val="left" w:pos="720"/>
-                              </w:tabs>
-                              <w:spacing w:after="41"/>
-                              <w:ind w:left="720"/>
-                            </w:pPr>
-                            <w:r>
-                              <w:t xml:space="preserve">• </w:t>
-                            </w:r>
-                            <w:r>
-                              <w:t>Project Mangement</w:t>
-                            </w:r>
-                          </w:p>
-                          <w:p>
-                            <w:pPr>
-                              <w:pStyle w:val="Default"/>
-                              <w:tabs>
-                                <w:tab w:val="left" w:pos="720"/>
-                              </w:tabs>
-                              <w:spacing w:after="41"/>
-                              <w:ind w:left="720"/>
-                            </w:pPr>
-                            <w:r>
-                              <w:t xml:space="preserve">• </w:t>
-                            </w:r>
-                            <w:r>
-                              <w:t>Server Mangement</w:t>
-                            </w:r>
-                          </w:p>
-                          <w:p>
-                            <w:pPr>
-                              <w:pStyle w:val="Default"/>
-                              <w:tabs>
-                                <w:tab w:val="left" w:pos="720"/>
-                              </w:tabs>
-                              <w:spacing w:after="41"/>
-                              <w:ind w:left="720"/>
-                            </w:pPr>
-                          </w:p>
-                        </w:txbxContent>
-                      </wps:txbx>
-                      <wps:bodyPr rot="0" spcFirstLastPara="0" vertOverflow="overflow" horzOverflow="overflow" vert="horz" wrap="square" lIns="91440" tIns="45720" rIns="91440" bIns="45720" numCol="1" spcCol="0" rtlCol="0" fromWordArt="0" anchor="t" anchorCtr="0" forceAA="0" compatLnSpc="1">
-                        <a:prstTxWarp prst="textNoShape">
-                          <a:avLst/>
-                        </a:prstTxWarp>
-                        <a:noAutofit/>
-                      </wps:bodyPr>
-                    </wps:wsp>
-                  </a:graphicData>
-                </a:graphic>
-                <wp14:sizeRelH relativeFrom="margin">
-                  <wp14:pctWidth>0</wp14:pctWidth>
-                </wp14:sizeRelH>
-                <wp14:sizeRelV relativeFrom="margin">
-                  <wp14:pctHeight>0</wp14:pctHeight>
-                </wp14:sizeRelV>
-              </wp:anchor>
-            </w:drawing>
-          </mc:Choice>
-          <mc:Fallback>
-            <w:pict>
-              <v:shape w14:anchorId="2F53244E" id="Text Box 3" o:spid="_x0000_s1028" type="#_x0000_t202" style="position:absolute;margin-left:396.6pt;margin-top:23.75pt;width:184.2pt;height:116.4pt;z-index:251666432;visibility:visible;mso-wrap-style:square;mso-width-percent:0;mso-height-percent:0;mso-wrap-distance-left:9pt;mso-wrap-distance-top:0;mso-wrap-distance-right:9pt;mso-wrap-distance-bottom:0;mso-position-horizontal:absolute;mso-position-horizontal-relative:text;mso-position-vertical:absolute;mso-position-vertical-relative:text;mso-width-percent:0;mso-height-percent:0;mso-width-relative:margin;mso-height-relative:margin;v-text-anchor:top" o:gfxdata="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" filled="f" strokecolor="white [3212]" strokeweight=".5pt">
-                <v:textbox>
-                  <w:txbxContent>
-                    <w:p>
-                      <w:pPr>
-                        <w:pStyle w:val="Default"/>
-                        <w:tabs>
-                          <w:tab w:val="left" w:pos="720"/>
-                        </w:tabs>
-                        <w:spacing w:after="41"/>
-                        <w:ind w:left="720"/>
-                      </w:pPr>
-                      <w:r>
-                        <w:t xml:space="preserve">• </w:t>
-                      </w:r>
-                      <w:r>
-                        <w:t>Project Mangement</w:t>
-                      </w:r>
-                    </w:p>
-                    <w:p>
-                      <w:pPr>
-                        <w:pStyle w:val="Default"/>
-                        <w:tabs>
-                          <w:tab w:val="left" w:pos="720"/>
-                        </w:tabs>
-                        <w:spacing w:after="41"/>
-                        <w:ind w:left="720"/>
-                      </w:pPr>
-                      <w:r>
-                        <w:t xml:space="preserve">• </w:t>
-                      </w:r>
-                      <w:r>
-                        <w:t>Server Mangement</w:t>
-                      </w:r>
-                    </w:p>
-                    <w:p>
-                      <w:pPr>
-                        <w:pStyle w:val="Default"/>
-                        <w:tabs>
-                          <w:tab w:val="left" w:pos="720"/>
-                        </w:tabs>
-                        <w:spacing w:after="41"/>
-                        <w:ind w:left="720"/>
-                      </w:pPr>
-                    </w:p>
-                  </w:txbxContent>
-                </v:textbox>
-              </v:shape>
-            </w:pict>
-          </mc:Fallback>
-        </mc:AlternateContent>
-      </w:r>
-      <w:r>
-        <w:rPr>
-          <w:rFonts w:cstheme="majorHAnsi"/>
-          <w:b/>
-          <w:bCs/>
-        </w:rPr>
-        <w:t>Software Skills:</w:t>
-      </w:r>
-    </w:p>
-    <w:p>
-      <w:pPr>
-        <w:pStyle w:val="Default"/>
-        <w:rPr>
-          <w:b/>
-          <w:bCs/>
-          <w:color w:val="1F4E79" w:themeColor="accent1" w:themeShade="80"/>
-          <w:sz w:val="11"/>
-          <w:szCs w:val="11"/>
-        </w:rPr>
-      </w:pPr>
-      <w:r>
-        <w:rPr>
-          <w:noProof/>
-          <w:lang w:eastAsia="zh-CN"/>
-        </w:rPr>
-        <mc:AlternateContent>
-          <mc:Choice Requires="wps">
-            <w:drawing>
-              <wp:anchor distT="0" distB="0" distL="114300" distR="114300" simplePos="0" relativeHeight="251658240" behindDoc="0" locked="0" layoutInCell="1" allowOverlap="1" wp14:anchorId="3BDFBE9D" wp14:editId="222D9958">
-                <wp:simplePos x="0" y="0"/>
-                <wp:positionH relativeFrom="column">
-                  <wp:posOffset>1323975</wp:posOffset>
-                </wp:positionH>
-                <wp:positionV relativeFrom="paragraph">
-                  <wp:posOffset>7620</wp:posOffset>
-                </wp:positionV>
-                <wp:extent cx="1933575" cy="1525905"/>
-                <wp:effectExtent l="0" t="0" r="28575" b="17145"/>
-                <wp:wrapNone/>
-                <wp:docPr id="1" name="Text Box 1"/>
-                <wp:cNvGraphicFramePr/>
-                <a:graphic xmlns:a="http://schemas.openxmlformats.org/drawingml/2006/main">
-                  <a:graphicData uri="http://schemas.microsoft.com/office/word/2010/wordprocessingShape">
-                    <wps:wsp>
-                      <wps:cNvSpPr txBox="1"/>
-                      <wps:spPr>
-                        <a:xfrm>
-                          <a:off x="0" y="0"/>
-                          <a:ext cx="1933575" cy="1525905"/>
-                        </a:xfrm>
-                        <a:prstGeom prst="rect">
-                          <a:avLst/>
-                        </a:prstGeom>
-                        <a:noFill/>
-                        <a:ln w="6350">
-                          <a:solidFill>
-                            <a:schemeClr val="bg1"/>
-                          </a:solidFill>
-                        </a:ln>
-                        <a:effectLst/>
-                      </wps:spPr>
-                      <wps:txbx>
-                        <w:txbxContent>
-                          <w:p>
-                            <w:pPr>
-                              <w:pStyle w:val="Default"/>
-                              <w:tabs>
-                                <w:tab w:val="left" w:pos="720"/>
-                              </w:tabs>
-                              <w:spacing w:after="41"/>
-                              <w:ind w:left="720"/>
-                            </w:pPr>
-                            <w:r>
-                              <w:t xml:space="preserve">• AJAX </w:t>
-                            </w:r>
-                          </w:p>
-                          <w:p>
-                            <w:pPr>
-                              <w:pStyle w:val="Default"/>
-                              <w:tabs>
-                                <w:tab w:val="left" w:pos="720"/>
-                              </w:tabs>
-                              <w:spacing w:after="41"/>
-                              <w:ind w:left="720"/>
-                            </w:pPr>
-                            <w:r>
-                              <w:t xml:space="preserve">• SQL </w:t>
-                            </w:r>
-                          </w:p>
-                          <w:p>
-                            <w:pPr>
-                              <w:pStyle w:val="Default"/>
-                              <w:tabs>
-                                <w:tab w:val="left" w:pos="720"/>
-                              </w:tabs>
-                              <w:spacing w:after="41"/>
-                              <w:ind w:left="720"/>
-                            </w:pPr>
-                            <w:r>
-                              <w:t xml:space="preserve">• OOP </w:t>
-                            </w:r>
-                          </w:p>
-                          <w:p>
-                            <w:pPr>
-                              <w:pStyle w:val="Default"/>
-                              <w:tabs>
-                                <w:tab w:val="left" w:pos="720"/>
-                              </w:tabs>
-                              <w:spacing w:after="41"/>
-                              <w:ind w:left="720"/>
-                            </w:pPr>
-                            <w:r>
-                              <w:t xml:space="preserve">• HTML5, CSS3 </w:t>
-                            </w:r>
-                          </w:p>
-                          <w:p>
-                            <w:pPr>
-                              <w:pStyle w:val="Default"/>
-                              <w:tabs>
-                                <w:tab w:val="left" w:pos="720"/>
-                              </w:tabs>
-                              <w:spacing w:after="41"/>
-                              <w:ind w:left="720"/>
-                            </w:pPr>
-                            <w:r>
-                              <w:t xml:space="preserve">• Bootstrap </w:t>
-                            </w:r>
-                          </w:p>
-                          <w:p>
-                            <w:pPr>
-                              <w:pStyle w:val="Default"/>
-                              <w:tabs>
-                                <w:tab w:val="left" w:pos="720"/>
-                              </w:tabs>
-                              <w:spacing w:after="41"/>
-                              <w:ind w:left="720"/>
-                            </w:pPr>
-                            <w:r>
-                              <w:t>• Git version control</w:t>
-                            </w:r>
-                          </w:p>
-                        </w:txbxContent>
-                      </wps:txbx>
-                      <wps:bodyPr rot="0" spcFirstLastPara="0" vertOverflow="overflow" horzOverflow="overflow" vert="horz" wrap="square" lIns="91440" tIns="45720" rIns="91440" bIns="45720" numCol="1" spcCol="0" rtlCol="0" fromWordArt="0" anchor="t" anchorCtr="0" forceAA="0" compatLnSpc="1">
-                        <a:prstTxWarp prst="textNoShape">
-                          <a:avLst/>
-                        </a:prstTxWarp>
-                        <a:noAutofit/>
-                      </wps:bodyPr>
-                    </wps:wsp>
-                  </a:graphicData>
-                </a:graphic>
-                <wp14:sizeRelH relativeFrom="margin">
-                  <wp14:pctWidth>0</wp14:pctWidth>
-                </wp14:sizeRelH>
-                <wp14:sizeRelV relativeFrom="margin">
-                  <wp14:pctHeight>0</wp14:pctHeight>
-                </wp14:sizeRelV>
-              </wp:anchor>
-            </w:drawing>
-          </mc:Choice>
-          <mc:Fallback>
-            <w:pict>
-              <v:shape w14:anchorId="3BDFBE9D" id="Text Box 1" o:spid="_x0000_s1029" type="#_x0000_t202" style="position:absolute;margin-left:104.25pt;margin-top:.6pt;width:152.25pt;height:120.15pt;z-index:251658240;visibility:visible;mso-wrap-style:square;mso-width-percent:0;mso-height-percent:0;mso-wrap-distance-left:9pt;mso-wrap-distance-top:0;mso-wrap-distance-right:9pt;mso-wrap-distance-bottom:0;mso-position-horizontal:absolute;mso-position-horizontal-relative:text;mso-position-vertical:absolute;mso-position-vertical-relative:text;mso-width-percent:0;mso-height-percent:0;mso-width-relative:margin;mso-height-relative:margin;v-text-anchor:top" o:gfxdata="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" filled="f" strokecolor="white [3212]" strokeweight=".5pt">
-                <v:textbox>
-                  <w:txbxContent>
-                    <w:p>
-                      <w:pPr>
-                        <w:pStyle w:val="Default"/>
-                        <w:tabs>
-                          <w:tab w:val="left" w:pos="720"/>
-                        </w:tabs>
-                        <w:spacing w:after="41"/>
-                        <w:ind w:left="720"/>
-                      </w:pPr>
-                      <w:r>
-                        <w:t xml:space="preserve">• AJAX </w:t>
-                      </w:r>
-                    </w:p>
-                    <w:p>
-                      <w:pPr>
-                        <w:pStyle w:val="Default"/>
-                        <w:tabs>
-                          <w:tab w:val="left" w:pos="720"/>
-                        </w:tabs>
-                        <w:spacing w:after="41"/>
-                        <w:ind w:left="720"/>
-                      </w:pPr>
-                      <w:r>
-                        <w:t xml:space="preserve">• SQL </w:t>
-                      </w:r>
-                    </w:p>
-                    <w:p>
-                      <w:pPr>
-                        <w:pStyle w:val="Default"/>
-                        <w:tabs>
-                          <w:tab w:val="left" w:pos="720"/>
-                        </w:tabs>
-                        <w:spacing w:after="41"/>
-                        <w:ind w:left="720"/>
-                      </w:pPr>
-                      <w:r>
-                        <w:t xml:space="preserve">• OOP </w:t>
-                      </w:r>
-                    </w:p>
-                    <w:p>
-                      <w:pPr>
-                        <w:pStyle w:val="Default"/>
-                        <w:tabs>
-                          <w:tab w:val="left" w:pos="720"/>
-                        </w:tabs>
-                        <w:spacing w:after="41"/>
-                        <w:ind w:left="720"/>
-                      </w:pPr>
-                      <w:r>
-                        <w:t xml:space="preserve">• HTML5, CSS3 </w:t>
-                      </w:r>
-                    </w:p>
-                    <w:p>
-                      <w:pPr>
-                        <w:pStyle w:val="Default"/>
-                        <w:tabs>
-                          <w:tab w:val="left" w:pos="720"/>
-                        </w:tabs>
-                        <w:spacing w:after="41"/>
-                        <w:ind w:left="720"/>
-                      </w:pPr>
-                      <w:r>
-                        <w:t xml:space="preserve">• Bootstrap </w:t>
-                      </w:r>
-                    </w:p>
-                    <w:p>
-                      <w:pPr>
-                        <w:pStyle w:val="Default"/>
-                        <w:tabs>
-                          <w:tab w:val="left" w:pos="720"/>
-                        </w:tabs>
-                        <w:spacing w:after="41"/>
-                        <w:ind w:left="720"/>
-                      </w:pPr>
-                      <w:r>
-                        <w:t>• Git version control</w:t>
-                      </w:r>
-                    </w:p>
-                  </w:txbxContent>
-                </v:textbox>
-              </v:shape>
-            </w:pict>
-          </mc:Fallback>
-        </mc:AlternateContent>
-      </w:r>
-    </w:p>
-    <w:p>
-      <w:pPr>
-        <w:pStyle w:val="Default"/>
-        <w:tabs>
-          <w:tab w:val="left" w:pos="720"/>
-        </w:tabs>
-        <w:spacing w:after="41"/>
-        <w:ind w:left="720"/>
-      </w:pPr>
-      <w:r>
-        <w:rPr>
-          <w:rFonts w:hint="cs"/>
-          <w:rtl/>
-        </w:rPr>
-        <w:t xml:space="preserve"> </w:t>
-      </w:r>
-    </w:p>
-    <w:p>
-      <w:pPr>
-        <w:pStyle w:val="Default"/>
-        <w:tabs>
-          <w:tab w:val="left" w:pos="720"/>
-        </w:tabs>
-        <w:spacing w:after="41"/>
-        <w:ind w:left="720"/>
-        <w:rPr>
-          <w:sz w:val="23"/>
-          <w:szCs w:val="23"/>
-        </w:rPr>
-      </w:pPr>
-    </w:p>
-    <w:p>
-      <w:pPr>
-        <w:pStyle w:val="Heading1"/>
-        <w:rPr>
-          <w:rFonts w:cstheme="majorHAnsi"/>
-          <w:b/>
-          <w:bCs/>
-          <w:rtl/>
-        </w:rPr>
-      </w:pPr>
-    </w:p>
-    <w:p>
-      <w:pPr>
-        <w:pStyle w:val="Heading1"/>
-        <w:rPr>
-          <w:rFonts w:cstheme="majorHAnsi"/>
-          <w:b/>
-          <w:bCs/>
-        </w:rPr>
-      </w:pPr>
-    </w:p>
-    <w:p>
-      <w:pPr>
-        <w:pStyle w:val="Heading1"/>
-        <w:rPr>
-          <w:rFonts w:cstheme="majorHAnsi"/>
-          <w:b/>
-          <w:bCs/>
-        </w:rPr>
-      </w:pPr>
-      <w:r>
-        <w:rPr>
-          <w:rFonts w:cstheme="majorHAnsi"/>
-          <w:b/>
-          <w:bCs/>
-        </w:rPr>
-        <w:t>Projects</w:t>
-      </w:r>
-      <w:r>
-        <w:rPr>
-          <w:rFonts w:cstheme="majorHAnsi"/>
-          <w:b/>
-          <w:bCs/>
-        </w:rPr>
-        <w:t xml:space="preserve">: </w:t>
-      </w:r>
-    </w:p>
-    <w:p/>
-    <w:p>
-      <w:pPr>
-        <w:numPr>
-          <w:ilvl w:val="0"/>
-          <w:numId w:val="14"/>
-        </w:numPr>
-        <w:spacing w:line="276" w:lineRule="auto"/>
-        <w:rPr>
-          <w:rStyle w:val="Hyperlink"/>
-          <w:rFonts w:asciiTheme="majorBidi" w:hAnsiTheme="majorBidi" w:cstheme="majorBidi"/>
-          <w:b/>
-          <w:bCs/>
-          <w:sz w:val="24"/>
-          <w:szCs w:val="24"/>
-          <w:u w:val="none"/>
-        </w:rPr>
-      </w:pPr>
-      <w:r>
-        <w:rPr>
-          <w:rStyle w:val="Hyperlink"/>
-          <w:rFonts w:asciiTheme="majorBidi" w:hAnsiTheme="majorBidi" w:cstheme="majorBidi"/>
-          <w:b/>
-          <w:bCs/>
-          <w:sz w:val="24"/>
-          <w:szCs w:val="24"/>
-          <w:u w:val="none"/>
-        </w:rPr>
-        <w:fldChar w:fldCharType="begin"/>
-      </w:r>
-      <w:r>
-        <w:rPr>
-          <w:rStyle w:val="Hyperlink"/>
-          <w:rFonts w:asciiTheme="majorBidi" w:hAnsiTheme="majorBidi" w:cstheme="majorBidi"/>
-          <w:b/>
-          <w:bCs/>
-          <w:sz w:val="24"/>
-          <w:szCs w:val="24"/>
-          <w:u w:val="none"/>
-        </w:rPr>
-        <w:instrText xml:space="preserve"> HYPERLINK "https://adc1.com.sa/" </w:instrText>
-      </w:r>
-      <w:r>
-        <w:rPr>
-          <w:rStyle w:val="Hyperlink"/>
-          <w:rFonts w:asciiTheme="majorBidi" w:hAnsiTheme="majorBidi" w:cstheme="majorBidi"/>
-          <w:b/>
-          <w:bCs/>
-          <w:sz w:val="24"/>
-          <w:szCs w:val="24"/>
-          <w:u w:val="none"/>
-        </w:rPr>
-        <w:fldChar w:fldCharType="separate"/>
-      </w:r>
-      <w:r>
-        <w:rPr>
-          <w:rStyle w:val="Hyperlink"/>
-          <w:rFonts w:asciiTheme="majorBidi" w:hAnsiTheme="majorBidi" w:cstheme="majorBidi"/>
-          <w:b/>
-          <w:bCs/>
-          <w:sz w:val="24"/>
-          <w:szCs w:val="24"/>
-          <w:u w:val="none"/>
-        </w:rPr>
-        <w:t>ADC (E-commerce Website)</w:t>
-      </w:r>
-    </w:p>
-    <w:p>
-      <w:pPr>
-        <w:numPr>
-          <w:ilvl w:val="1"/>
-          <w:numId w:val="13"/>
-        </w:numPr>
-        <w:spacing w:line="276" w:lineRule="auto"/>
-        <w:rPr>
-          <w:rFonts w:asciiTheme="majorBidi" w:hAnsiTheme="majorBidi" w:cstheme="majorBidi"/>
-          <w:color w:val="404040" w:themeColor="text1" w:themeTint="BF"/>
-          <w:sz w:val="24"/>
-          <w:szCs w:val="24"/>
-        </w:rPr>
-      </w:pPr>
-      <w:r>
-        <w:rPr>
-          <w:rStyle w:val="Hyperlink"/>
-          <w:rFonts w:asciiTheme="majorBidi" w:hAnsiTheme="majorBidi" w:cstheme="majorBidi"/>
-          <w:b/>
-          <w:bCs/>
-          <w:sz w:val="24"/>
-          <w:szCs w:val="24"/>
-          <w:u w:val="none"/>
-        </w:rPr>
-        <w:fldChar w:fldCharType="end"/>
-      </w:r>
-      <w:r>
-        <w:rPr>
-          <w:rFonts w:asciiTheme="majorBidi" w:hAnsiTheme="majorBidi" w:cstheme="majorBidi"/>
-          <w:color w:val="404040" w:themeColor="text1" w:themeTint="BF"/>
-          <w:sz w:val="24"/>
-          <w:szCs w:val="24"/>
-        </w:rPr>
-        <w:t xml:space="preserve"> I played a significant role in both the backend and frontend development of this website, contributing extensively to its functionality and features to enhance its competitiveness in the Saudi Arabian market.</w:t>
-      </w:r>
-    </w:p>
-    <w:p>
-      <w:pPr>
-        <w:numPr>
-          <w:ilvl w:val="0"/>
-          <w:numId w:val="14"/>
-        </w:numPr>
-        <w:spacing w:line="276" w:lineRule="auto"/>
-        <w:rPr>
-          <w:rStyle w:val="Hyperlink"/>
-          <w:rFonts w:asciiTheme="majorBidi" w:hAnsiTheme="majorBidi" w:cstheme="majorBidi"/>
-          <w:b/>
-          <w:bCs/>
-          <w:sz w:val="24"/>
-          <w:szCs w:val="24"/>
-        </w:rPr>
-      </w:pPr>
-      <w:r>
-        <w:rPr>
-          <w:rStyle w:val="Hyperlink"/>
-          <w:rFonts w:asciiTheme="majorBidi" w:hAnsiTheme="majorBidi" w:cstheme="majorBidi"/>
-          <w:b/>
-          <w:bCs/>
-          <w:sz w:val="24"/>
-          <w:szCs w:val="24"/>
-          <w:u w:val="none"/>
-        </w:rPr>
-        <w:fldChar w:fldCharType="begin"/>
-      </w:r>
-      <w:r>
-        <w:rPr>
-          <w:rStyle w:val="Hyperlink"/>
-          <w:rFonts w:asciiTheme="majorBidi" w:hAnsiTheme="majorBidi" w:cstheme="majorBidi"/>
-          <w:b/>
-          <w:bCs/>
-          <w:sz w:val="24"/>
-          <w:szCs w:val="24"/>
-          <w:u w:val="none"/>
-        </w:rPr>
-        <w:instrText xml:space="preserve"> HYPERLINK "http://aloo.com.sa/" </w:instrText>
-      </w:r>
-      <w:r>
-        <w:rPr>
-          <w:rStyle w:val="Hyperlink"/>
-          <w:rFonts w:asciiTheme="majorBidi" w:hAnsiTheme="majorBidi" w:cstheme="majorBidi"/>
-          <w:b/>
-          <w:bCs/>
-          <w:sz w:val="24"/>
-          <w:szCs w:val="24"/>
-          <w:u w:val="none"/>
-        </w:rPr>
-        <w:fldChar w:fldCharType="separate"/>
-      </w:r>
-      <w:r>
-        <w:rPr>
-          <w:rStyle w:val="Hyperlink"/>
-          <w:rFonts w:asciiTheme="majorBidi" w:hAnsiTheme="majorBidi" w:cstheme="majorBidi"/>
-          <w:b/>
-          <w:bCs/>
-          <w:sz w:val="24"/>
-          <w:szCs w:val="24"/>
-        </w:rPr>
-        <w:t>Aloo (E-commerce Website)</w:t>
-      </w:r>
-    </w:p>
-    <w:p>
-      <w:pPr>
-        <w:numPr>
-          <w:ilvl w:val="1"/>
-          <w:numId w:val="13"/>
-        </w:numPr>
-        <w:spacing w:line="276" w:lineRule="auto"/>
-        <w:rPr>
-          <w:rFonts w:asciiTheme="majorBidi" w:hAnsiTheme="majorBidi" w:cstheme="majorBidi"/>
-          <w:color w:val="404040" w:themeColor="text1" w:themeTint="BF"/>
-          <w:sz w:val="24"/>
-          <w:szCs w:val="24"/>
-        </w:rPr>
-      </w:pPr>
-      <w:r>
-        <w:rPr>
-          <w:rStyle w:val="Hyperlink"/>
-          <w:rFonts w:asciiTheme="majorBidi" w:hAnsiTheme="majorBidi" w:cstheme="majorBidi"/>
-          <w:b/>
-          <w:bCs/>
-          <w:sz w:val="24"/>
-          <w:szCs w:val="24"/>
-          <w:u w:val="none"/>
-        </w:rPr>
-        <w:fldChar w:fldCharType="end"/>
-      </w:r>
-      <w:r>
-        <w:rPr>
-          <w:rFonts w:asciiTheme="majorBidi" w:hAnsiTheme="majorBidi" w:cstheme="majorBidi"/>
-          <w:color w:val="404040" w:themeColor="text1" w:themeTint="BF"/>
-          <w:sz w:val="24"/>
-          <w:szCs w:val="24"/>
-        </w:rPr>
-        <w:t xml:space="preserve"> Contributed to both backend and frontend development for this large-scale website, implementing numerous enhancements and features to improve its overall performance and functionality.</w:t>
-      </w:r>
-    </w:p>
-    <w:p>
-      <w:pPr>
-        <w:numPr>
-          <w:ilvl w:val="0"/>
-          <w:numId w:val="14"/>
-        </w:numPr>
-        <w:spacing w:line="276" w:lineRule="auto"/>
-        <w:rPr>
-          <w:rFonts w:asciiTheme="majorBidi" w:hAnsiTheme="majorBidi" w:cstheme="majorBidi"/>
-          <w:b/>
-          <w:bCs/>
-          <w:color w:val="404040" w:themeColor="text1" w:themeTint="BF"/>
-          <w:sz w:val="24"/>
-          <w:szCs w:val="24"/>
-        </w:rPr>
-      </w:pPr>
-      <w:hyperlink r:id="rId9" w:history="1">
+      <w:hyperlink r:id="rId10" w:history="1">
         <w:r>
           <w:rPr>
             <w:rStyle w:val="Hyperlink"/>
-            <w:rFonts w:asciiTheme="majorBidi" w:hAnsiTheme="majorBidi" w:cstheme="majorBidi"/>
+            <w:rFonts w:ascii="Times New Roman" w:eastAsia="Times New Roman" w:hAnsi="Times New Roman" w:cs="Times New Roman"/>
             <w:b/>
             <w:bCs/>
             <w:sz w:val="24"/>
             <w:szCs w:val="24"/>
             <w:u w:val="none"/>
+            <w:lang w:eastAsia="zh-CN"/>
           </w:rPr>
-          <w:t>Unihome (Educational Website)</w:t>
+          <w:t>ADC (E-commerce Website):</w:t>
         </w:r>
       </w:hyperlink>
+      <w:r>
+        <w:rPr>
+          <w:rFonts w:ascii="Times New Roman" w:eastAsia="Times New Roman" w:hAnsi="Times New Roman" w:cs="Times New Roman"/>
+          <w:sz w:val="24"/>
+          <w:szCs w:val="24"/>
+          <w:lang w:eastAsia="zh-CN"/>
+        </w:rPr>
+        <w:t xml:space="preserve"> Full-stack contribution to backend &amp; frontend, improving competitive presence in Saudi market.</w:t>
+      </w:r>
     </w:p>
     <w:p>
       <w:pPr>
-        <w:numPr>
-          <w:ilvl w:val="1"/>
-          <w:numId w:val="13"/>
-        </w:numPr>
-        <w:spacing w:line="276" w:lineRule="auto"/>
-        <w:rPr>
-          <w:rStyle w:val="Hyperlink"/>
-          <w:rFonts w:asciiTheme="majorBidi" w:hAnsiTheme="majorBidi" w:cstheme="majorBidi"/>
-          <w:color w:val="404040" w:themeColor="text1" w:themeTint="BF"/>
-          <w:sz w:val="24"/>
-          <w:szCs w:val="24"/>
-          <w:u w:val="none"/>
-        </w:rPr>
-      </w:pPr>
-      <w:r>
-        <w:rPr>
-          <w:rFonts w:asciiTheme="majorBidi" w:hAnsiTheme="majorBidi" w:cstheme="majorBidi"/>
-          <w:color w:val="404040" w:themeColor="text1" w:themeTint="BF"/>
-          <w:sz w:val="24"/>
-          <w:szCs w:val="24"/>
-        </w:rPr>
-        <w:t xml:space="preserve">Developed a bilingual (Arabic and English) </w:t>
-      </w:r>
-      <w:r>
-        <w:rPr>
-          <w:rFonts w:asciiTheme="majorBidi" w:hAnsiTheme="majorBidi" w:cstheme="majorBidi"/>
-          <w:color w:val="404040" w:themeColor="text1" w:themeTint="BF"/>
-          <w:sz w:val="24"/>
-          <w:szCs w:val="24"/>
-        </w:rPr>
-        <w:t>online learning</w:t>
-      </w:r>
-      <w:r>
-        <w:rPr>
-          <w:rFonts w:asciiTheme="majorBidi" w:hAnsiTheme="majorBidi" w:cstheme="majorBidi"/>
-          <w:color w:val="404040" w:themeColor="text1" w:themeTint="BF"/>
-          <w:sz w:val="24"/>
-          <w:szCs w:val="24"/>
-        </w:rPr>
-        <w:t xml:space="preserve"> website using Laravel for the backend and React for the frontend. Implemented a dashboard for content management, including company goals, partners, history, pricing, and services.</w:t>
-      </w:r>
-    </w:p>
-    <w:p>
-      <w:pPr>
-        <w:numPr>
-          <w:ilvl w:val="0"/>
-          <w:numId w:val="14"/>
-        </w:numPr>
-        <w:spacing w:line="276" w:lineRule="auto"/>
-        <w:rPr>
-          <w:rStyle w:val="Hyperlink"/>
-          <w:rFonts w:asciiTheme="majorBidi" w:hAnsiTheme="majorBidi" w:cstheme="majorBidi"/>
-          <w:b/>
-          <w:bCs/>
-          <w:sz w:val="24"/>
-          <w:szCs w:val="24"/>
-          <w:u w:val="none"/>
-        </w:rPr>
-      </w:pPr>
-      <w:r>
-        <w:rPr>
-          <w:rStyle w:val="Hyperlink"/>
-          <w:rFonts w:asciiTheme="majorBidi" w:hAnsiTheme="majorBidi" w:cstheme="majorBidi"/>
-          <w:b/>
-          <w:bCs/>
-          <w:sz w:val="24"/>
-          <w:szCs w:val="24"/>
-          <w:u w:val="none"/>
-        </w:rPr>
-        <w:fldChar w:fldCharType="begin"/>
-      </w:r>
-      <w:r>
-        <w:rPr>
-          <w:rStyle w:val="Hyperlink"/>
-          <w:rFonts w:asciiTheme="majorBidi" w:hAnsiTheme="majorBidi" w:cstheme="majorBidi"/>
-          <w:b/>
-          <w:bCs/>
-          <w:sz w:val="24"/>
-          <w:szCs w:val="24"/>
-          <w:u w:val="none"/>
-        </w:rPr>
-        <w:instrText xml:space="preserve"> HYPERLINK "https://verdeeg.com/" </w:instrText>
-      </w:r>
-      <w:r>
-        <w:rPr>
-          <w:rStyle w:val="Hyperlink"/>
-          <w:rFonts w:asciiTheme="majorBidi" w:hAnsiTheme="majorBidi" w:cstheme="majorBidi"/>
-          <w:b/>
-          <w:bCs/>
-          <w:sz w:val="24"/>
-          <w:szCs w:val="24"/>
-          <w:u w:val="none"/>
-        </w:rPr>
-        <w:fldChar w:fldCharType="separate"/>
-      </w:r>
-      <w:r>
-        <w:rPr>
-          <w:rStyle w:val="Hyperlink"/>
-          <w:rFonts w:asciiTheme="majorBidi" w:hAnsiTheme="majorBidi" w:cstheme="majorBidi"/>
-          <w:b/>
-          <w:bCs/>
-          <w:sz w:val="24"/>
-          <w:szCs w:val="24"/>
-          <w:u w:val="none"/>
-        </w:rPr>
-        <w:t>VERDE</w:t>
-      </w:r>
-      <w:r>
-        <w:rPr>
-          <w:rStyle w:val="Hyperlink"/>
-          <w:rFonts w:asciiTheme="majorBidi" w:hAnsiTheme="majorBidi" w:cstheme="majorBidi"/>
-          <w:b/>
-          <w:bCs/>
-          <w:sz w:val="24"/>
-          <w:szCs w:val="24"/>
-          <w:u w:val="none"/>
-        </w:rPr>
-        <w:t xml:space="preserve"> (</w:t>
-      </w:r>
-      <w:r>
-        <w:rPr>
-          <w:rStyle w:val="Hyperlink"/>
-          <w:rFonts w:asciiTheme="majorBidi" w:hAnsiTheme="majorBidi" w:cstheme="majorBidi"/>
-          <w:b/>
-          <w:bCs/>
-          <w:sz w:val="24"/>
-          <w:szCs w:val="24"/>
-          <w:u w:val="none"/>
-        </w:rPr>
-        <w:t>Realstate</w:t>
-      </w:r>
-      <w:r>
-        <w:rPr>
-          <w:rStyle w:val="Hyperlink"/>
-          <w:rFonts w:asciiTheme="majorBidi" w:hAnsiTheme="majorBidi" w:cstheme="majorBidi"/>
-          <w:b/>
-          <w:bCs/>
-          <w:sz w:val="24"/>
-          <w:szCs w:val="24"/>
-          <w:u w:val="none"/>
-        </w:rPr>
-        <w:t xml:space="preserve"> Website)</w:t>
-      </w:r>
-    </w:p>
-    <w:p>
-      <w:pPr>
-        <w:numPr>
-          <w:ilvl w:val="1"/>
-          <w:numId w:val="13"/>
-        </w:numPr>
-        <w:spacing w:line="276" w:lineRule="auto"/>
-        <w:rPr>
-          <w:rFonts w:asciiTheme="majorBidi" w:hAnsiTheme="majorBidi" w:cstheme="majorBidi"/>
-          <w:color w:val="404040" w:themeColor="text1" w:themeTint="BF"/>
-          <w:sz w:val="24"/>
-          <w:szCs w:val="24"/>
-        </w:rPr>
-      </w:pPr>
-      <w:r>
-        <w:rPr>
-          <w:rStyle w:val="Hyperlink"/>
-          <w:rFonts w:asciiTheme="majorBidi" w:hAnsiTheme="majorBidi" w:cstheme="majorBidi"/>
-          <w:b/>
-          <w:bCs/>
-          <w:sz w:val="24"/>
-          <w:szCs w:val="24"/>
-          <w:u w:val="none"/>
-        </w:rPr>
-        <w:fldChar w:fldCharType="end"/>
-      </w:r>
-      <w:r>
-        <w:rPr>
-          <w:rFonts w:asciiTheme="majorBidi" w:hAnsiTheme="majorBidi" w:cstheme="majorBidi"/>
-          <w:color w:val="404040" w:themeColor="text1" w:themeTint="BF"/>
-          <w:sz w:val="24"/>
-          <w:szCs w:val="24"/>
-        </w:rPr>
-        <w:t xml:space="preserve"> Developed a bilingual real estate website (Arabic and English) utilizing Laravel for the backend and React for the frontend. Designed and implemented a comprehensive dashboard for managing content such as company goals, partners, history, pricing, products, and services.</w:t>
-      </w:r>
-    </w:p>
-    <w:p>
-      <w:pPr>
-        <w:numPr>
-          <w:ilvl w:val="0"/>
-          <w:numId w:val="23"/>
-        </w:numPr>
-        <w:spacing w:line="276" w:lineRule="auto"/>
-        <w:rPr>
-          <w:rFonts w:asciiTheme="majorBidi" w:hAnsiTheme="majorBidi" w:cstheme="majorBidi"/>
-          <w:b/>
-          <w:bCs/>
-          <w:color w:val="404040" w:themeColor="text1" w:themeTint="BF"/>
-          <w:sz w:val="24"/>
-          <w:szCs w:val="24"/>
-        </w:rPr>
-      </w:pPr>
-      <w:hyperlink r:id="rId10" w:history="1">
+        <w:spacing w:before="100" w:beforeAutospacing="1" w:after="100" w:afterAutospacing="1" w:line="240" w:lineRule="auto"/>
+        <w:ind w:left="720"/>
+        <w:rPr>
+          <w:rFonts w:ascii="Times New Roman" w:eastAsia="Times New Roman" w:hAnsi="Times New Roman" w:cs="Times New Roman"/>
+          <w:sz w:val="24"/>
+          <w:szCs w:val="24"/>
+          <w:lang w:eastAsia="zh-CN"/>
+        </w:rPr>
+      </w:pPr>
+      <w:r>
+        <w:rPr>
+          <w:rFonts w:ascii="Times New Roman" w:eastAsia="Times New Roman" w:hAnsi="Symbol" w:cs="Times New Roman"/>
+          <w:sz w:val="24"/>
+          <w:szCs w:val="24"/>
+          <w:lang w:eastAsia="zh-CN"/>
+        </w:rPr>
+        <w:t></w:t>
+      </w:r>
+      <w:r>
+        <w:rPr>
+          <w:rFonts w:ascii="Times New Roman" w:eastAsia="Times New Roman" w:hAnsi="Times New Roman" w:cs="Times New Roman"/>
+          <w:sz w:val="24"/>
+          <w:szCs w:val="24"/>
+          <w:lang w:eastAsia="zh-CN"/>
+        </w:rPr>
+        <w:t xml:space="preserve">  </w:t>
+      </w:r>
+      <w:hyperlink r:id="rId11" w:history="1">
         <w:r>
           <w:rPr>
             <w:rStyle w:val="Hyperlink"/>
-            <w:rFonts w:asciiTheme="majorBidi" w:hAnsiTheme="majorBidi" w:cstheme="majorBidi"/>
+            <w:rFonts w:ascii="Times New Roman" w:eastAsia="Times New Roman" w:hAnsi="Times New Roman" w:cs="Times New Roman"/>
             <w:b/>
             <w:bCs/>
             <w:sz w:val="24"/>
             <w:szCs w:val="24"/>
             <w:u w:val="none"/>
+            <w:lang w:eastAsia="zh-CN"/>
           </w:rPr>
-          <w:t>Jaiden (e-commerce mobile app)</w:t>
+          <w:t>Aloo (E-commerce Website)</w:t>
         </w:r>
-      </w:hyperlink>
-    </w:p>
-    <w:p>
-      <w:pPr>
-        <w:numPr>
-          <w:ilvl w:val="1"/>
-          <w:numId w:val="13"/>
-        </w:numPr>
-        <w:spacing w:line="276" w:lineRule="auto"/>
-        <w:rPr>
-          <w:rFonts w:asciiTheme="majorBidi" w:hAnsiTheme="majorBidi" w:cstheme="majorBidi"/>
-          <w:color w:val="404040" w:themeColor="text1" w:themeTint="BF"/>
-          <w:sz w:val="24"/>
-          <w:szCs w:val="24"/>
-        </w:rPr>
-      </w:pPr>
-      <w:r>
-        <w:rPr>
-          <w:rFonts w:asciiTheme="majorBidi" w:hAnsiTheme="majorBidi" w:cstheme="majorBidi"/>
-          <w:color w:val="404040" w:themeColor="text1" w:themeTint="BF"/>
-          <w:sz w:val="24"/>
-          <w:szCs w:val="24"/>
-        </w:rPr>
-        <w:t xml:space="preserve">Jaiden is an e-commerce mobile app for selling medecines and contains a dashboard to monitor app content and orders </w:t>
-      </w:r>
-    </w:p>
-    <w:p>
-      <w:pPr>
-        <w:numPr>
-          <w:ilvl w:val="0"/>
-          <w:numId w:val="24"/>
-        </w:numPr>
-        <w:spacing w:line="276" w:lineRule="auto"/>
-        <w:rPr>
-          <w:rFonts w:asciiTheme="majorBidi" w:hAnsiTheme="majorBidi" w:cstheme="majorBidi"/>
-          <w:b/>
-          <w:bCs/>
-          <w:color w:val="404040" w:themeColor="text1" w:themeTint="BF"/>
-          <w:sz w:val="24"/>
-          <w:szCs w:val="24"/>
-        </w:rPr>
-      </w:pPr>
-      <w:hyperlink r:id="rId11" w:history="1">
         <w:r>
           <w:rPr>
             <w:rStyle w:val="Hyperlink"/>
-            <w:rFonts w:asciiTheme="majorBidi" w:hAnsiTheme="majorBidi" w:cstheme="majorBidi"/>
+            <w:rFonts w:ascii="Times New Roman" w:eastAsia="Times New Roman" w:hAnsi="Times New Roman" w:cs="Times New Roman"/>
+            <w:b/>
+            <w:bCs/>
+            <w:sz w:val="24"/>
+            <w:szCs w:val="24"/>
+            <w:lang w:eastAsia="zh-CN"/>
+          </w:rPr>
+          <w:t>:</w:t>
+        </w:r>
+      </w:hyperlink>
+      <w:r>
+        <w:rPr>
+          <w:rFonts w:ascii="Times New Roman" w:eastAsia="Times New Roman" w:hAnsi="Times New Roman" w:cs="Times New Roman"/>
+          <w:sz w:val="24"/>
+          <w:szCs w:val="24"/>
+          <w:lang w:eastAsia="zh-CN"/>
+        </w:rPr>
+        <w:t xml:space="preserve"> Developed backend &amp; frontend modules, enhancing performance and scalability.</w:t>
+      </w:r>
+    </w:p>
+    <w:p>
+      <w:pPr>
+        <w:spacing w:before="100" w:beforeAutospacing="1" w:after="100" w:afterAutospacing="1" w:line="240" w:lineRule="auto"/>
+        <w:ind w:left="720"/>
+        <w:rPr>
+          <w:rFonts w:ascii="Times New Roman" w:eastAsia="Times New Roman" w:hAnsi="Times New Roman" w:cs="Times New Roman"/>
+          <w:sz w:val="24"/>
+          <w:szCs w:val="24"/>
+          <w:lang w:eastAsia="zh-CN"/>
+        </w:rPr>
+      </w:pPr>
+      <w:r>
+        <w:rPr>
+          <w:rFonts w:ascii="Times New Roman" w:eastAsia="Times New Roman" w:hAnsi="Symbol" w:cs="Times New Roman"/>
+          <w:sz w:val="24"/>
+          <w:szCs w:val="24"/>
+          <w:lang w:eastAsia="zh-CN"/>
+        </w:rPr>
+        <w:t></w:t>
+      </w:r>
+      <w:r>
+        <w:rPr>
+          <w:rFonts w:ascii="Times New Roman" w:eastAsia="Times New Roman" w:hAnsi="Times New Roman" w:cs="Times New Roman"/>
+          <w:sz w:val="24"/>
+          <w:szCs w:val="24"/>
+          <w:lang w:eastAsia="zh-CN"/>
+        </w:rPr>
+        <w:t xml:space="preserve"> </w:t>
+      </w:r>
+      <w:hyperlink r:id="rId12" w:history="1">
+        <w:r>
+          <w:rPr>
+            <w:rStyle w:val="Hyperlink"/>
+            <w:rFonts w:ascii="Times New Roman" w:eastAsia="Times New Roman" w:hAnsi="Times New Roman" w:cs="Times New Roman"/>
+            <w:sz w:val="24"/>
+            <w:szCs w:val="24"/>
+            <w:u w:val="none"/>
+            <w:lang w:eastAsia="zh-CN"/>
+          </w:rPr>
+          <w:t xml:space="preserve"> </w:t>
+        </w:r>
+        <w:r>
+          <w:rPr>
+            <w:rStyle w:val="Hyperlink"/>
+            <w:rFonts w:ascii="Times New Roman" w:eastAsia="Times New Roman" w:hAnsi="Times New Roman" w:cs="Times New Roman"/>
             <w:b/>
             <w:bCs/>
             <w:sz w:val="24"/>
             <w:szCs w:val="24"/>
             <w:u w:val="none"/>
+            <w:lang w:eastAsia="zh-CN"/>
           </w:rPr>
-          <w:t>Dashboard</w:t>
+          <w:t>Unihome (Educational Website</w:t>
         </w:r>
       </w:hyperlink>
+      <w:r>
+        <w:rPr>
+          <w:rFonts w:ascii="Times New Roman" w:eastAsia="Times New Roman" w:hAnsi="Times New Roman" w:cs="Times New Roman"/>
+          <w:b/>
+          <w:bCs/>
+          <w:sz w:val="24"/>
+          <w:szCs w:val="24"/>
+          <w:lang w:eastAsia="zh-CN"/>
+        </w:rPr>
+        <w:t>):</w:t>
+      </w:r>
+      <w:r>
+        <w:rPr>
+          <w:rFonts w:ascii="Times New Roman" w:eastAsia="Times New Roman" w:hAnsi="Times New Roman" w:cs="Times New Roman"/>
+          <w:sz w:val="24"/>
+          <w:szCs w:val="24"/>
+          <w:lang w:eastAsia="zh-CN"/>
+        </w:rPr>
+        <w:t xml:space="preserve"> Built bilingual platform (Arabic &amp; English) with Laravel + React, enabling course/content management.</w:t>
+      </w:r>
     </w:p>
     <w:p>
       <w:pPr>
-        <w:spacing w:line="276" w:lineRule="auto"/>
-        <w:rPr>
-          <w:rFonts w:asciiTheme="majorBidi" w:hAnsiTheme="majorBidi" w:cstheme="majorBidi"/>
-          <w:color w:val="404040" w:themeColor="text1" w:themeTint="BF"/>
-          <w:sz w:val="24"/>
-          <w:szCs w:val="24"/>
-        </w:rPr>
-      </w:pPr>
-      <w:r>
-        <w:rPr>
-          <w:rFonts w:asciiTheme="majorBidi" w:hAnsiTheme="majorBidi" w:cstheme="majorBidi"/>
-          <w:color w:val="404040" w:themeColor="text1" w:themeTint="BF"/>
-          <w:sz w:val="24"/>
-          <w:szCs w:val="24"/>
-        </w:rPr>
-        <w:t xml:space="preserve">                   </w:t>
-      </w:r>
-      <w:r>
-        <w:rPr>
-          <w:rFonts w:asciiTheme="majorBidi" w:hAnsiTheme="majorBidi" w:cstheme="majorBidi"/>
-          <w:color w:val="404040" w:themeColor="text1" w:themeTint="BF"/>
-          <w:sz w:val="24"/>
-          <w:szCs w:val="24"/>
-        </w:rPr>
-        <w:t xml:space="preserve">Username: </w:t>
-      </w:r>
-      <w:hyperlink r:id="rId12" w:history="1">
+        <w:spacing w:before="100" w:beforeAutospacing="1" w:after="100" w:afterAutospacing="1" w:line="240" w:lineRule="auto"/>
+        <w:ind w:left="720"/>
+        <w:rPr>
+          <w:rFonts w:ascii="Times New Roman" w:eastAsia="Times New Roman" w:hAnsi="Times New Roman" w:cs="Times New Roman"/>
+          <w:sz w:val="24"/>
+          <w:szCs w:val="24"/>
+          <w:lang w:eastAsia="zh-CN"/>
+        </w:rPr>
+      </w:pPr>
+      <w:r>
+        <w:rPr>
+          <w:rFonts w:ascii="Times New Roman" w:eastAsia="Times New Roman" w:hAnsi="Symbol" w:cs="Times New Roman"/>
+          <w:sz w:val="24"/>
+          <w:szCs w:val="24"/>
+          <w:lang w:eastAsia="zh-CN"/>
+        </w:rPr>
+        <w:t></w:t>
+      </w:r>
+      <w:r>
+        <w:rPr>
+          <w:rFonts w:ascii="Times New Roman" w:eastAsia="Times New Roman" w:hAnsi="Times New Roman" w:cs="Times New Roman"/>
+          <w:sz w:val="24"/>
+          <w:szCs w:val="24"/>
+          <w:lang w:eastAsia="zh-CN"/>
+        </w:rPr>
+        <w:t xml:space="preserve">  </w:t>
+      </w:r>
+      <w:hyperlink r:id="rId13" w:history="1">
         <w:r>
           <w:rPr>
             <w:rStyle w:val="Hyperlink"/>
-            <w:rFonts w:asciiTheme="majorBidi" w:hAnsiTheme="majorBidi" w:cstheme="majorBidi"/>
+            <w:rFonts w:ascii="Times New Roman" w:eastAsia="Times New Roman" w:hAnsi="Times New Roman" w:cs="Times New Roman"/>
+            <w:b/>
+            <w:bCs/>
             <w:sz w:val="24"/>
             <w:szCs w:val="24"/>
+            <w:u w:val="none"/>
+            <w:lang w:eastAsia="zh-CN"/>
           </w:rPr>
-          <w:t>admin@gmail.com</w:t>
+          <w:t>VERDE (Real Estate Website)</w:t>
         </w:r>
       </w:hyperlink>
       <w:r>
         <w:rPr>
+          <w:rFonts w:ascii="Times New Roman" w:eastAsia="Times New Roman" w:hAnsi="Times New Roman" w:cs="Times New Roman"/>
+          <w:b/>
+          <w:bCs/>
+          <w:sz w:val="24"/>
+          <w:szCs w:val="24"/>
+          <w:lang w:eastAsia="zh-CN"/>
+        </w:rPr>
+        <w:t>:</w:t>
+      </w:r>
+      <w:r>
+        <w:rPr>
+          <w:rFonts w:ascii="Times New Roman" w:eastAsia="Times New Roman" w:hAnsi="Times New Roman" w:cs="Times New Roman"/>
+          <w:sz w:val="24"/>
+          <w:szCs w:val="24"/>
+          <w:lang w:eastAsia="zh-CN"/>
+        </w:rPr>
+        <w:t xml:space="preserve"> Developed bilingual site with dashboards for goals, pricing, products, and services.</w:t>
+      </w:r>
+    </w:p>
+    <w:p>
+      <w:pPr>
+        <w:spacing w:before="100" w:beforeAutospacing="1" w:after="100" w:afterAutospacing="1" w:line="240" w:lineRule="auto"/>
+        <w:ind w:left="720"/>
+        <w:rPr>
+          <w:rFonts w:ascii="Times New Roman" w:eastAsia="Times New Roman" w:hAnsi="Times New Roman" w:cs="Times New Roman"/>
+          <w:sz w:val="24"/>
+          <w:szCs w:val="24"/>
+          <w:lang w:eastAsia="zh-CN"/>
+        </w:rPr>
+      </w:pPr>
+      <w:r>
+        <w:rPr>
+          <w:rFonts w:ascii="Times New Roman" w:eastAsia="Times New Roman" w:hAnsi="Symbol" w:cs="Times New Roman"/>
+          <w:sz w:val="24"/>
+          <w:szCs w:val="24"/>
+          <w:lang w:eastAsia="zh-CN"/>
+        </w:rPr>
+        <w:t></w:t>
+      </w:r>
+      <w:r>
+        <w:rPr>
+          <w:rFonts w:ascii="Times New Roman" w:eastAsia="Times New Roman" w:hAnsi="Times New Roman" w:cs="Times New Roman"/>
+          <w:sz w:val="24"/>
+          <w:szCs w:val="24"/>
+          <w:lang w:eastAsia="zh-CN"/>
+        </w:rPr>
+        <w:t xml:space="preserve">  </w:t>
+      </w:r>
+      <w:hyperlink r:id="rId14" w:history="1">
+        <w:r>
+          <w:rPr>
+            <w:rStyle w:val="Hyperlink"/>
+            <w:rFonts w:ascii="Times New Roman" w:eastAsia="Times New Roman" w:hAnsi="Times New Roman" w:cs="Times New Roman"/>
+            <w:b/>
+            <w:bCs/>
+            <w:sz w:val="24"/>
+            <w:szCs w:val="24"/>
+            <w:u w:val="none"/>
+            <w:lang w:eastAsia="zh-CN"/>
+          </w:rPr>
+          <w:t>Jaiden (E-commerce Mobile App):</w:t>
+        </w:r>
+      </w:hyperlink>
+      <w:r>
+        <w:rPr>
+          <w:rFonts w:ascii="Times New Roman" w:eastAsia="Times New Roman" w:hAnsi="Times New Roman" w:cs="Times New Roman"/>
+          <w:sz w:val="24"/>
+          <w:szCs w:val="24"/>
+          <w:lang w:eastAsia="zh-CN"/>
+        </w:rPr>
+        <w:t xml:space="preserve"> Built React Native app for medicine sales with admin dashboard for orders &amp; content.</w:t>
+      </w:r>
+    </w:p>
+    <w:p>
+      <w:pPr>
+        <w:spacing w:before="100" w:beforeAutospacing="1" w:after="100" w:afterAutospacing="1" w:line="240" w:lineRule="auto"/>
+        <w:ind w:left="720"/>
+        <w:rPr>
+          <w:rFonts w:ascii="Times New Roman" w:eastAsia="Times New Roman" w:hAnsi="Times New Roman" w:cs="Times New Roman"/>
+          <w:sz w:val="24"/>
+          <w:szCs w:val="24"/>
+          <w:lang w:eastAsia="zh-CN"/>
+        </w:rPr>
+      </w:pPr>
+      <w:r>
+        <w:rPr>
+          <w:rFonts w:ascii="Times New Roman" w:eastAsia="Times New Roman" w:hAnsi="Symbol" w:cs="Times New Roman"/>
+          <w:sz w:val="24"/>
+          <w:szCs w:val="24"/>
+          <w:lang w:eastAsia="zh-CN"/>
+        </w:rPr>
+        <w:t></w:t>
+      </w:r>
+      <w:r>
+        <w:rPr>
+          <w:rFonts w:ascii="Times New Roman" w:eastAsia="Times New Roman" w:hAnsi="Times New Roman" w:cs="Times New Roman"/>
+          <w:sz w:val="24"/>
+          <w:szCs w:val="24"/>
+          <w:lang w:eastAsia="zh-CN"/>
+        </w:rPr>
+        <w:t xml:space="preserve">  </w:t>
+      </w:r>
+      <w:hyperlink r:id="rId15" w:history="1">
+        <w:r>
+          <w:rPr>
+            <w:rStyle w:val="Hyperlink"/>
+            <w:rFonts w:ascii="Times New Roman" w:eastAsia="Times New Roman" w:hAnsi="Times New Roman" w:cs="Times New Roman"/>
+            <w:b/>
+            <w:bCs/>
+            <w:sz w:val="24"/>
+            <w:szCs w:val="24"/>
+            <w:u w:val="none"/>
+            <w:lang w:eastAsia="zh-CN"/>
+          </w:rPr>
+          <w:t>Admin Dashboard Demo</w:t>
+        </w:r>
+        <w:r>
+          <w:rPr>
+            <w:rStyle w:val="Hyperlink"/>
+            <w:rFonts w:ascii="Times New Roman" w:eastAsia="Times New Roman" w:hAnsi="Times New Roman" w:cs="Times New Roman"/>
+            <w:b/>
+            <w:bCs/>
+            <w:sz w:val="24"/>
+            <w:szCs w:val="24"/>
+            <w:lang w:eastAsia="zh-CN"/>
+          </w:rPr>
+          <w:t>:</w:t>
+        </w:r>
+      </w:hyperlink>
+      <w:r>
+        <w:rPr>
+          <w:rFonts w:ascii="Times New Roman" w:eastAsia="Times New Roman" w:hAnsi="Times New Roman" w:cs="Times New Roman"/>
+          <w:sz w:val="24"/>
+          <w:szCs w:val="24"/>
+          <w:lang w:eastAsia="zh-CN"/>
+        </w:rPr>
+        <w:t xml:space="preserve"> </w:t>
+      </w:r>
+      <w:r>
+        <w:rPr>
+          <w:rFonts w:ascii="Times New Roman" w:eastAsia="Times New Roman" w:hAnsi="Times New Roman" w:cs="Times New Roman"/>
+          <w:i/>
+          <w:iCs/>
+          <w:sz w:val="24"/>
+          <w:szCs w:val="24"/>
+          <w:lang w:eastAsia="zh-CN"/>
+        </w:rPr>
+        <w:t>(admin@gmail.com | 123456789)</w:t>
+      </w:r>
+      <w:r>
+        <w:rPr>
+          <w:rFonts w:ascii="Times New Roman" w:eastAsia="Times New Roman" w:hAnsi="Times New Roman" w:cs="Times New Roman"/>
+          <w:sz w:val="24"/>
+          <w:szCs w:val="24"/>
+          <w:lang w:eastAsia="zh-CN"/>
+        </w:rPr>
+        <w:t xml:space="preserve"> — Created dashboard for managing content, admins, customers, and system entities.</w:t>
+      </w:r>
+    </w:p>
+    <w:p>
+      <w:pPr>
+        <w:pStyle w:val="Heading1"/>
+        <w:rPr>
+          <w:rFonts w:ascii="Times New Roman" w:eastAsia="Times New Roman" w:hAnsi="Times New Roman" w:cs="Times New Roman"/>
+          <w:b/>
+          <w:bCs/>
+          <w:color w:val="auto"/>
+          <w:lang w:eastAsia="zh-CN"/>
+        </w:rPr>
+      </w:pPr>
+      <w:r>
+        <w:rPr>
+          <w:rFonts w:ascii="Times New Roman" w:eastAsia="Times New Roman" w:hAnsi="Times New Roman" w:cs="Times New Roman"/>
+          <w:b/>
+          <w:bCs/>
+          <w:color w:val="auto"/>
+          <w:lang w:eastAsia="zh-CN"/>
+        </w:rPr>
+        <w:t>Education</w:t>
+      </w:r>
+      <w:bookmarkStart w:id="0" w:name="_GoBack"/>
+      <w:bookmarkEnd w:id="0"/>
+    </w:p>
+    <w:p>
+      <w:pPr>
+        <w:pStyle w:val="NormalWeb"/>
+        <w:ind w:left="720"/>
+      </w:pPr>
+      <w:r>
+        <w:rPr>
+          <w:rStyle w:val="Strong"/>
+        </w:rPr>
+        <w:t>Arab Academy for</w:t>
+      </w:r>
+      <w:r>
+        <w:rPr>
+          <w:rStyle w:val="Strong"/>
+        </w:rPr>
+        <w:t xml:space="preserve"> Science and Technology (AAST</w:t>
+      </w:r>
+      <w:r>
+        <w:rPr>
+          <w:rStyle w:val="Strong"/>
+        </w:rPr>
+        <w:t>)</w:t>
+      </w:r>
+      <w:r>
+        <w:t xml:space="preserve"> — B.Sc. in Computer Science (GPA 3.30)</w:t>
+      </w:r>
+      <w:r>
+        <w:br/>
+      </w:r>
+      <w:r>
+        <w:rPr>
+          <w:rStyle w:val="Emphasis"/>
+        </w:rPr>
+        <w:t>Sept 2017 – June 2021</w:t>
+      </w:r>
+    </w:p>
+    <w:p>
+      <w:pPr>
+        <w:pStyle w:val="NormalWeb"/>
+        <w:ind w:left="720"/>
+      </w:pPr>
+      <w:r>
+        <w:rPr>
+          <w:rStyle w:val="Strong"/>
+        </w:rPr>
+        <w:t>The American University in Cairo (AUC)</w:t>
+      </w:r>
+      <w:r>
+        <w:t xml:space="preserve"> — Professional Skills Program, 720 hrs (SCE)</w:t>
+      </w:r>
+      <w:r>
+        <w:br/>
+      </w:r>
+      <w:r>
+        <w:rPr>
+          <w:rStyle w:val="Emphasis"/>
+        </w:rPr>
+        <w:t>Nov 2016 – May 2017</w:t>
+      </w:r>
+    </w:p>
+    <w:p>
+      <w:pPr>
+        <w:spacing w:line="276" w:lineRule="auto"/>
+        <w:ind w:left="720"/>
+        <w:rPr>
           <w:rFonts w:asciiTheme="majorBidi" w:hAnsiTheme="majorBidi" w:cstheme="majorBidi"/>
           <w:color w:val="404040" w:themeColor="text1" w:themeTint="BF"/>
           <w:sz w:val="24"/>
           <w:szCs w:val="24"/>
         </w:rPr>
-        <w:t xml:space="preserve">   Password:123456789</w:t>
-      </w:r>
-    </w:p>
-    <w:p>
-      <w:pPr>
-        <w:spacing w:line="276" w:lineRule="auto"/>
-        <w:rPr>
-          <w:rFonts w:asciiTheme="majorBidi" w:hAnsiTheme="majorBidi" w:cstheme="majorBidi"/>
-          <w:color w:val="404040" w:themeColor="text1" w:themeTint="BF"/>
-          <w:sz w:val="24"/>
-          <w:szCs w:val="24"/>
-        </w:rPr>
-      </w:pPr>
-      <w:r>
-        <w:rPr>
-          <w:rFonts w:asciiTheme="majorBidi" w:hAnsiTheme="majorBidi" w:cstheme="majorBidi"/>
-          <w:color w:val="404040" w:themeColor="text1" w:themeTint="BF"/>
-          <w:sz w:val="24"/>
-          <w:szCs w:val="24"/>
-        </w:rPr>
-        <w:t xml:space="preserve">                   </w:t>
-      </w:r>
-      <w:r>
-        <w:rPr>
-          <w:rFonts w:asciiTheme="majorBidi" w:hAnsiTheme="majorBidi" w:cstheme="majorBidi"/>
-          <w:color w:val="404040" w:themeColor="text1" w:themeTint="BF"/>
-          <w:sz w:val="24"/>
-          <w:szCs w:val="24"/>
-        </w:rPr>
-        <w:t>Description:</w:t>
-      </w:r>
-      <w:r>
-        <w:rPr>
-          <w:rFonts w:asciiTheme="majorBidi" w:hAnsiTheme="majorBidi" w:cstheme="majorBidi"/>
-          <w:color w:val="404040" w:themeColor="text1" w:themeTint="BF"/>
-          <w:sz w:val="24"/>
-          <w:szCs w:val="24"/>
-        </w:rPr>
-        <w:t xml:space="preserve"> Created a dashboard to control website content, admins, customers and other entities </w:t>
-      </w:r>
-      <w:r>
-        <w:rPr>
-          <w:rFonts w:asciiTheme="majorBidi" w:hAnsiTheme="majorBidi" w:cstheme="majorBidi"/>
-          <w:color w:val="404040" w:themeColor="text1" w:themeTint="BF"/>
-          <w:sz w:val="24"/>
-          <w:szCs w:val="24"/>
-        </w:rPr>
-        <w:t>.</w:t>
-      </w:r>
+      </w:pPr>
     </w:p>
     <w:sectPr>
       <w:pgSz w:w="12240" w:h="16340"/>
@@ -3880,6 +2249,453 @@
     </w:lvl>
   </w:abstractNum>
   <w:abstractNum w:abstractNumId="1" w15:restartNumberingAfterBreak="0">
+    <w:nsid w:val="03C67A13"/>
+    <w:multiLevelType w:val="multilevel"/>
+    <w:tmpl w:val="0834F8FA"/>
+    <w:lvl w:ilvl="0">
+      <w:start w:val="1"/>
+      <w:numFmt w:val="bullet"/>
+      <w:lvlText w:val=""/>
+      <w:lvlJc w:val="left"/>
+      <w:pPr>
+        <w:tabs>
+          <w:tab w:val="num" w:pos="720"/>
+        </w:tabs>
+        <w:ind w:left="720" w:hanging="360"/>
+      </w:pPr>
+      <w:rPr>
+        <w:rFonts w:ascii="Symbol" w:hAnsi="Symbol" w:hint="default"/>
+        <w:sz w:val="20"/>
+      </w:rPr>
+    </w:lvl>
+    <w:lvl w:ilvl="1" w:tentative="1">
+      <w:start w:val="1"/>
+      <w:numFmt w:val="bullet"/>
+      <w:lvlText w:val="o"/>
+      <w:lvlJc w:val="left"/>
+      <w:pPr>
+        <w:tabs>
+          <w:tab w:val="num" w:pos="1440"/>
+        </w:tabs>
+        <w:ind w:left="1440" w:hanging="360"/>
+      </w:pPr>
+      <w:rPr>
+        <w:rFonts w:ascii="Courier New" w:hAnsi="Courier New" w:hint="default"/>
+        <w:sz w:val="20"/>
+      </w:rPr>
+    </w:lvl>
+    <w:lvl w:ilvl="2" w:tentative="1">
+      <w:start w:val="1"/>
+      <w:numFmt w:val="bullet"/>
+      <w:lvlText w:val=""/>
+      <w:lvlJc w:val="left"/>
+      <w:pPr>
+        <w:tabs>
+          <w:tab w:val="num" w:pos="2160"/>
+        </w:tabs>
+        <w:ind w:left="2160" w:hanging="360"/>
+      </w:pPr>
+      <w:rPr>
+        <w:rFonts w:ascii="Wingdings" w:hAnsi="Wingdings" w:hint="default"/>
+        <w:sz w:val="20"/>
+      </w:rPr>
+    </w:lvl>
+    <w:lvl w:ilvl="3" w:tentative="1">
+      <w:start w:val="1"/>
+      <w:numFmt w:val="bullet"/>
+      <w:lvlText w:val=""/>
+      <w:lvlJc w:val="left"/>
+      <w:pPr>
+        <w:tabs>
+          <w:tab w:val="num" w:pos="2880"/>
+        </w:tabs>
+        <w:ind w:left="2880" w:hanging="360"/>
+      </w:pPr>
+      <w:rPr>
+        <w:rFonts w:ascii="Wingdings" w:hAnsi="Wingdings" w:hint="default"/>
+        <w:sz w:val="20"/>
+      </w:rPr>
+    </w:lvl>
+    <w:lvl w:ilvl="4" w:tentative="1">
+      <w:start w:val="1"/>
+      <w:numFmt w:val="bullet"/>
+      <w:lvlText w:val=""/>
+      <w:lvlJc w:val="left"/>
+      <w:pPr>
+        <w:tabs>
+          <w:tab w:val="num" w:pos="3600"/>
+        </w:tabs>
+        <w:ind w:left="3600" w:hanging="360"/>
+      </w:pPr>
+      <w:rPr>
+        <w:rFonts w:ascii="Wingdings" w:hAnsi="Wingdings" w:hint="default"/>
+        <w:sz w:val="20"/>
+      </w:rPr>
+    </w:lvl>
+    <w:lvl w:ilvl="5" w:tentative="1">
+      <w:start w:val="1"/>
+      <w:numFmt w:val="bullet"/>
+      <w:lvlText w:val=""/>
+      <w:lvlJc w:val="left"/>
+      <w:pPr>
+        <w:tabs>
+          <w:tab w:val="num" w:pos="4320"/>
+        </w:tabs>
+        <w:ind w:left="4320" w:hanging="360"/>
+      </w:pPr>
+      <w:rPr>
+        <w:rFonts w:ascii="Wingdings" w:hAnsi="Wingdings" w:hint="default"/>
+        <w:sz w:val="20"/>
+      </w:rPr>
+    </w:lvl>
+    <w:lvl w:ilvl="6" w:tentative="1">
+      <w:start w:val="1"/>
+      <w:numFmt w:val="bullet"/>
+      <w:lvlText w:val=""/>
+      <w:lvlJc w:val="left"/>
+      <w:pPr>
+        <w:tabs>
+          <w:tab w:val="num" w:pos="5040"/>
+        </w:tabs>
+        <w:ind w:left="5040" w:hanging="360"/>
+      </w:pPr>
+      <w:rPr>
+        <w:rFonts w:ascii="Wingdings" w:hAnsi="Wingdings" w:hint="default"/>
+        <w:sz w:val="20"/>
+      </w:rPr>
+    </w:lvl>
+    <w:lvl w:ilvl="7" w:tentative="1">
+      <w:start w:val="1"/>
+      <w:numFmt w:val="bullet"/>
+      <w:lvlText w:val=""/>
+      <w:lvlJc w:val="left"/>
+      <w:pPr>
+        <w:tabs>
+          <w:tab w:val="num" w:pos="5760"/>
+        </w:tabs>
+        <w:ind w:left="5760" w:hanging="360"/>
+      </w:pPr>
+      <w:rPr>
+        <w:rFonts w:ascii="Wingdings" w:hAnsi="Wingdings" w:hint="default"/>
+        <w:sz w:val="20"/>
+      </w:rPr>
+    </w:lvl>
+    <w:lvl w:ilvl="8" w:tentative="1">
+      <w:start w:val="1"/>
+      <w:numFmt w:val="bullet"/>
+      <w:lvlText w:val=""/>
+      <w:lvlJc w:val="left"/>
+      <w:pPr>
+        <w:tabs>
+          <w:tab w:val="num" w:pos="6480"/>
+        </w:tabs>
+        <w:ind w:left="6480" w:hanging="360"/>
+      </w:pPr>
+      <w:rPr>
+        <w:rFonts w:ascii="Wingdings" w:hAnsi="Wingdings" w:hint="default"/>
+        <w:sz w:val="20"/>
+      </w:rPr>
+    </w:lvl>
+  </w:abstractNum>
+  <w:abstractNum w:abstractNumId="2" w15:restartNumberingAfterBreak="0">
+    <w:nsid w:val="0A75691B"/>
+    <w:multiLevelType w:val="multilevel"/>
+    <w:tmpl w:val="180E2922"/>
+    <w:lvl w:ilvl="0">
+      <w:start w:val="1"/>
+      <w:numFmt w:val="bullet"/>
+      <w:lvlText w:val=""/>
+      <w:lvlJc w:val="left"/>
+      <w:pPr>
+        <w:tabs>
+          <w:tab w:val="num" w:pos="720"/>
+        </w:tabs>
+        <w:ind w:left="720" w:hanging="360"/>
+      </w:pPr>
+      <w:rPr>
+        <w:rFonts w:ascii="Symbol" w:hAnsi="Symbol" w:hint="default"/>
+        <w:sz w:val="20"/>
+      </w:rPr>
+    </w:lvl>
+    <w:lvl w:ilvl="1" w:tentative="1">
+      <w:start w:val="1"/>
+      <w:numFmt w:val="bullet"/>
+      <w:lvlText w:val="o"/>
+      <w:lvlJc w:val="left"/>
+      <w:pPr>
+        <w:tabs>
+          <w:tab w:val="num" w:pos="1440"/>
+        </w:tabs>
+        <w:ind w:left="1440" w:hanging="360"/>
+      </w:pPr>
+      <w:rPr>
+        <w:rFonts w:ascii="Courier New" w:hAnsi="Courier New" w:hint="default"/>
+        <w:sz w:val="20"/>
+      </w:rPr>
+    </w:lvl>
+    <w:lvl w:ilvl="2" w:tentative="1">
+      <w:start w:val="1"/>
+      <w:numFmt w:val="bullet"/>
+      <w:lvlText w:val=""/>
+      <w:lvlJc w:val="left"/>
+      <w:pPr>
+        <w:tabs>
+          <w:tab w:val="num" w:pos="2160"/>
+        </w:tabs>
+        <w:ind w:left="2160" w:hanging="360"/>
+      </w:pPr>
+      <w:rPr>
+        <w:rFonts w:ascii="Wingdings" w:hAnsi="Wingdings" w:hint="default"/>
+        <w:sz w:val="20"/>
+      </w:rPr>
+    </w:lvl>
+    <w:lvl w:ilvl="3" w:tentative="1">
+      <w:start w:val="1"/>
+      <w:numFmt w:val="bullet"/>
+      <w:lvlText w:val=""/>
+      <w:lvlJc w:val="left"/>
+      <w:pPr>
+        <w:tabs>
+          <w:tab w:val="num" w:pos="2880"/>
+        </w:tabs>
+        <w:ind w:left="2880" w:hanging="360"/>
+      </w:pPr>
+      <w:rPr>
+        <w:rFonts w:ascii="Wingdings" w:hAnsi="Wingdings" w:hint="default"/>
+        <w:sz w:val="20"/>
+      </w:rPr>
+    </w:lvl>
+    <w:lvl w:ilvl="4" w:tentative="1">
+      <w:start w:val="1"/>
+      <w:numFmt w:val="bullet"/>
+      <w:lvlText w:val=""/>
+      <w:lvlJc w:val="left"/>
+      <w:pPr>
+        <w:tabs>
+          <w:tab w:val="num" w:pos="3600"/>
+        </w:tabs>
+        <w:ind w:left="3600" w:hanging="360"/>
+      </w:pPr>
+      <w:rPr>
+        <w:rFonts w:ascii="Wingdings" w:hAnsi="Wingdings" w:hint="default"/>
+        <w:sz w:val="20"/>
+      </w:rPr>
+    </w:lvl>
+    <w:lvl w:ilvl="5" w:tentative="1">
+      <w:start w:val="1"/>
+      <w:numFmt w:val="bullet"/>
+      <w:lvlText w:val=""/>
+      <w:lvlJc w:val="left"/>
+      <w:pPr>
+        <w:tabs>
+          <w:tab w:val="num" w:pos="4320"/>
+        </w:tabs>
+        <w:ind w:left="4320" w:hanging="360"/>
+      </w:pPr>
+      <w:rPr>
+        <w:rFonts w:ascii="Wingdings" w:hAnsi="Wingdings" w:hint="default"/>
+        <w:sz w:val="20"/>
+      </w:rPr>
+    </w:lvl>
+    <w:lvl w:ilvl="6" w:tentative="1">
+      <w:start w:val="1"/>
+      <w:numFmt w:val="bullet"/>
+      <w:lvlText w:val=""/>
+      <w:lvlJc w:val="left"/>
+      <w:pPr>
+        <w:tabs>
+          <w:tab w:val="num" w:pos="5040"/>
+        </w:tabs>
+        <w:ind w:left="5040" w:hanging="360"/>
+      </w:pPr>
+      <w:rPr>
+        <w:rFonts w:ascii="Wingdings" w:hAnsi="Wingdings" w:hint="default"/>
+        <w:sz w:val="20"/>
+      </w:rPr>
+    </w:lvl>
+    <w:lvl w:ilvl="7" w:tentative="1">
+      <w:start w:val="1"/>
+      <w:numFmt w:val="bullet"/>
+      <w:lvlText w:val=""/>
+      <w:lvlJc w:val="left"/>
+      <w:pPr>
+        <w:tabs>
+          <w:tab w:val="num" w:pos="5760"/>
+        </w:tabs>
+        <w:ind w:left="5760" w:hanging="360"/>
+      </w:pPr>
+      <w:rPr>
+        <w:rFonts w:ascii="Wingdings" w:hAnsi="Wingdings" w:hint="default"/>
+        <w:sz w:val="20"/>
+      </w:rPr>
+    </w:lvl>
+    <w:lvl w:ilvl="8" w:tentative="1">
+      <w:start w:val="1"/>
+      <w:numFmt w:val="bullet"/>
+      <w:lvlText w:val=""/>
+      <w:lvlJc w:val="left"/>
+      <w:pPr>
+        <w:tabs>
+          <w:tab w:val="num" w:pos="6480"/>
+        </w:tabs>
+        <w:ind w:left="6480" w:hanging="360"/>
+      </w:pPr>
+      <w:rPr>
+        <w:rFonts w:ascii="Wingdings" w:hAnsi="Wingdings" w:hint="default"/>
+        <w:sz w:val="20"/>
+      </w:rPr>
+    </w:lvl>
+  </w:abstractNum>
+  <w:abstractNum w:abstractNumId="3" w15:restartNumberingAfterBreak="0">
+    <w:nsid w:val="0AC13823"/>
+    <w:multiLevelType w:val="multilevel"/>
+    <w:tmpl w:val="C8F2A5B0"/>
+    <w:lvl w:ilvl="0">
+      <w:start w:val="1"/>
+      <w:numFmt w:val="bullet"/>
+      <w:lvlText w:val=""/>
+      <w:lvlJc w:val="left"/>
+      <w:pPr>
+        <w:tabs>
+          <w:tab w:val="num" w:pos="720"/>
+        </w:tabs>
+        <w:ind w:left="720" w:hanging="360"/>
+      </w:pPr>
+      <w:rPr>
+        <w:rFonts w:ascii="Symbol" w:hAnsi="Symbol" w:hint="default"/>
+        <w:sz w:val="20"/>
+      </w:rPr>
+    </w:lvl>
+    <w:lvl w:ilvl="1" w:tentative="1">
+      <w:start w:val="1"/>
+      <w:numFmt w:val="bullet"/>
+      <w:lvlText w:val="o"/>
+      <w:lvlJc w:val="left"/>
+      <w:pPr>
+        <w:tabs>
+          <w:tab w:val="num" w:pos="1440"/>
+        </w:tabs>
+        <w:ind w:left="1440" w:hanging="360"/>
+      </w:pPr>
+      <w:rPr>
+        <w:rFonts w:ascii="Courier New" w:hAnsi="Courier New" w:hint="default"/>
+        <w:sz w:val="20"/>
+      </w:rPr>
+    </w:lvl>
+    <w:lvl w:ilvl="2" w:tentative="1">
+      <w:start w:val="1"/>
+      <w:numFmt w:val="bullet"/>
+      <w:lvlText w:val=""/>
+      <w:lvlJc w:val="left"/>
+      <w:pPr>
+        <w:tabs>
+          <w:tab w:val="num" w:pos="2160"/>
+        </w:tabs>
+        <w:ind w:left="2160" w:hanging="360"/>
+      </w:pPr>
+      <w:rPr>
+        <w:rFonts w:ascii="Wingdings" w:hAnsi="Wingdings" w:hint="default"/>
+        <w:sz w:val="20"/>
+      </w:rPr>
+    </w:lvl>
+    <w:lvl w:ilvl="3" w:tentative="1">
+      <w:start w:val="1"/>
+      <w:numFmt w:val="bullet"/>
+      <w:lvlText w:val=""/>
+      <w:lvlJc w:val="left"/>
+      <w:pPr>
+        <w:tabs>
+          <w:tab w:val="num" w:pos="2880"/>
+        </w:tabs>
+        <w:ind w:left="2880" w:hanging="360"/>
+      </w:pPr>
+      <w:rPr>
+        <w:rFonts w:ascii="Wingdings" w:hAnsi="Wingdings" w:hint="default"/>
+        <w:sz w:val="20"/>
+      </w:rPr>
+    </w:lvl>
+    <w:lvl w:ilvl="4" w:tentative="1">
+      <w:start w:val="1"/>
+      <w:numFmt w:val="bullet"/>
+      <w:lvlText w:val=""/>
+      <w:lvlJc w:val="left"/>
+      <w:pPr>
+        <w:tabs>
+          <w:tab w:val="num" w:pos="3600"/>
+        </w:tabs>
+        <w:ind w:left="3600" w:hanging="360"/>
+      </w:pPr>
+      <w:rPr>
+        <w:rFonts w:ascii="Wingdings" w:hAnsi="Wingdings" w:hint="default"/>
+        <w:sz w:val="20"/>
+      </w:rPr>
+    </w:lvl>
+    <w:lvl w:ilvl="5" w:tentative="1">
+      <w:start w:val="1"/>
+      <w:numFmt w:val="bullet"/>
+      <w:lvlText w:val=""/>
+      <w:lvlJc w:val="left"/>
+      <w:pPr>
+        <w:tabs>
+          <w:tab w:val="num" w:pos="4320"/>
+        </w:tabs>
+        <w:ind w:left="4320" w:hanging="360"/>
+      </w:pPr>
+      <w:rPr>
+        <w:rFonts w:ascii="Wingdings" w:hAnsi="Wingdings" w:hint="default"/>
+        <w:sz w:val="20"/>
+      </w:rPr>
+    </w:lvl>
+    <w:lvl w:ilvl="6" w:tentative="1">
+      <w:start w:val="1"/>
+      <w:numFmt w:val="bullet"/>
+      <w:lvlText w:val=""/>
+      <w:lvlJc w:val="left"/>
+      <w:pPr>
+        <w:tabs>
+          <w:tab w:val="num" w:pos="5040"/>
+        </w:tabs>
+        <w:ind w:left="5040" w:hanging="360"/>
+      </w:pPr>
+      <w:rPr>
+        <w:rFonts w:ascii="Wingdings" w:hAnsi="Wingdings" w:hint="default"/>
+        <w:sz w:val="20"/>
+      </w:rPr>
+    </w:lvl>
+    <w:lvl w:ilvl="7" w:tentative="1">
+      <w:start w:val="1"/>
+      <w:numFmt w:val="bullet"/>
+      <w:lvlText w:val=""/>
+      <w:lvlJc w:val="left"/>
+      <w:pPr>
+        <w:tabs>
+          <w:tab w:val="num" w:pos="5760"/>
+        </w:tabs>
+        <w:ind w:left="5760" w:hanging="360"/>
+      </w:pPr>
+      <w:rPr>
+        <w:rFonts w:ascii="Wingdings" w:hAnsi="Wingdings" w:hint="default"/>
+        <w:sz w:val="20"/>
+      </w:rPr>
+    </w:lvl>
+    <w:lvl w:ilvl="8" w:tentative="1">
+      <w:start w:val="1"/>
+      <w:numFmt w:val="bullet"/>
+      <w:lvlText w:val=""/>
+      <w:lvlJc w:val="left"/>
+      <w:pPr>
+        <w:tabs>
+          <w:tab w:val="num" w:pos="6480"/>
+        </w:tabs>
+        <w:ind w:left="6480" w:hanging="360"/>
+      </w:pPr>
+      <w:rPr>
+        <w:rFonts w:ascii="Wingdings" w:hAnsi="Wingdings" w:hint="default"/>
+        <w:sz w:val="20"/>
+      </w:rPr>
+    </w:lvl>
+  </w:abstractNum>
+  <w:abstractNum w:abstractNumId="4" w15:restartNumberingAfterBreak="0">
     <w:nsid w:val="0B41679A"/>
     <w:multiLevelType w:val="hybridMultilevel"/>
     <w:tmpl w:val="B6880B14"/>
@@ -3992,7 +2808,7 @@
       </w:rPr>
     </w:lvl>
   </w:abstractNum>
-  <w:abstractNum w:abstractNumId="2" w15:restartNumberingAfterBreak="0">
+  <w:abstractNum w:abstractNumId="5" w15:restartNumberingAfterBreak="0">
     <w:nsid w:val="0D5C4677"/>
     <w:multiLevelType w:val="multilevel"/>
     <w:tmpl w:val="FBC2F208"/>
@@ -4116,7 +2932,7 @@
       </w:pPr>
     </w:lvl>
   </w:abstractNum>
-  <w:abstractNum w:abstractNumId="3" w15:restartNumberingAfterBreak="0">
+  <w:abstractNum w:abstractNumId="6" w15:restartNumberingAfterBreak="0">
     <w:nsid w:val="0F4617FE"/>
     <w:multiLevelType w:val="multilevel"/>
     <w:tmpl w:val="342A810C"/>
@@ -4240,7 +3056,7 @@
       </w:pPr>
     </w:lvl>
   </w:abstractNum>
-  <w:abstractNum w:abstractNumId="4" w15:restartNumberingAfterBreak="0">
+  <w:abstractNum w:abstractNumId="7" w15:restartNumberingAfterBreak="0">
     <w:nsid w:val="10F2594C"/>
     <w:multiLevelType w:val="multilevel"/>
     <w:tmpl w:val="2432D706"/>
@@ -4389,7 +3205,156 @@
       </w:rPr>
     </w:lvl>
   </w:abstractNum>
-  <w:abstractNum w:abstractNumId="5" w15:restartNumberingAfterBreak="0">
+  <w:abstractNum w:abstractNumId="8" w15:restartNumberingAfterBreak="0">
+    <w:nsid w:val="1B553B4B"/>
+    <w:multiLevelType w:val="multilevel"/>
+    <w:tmpl w:val="B8B6D4D8"/>
+    <w:lvl w:ilvl="0">
+      <w:start w:val="1"/>
+      <w:numFmt w:val="bullet"/>
+      <w:lvlText w:val=""/>
+      <w:lvlJc w:val="left"/>
+      <w:pPr>
+        <w:tabs>
+          <w:tab w:val="num" w:pos="720"/>
+        </w:tabs>
+        <w:ind w:left="720" w:hanging="360"/>
+      </w:pPr>
+      <w:rPr>
+        <w:rFonts w:ascii="Symbol" w:hAnsi="Symbol" w:hint="default"/>
+        <w:sz w:val="20"/>
+      </w:rPr>
+    </w:lvl>
+    <w:lvl w:ilvl="1" w:tentative="1">
+      <w:start w:val="1"/>
+      <w:numFmt w:val="bullet"/>
+      <w:lvlText w:val="o"/>
+      <w:lvlJc w:val="left"/>
+      <w:pPr>
+        <w:tabs>
+          <w:tab w:val="num" w:pos="1440"/>
+        </w:tabs>
+        <w:ind w:left="1440" w:hanging="360"/>
+      </w:pPr>
+      <w:rPr>
+        <w:rFonts w:ascii="Courier New" w:hAnsi="Courier New" w:hint="default"/>
+        <w:sz w:val="20"/>
+      </w:rPr>
+    </w:lvl>
+    <w:lvl w:ilvl="2" w:tentative="1">
+      <w:start w:val="1"/>
+      <w:numFmt w:val="bullet"/>
+      <w:lvlText w:val=""/>
+      <w:lvlJc w:val="left"/>
+      <w:pPr>
+        <w:tabs>
+          <w:tab w:val="num" w:pos="2160"/>
+        </w:tabs>
+        <w:ind w:left="2160" w:hanging="360"/>
+      </w:pPr>
+      <w:rPr>
+        <w:rFonts w:ascii="Wingdings" w:hAnsi="Wingdings" w:hint="default"/>
+        <w:sz w:val="20"/>
+      </w:rPr>
+    </w:lvl>
+    <w:lvl w:ilvl="3" w:tentative="1">
+      <w:start w:val="1"/>
+      <w:numFmt w:val="bullet"/>
+      <w:lvlText w:val=""/>
+      <w:lvlJc w:val="left"/>
+      <w:pPr>
+        <w:tabs>
+          <w:tab w:val="num" w:pos="2880"/>
+        </w:tabs>
+        <w:ind w:left="2880" w:hanging="360"/>
+      </w:pPr>
+      <w:rPr>
+        <w:rFonts w:ascii="Wingdings" w:hAnsi="Wingdings" w:hint="default"/>
+        <w:sz w:val="20"/>
+      </w:rPr>
+    </w:lvl>
+    <w:lvl w:ilvl="4" w:tentative="1">
+      <w:start w:val="1"/>
+      <w:numFmt w:val="bullet"/>
+      <w:lvlText w:val=""/>
+      <w:lvlJc w:val="left"/>
+      <w:pPr>
+        <w:tabs>
+          <w:tab w:val="num" w:pos="3600"/>
+        </w:tabs>
+        <w:ind w:left="3600" w:hanging="360"/>
+      </w:pPr>
+      <w:rPr>
+        <w:rFonts w:ascii="Wingdings" w:hAnsi="Wingdings" w:hint="default"/>
+        <w:sz w:val="20"/>
+      </w:rPr>
+    </w:lvl>
+    <w:lvl w:ilvl="5" w:tentative="1">
+      <w:start w:val="1"/>
+      <w:numFmt w:val="bullet"/>
+      <w:lvlText w:val=""/>
+      <w:lvlJc w:val="left"/>
+      <w:pPr>
+        <w:tabs>
+          <w:tab w:val="num" w:pos="4320"/>
+        </w:tabs>
+        <w:ind w:left="4320" w:hanging="360"/>
+      </w:pPr>
+      <w:rPr>
+        <w:rFonts w:ascii="Wingdings" w:hAnsi="Wingdings" w:hint="default"/>
+        <w:sz w:val="20"/>
+      </w:rPr>
+    </w:lvl>
+    <w:lvl w:ilvl="6" w:tentative="1">
+      <w:start w:val="1"/>
+      <w:numFmt w:val="bullet"/>
+      <w:lvlText w:val=""/>
+      <w:lvlJc w:val="left"/>
+      <w:pPr>
+        <w:tabs>
+          <w:tab w:val="num" w:pos="5040"/>
+        </w:tabs>
+        <w:ind w:left="5040" w:hanging="360"/>
+      </w:pPr>
+      <w:rPr>
+        <w:rFonts w:ascii="Wingdings" w:hAnsi="Wingdings" w:hint="default"/>
+        <w:sz w:val="20"/>
+      </w:rPr>
+    </w:lvl>
+    <w:lvl w:ilvl="7" w:tentative="1">
+      <w:start w:val="1"/>
+      <w:numFmt w:val="bullet"/>
+      <w:lvlText w:val=""/>
+      <w:lvlJc w:val="left"/>
+      <w:pPr>
+        <w:tabs>
+          <w:tab w:val="num" w:pos="5760"/>
+        </w:tabs>
+        <w:ind w:left="5760" w:hanging="360"/>
+      </w:pPr>
+      <w:rPr>
+        <w:rFonts w:ascii="Wingdings" w:hAnsi="Wingdings" w:hint="default"/>
+        <w:sz w:val="20"/>
+      </w:rPr>
+    </w:lvl>
+    <w:lvl w:ilvl="8" w:tentative="1">
+      <w:start w:val="1"/>
+      <w:numFmt w:val="bullet"/>
+      <w:lvlText w:val=""/>
+      <w:lvlJc w:val="left"/>
+      <w:pPr>
+        <w:tabs>
+          <w:tab w:val="num" w:pos="6480"/>
+        </w:tabs>
+        <w:ind w:left="6480" w:hanging="360"/>
+      </w:pPr>
+      <w:rPr>
+        <w:rFonts w:ascii="Wingdings" w:hAnsi="Wingdings" w:hint="default"/>
+        <w:sz w:val="20"/>
+      </w:rPr>
+    </w:lvl>
+  </w:abstractNum>
+  <w:abstractNum w:abstractNumId="9" w15:restartNumberingAfterBreak="0">
     <w:nsid w:val="21BD042A"/>
     <w:multiLevelType w:val="multilevel"/>
     <w:tmpl w:val="DCC2813E"/>
@@ -4538,7 +3503,7 @@
       </w:rPr>
     </w:lvl>
   </w:abstractNum>
-  <w:abstractNum w:abstractNumId="6" w15:restartNumberingAfterBreak="0">
+  <w:abstractNum w:abstractNumId="10" w15:restartNumberingAfterBreak="0">
     <w:nsid w:val="23647400"/>
     <w:multiLevelType w:val="hybridMultilevel"/>
     <w:tmpl w:val="FCCA5A1C"/>
@@ -4651,7 +3616,156 @@
       </w:rPr>
     </w:lvl>
   </w:abstractNum>
-  <w:abstractNum w:abstractNumId="7" w15:restartNumberingAfterBreak="0">
+  <w:abstractNum w:abstractNumId="11" w15:restartNumberingAfterBreak="0">
+    <w:nsid w:val="303116FE"/>
+    <w:multiLevelType w:val="multilevel"/>
+    <w:tmpl w:val="736EE59A"/>
+    <w:lvl w:ilvl="0">
+      <w:start w:val="1"/>
+      <w:numFmt w:val="bullet"/>
+      <w:lvlText w:val=""/>
+      <w:lvlJc w:val="left"/>
+      <w:pPr>
+        <w:tabs>
+          <w:tab w:val="num" w:pos="720"/>
+        </w:tabs>
+        <w:ind w:left="720" w:hanging="360"/>
+      </w:pPr>
+      <w:rPr>
+        <w:rFonts w:ascii="Symbol" w:hAnsi="Symbol" w:hint="default"/>
+        <w:sz w:val="20"/>
+      </w:rPr>
+    </w:lvl>
+    <w:lvl w:ilvl="1" w:tentative="1">
+      <w:start w:val="1"/>
+      <w:numFmt w:val="bullet"/>
+      <w:lvlText w:val="o"/>
+      <w:lvlJc w:val="left"/>
+      <w:pPr>
+        <w:tabs>
+          <w:tab w:val="num" w:pos="1440"/>
+        </w:tabs>
+        <w:ind w:left="1440" w:hanging="360"/>
+      </w:pPr>
+      <w:rPr>
+        <w:rFonts w:ascii="Courier New" w:hAnsi="Courier New" w:hint="default"/>
+        <w:sz w:val="20"/>
+      </w:rPr>
+    </w:lvl>
+    <w:lvl w:ilvl="2" w:tentative="1">
+      <w:start w:val="1"/>
+      <w:numFmt w:val="bullet"/>
+      <w:lvlText w:val=""/>
+      <w:lvlJc w:val="left"/>
+      <w:pPr>
+        <w:tabs>
+          <w:tab w:val="num" w:pos="2160"/>
+        </w:tabs>
+        <w:ind w:left="2160" w:hanging="360"/>
+      </w:pPr>
+      <w:rPr>
+        <w:rFonts w:ascii="Wingdings" w:hAnsi="Wingdings" w:hint="default"/>
+        <w:sz w:val="20"/>
+      </w:rPr>
+    </w:lvl>
+    <w:lvl w:ilvl="3" w:tentative="1">
+      <w:start w:val="1"/>
+      <w:numFmt w:val="bullet"/>
+      <w:lvlText w:val=""/>
+      <w:lvlJc w:val="left"/>
+      <w:pPr>
+        <w:tabs>
+          <w:tab w:val="num" w:pos="2880"/>
+        </w:tabs>
+        <w:ind w:left="2880" w:hanging="360"/>
+      </w:pPr>
+      <w:rPr>
+        <w:rFonts w:ascii="Wingdings" w:hAnsi="Wingdings" w:hint="default"/>
+        <w:sz w:val="20"/>
+      </w:rPr>
+    </w:lvl>
+    <w:lvl w:ilvl="4" w:tentative="1">
+      <w:start w:val="1"/>
+      <w:numFmt w:val="bullet"/>
+      <w:lvlText w:val=""/>
+      <w:lvlJc w:val="left"/>
+      <w:pPr>
+        <w:tabs>
+          <w:tab w:val="num" w:pos="3600"/>
+        </w:tabs>
+        <w:ind w:left="3600" w:hanging="360"/>
+      </w:pPr>
+      <w:rPr>
+        <w:rFonts w:ascii="Wingdings" w:hAnsi="Wingdings" w:hint="default"/>
+        <w:sz w:val="20"/>
+      </w:rPr>
+    </w:lvl>
+    <w:lvl w:ilvl="5" w:tentative="1">
+      <w:start w:val="1"/>
+      <w:numFmt w:val="bullet"/>
+      <w:lvlText w:val=""/>
+      <w:lvlJc w:val="left"/>
+      <w:pPr>
+        <w:tabs>
+          <w:tab w:val="num" w:pos="4320"/>
+        </w:tabs>
+        <w:ind w:left="4320" w:hanging="360"/>
+      </w:pPr>
+      <w:rPr>
+        <w:rFonts w:ascii="Wingdings" w:hAnsi="Wingdings" w:hint="default"/>
+        <w:sz w:val="20"/>
+      </w:rPr>
+    </w:lvl>
+    <w:lvl w:ilvl="6" w:tentative="1">
+      <w:start w:val="1"/>
+      <w:numFmt w:val="bullet"/>
+      <w:lvlText w:val=""/>
+      <w:lvlJc w:val="left"/>
+      <w:pPr>
+        <w:tabs>
+          <w:tab w:val="num" w:pos="5040"/>
+        </w:tabs>
+        <w:ind w:left="5040" w:hanging="360"/>
+      </w:pPr>
+      <w:rPr>
+        <w:rFonts w:ascii="Wingdings" w:hAnsi="Wingdings" w:hint="default"/>
+        <w:sz w:val="20"/>
+      </w:rPr>
+    </w:lvl>
+    <w:lvl w:ilvl="7" w:tentative="1">
+      <w:start w:val="1"/>
+      <w:numFmt w:val="bullet"/>
+      <w:lvlText w:val=""/>
+      <w:lvlJc w:val="left"/>
+      <w:pPr>
+        <w:tabs>
+          <w:tab w:val="num" w:pos="5760"/>
+        </w:tabs>
+        <w:ind w:left="5760" w:hanging="360"/>
+      </w:pPr>
+      <w:rPr>
+        <w:rFonts w:ascii="Wingdings" w:hAnsi="Wingdings" w:hint="default"/>
+        <w:sz w:val="20"/>
+      </w:rPr>
+    </w:lvl>
+    <w:lvl w:ilvl="8" w:tentative="1">
+      <w:start w:val="1"/>
+      <w:numFmt w:val="bullet"/>
+      <w:lvlText w:val=""/>
+      <w:lvlJc w:val="left"/>
+      <w:pPr>
+        <w:tabs>
+          <w:tab w:val="num" w:pos="6480"/>
+        </w:tabs>
+        <w:ind w:left="6480" w:hanging="360"/>
+      </w:pPr>
+      <w:rPr>
+        <w:rFonts w:ascii="Wingdings" w:hAnsi="Wingdings" w:hint="default"/>
+        <w:sz w:val="20"/>
+      </w:rPr>
+    </w:lvl>
+  </w:abstractNum>
+  <w:abstractNum w:abstractNumId="12" w15:restartNumberingAfterBreak="0">
     <w:nsid w:val="303E73B7"/>
     <w:multiLevelType w:val="multilevel"/>
     <w:tmpl w:val="F9C456D4"/>
@@ -4775,7 +3889,7 @@
       </w:pPr>
     </w:lvl>
   </w:abstractNum>
-  <w:abstractNum w:abstractNumId="8" w15:restartNumberingAfterBreak="0">
+  <w:abstractNum w:abstractNumId="13" w15:restartNumberingAfterBreak="0">
     <w:nsid w:val="41690EFE"/>
     <w:multiLevelType w:val="multilevel"/>
     <w:tmpl w:val="8EAE537A"/>
@@ -4899,7 +4013,7 @@
       </w:pPr>
     </w:lvl>
   </w:abstractNum>
-  <w:abstractNum w:abstractNumId="9" w15:restartNumberingAfterBreak="0">
+  <w:abstractNum w:abstractNumId="14" w15:restartNumberingAfterBreak="0">
     <w:nsid w:val="44D42F3C"/>
     <w:multiLevelType w:val="multilevel"/>
     <w:tmpl w:val="A970A51C"/>
@@ -5023,7 +4137,7 @@
       </w:pPr>
     </w:lvl>
   </w:abstractNum>
-  <w:abstractNum w:abstractNumId="10" w15:restartNumberingAfterBreak="0">
+  <w:abstractNum w:abstractNumId="15" w15:restartNumberingAfterBreak="0">
     <w:nsid w:val="491031F6"/>
     <w:multiLevelType w:val="multilevel"/>
     <w:tmpl w:val="D206BC9A"/>
@@ -5147,7 +4261,7 @@
       </w:pPr>
     </w:lvl>
   </w:abstractNum>
-  <w:abstractNum w:abstractNumId="11" w15:restartNumberingAfterBreak="0">
+  <w:abstractNum w:abstractNumId="16" w15:restartNumberingAfterBreak="0">
     <w:nsid w:val="4A607BE9"/>
     <w:multiLevelType w:val="multilevel"/>
     <w:tmpl w:val="EE80413E"/>
@@ -5296,7 +4410,7 @@
       </w:rPr>
     </w:lvl>
   </w:abstractNum>
-  <w:abstractNum w:abstractNumId="12" w15:restartNumberingAfterBreak="0">
+  <w:abstractNum w:abstractNumId="17" w15:restartNumberingAfterBreak="0">
     <w:nsid w:val="4F6A67DB"/>
     <w:multiLevelType w:val="multilevel"/>
     <w:tmpl w:val="0EC61D80"/>
@@ -5420,7 +4534,7 @@
       </w:pPr>
     </w:lvl>
   </w:abstractNum>
-  <w:abstractNum w:abstractNumId="13" w15:restartNumberingAfterBreak="0">
+  <w:abstractNum w:abstractNumId="18" w15:restartNumberingAfterBreak="0">
     <w:nsid w:val="50936308"/>
     <w:multiLevelType w:val="hybridMultilevel"/>
     <w:tmpl w:val="E2E40B6C"/>
@@ -5533,7 +4647,7 @@
       </w:rPr>
     </w:lvl>
   </w:abstractNum>
-  <w:abstractNum w:abstractNumId="14" w15:restartNumberingAfterBreak="0">
+  <w:abstractNum w:abstractNumId="19" w15:restartNumberingAfterBreak="0">
     <w:nsid w:val="51137FF9"/>
     <w:multiLevelType w:val="hybridMultilevel"/>
     <w:tmpl w:val="A86EF182"/>
@@ -5646,7 +4760,7 @@
       </w:rPr>
     </w:lvl>
   </w:abstractNum>
-  <w:abstractNum w:abstractNumId="15" w15:restartNumberingAfterBreak="0">
+  <w:abstractNum w:abstractNumId="20" w15:restartNumberingAfterBreak="0">
     <w:nsid w:val="527647EA"/>
     <w:multiLevelType w:val="multilevel"/>
     <w:tmpl w:val="3F6466D0"/>
@@ -5770,7 +4884,156 @@
       </w:pPr>
     </w:lvl>
   </w:abstractNum>
-  <w:abstractNum w:abstractNumId="16" w15:restartNumberingAfterBreak="0">
+  <w:abstractNum w:abstractNumId="21" w15:restartNumberingAfterBreak="0">
+    <w:nsid w:val="52A01155"/>
+    <w:multiLevelType w:val="multilevel"/>
+    <w:tmpl w:val="410E3FE8"/>
+    <w:lvl w:ilvl="0">
+      <w:start w:val="1"/>
+      <w:numFmt w:val="bullet"/>
+      <w:lvlText w:val=""/>
+      <w:lvlJc w:val="left"/>
+      <w:pPr>
+        <w:tabs>
+          <w:tab w:val="num" w:pos="720"/>
+        </w:tabs>
+        <w:ind w:left="720" w:hanging="360"/>
+      </w:pPr>
+      <w:rPr>
+        <w:rFonts w:ascii="Symbol" w:hAnsi="Symbol" w:hint="default"/>
+        <w:sz w:val="20"/>
+      </w:rPr>
+    </w:lvl>
+    <w:lvl w:ilvl="1" w:tentative="1">
+      <w:start w:val="1"/>
+      <w:numFmt w:val="bullet"/>
+      <w:lvlText w:val="o"/>
+      <w:lvlJc w:val="left"/>
+      <w:pPr>
+        <w:tabs>
+          <w:tab w:val="num" w:pos="1440"/>
+        </w:tabs>
+        <w:ind w:left="1440" w:hanging="360"/>
+      </w:pPr>
+      <w:rPr>
+        <w:rFonts w:ascii="Courier New" w:hAnsi="Courier New" w:hint="default"/>
+        <w:sz w:val="20"/>
+      </w:rPr>
+    </w:lvl>
+    <w:lvl w:ilvl="2" w:tentative="1">
+      <w:start w:val="1"/>
+      <w:numFmt w:val="bullet"/>
+      <w:lvlText w:val=""/>
+      <w:lvlJc w:val="left"/>
+      <w:pPr>
+        <w:tabs>
+          <w:tab w:val="num" w:pos="2160"/>
+        </w:tabs>
+        <w:ind w:left="2160" w:hanging="360"/>
+      </w:pPr>
+      <w:rPr>
+        <w:rFonts w:ascii="Wingdings" w:hAnsi="Wingdings" w:hint="default"/>
+        <w:sz w:val="20"/>
+      </w:rPr>
+    </w:lvl>
+    <w:lvl w:ilvl="3" w:tentative="1">
+      <w:start w:val="1"/>
+      <w:numFmt w:val="bullet"/>
+      <w:lvlText w:val=""/>
+      <w:lvlJc w:val="left"/>
+      <w:pPr>
+        <w:tabs>
+          <w:tab w:val="num" w:pos="2880"/>
+        </w:tabs>
+        <w:ind w:left="2880" w:hanging="360"/>
+      </w:pPr>
+      <w:rPr>
+        <w:rFonts w:ascii="Wingdings" w:hAnsi="Wingdings" w:hint="default"/>
+        <w:sz w:val="20"/>
+      </w:rPr>
+    </w:lvl>
+    <w:lvl w:ilvl="4" w:tentative="1">
+      <w:start w:val="1"/>
+      <w:numFmt w:val="bullet"/>
+      <w:lvlText w:val=""/>
+      <w:lvlJc w:val="left"/>
+      <w:pPr>
+        <w:tabs>
+          <w:tab w:val="num" w:pos="3600"/>
+        </w:tabs>
+        <w:ind w:left="3600" w:hanging="360"/>
+      </w:pPr>
+      <w:rPr>
+        <w:rFonts w:ascii="Wingdings" w:hAnsi="Wingdings" w:hint="default"/>
+        <w:sz w:val="20"/>
+      </w:rPr>
+    </w:lvl>
+    <w:lvl w:ilvl="5" w:tentative="1">
+      <w:start w:val="1"/>
+      <w:numFmt w:val="bullet"/>
+      <w:lvlText w:val=""/>
+      <w:lvlJc w:val="left"/>
+      <w:pPr>
+        <w:tabs>
+          <w:tab w:val="num" w:pos="4320"/>
+        </w:tabs>
+        <w:ind w:left="4320" w:hanging="360"/>
+      </w:pPr>
+      <w:rPr>
+        <w:rFonts w:ascii="Wingdings" w:hAnsi="Wingdings" w:hint="default"/>
+        <w:sz w:val="20"/>
+      </w:rPr>
+    </w:lvl>
+    <w:lvl w:ilvl="6" w:tentative="1">
+      <w:start w:val="1"/>
+      <w:numFmt w:val="bullet"/>
+      <w:lvlText w:val=""/>
+      <w:lvlJc w:val="left"/>
+      <w:pPr>
+        <w:tabs>
+          <w:tab w:val="num" w:pos="5040"/>
+        </w:tabs>
+        <w:ind w:left="5040" w:hanging="360"/>
+      </w:pPr>
+      <w:rPr>
+        <w:rFonts w:ascii="Wingdings" w:hAnsi="Wingdings" w:hint="default"/>
+        <w:sz w:val="20"/>
+      </w:rPr>
+    </w:lvl>
+    <w:lvl w:ilvl="7" w:tentative="1">
+      <w:start w:val="1"/>
+      <w:numFmt w:val="bullet"/>
+      <w:lvlText w:val=""/>
+      <w:lvlJc w:val="left"/>
+      <w:pPr>
+        <w:tabs>
+          <w:tab w:val="num" w:pos="5760"/>
+        </w:tabs>
+        <w:ind w:left="5760" w:hanging="360"/>
+      </w:pPr>
+      <w:rPr>
+        <w:rFonts w:ascii="Wingdings" w:hAnsi="Wingdings" w:hint="default"/>
+        <w:sz w:val="20"/>
+      </w:rPr>
+    </w:lvl>
+    <w:lvl w:ilvl="8" w:tentative="1">
+      <w:start w:val="1"/>
+      <w:numFmt w:val="bullet"/>
+      <w:lvlText w:val=""/>
+      <w:lvlJc w:val="left"/>
+      <w:pPr>
+        <w:tabs>
+          <w:tab w:val="num" w:pos="6480"/>
+        </w:tabs>
+        <w:ind w:left="6480" w:hanging="360"/>
+      </w:pPr>
+      <w:rPr>
+        <w:rFonts w:ascii="Wingdings" w:hAnsi="Wingdings" w:hint="default"/>
+        <w:sz w:val="20"/>
+      </w:rPr>
+    </w:lvl>
+  </w:abstractNum>
+  <w:abstractNum w:abstractNumId="22" w15:restartNumberingAfterBreak="0">
     <w:nsid w:val="53424B3A"/>
     <w:multiLevelType w:val="multilevel"/>
     <w:tmpl w:val="74184710"/>
@@ -5919,7 +5182,7 @@
       </w:rPr>
     </w:lvl>
   </w:abstractNum>
-  <w:abstractNum w:abstractNumId="17" w15:restartNumberingAfterBreak="0">
+  <w:abstractNum w:abstractNumId="23" w15:restartNumberingAfterBreak="0">
     <w:nsid w:val="54674B8D"/>
     <w:multiLevelType w:val="multilevel"/>
     <w:tmpl w:val="3B32443C"/>
@@ -6068,7 +5331,7 @@
       </w:rPr>
     </w:lvl>
   </w:abstractNum>
-  <w:abstractNum w:abstractNumId="18" w15:restartNumberingAfterBreak="0">
+  <w:abstractNum w:abstractNumId="24" w15:restartNumberingAfterBreak="0">
     <w:nsid w:val="585611C4"/>
     <w:multiLevelType w:val="hybridMultilevel"/>
     <w:tmpl w:val="821854EE"/>
@@ -6181,7 +5444,7 @@
       </w:rPr>
     </w:lvl>
   </w:abstractNum>
-  <w:abstractNum w:abstractNumId="19" w15:restartNumberingAfterBreak="0">
+  <w:abstractNum w:abstractNumId="25" w15:restartNumberingAfterBreak="0">
     <w:nsid w:val="58AF03B7"/>
     <w:multiLevelType w:val="multilevel"/>
     <w:tmpl w:val="606CA3BA"/>
@@ -6330,7 +5593,7 @@
       </w:rPr>
     </w:lvl>
   </w:abstractNum>
-  <w:abstractNum w:abstractNumId="20" w15:restartNumberingAfterBreak="0">
+  <w:abstractNum w:abstractNumId="26" w15:restartNumberingAfterBreak="0">
     <w:nsid w:val="5DD168B0"/>
     <w:multiLevelType w:val="multilevel"/>
     <w:tmpl w:val="DDD23BB6"/>
@@ -6479,7 +5742,7 @@
       </w:rPr>
     </w:lvl>
   </w:abstractNum>
-  <w:abstractNum w:abstractNumId="21" w15:restartNumberingAfterBreak="0">
+  <w:abstractNum w:abstractNumId="27" w15:restartNumberingAfterBreak="0">
     <w:nsid w:val="601B2B75"/>
     <w:multiLevelType w:val="hybridMultilevel"/>
     <w:tmpl w:val="9F3E8A92"/>
@@ -6592,7 +5855,305 @@
       </w:rPr>
     </w:lvl>
   </w:abstractNum>
-  <w:abstractNum w:abstractNumId="22" w15:restartNumberingAfterBreak="0">
+  <w:abstractNum w:abstractNumId="28" w15:restartNumberingAfterBreak="0">
+    <w:nsid w:val="608059D6"/>
+    <w:multiLevelType w:val="multilevel"/>
+    <w:tmpl w:val="65DE7860"/>
+    <w:lvl w:ilvl="0">
+      <w:start w:val="1"/>
+      <w:numFmt w:val="bullet"/>
+      <w:lvlText w:val=""/>
+      <w:lvlJc w:val="left"/>
+      <w:pPr>
+        <w:tabs>
+          <w:tab w:val="num" w:pos="720"/>
+        </w:tabs>
+        <w:ind w:left="720" w:hanging="360"/>
+      </w:pPr>
+      <w:rPr>
+        <w:rFonts w:ascii="Symbol" w:hAnsi="Symbol" w:hint="default"/>
+        <w:sz w:val="20"/>
+      </w:rPr>
+    </w:lvl>
+    <w:lvl w:ilvl="1" w:tentative="1">
+      <w:start w:val="1"/>
+      <w:numFmt w:val="bullet"/>
+      <w:lvlText w:val="o"/>
+      <w:lvlJc w:val="left"/>
+      <w:pPr>
+        <w:tabs>
+          <w:tab w:val="num" w:pos="1440"/>
+        </w:tabs>
+        <w:ind w:left="1440" w:hanging="360"/>
+      </w:pPr>
+      <w:rPr>
+        <w:rFonts w:ascii="Courier New" w:hAnsi="Courier New" w:hint="default"/>
+        <w:sz w:val="20"/>
+      </w:rPr>
+    </w:lvl>
+    <w:lvl w:ilvl="2" w:tentative="1">
+      <w:start w:val="1"/>
+      <w:numFmt w:val="bullet"/>
+      <w:lvlText w:val=""/>
+      <w:lvlJc w:val="left"/>
+      <w:pPr>
+        <w:tabs>
+          <w:tab w:val="num" w:pos="2160"/>
+        </w:tabs>
+        <w:ind w:left="2160" w:hanging="360"/>
+      </w:pPr>
+      <w:rPr>
+        <w:rFonts w:ascii="Wingdings" w:hAnsi="Wingdings" w:hint="default"/>
+        <w:sz w:val="20"/>
+      </w:rPr>
+    </w:lvl>
+    <w:lvl w:ilvl="3" w:tentative="1">
+      <w:start w:val="1"/>
+      <w:numFmt w:val="bullet"/>
+      <w:lvlText w:val=""/>
+      <w:lvlJc w:val="left"/>
+      <w:pPr>
+        <w:tabs>
+          <w:tab w:val="num" w:pos="2880"/>
+        </w:tabs>
+        <w:ind w:left="2880" w:hanging="360"/>
+      </w:pPr>
+      <w:rPr>
+        <w:rFonts w:ascii="Wingdings" w:hAnsi="Wingdings" w:hint="default"/>
+        <w:sz w:val="20"/>
+      </w:rPr>
+    </w:lvl>
+    <w:lvl w:ilvl="4" w:tentative="1">
+      <w:start w:val="1"/>
+      <w:numFmt w:val="bullet"/>
+      <w:lvlText w:val=""/>
+      <w:lvlJc w:val="left"/>
+      <w:pPr>
+        <w:tabs>
+          <w:tab w:val="num" w:pos="3600"/>
+        </w:tabs>
+        <w:ind w:left="3600" w:hanging="360"/>
+      </w:pPr>
+      <w:rPr>
+        <w:rFonts w:ascii="Wingdings" w:hAnsi="Wingdings" w:hint="default"/>
+        <w:sz w:val="20"/>
+      </w:rPr>
+    </w:lvl>
+    <w:lvl w:ilvl="5" w:tentative="1">
+      <w:start w:val="1"/>
+      <w:numFmt w:val="bullet"/>
+      <w:lvlText w:val=""/>
+      <w:lvlJc w:val="left"/>
+      <w:pPr>
+        <w:tabs>
+          <w:tab w:val="num" w:pos="4320"/>
+        </w:tabs>
+        <w:ind w:left="4320" w:hanging="360"/>
+      </w:pPr>
+      <w:rPr>
+        <w:rFonts w:ascii="Wingdings" w:hAnsi="Wingdings" w:hint="default"/>
+        <w:sz w:val="20"/>
+      </w:rPr>
+    </w:lvl>
+    <w:lvl w:ilvl="6" w:tentative="1">
+      <w:start w:val="1"/>
+      <w:numFmt w:val="bullet"/>
+      <w:lvlText w:val=""/>
+      <w:lvlJc w:val="left"/>
+      <w:pPr>
+        <w:tabs>
+          <w:tab w:val="num" w:pos="5040"/>
+        </w:tabs>
+        <w:ind w:left="5040" w:hanging="360"/>
+      </w:pPr>
+      <w:rPr>
+        <w:rFonts w:ascii="Wingdings" w:hAnsi="Wingdings" w:hint="default"/>
+        <w:sz w:val="20"/>
+      </w:rPr>
+    </w:lvl>
+    <w:lvl w:ilvl="7" w:tentative="1">
+      <w:start w:val="1"/>
+      <w:numFmt w:val="bullet"/>
+      <w:lvlText w:val=""/>
+      <w:lvlJc w:val="left"/>
+      <w:pPr>
+        <w:tabs>
+          <w:tab w:val="num" w:pos="5760"/>
+        </w:tabs>
+        <w:ind w:left="5760" w:hanging="360"/>
+      </w:pPr>
+      <w:rPr>
+        <w:rFonts w:ascii="Wingdings" w:hAnsi="Wingdings" w:hint="default"/>
+        <w:sz w:val="20"/>
+      </w:rPr>
+    </w:lvl>
+    <w:lvl w:ilvl="8" w:tentative="1">
+      <w:start w:val="1"/>
+      <w:numFmt w:val="bullet"/>
+      <w:lvlText w:val=""/>
+      <w:lvlJc w:val="left"/>
+      <w:pPr>
+        <w:tabs>
+          <w:tab w:val="num" w:pos="6480"/>
+        </w:tabs>
+        <w:ind w:left="6480" w:hanging="360"/>
+      </w:pPr>
+      <w:rPr>
+        <w:rFonts w:ascii="Wingdings" w:hAnsi="Wingdings" w:hint="default"/>
+        <w:sz w:val="20"/>
+      </w:rPr>
+    </w:lvl>
+  </w:abstractNum>
+  <w:abstractNum w:abstractNumId="29" w15:restartNumberingAfterBreak="0">
+    <w:nsid w:val="639507AC"/>
+    <w:multiLevelType w:val="multilevel"/>
+    <w:tmpl w:val="01F2F482"/>
+    <w:lvl w:ilvl="0">
+      <w:start w:val="1"/>
+      <w:numFmt w:val="bullet"/>
+      <w:lvlText w:val=""/>
+      <w:lvlJc w:val="left"/>
+      <w:pPr>
+        <w:tabs>
+          <w:tab w:val="num" w:pos="720"/>
+        </w:tabs>
+        <w:ind w:left="720" w:hanging="360"/>
+      </w:pPr>
+      <w:rPr>
+        <w:rFonts w:ascii="Symbol" w:hAnsi="Symbol" w:hint="default"/>
+        <w:sz w:val="20"/>
+      </w:rPr>
+    </w:lvl>
+    <w:lvl w:ilvl="1" w:tentative="1">
+      <w:start w:val="1"/>
+      <w:numFmt w:val="bullet"/>
+      <w:lvlText w:val="o"/>
+      <w:lvlJc w:val="left"/>
+      <w:pPr>
+        <w:tabs>
+          <w:tab w:val="num" w:pos="1440"/>
+        </w:tabs>
+        <w:ind w:left="1440" w:hanging="360"/>
+      </w:pPr>
+      <w:rPr>
+        <w:rFonts w:ascii="Courier New" w:hAnsi="Courier New" w:hint="default"/>
+        <w:sz w:val="20"/>
+      </w:rPr>
+    </w:lvl>
+    <w:lvl w:ilvl="2" w:tentative="1">
+      <w:start w:val="1"/>
+      <w:numFmt w:val="bullet"/>
+      <w:lvlText w:val=""/>
+      <w:lvlJc w:val="left"/>
+      <w:pPr>
+        <w:tabs>
+          <w:tab w:val="num" w:pos="2160"/>
+        </w:tabs>
+        <w:ind w:left="2160" w:hanging="360"/>
+      </w:pPr>
+      <w:rPr>
+        <w:rFonts w:ascii="Wingdings" w:hAnsi="Wingdings" w:hint="default"/>
+        <w:sz w:val="20"/>
+      </w:rPr>
+    </w:lvl>
+    <w:lvl w:ilvl="3" w:tentative="1">
+      <w:start w:val="1"/>
+      <w:numFmt w:val="bullet"/>
+      <w:lvlText w:val=""/>
+      <w:lvlJc w:val="left"/>
+      <w:pPr>
+        <w:tabs>
+          <w:tab w:val="num" w:pos="2880"/>
+        </w:tabs>
+        <w:ind w:left="2880" w:hanging="360"/>
+      </w:pPr>
+      <w:rPr>
+        <w:rFonts w:ascii="Wingdings" w:hAnsi="Wingdings" w:hint="default"/>
+        <w:sz w:val="20"/>
+      </w:rPr>
+    </w:lvl>
+    <w:lvl w:ilvl="4" w:tentative="1">
+      <w:start w:val="1"/>
+      <w:numFmt w:val="bullet"/>
+      <w:lvlText w:val=""/>
+      <w:lvlJc w:val="left"/>
+      <w:pPr>
+        <w:tabs>
+          <w:tab w:val="num" w:pos="3600"/>
+        </w:tabs>
+        <w:ind w:left="3600" w:hanging="360"/>
+      </w:pPr>
+      <w:rPr>
+        <w:rFonts w:ascii="Wingdings" w:hAnsi="Wingdings" w:hint="default"/>
+        <w:sz w:val="20"/>
+      </w:rPr>
+    </w:lvl>
+    <w:lvl w:ilvl="5" w:tentative="1">
+      <w:start w:val="1"/>
+      <w:numFmt w:val="bullet"/>
+      <w:lvlText w:val=""/>
+      <w:lvlJc w:val="left"/>
+      <w:pPr>
+        <w:tabs>
+          <w:tab w:val="num" w:pos="4320"/>
+        </w:tabs>
+        <w:ind w:left="4320" w:hanging="360"/>
+      </w:pPr>
+      <w:rPr>
+        <w:rFonts w:ascii="Wingdings" w:hAnsi="Wingdings" w:hint="default"/>
+        <w:sz w:val="20"/>
+      </w:rPr>
+    </w:lvl>
+    <w:lvl w:ilvl="6" w:tentative="1">
+      <w:start w:val="1"/>
+      <w:numFmt w:val="bullet"/>
+      <w:lvlText w:val=""/>
+      <w:lvlJc w:val="left"/>
+      <w:pPr>
+        <w:tabs>
+          <w:tab w:val="num" w:pos="5040"/>
+        </w:tabs>
+        <w:ind w:left="5040" w:hanging="360"/>
+      </w:pPr>
+      <w:rPr>
+        <w:rFonts w:ascii="Wingdings" w:hAnsi="Wingdings" w:hint="default"/>
+        <w:sz w:val="20"/>
+      </w:rPr>
+    </w:lvl>
+    <w:lvl w:ilvl="7" w:tentative="1">
+      <w:start w:val="1"/>
+      <w:numFmt w:val="bullet"/>
+      <w:lvlText w:val=""/>
+      <w:lvlJc w:val="left"/>
+      <w:pPr>
+        <w:tabs>
+          <w:tab w:val="num" w:pos="5760"/>
+        </w:tabs>
+        <w:ind w:left="5760" w:hanging="360"/>
+      </w:pPr>
+      <w:rPr>
+        <w:rFonts w:ascii="Wingdings" w:hAnsi="Wingdings" w:hint="default"/>
+        <w:sz w:val="20"/>
+      </w:rPr>
+    </w:lvl>
+    <w:lvl w:ilvl="8" w:tentative="1">
+      <w:start w:val="1"/>
+      <w:numFmt w:val="bullet"/>
+      <w:lvlText w:val=""/>
+      <w:lvlJc w:val="left"/>
+      <w:pPr>
+        <w:tabs>
+          <w:tab w:val="num" w:pos="6480"/>
+        </w:tabs>
+        <w:ind w:left="6480" w:hanging="360"/>
+      </w:pPr>
+      <w:rPr>
+        <w:rFonts w:ascii="Wingdings" w:hAnsi="Wingdings" w:hint="default"/>
+        <w:sz w:val="20"/>
+      </w:rPr>
+    </w:lvl>
+  </w:abstractNum>
+  <w:abstractNum w:abstractNumId="30" w15:restartNumberingAfterBreak="0">
     <w:nsid w:val="66DC5B96"/>
     <w:multiLevelType w:val="hybridMultilevel"/>
     <w:tmpl w:val="91BC72A6"/>
@@ -6705,7 +6266,305 @@
       </w:rPr>
     </w:lvl>
   </w:abstractNum>
-  <w:abstractNum w:abstractNumId="23" w15:restartNumberingAfterBreak="0">
+  <w:abstractNum w:abstractNumId="31" w15:restartNumberingAfterBreak="0">
+    <w:nsid w:val="686E1C09"/>
+    <w:multiLevelType w:val="multilevel"/>
+    <w:tmpl w:val="843465B2"/>
+    <w:lvl w:ilvl="0">
+      <w:start w:val="1"/>
+      <w:numFmt w:val="bullet"/>
+      <w:lvlText w:val=""/>
+      <w:lvlJc w:val="left"/>
+      <w:pPr>
+        <w:tabs>
+          <w:tab w:val="num" w:pos="720"/>
+        </w:tabs>
+        <w:ind w:left="720" w:hanging="360"/>
+      </w:pPr>
+      <w:rPr>
+        <w:rFonts w:ascii="Symbol" w:hAnsi="Symbol" w:hint="default"/>
+        <w:sz w:val="20"/>
+      </w:rPr>
+    </w:lvl>
+    <w:lvl w:ilvl="1" w:tentative="1">
+      <w:start w:val="1"/>
+      <w:numFmt w:val="bullet"/>
+      <w:lvlText w:val="o"/>
+      <w:lvlJc w:val="left"/>
+      <w:pPr>
+        <w:tabs>
+          <w:tab w:val="num" w:pos="1440"/>
+        </w:tabs>
+        <w:ind w:left="1440" w:hanging="360"/>
+      </w:pPr>
+      <w:rPr>
+        <w:rFonts w:ascii="Courier New" w:hAnsi="Courier New" w:hint="default"/>
+        <w:sz w:val="20"/>
+      </w:rPr>
+    </w:lvl>
+    <w:lvl w:ilvl="2" w:tentative="1">
+      <w:start w:val="1"/>
+      <w:numFmt w:val="bullet"/>
+      <w:lvlText w:val=""/>
+      <w:lvlJc w:val="left"/>
+      <w:pPr>
+        <w:tabs>
+          <w:tab w:val="num" w:pos="2160"/>
+        </w:tabs>
+        <w:ind w:left="2160" w:hanging="360"/>
+      </w:pPr>
+      <w:rPr>
+        <w:rFonts w:ascii="Wingdings" w:hAnsi="Wingdings" w:hint="default"/>
+        <w:sz w:val="20"/>
+      </w:rPr>
+    </w:lvl>
+    <w:lvl w:ilvl="3" w:tentative="1">
+      <w:start w:val="1"/>
+      <w:numFmt w:val="bullet"/>
+      <w:lvlText w:val=""/>
+      <w:lvlJc w:val="left"/>
+      <w:pPr>
+        <w:tabs>
+          <w:tab w:val="num" w:pos="2880"/>
+        </w:tabs>
+        <w:ind w:left="2880" w:hanging="360"/>
+      </w:pPr>
+      <w:rPr>
+        <w:rFonts w:ascii="Wingdings" w:hAnsi="Wingdings" w:hint="default"/>
+        <w:sz w:val="20"/>
+      </w:rPr>
+    </w:lvl>
+    <w:lvl w:ilvl="4" w:tentative="1">
+      <w:start w:val="1"/>
+      <w:numFmt w:val="bullet"/>
+      <w:lvlText w:val=""/>
+      <w:lvlJc w:val="left"/>
+      <w:pPr>
+        <w:tabs>
+          <w:tab w:val="num" w:pos="3600"/>
+        </w:tabs>
+        <w:ind w:left="3600" w:hanging="360"/>
+      </w:pPr>
+      <w:rPr>
+        <w:rFonts w:ascii="Wingdings" w:hAnsi="Wingdings" w:hint="default"/>
+        <w:sz w:val="20"/>
+      </w:rPr>
+    </w:lvl>
+    <w:lvl w:ilvl="5" w:tentative="1">
+      <w:start w:val="1"/>
+      <w:numFmt w:val="bullet"/>
+      <w:lvlText w:val=""/>
+      <w:lvlJc w:val="left"/>
+      <w:pPr>
+        <w:tabs>
+          <w:tab w:val="num" w:pos="4320"/>
+        </w:tabs>
+        <w:ind w:left="4320" w:hanging="360"/>
+      </w:pPr>
+      <w:rPr>
+        <w:rFonts w:ascii="Wingdings" w:hAnsi="Wingdings" w:hint="default"/>
+        <w:sz w:val="20"/>
+      </w:rPr>
+    </w:lvl>
+    <w:lvl w:ilvl="6" w:tentative="1">
+      <w:start w:val="1"/>
+      <w:numFmt w:val="bullet"/>
+      <w:lvlText w:val=""/>
+      <w:lvlJc w:val="left"/>
+      <w:pPr>
+        <w:tabs>
+          <w:tab w:val="num" w:pos="5040"/>
+        </w:tabs>
+        <w:ind w:left="5040" w:hanging="360"/>
+      </w:pPr>
+      <w:rPr>
+        <w:rFonts w:ascii="Wingdings" w:hAnsi="Wingdings" w:hint="default"/>
+        <w:sz w:val="20"/>
+      </w:rPr>
+    </w:lvl>
+    <w:lvl w:ilvl="7" w:tentative="1">
+      <w:start w:val="1"/>
+      <w:numFmt w:val="bullet"/>
+      <w:lvlText w:val=""/>
+      <w:lvlJc w:val="left"/>
+      <w:pPr>
+        <w:tabs>
+          <w:tab w:val="num" w:pos="5760"/>
+        </w:tabs>
+        <w:ind w:left="5760" w:hanging="360"/>
+      </w:pPr>
+      <w:rPr>
+        <w:rFonts w:ascii="Wingdings" w:hAnsi="Wingdings" w:hint="default"/>
+        <w:sz w:val="20"/>
+      </w:rPr>
+    </w:lvl>
+    <w:lvl w:ilvl="8" w:tentative="1">
+      <w:start w:val="1"/>
+      <w:numFmt w:val="bullet"/>
+      <w:lvlText w:val=""/>
+      <w:lvlJc w:val="left"/>
+      <w:pPr>
+        <w:tabs>
+          <w:tab w:val="num" w:pos="6480"/>
+        </w:tabs>
+        <w:ind w:left="6480" w:hanging="360"/>
+      </w:pPr>
+      <w:rPr>
+        <w:rFonts w:ascii="Wingdings" w:hAnsi="Wingdings" w:hint="default"/>
+        <w:sz w:val="20"/>
+      </w:rPr>
+    </w:lvl>
+  </w:abstractNum>
+  <w:abstractNum w:abstractNumId="32" w15:restartNumberingAfterBreak="0">
+    <w:nsid w:val="696F12AE"/>
+    <w:multiLevelType w:val="multilevel"/>
+    <w:tmpl w:val="98E8A900"/>
+    <w:lvl w:ilvl="0">
+      <w:start w:val="1"/>
+      <w:numFmt w:val="bullet"/>
+      <w:lvlText w:val=""/>
+      <w:lvlJc w:val="left"/>
+      <w:pPr>
+        <w:tabs>
+          <w:tab w:val="num" w:pos="720"/>
+        </w:tabs>
+        <w:ind w:left="720" w:hanging="360"/>
+      </w:pPr>
+      <w:rPr>
+        <w:rFonts w:ascii="Symbol" w:hAnsi="Symbol" w:hint="default"/>
+        <w:sz w:val="20"/>
+      </w:rPr>
+    </w:lvl>
+    <w:lvl w:ilvl="1" w:tentative="1">
+      <w:start w:val="1"/>
+      <w:numFmt w:val="bullet"/>
+      <w:lvlText w:val="o"/>
+      <w:lvlJc w:val="left"/>
+      <w:pPr>
+        <w:tabs>
+          <w:tab w:val="num" w:pos="1440"/>
+        </w:tabs>
+        <w:ind w:left="1440" w:hanging="360"/>
+      </w:pPr>
+      <w:rPr>
+        <w:rFonts w:ascii="Courier New" w:hAnsi="Courier New" w:hint="default"/>
+        <w:sz w:val="20"/>
+      </w:rPr>
+    </w:lvl>
+    <w:lvl w:ilvl="2" w:tentative="1">
+      <w:start w:val="1"/>
+      <w:numFmt w:val="bullet"/>
+      <w:lvlText w:val=""/>
+      <w:lvlJc w:val="left"/>
+      <w:pPr>
+        <w:tabs>
+          <w:tab w:val="num" w:pos="2160"/>
+        </w:tabs>
+        <w:ind w:left="2160" w:hanging="360"/>
+      </w:pPr>
+      <w:rPr>
+        <w:rFonts w:ascii="Wingdings" w:hAnsi="Wingdings" w:hint="default"/>
+        <w:sz w:val="20"/>
+      </w:rPr>
+    </w:lvl>
+    <w:lvl w:ilvl="3" w:tentative="1">
+      <w:start w:val="1"/>
+      <w:numFmt w:val="bullet"/>
+      <w:lvlText w:val=""/>
+      <w:lvlJc w:val="left"/>
+      <w:pPr>
+        <w:tabs>
+          <w:tab w:val="num" w:pos="2880"/>
+        </w:tabs>
+        <w:ind w:left="2880" w:hanging="360"/>
+      </w:pPr>
+      <w:rPr>
+        <w:rFonts w:ascii="Wingdings" w:hAnsi="Wingdings" w:hint="default"/>
+        <w:sz w:val="20"/>
+      </w:rPr>
+    </w:lvl>
+    <w:lvl w:ilvl="4" w:tentative="1">
+      <w:start w:val="1"/>
+      <w:numFmt w:val="bullet"/>
+      <w:lvlText w:val=""/>
+      <w:lvlJc w:val="left"/>
+      <w:pPr>
+        <w:tabs>
+          <w:tab w:val="num" w:pos="3600"/>
+        </w:tabs>
+        <w:ind w:left="3600" w:hanging="360"/>
+      </w:pPr>
+      <w:rPr>
+        <w:rFonts w:ascii="Wingdings" w:hAnsi="Wingdings" w:hint="default"/>
+        <w:sz w:val="20"/>
+      </w:rPr>
+    </w:lvl>
+    <w:lvl w:ilvl="5" w:tentative="1">
+      <w:start w:val="1"/>
+      <w:numFmt w:val="bullet"/>
+      <w:lvlText w:val=""/>
+      <w:lvlJc w:val="left"/>
+      <w:pPr>
+        <w:tabs>
+          <w:tab w:val="num" w:pos="4320"/>
+        </w:tabs>
+        <w:ind w:left="4320" w:hanging="360"/>
+      </w:pPr>
+      <w:rPr>
+        <w:rFonts w:ascii="Wingdings" w:hAnsi="Wingdings" w:hint="default"/>
+        <w:sz w:val="20"/>
+      </w:rPr>
+    </w:lvl>
+    <w:lvl w:ilvl="6" w:tentative="1">
+      <w:start w:val="1"/>
+      <w:numFmt w:val="bullet"/>
+      <w:lvlText w:val=""/>
+      <w:lvlJc w:val="left"/>
+      <w:pPr>
+        <w:tabs>
+          <w:tab w:val="num" w:pos="5040"/>
+        </w:tabs>
+        <w:ind w:left="5040" w:hanging="360"/>
+      </w:pPr>
+      <w:rPr>
+        <w:rFonts w:ascii="Wingdings" w:hAnsi="Wingdings" w:hint="default"/>
+        <w:sz w:val="20"/>
+      </w:rPr>
+    </w:lvl>
+    <w:lvl w:ilvl="7" w:tentative="1">
+      <w:start w:val="1"/>
+      <w:numFmt w:val="bullet"/>
+      <w:lvlText w:val=""/>
+      <w:lvlJc w:val="left"/>
+      <w:pPr>
+        <w:tabs>
+          <w:tab w:val="num" w:pos="5760"/>
+        </w:tabs>
+        <w:ind w:left="5760" w:hanging="360"/>
+      </w:pPr>
+      <w:rPr>
+        <w:rFonts w:ascii="Wingdings" w:hAnsi="Wingdings" w:hint="default"/>
+        <w:sz w:val="20"/>
+      </w:rPr>
+    </w:lvl>
+    <w:lvl w:ilvl="8" w:tentative="1">
+      <w:start w:val="1"/>
+      <w:numFmt w:val="bullet"/>
+      <w:lvlText w:val=""/>
+      <w:lvlJc w:val="left"/>
+      <w:pPr>
+        <w:tabs>
+          <w:tab w:val="num" w:pos="6480"/>
+        </w:tabs>
+        <w:ind w:left="6480" w:hanging="360"/>
+      </w:pPr>
+      <w:rPr>
+        <w:rFonts w:ascii="Wingdings" w:hAnsi="Wingdings" w:hint="default"/>
+        <w:sz w:val="20"/>
+      </w:rPr>
+    </w:lvl>
+  </w:abstractNum>
+  <w:abstractNum w:abstractNumId="33" w15:restartNumberingAfterBreak="0">
     <w:nsid w:val="6E5B6AC9"/>
     <w:multiLevelType w:val="multilevel"/>
     <w:tmpl w:val="D8BC2208"/>
@@ -6829,7 +6688,7 @@
       </w:pPr>
     </w:lvl>
   </w:abstractNum>
-  <w:abstractNum w:abstractNumId="24" w15:restartNumberingAfterBreak="0">
+  <w:abstractNum w:abstractNumId="34" w15:restartNumberingAfterBreak="0">
     <w:nsid w:val="6F346857"/>
     <w:multiLevelType w:val="multilevel"/>
     <w:tmpl w:val="3368819E"/>
@@ -6953,7 +6812,7 @@
       </w:pPr>
     </w:lvl>
   </w:abstractNum>
-  <w:abstractNum w:abstractNumId="25" w15:restartNumberingAfterBreak="0">
+  <w:abstractNum w:abstractNumId="35" w15:restartNumberingAfterBreak="0">
     <w:nsid w:val="705C379B"/>
     <w:multiLevelType w:val="hybridMultilevel"/>
     <w:tmpl w:val="DB6EAED4"/>
@@ -7066,7 +6925,156 @@
       </w:rPr>
     </w:lvl>
   </w:abstractNum>
-  <w:abstractNum w:abstractNumId="26" w15:restartNumberingAfterBreak="0">
+  <w:abstractNum w:abstractNumId="36" w15:restartNumberingAfterBreak="0">
+    <w:nsid w:val="7A9F72FD"/>
+    <w:multiLevelType w:val="multilevel"/>
+    <w:tmpl w:val="5F744E30"/>
+    <w:lvl w:ilvl="0">
+      <w:start w:val="1"/>
+      <w:numFmt w:val="bullet"/>
+      <w:lvlText w:val=""/>
+      <w:lvlJc w:val="left"/>
+      <w:pPr>
+        <w:tabs>
+          <w:tab w:val="num" w:pos="720"/>
+        </w:tabs>
+        <w:ind w:left="720" w:hanging="360"/>
+      </w:pPr>
+      <w:rPr>
+        <w:rFonts w:ascii="Symbol" w:hAnsi="Symbol" w:hint="default"/>
+        <w:sz w:val="20"/>
+      </w:rPr>
+    </w:lvl>
+    <w:lvl w:ilvl="1" w:tentative="1">
+      <w:start w:val="1"/>
+      <w:numFmt w:val="bullet"/>
+      <w:lvlText w:val="o"/>
+      <w:lvlJc w:val="left"/>
+      <w:pPr>
+        <w:tabs>
+          <w:tab w:val="num" w:pos="1440"/>
+        </w:tabs>
+        <w:ind w:left="1440" w:hanging="360"/>
+      </w:pPr>
+      <w:rPr>
+        <w:rFonts w:ascii="Courier New" w:hAnsi="Courier New" w:hint="default"/>
+        <w:sz w:val="20"/>
+      </w:rPr>
+    </w:lvl>
+    <w:lvl w:ilvl="2" w:tentative="1">
+      <w:start w:val="1"/>
+      <w:numFmt w:val="bullet"/>
+      <w:lvlText w:val=""/>
+      <w:lvlJc w:val="left"/>
+      <w:pPr>
+        <w:tabs>
+          <w:tab w:val="num" w:pos="2160"/>
+        </w:tabs>
+        <w:ind w:left="2160" w:hanging="360"/>
+      </w:pPr>
+      <w:rPr>
+        <w:rFonts w:ascii="Wingdings" w:hAnsi="Wingdings" w:hint="default"/>
+        <w:sz w:val="20"/>
+      </w:rPr>
+    </w:lvl>
+    <w:lvl w:ilvl="3" w:tentative="1">
+      <w:start w:val="1"/>
+      <w:numFmt w:val="bullet"/>
+      <w:lvlText w:val=""/>
+      <w:lvlJc w:val="left"/>
+      <w:pPr>
+        <w:tabs>
+          <w:tab w:val="num" w:pos="2880"/>
+        </w:tabs>
+        <w:ind w:left="2880" w:hanging="360"/>
+      </w:pPr>
+      <w:rPr>
+        <w:rFonts w:ascii="Wingdings" w:hAnsi="Wingdings" w:hint="default"/>
+        <w:sz w:val="20"/>
+      </w:rPr>
+    </w:lvl>
+    <w:lvl w:ilvl="4" w:tentative="1">
+      <w:start w:val="1"/>
+      <w:numFmt w:val="bullet"/>
+      <w:lvlText w:val=""/>
+      <w:lvlJc w:val="left"/>
+      <w:pPr>
+        <w:tabs>
+          <w:tab w:val="num" w:pos="3600"/>
+        </w:tabs>
+        <w:ind w:left="3600" w:hanging="360"/>
+      </w:pPr>
+      <w:rPr>
+        <w:rFonts w:ascii="Wingdings" w:hAnsi="Wingdings" w:hint="default"/>
+        <w:sz w:val="20"/>
+      </w:rPr>
+    </w:lvl>
+    <w:lvl w:ilvl="5" w:tentative="1">
+      <w:start w:val="1"/>
+      <w:numFmt w:val="bullet"/>
+      <w:lvlText w:val=""/>
+      <w:lvlJc w:val="left"/>
+      <w:pPr>
+        <w:tabs>
+          <w:tab w:val="num" w:pos="4320"/>
+        </w:tabs>
+        <w:ind w:left="4320" w:hanging="360"/>
+      </w:pPr>
+      <w:rPr>
+        <w:rFonts w:ascii="Wingdings" w:hAnsi="Wingdings" w:hint="default"/>
+        <w:sz w:val="20"/>
+      </w:rPr>
+    </w:lvl>
+    <w:lvl w:ilvl="6" w:tentative="1">
+      <w:start w:val="1"/>
+      <w:numFmt w:val="bullet"/>
+      <w:lvlText w:val=""/>
+      <w:lvlJc w:val="left"/>
+      <w:pPr>
+        <w:tabs>
+          <w:tab w:val="num" w:pos="5040"/>
+        </w:tabs>
+        <w:ind w:left="5040" w:hanging="360"/>
+      </w:pPr>
+      <w:rPr>
+        <w:rFonts w:ascii="Wingdings" w:hAnsi="Wingdings" w:hint="default"/>
+        <w:sz w:val="20"/>
+      </w:rPr>
+    </w:lvl>
+    <w:lvl w:ilvl="7" w:tentative="1">
+      <w:start w:val="1"/>
+      <w:numFmt w:val="bullet"/>
+      <w:lvlText w:val=""/>
+      <w:lvlJc w:val="left"/>
+      <w:pPr>
+        <w:tabs>
+          <w:tab w:val="num" w:pos="5760"/>
+        </w:tabs>
+        <w:ind w:left="5760" w:hanging="360"/>
+      </w:pPr>
+      <w:rPr>
+        <w:rFonts w:ascii="Wingdings" w:hAnsi="Wingdings" w:hint="default"/>
+        <w:sz w:val="20"/>
+      </w:rPr>
+    </w:lvl>
+    <w:lvl w:ilvl="8" w:tentative="1">
+      <w:start w:val="1"/>
+      <w:numFmt w:val="bullet"/>
+      <w:lvlText w:val=""/>
+      <w:lvlJc w:val="left"/>
+      <w:pPr>
+        <w:tabs>
+          <w:tab w:val="num" w:pos="6480"/>
+        </w:tabs>
+        <w:ind w:left="6480" w:hanging="360"/>
+      </w:pPr>
+      <w:rPr>
+        <w:rFonts w:ascii="Wingdings" w:hAnsi="Wingdings" w:hint="default"/>
+        <w:sz w:val="20"/>
+      </w:rPr>
+    </w:lvl>
+  </w:abstractNum>
+  <w:abstractNum w:abstractNumId="37" w15:restartNumberingAfterBreak="0">
     <w:nsid w:val="7BCC193F"/>
     <w:multiLevelType w:val="multilevel"/>
     <w:tmpl w:val="602619CA"/>
@@ -7190,7 +7198,7 @@
       </w:pPr>
     </w:lvl>
   </w:abstractNum>
-  <w:abstractNum w:abstractNumId="27" w15:restartNumberingAfterBreak="0">
+  <w:abstractNum w:abstractNumId="38" w15:restartNumberingAfterBreak="0">
     <w:nsid w:val="7F262E5A"/>
     <w:multiLevelType w:val="multilevel"/>
     <w:tmpl w:val="DF904AAC"/>
@@ -7315,88 +7323,121 @@
     </w:lvl>
   </w:abstractNum>
   <w:num w:numId="1">
-    <w:abstractNumId w:val="6"/>
+    <w:abstractNumId w:val="10"/>
   </w:num>
   <w:num w:numId="2">
-    <w:abstractNumId w:val="21"/>
+    <w:abstractNumId w:val="27"/>
   </w:num>
   <w:num w:numId="3">
+    <w:abstractNumId w:val="35"/>
+  </w:num>
+  <w:num w:numId="4">
+    <w:abstractNumId w:val="16"/>
+  </w:num>
+  <w:num w:numId="5">
+    <w:abstractNumId w:val="19"/>
+  </w:num>
+  <w:num w:numId="6">
+    <w:abstractNumId w:val="4"/>
+  </w:num>
+  <w:num w:numId="7">
     <w:abstractNumId w:val="25"/>
   </w:num>
-  <w:num w:numId="4">
-    <w:abstractNumId w:val="11"/>
-  </w:num>
-  <w:num w:numId="5">
-    <w:abstractNumId w:val="14"/>
-  </w:num>
-  <w:num w:numId="6">
-    <w:abstractNumId w:val="1"/>
-  </w:num>
-  <w:num w:numId="7">
-    <w:abstractNumId w:val="19"/>
-  </w:num>
   <w:num w:numId="8">
-    <w:abstractNumId w:val="17"/>
+    <w:abstractNumId w:val="23"/>
   </w:num>
   <w:num w:numId="9">
-    <w:abstractNumId w:val="4"/>
+    <w:abstractNumId w:val="7"/>
   </w:num>
   <w:num w:numId="10">
-    <w:abstractNumId w:val="20"/>
+    <w:abstractNumId w:val="26"/>
   </w:num>
   <w:num w:numId="11">
-    <w:abstractNumId w:val="16"/>
+    <w:abstractNumId w:val="22"/>
   </w:num>
   <w:num w:numId="12">
-    <w:abstractNumId w:val="5"/>
+    <w:abstractNumId w:val="9"/>
   </w:num>
   <w:num w:numId="13">
     <w:abstractNumId w:val="0"/>
   </w:num>
   <w:num w:numId="14">
-    <w:abstractNumId w:val="7"/>
+    <w:abstractNumId w:val="12"/>
   </w:num>
   <w:num w:numId="15">
-    <w:abstractNumId w:val="10"/>
+    <w:abstractNumId w:val="15"/>
   </w:num>
   <w:num w:numId="16">
-    <w:abstractNumId w:val="2"/>
+    <w:abstractNumId w:val="5"/>
   </w:num>
   <w:num w:numId="17">
-    <w:abstractNumId w:val="15"/>
+    <w:abstractNumId w:val="20"/>
   </w:num>
   <w:num w:numId="18">
-    <w:abstractNumId w:val="27"/>
+    <w:abstractNumId w:val="38"/>
   </w:num>
   <w:num w:numId="19">
-    <w:abstractNumId w:val="23"/>
+    <w:abstractNumId w:val="33"/>
   </w:num>
   <w:num w:numId="20">
-    <w:abstractNumId w:val="9"/>
+    <w:abstractNumId w:val="14"/>
   </w:num>
   <w:num w:numId="21">
+    <w:abstractNumId w:val="6"/>
+  </w:num>
+  <w:num w:numId="22">
+    <w:abstractNumId w:val="13"/>
+  </w:num>
+  <w:num w:numId="23">
+    <w:abstractNumId w:val="37"/>
+  </w:num>
+  <w:num w:numId="24">
+    <w:abstractNumId w:val="34"/>
+  </w:num>
+  <w:num w:numId="25">
+    <w:abstractNumId w:val="24"/>
+  </w:num>
+  <w:num w:numId="26">
+    <w:abstractNumId w:val="30"/>
+  </w:num>
+  <w:num w:numId="27">
+    <w:abstractNumId w:val="18"/>
+  </w:num>
+  <w:num w:numId="28">
+    <w:abstractNumId w:val="17"/>
+  </w:num>
+  <w:num w:numId="29">
+    <w:abstractNumId w:val="31"/>
+  </w:num>
+  <w:num w:numId="30">
+    <w:abstractNumId w:val="29"/>
+  </w:num>
+  <w:num w:numId="31">
+    <w:abstractNumId w:val="21"/>
+  </w:num>
+  <w:num w:numId="32">
+    <w:abstractNumId w:val="8"/>
+  </w:num>
+  <w:num w:numId="33">
     <w:abstractNumId w:val="3"/>
   </w:num>
-  <w:num w:numId="22">
-    <w:abstractNumId w:val="8"/>
+  <w:num w:numId="34">
+    <w:abstractNumId w:val="28"/>
   </w:num>
-  <w:num w:numId="23">
-    <w:abstractNumId w:val="26"/>
+  <w:num w:numId="35">
+    <w:abstractNumId w:val="11"/>
   </w:num>
-  <w:num w:numId="24">
-    <w:abstractNumId w:val="24"/>
+  <w:num w:numId="36">
+    <w:abstractNumId w:val="32"/>
   </w:num>
-  <w:num w:numId="25">
-    <w:abstractNumId w:val="18"/>
+  <w:num w:numId="37">
+    <w:abstractNumId w:val="36"/>
   </w:num>
-  <w:num w:numId="26">
-    <w:abstractNumId w:val="22"/>
+  <w:num w:numId="38">
+    <w:abstractNumId w:val="1"/>
   </w:num>
-  <w:num w:numId="27">
-    <w:abstractNumId w:val="13"/>
-  </w:num>
-  <w:num w:numId="28">
-    <w:abstractNumId w:val="12"/>
+  <w:num w:numId="39">
+    <w:abstractNumId w:val="2"/>
   </w:num>
   <w:numIdMacAtCleanup w:val="24"/>
 </w:numbering>
@@ -7840,7 +7881,6 @@
   <w:style w:type="character" w:default="1" w:styleId="DefaultParagraphFont">
     <w:name w:val="Default Paragraph Font"/>
     <w:uiPriority w:val="1"/>
-    <w:semiHidden/>
     <w:unhideWhenUsed/>
   </w:style>
   <w:style w:type="table" w:default="1" w:styleId="TableNormal">
@@ -8483,6 +8523,17 @@
     <w:rPr>
       <w:color w:val="954F72" w:themeColor="followedHyperlink"/>
       <w:u w:val="single"/>
+    </w:rPr>
+  </w:style>
+  <w:style w:type="character" w:styleId="Emphasis">
+    <w:name w:val="Emphasis"/>
+    <w:basedOn w:val="DefaultParagraphFont"/>
+    <w:uiPriority w:val="20"/>
+    <w:qFormat/>
+    <w:rsid w:val="00874823"/>
+    <w:rPr>
+      <w:i/>
+      <w:iCs/>
     </w:rPr>
   </w:style>
 </w:styles>
@@ -8754,7 +8805,7 @@
 </file>
 
 <file path=customXml/itemProps1.xml><?xml version="1.0" encoding="utf-8"?>
-<ds:datastoreItem xmlns:ds="http://schemas.openxmlformats.org/officeDocument/2006/customXml" ds:itemID="{4DDCFAC5-C75E-4C98-A7CA-953C8BEB1148}">
+<ds:datastoreItem xmlns:ds="http://schemas.openxmlformats.org/officeDocument/2006/customXml" ds:itemID="{DE313FF3-EEB4-443A-8224-2D57ED96F945}">
   <ds:schemaRefs>
     <ds:schemaRef ds:uri="http://schemas.openxmlformats.org/officeDocument/2006/bibliography"/>
   </ds:schemaRefs>

--- a/public/cvs/BoulaNessimResume.docx
+++ b/public/cvs/BoulaNessimResume.docx
@@ -184,25 +184,7 @@
             <w:szCs w:val="23"/>
             <w:u w:val="none"/>
           </w:rPr>
-          <w:t>20112</w:t>
-        </w:r>
-        <w:r>
-          <w:rPr>
-            <w:rStyle w:val="Hyperlink"/>
-            <w:sz w:val="23"/>
-            <w:szCs w:val="23"/>
-            <w:u w:val="none"/>
-          </w:rPr>
-          <w:t>6</w:t>
-        </w:r>
-        <w:r>
-          <w:rPr>
-            <w:rStyle w:val="Hyperlink"/>
-            <w:sz w:val="23"/>
-            <w:szCs w:val="23"/>
-            <w:u w:val="none"/>
-          </w:rPr>
-          <w:t>785910</w:t>
+          <w:t>201126785910</w:t>
         </w:r>
       </w:hyperlink>
       <w:r>
@@ -561,7 +543,34 @@
           <w:szCs w:val="24"/>
           <w:lang w:eastAsia="zh-CN"/>
         </w:rPr>
-        <w:t>HTML5, CSS3, Bootstrap, WordPress (beginner)</w:t>
+        <w:t>HTML5, CSS3, Bootstrap,</w:t>
+      </w:r>
+      <w:r>
+        <w:rPr>
+          <w:rFonts w:ascii="Times New Roman" w:eastAsia="Times New Roman" w:hAnsi="Times New Roman" w:cs="Times New Roman"/>
+          <w:sz w:val="24"/>
+          <w:szCs w:val="24"/>
+          <w:lang w:eastAsia="zh-CN"/>
+        </w:rPr>
+        <w:t xml:space="preserve"> </w:t>
+      </w:r>
+      <w:r>
+        <w:rPr>
+          <w:rFonts w:ascii="Times New Roman" w:eastAsia="Times New Roman" w:hAnsi="Times New Roman" w:cs="Times New Roman"/>
+          <w:sz w:val="24"/>
+          <w:szCs w:val="24"/>
+          <w:lang w:eastAsia="zh-CN"/>
+        </w:rPr>
+        <w:t>Tailwind,</w:t>
+      </w:r>
+      <w:r>
+        <w:rPr>
+          <w:rFonts w:ascii="Times New Roman" w:eastAsia="Times New Roman" w:hAnsi="Times New Roman" w:cs="Times New Roman"/>
+          <w:sz w:val="24"/>
+          <w:szCs w:val="24"/>
+          <w:lang w:eastAsia="zh-CN"/>
+        </w:rPr>
+        <w:t xml:space="preserve"> WordPress (beginner)</w:t>
       </w:r>
     </w:p>
     <w:p>
@@ -638,6 +647,8 @@
         </w:rPr>
         <w:t>Tools &amp; Platforms</w:t>
       </w:r>
+      <w:bookmarkStart w:id="0" w:name="_GoBack"/>
+      <w:bookmarkEnd w:id="0"/>
     </w:p>
     <w:p>
       <w:pPr>
@@ -2039,8 +2050,6 @@
         </w:rPr>
         <w:t>Education</w:t>
       </w:r>
-      <w:bookmarkStart w:id="0" w:name="_GoBack"/>
-      <w:bookmarkEnd w:id="0"/>
     </w:p>
     <w:p>
       <w:pPr>
@@ -7881,6 +7890,7 @@
   <w:style w:type="character" w:default="1" w:styleId="DefaultParagraphFont">
     <w:name w:val="Default Paragraph Font"/>
     <w:uiPriority w:val="1"/>
+    <w:semiHidden/>
     <w:unhideWhenUsed/>
   </w:style>
   <w:style w:type="table" w:default="1" w:styleId="TableNormal">
@@ -8805,7 +8815,7 @@
 </file>
 
 <file path=customXml/itemProps1.xml><?xml version="1.0" encoding="utf-8"?>
-<ds:datastoreItem xmlns:ds="http://schemas.openxmlformats.org/officeDocument/2006/customXml" ds:itemID="{DE313FF3-EEB4-443A-8224-2D57ED96F945}">
+<ds:datastoreItem xmlns:ds="http://schemas.openxmlformats.org/officeDocument/2006/customXml" ds:itemID="{437A5639-6643-410E-BB82-98455415DE90}">
   <ds:schemaRefs>
     <ds:schemaRef ds:uri="http://schemas.openxmlformats.org/officeDocument/2006/bibliography"/>
   </ds:schemaRefs>

--- a/public/cvs/BoulaNessimResume.docx
+++ b/public/cvs/BoulaNessimResume.docx
@@ -647,8 +647,6 @@
         </w:rPr>
         <w:t>Tools &amp; Platforms</w:t>
       </w:r>
-      <w:bookmarkStart w:id="0" w:name="_GoBack"/>
-      <w:bookmarkEnd w:id="0"/>
     </w:p>
     <w:p>
       <w:pPr>
@@ -1515,7 +1513,18 @@
           <w:szCs w:val="24"/>
           <w:lang w:eastAsia="zh-CN"/>
         </w:rPr>
-        <w:t xml:space="preserve"> (payment gateways, Google Maps), enhancing UX and driving </w:t>
+        <w:t xml:space="preserve"> (payme</w:t>
+      </w:r>
+      <w:bookmarkStart w:id="0" w:name="_GoBack"/>
+      <w:bookmarkEnd w:id="0"/>
+      <w:r>
+        <w:rPr>
+          <w:rFonts w:ascii="Times New Roman" w:eastAsia="Times New Roman" w:hAnsi="Times New Roman" w:cs="Times New Roman"/>
+          <w:sz w:val="24"/>
+          <w:szCs w:val="24"/>
+          <w:lang w:eastAsia="zh-CN"/>
+        </w:rPr>
+        <w:t xml:space="preserve">nt gateways, Google Maps), enhancing UX and driving </w:t>
       </w:r>
       <w:r>
         <w:rPr>
@@ -1630,33 +1639,19 @@
     </w:p>
     <w:p>
       <w:pPr>
+        <w:pStyle w:val="ListParagraph"/>
+        <w:numPr>
+          <w:ilvl w:val="0"/>
+          <w:numId w:val="40"/>
+        </w:numPr>
         <w:spacing w:before="100" w:beforeAutospacing="1" w:after="100" w:afterAutospacing="1" w:line="240" w:lineRule="auto"/>
-        <w:ind w:left="720"/>
-        <w:rPr>
-          <w:rFonts w:ascii="Times New Roman" w:eastAsia="Times New Roman" w:hAnsi="Times New Roman" w:cs="Times New Roman"/>
-          <w:sz w:val="24"/>
-          <w:szCs w:val="24"/>
-          <w:lang w:eastAsia="zh-CN"/>
-        </w:rPr>
-      </w:pPr>
-      <w:r>
-        <w:rPr>
-          <w:rFonts w:ascii="Times New Roman" w:eastAsia="Times New Roman" w:hAnsi="Symbol" w:cs="Times New Roman"/>
-          <w:sz w:val="24"/>
-          <w:szCs w:val="24"/>
-          <w:lang w:eastAsia="zh-CN"/>
-        </w:rPr>
-        <w:t></w:t>
-      </w:r>
-      <w:r>
-        <w:rPr>
-          <w:rFonts w:ascii="Times New Roman" w:eastAsia="Times New Roman" w:hAnsi="Times New Roman" w:cs="Times New Roman"/>
-          <w:sz w:val="24"/>
-          <w:szCs w:val="24"/>
-          <w:lang w:eastAsia="zh-CN"/>
-        </w:rPr>
-        <w:t xml:space="preserve">  </w:t>
-      </w:r>
+        <w:rPr>
+          <w:rFonts w:ascii="Times New Roman" w:eastAsia="Times New Roman" w:hAnsi="Times New Roman" w:cs="Times New Roman"/>
+          <w:sz w:val="24"/>
+          <w:szCs w:val="24"/>
+          <w:lang w:eastAsia="zh-CN"/>
+        </w:rPr>
+      </w:pPr>
       <w:hyperlink r:id="rId10" w:history="1">
         <w:r>
           <w:rPr>
@@ -1684,33 +1679,19 @@
     </w:p>
     <w:p>
       <w:pPr>
+        <w:pStyle w:val="ListParagraph"/>
+        <w:numPr>
+          <w:ilvl w:val="0"/>
+          <w:numId w:val="40"/>
+        </w:numPr>
         <w:spacing w:before="100" w:beforeAutospacing="1" w:after="100" w:afterAutospacing="1" w:line="240" w:lineRule="auto"/>
-        <w:ind w:left="720"/>
-        <w:rPr>
-          <w:rFonts w:ascii="Times New Roman" w:eastAsia="Times New Roman" w:hAnsi="Times New Roman" w:cs="Times New Roman"/>
-          <w:sz w:val="24"/>
-          <w:szCs w:val="24"/>
-          <w:lang w:eastAsia="zh-CN"/>
-        </w:rPr>
-      </w:pPr>
-      <w:r>
-        <w:rPr>
-          <w:rFonts w:ascii="Times New Roman" w:eastAsia="Times New Roman" w:hAnsi="Symbol" w:cs="Times New Roman"/>
-          <w:sz w:val="24"/>
-          <w:szCs w:val="24"/>
-          <w:lang w:eastAsia="zh-CN"/>
-        </w:rPr>
-        <w:t></w:t>
-      </w:r>
-      <w:r>
-        <w:rPr>
-          <w:rFonts w:ascii="Times New Roman" w:eastAsia="Times New Roman" w:hAnsi="Times New Roman" w:cs="Times New Roman"/>
-          <w:sz w:val="24"/>
-          <w:szCs w:val="24"/>
-          <w:lang w:eastAsia="zh-CN"/>
-        </w:rPr>
-        <w:t xml:space="preserve">  </w:t>
-      </w:r>
+        <w:rPr>
+          <w:rFonts w:ascii="Times New Roman" w:eastAsia="Times New Roman" w:hAnsi="Times New Roman" w:cs="Times New Roman"/>
+          <w:sz w:val="24"/>
+          <w:szCs w:val="24"/>
+          <w:lang w:eastAsia="zh-CN"/>
+        </w:rPr>
+      </w:pPr>
       <w:hyperlink r:id="rId11" w:history="1">
         <w:r>
           <w:rPr>
@@ -1750,24 +1731,19 @@
     </w:p>
     <w:p>
       <w:pPr>
+        <w:pStyle w:val="ListParagraph"/>
+        <w:numPr>
+          <w:ilvl w:val="0"/>
+          <w:numId w:val="40"/>
+        </w:numPr>
         <w:spacing w:before="100" w:beforeAutospacing="1" w:after="100" w:afterAutospacing="1" w:line="240" w:lineRule="auto"/>
-        <w:ind w:left="720"/>
-        <w:rPr>
-          <w:rFonts w:ascii="Times New Roman" w:eastAsia="Times New Roman" w:hAnsi="Times New Roman" w:cs="Times New Roman"/>
-          <w:sz w:val="24"/>
-          <w:szCs w:val="24"/>
-          <w:lang w:eastAsia="zh-CN"/>
-        </w:rPr>
-      </w:pPr>
-      <w:r>
-        <w:rPr>
-          <w:rFonts w:ascii="Times New Roman" w:eastAsia="Times New Roman" w:hAnsi="Symbol" w:cs="Times New Roman"/>
-          <w:sz w:val="24"/>
-          <w:szCs w:val="24"/>
-          <w:lang w:eastAsia="zh-CN"/>
-        </w:rPr>
-        <w:t></w:t>
-      </w:r>
+        <w:rPr>
+          <w:rFonts w:ascii="Times New Roman" w:eastAsia="Times New Roman" w:hAnsi="Times New Roman" w:cs="Times New Roman"/>
+          <w:sz w:val="24"/>
+          <w:szCs w:val="24"/>
+          <w:lang w:eastAsia="zh-CN"/>
+        </w:rPr>
+      </w:pPr>
       <w:r>
         <w:rPr>
           <w:rFonts w:ascii="Times New Roman" w:eastAsia="Times New Roman" w:hAnsi="Times New Roman" w:cs="Times New Roman"/>
@@ -1778,17 +1754,6 @@
         <w:t xml:space="preserve"> </w:t>
       </w:r>
       <w:hyperlink r:id="rId12" w:history="1">
-        <w:r>
-          <w:rPr>
-            <w:rStyle w:val="Hyperlink"/>
-            <w:rFonts w:ascii="Times New Roman" w:eastAsia="Times New Roman" w:hAnsi="Times New Roman" w:cs="Times New Roman"/>
-            <w:sz w:val="24"/>
-            <w:szCs w:val="24"/>
-            <w:u w:val="none"/>
-            <w:lang w:eastAsia="zh-CN"/>
-          </w:rPr>
-          <w:t xml:space="preserve"> </w:t>
-        </w:r>
         <w:r>
           <w:rPr>
             <w:rStyle w:val="Hyperlink"/>
@@ -1826,33 +1791,19 @@
     </w:p>
     <w:p>
       <w:pPr>
+        <w:pStyle w:val="ListParagraph"/>
+        <w:numPr>
+          <w:ilvl w:val="0"/>
+          <w:numId w:val="40"/>
+        </w:numPr>
         <w:spacing w:before="100" w:beforeAutospacing="1" w:after="100" w:afterAutospacing="1" w:line="240" w:lineRule="auto"/>
-        <w:ind w:left="720"/>
-        <w:rPr>
-          <w:rFonts w:ascii="Times New Roman" w:eastAsia="Times New Roman" w:hAnsi="Times New Roman" w:cs="Times New Roman"/>
-          <w:sz w:val="24"/>
-          <w:szCs w:val="24"/>
-          <w:lang w:eastAsia="zh-CN"/>
-        </w:rPr>
-      </w:pPr>
-      <w:r>
-        <w:rPr>
-          <w:rFonts w:ascii="Times New Roman" w:eastAsia="Times New Roman" w:hAnsi="Symbol" w:cs="Times New Roman"/>
-          <w:sz w:val="24"/>
-          <w:szCs w:val="24"/>
-          <w:lang w:eastAsia="zh-CN"/>
-        </w:rPr>
-        <w:t></w:t>
-      </w:r>
-      <w:r>
-        <w:rPr>
-          <w:rFonts w:ascii="Times New Roman" w:eastAsia="Times New Roman" w:hAnsi="Times New Roman" w:cs="Times New Roman"/>
-          <w:sz w:val="24"/>
-          <w:szCs w:val="24"/>
-          <w:lang w:eastAsia="zh-CN"/>
-        </w:rPr>
-        <w:t xml:space="preserve">  </w:t>
-      </w:r>
+        <w:rPr>
+          <w:rFonts w:ascii="Times New Roman" w:eastAsia="Times New Roman" w:hAnsi="Times New Roman" w:cs="Times New Roman"/>
+          <w:sz w:val="24"/>
+          <w:szCs w:val="24"/>
+          <w:lang w:eastAsia="zh-CN"/>
+        </w:rPr>
+      </w:pPr>
       <w:hyperlink r:id="rId13" w:history="1">
         <w:r>
           <w:rPr>
@@ -1891,33 +1842,19 @@
     </w:p>
     <w:p>
       <w:pPr>
+        <w:pStyle w:val="ListParagraph"/>
+        <w:numPr>
+          <w:ilvl w:val="0"/>
+          <w:numId w:val="40"/>
+        </w:numPr>
         <w:spacing w:before="100" w:beforeAutospacing="1" w:after="100" w:afterAutospacing="1" w:line="240" w:lineRule="auto"/>
-        <w:ind w:left="720"/>
-        <w:rPr>
-          <w:rFonts w:ascii="Times New Roman" w:eastAsia="Times New Roman" w:hAnsi="Times New Roman" w:cs="Times New Roman"/>
-          <w:sz w:val="24"/>
-          <w:szCs w:val="24"/>
-          <w:lang w:eastAsia="zh-CN"/>
-        </w:rPr>
-      </w:pPr>
-      <w:r>
-        <w:rPr>
-          <w:rFonts w:ascii="Times New Roman" w:eastAsia="Times New Roman" w:hAnsi="Symbol" w:cs="Times New Roman"/>
-          <w:sz w:val="24"/>
-          <w:szCs w:val="24"/>
-          <w:lang w:eastAsia="zh-CN"/>
-        </w:rPr>
-        <w:t></w:t>
-      </w:r>
-      <w:r>
-        <w:rPr>
-          <w:rFonts w:ascii="Times New Roman" w:eastAsia="Times New Roman" w:hAnsi="Times New Roman" w:cs="Times New Roman"/>
-          <w:sz w:val="24"/>
-          <w:szCs w:val="24"/>
-          <w:lang w:eastAsia="zh-CN"/>
-        </w:rPr>
-        <w:t xml:space="preserve">  </w:t>
-      </w:r>
+        <w:rPr>
+          <w:rFonts w:ascii="Times New Roman" w:eastAsia="Times New Roman" w:hAnsi="Times New Roman" w:cs="Times New Roman"/>
+          <w:sz w:val="24"/>
+          <w:szCs w:val="24"/>
+          <w:lang w:eastAsia="zh-CN"/>
+        </w:rPr>
+      </w:pPr>
       <w:hyperlink r:id="rId14" w:history="1">
         <w:r>
           <w:rPr>
@@ -1945,33 +1882,19 @@
     </w:p>
     <w:p>
       <w:pPr>
+        <w:pStyle w:val="ListParagraph"/>
+        <w:numPr>
+          <w:ilvl w:val="0"/>
+          <w:numId w:val="40"/>
+        </w:numPr>
         <w:spacing w:before="100" w:beforeAutospacing="1" w:after="100" w:afterAutospacing="1" w:line="240" w:lineRule="auto"/>
-        <w:ind w:left="720"/>
-        <w:rPr>
-          <w:rFonts w:ascii="Times New Roman" w:eastAsia="Times New Roman" w:hAnsi="Times New Roman" w:cs="Times New Roman"/>
-          <w:sz w:val="24"/>
-          <w:szCs w:val="24"/>
-          <w:lang w:eastAsia="zh-CN"/>
-        </w:rPr>
-      </w:pPr>
-      <w:r>
-        <w:rPr>
-          <w:rFonts w:ascii="Times New Roman" w:eastAsia="Times New Roman" w:hAnsi="Symbol" w:cs="Times New Roman"/>
-          <w:sz w:val="24"/>
-          <w:szCs w:val="24"/>
-          <w:lang w:eastAsia="zh-CN"/>
-        </w:rPr>
-        <w:t></w:t>
-      </w:r>
-      <w:r>
-        <w:rPr>
-          <w:rFonts w:ascii="Times New Roman" w:eastAsia="Times New Roman" w:hAnsi="Times New Roman" w:cs="Times New Roman"/>
-          <w:sz w:val="24"/>
-          <w:szCs w:val="24"/>
-          <w:lang w:eastAsia="zh-CN"/>
-        </w:rPr>
-        <w:t xml:space="preserve">  </w:t>
-      </w:r>
+        <w:rPr>
+          <w:rFonts w:ascii="Times New Roman" w:eastAsia="Times New Roman" w:hAnsi="Times New Roman" w:cs="Times New Roman"/>
+          <w:sz w:val="24"/>
+          <w:szCs w:val="24"/>
+          <w:lang w:eastAsia="zh-CN"/>
+        </w:rPr>
+      </w:pPr>
       <w:hyperlink r:id="rId15" w:history="1">
         <w:r>
           <w:rPr>
@@ -3626,6 +3549,119 @@
     </w:lvl>
   </w:abstractNum>
   <w:abstractNum w:abstractNumId="11" w15:restartNumberingAfterBreak="0">
+    <w:nsid w:val="276F0AC5"/>
+    <w:multiLevelType w:val="hybridMultilevel"/>
+    <w:tmpl w:val="962C9FF0"/>
+    <w:lvl w:ilvl="0" w:tplc="04090001">
+      <w:start w:val="1"/>
+      <w:numFmt w:val="bullet"/>
+      <w:lvlText w:val=""/>
+      <w:lvlJc w:val="left"/>
+      <w:pPr>
+        <w:ind w:left="1440" w:hanging="360"/>
+      </w:pPr>
+      <w:rPr>
+        <w:rFonts w:ascii="Symbol" w:hAnsi="Symbol" w:hint="default"/>
+      </w:rPr>
+    </w:lvl>
+    <w:lvl w:ilvl="1" w:tplc="04090003" w:tentative="1">
+      <w:start w:val="1"/>
+      <w:numFmt w:val="bullet"/>
+      <w:lvlText w:val="o"/>
+      <w:lvlJc w:val="left"/>
+      <w:pPr>
+        <w:ind w:left="2160" w:hanging="360"/>
+      </w:pPr>
+      <w:rPr>
+        <w:rFonts w:ascii="Courier New" w:hAnsi="Courier New" w:cs="Courier New" w:hint="default"/>
+      </w:rPr>
+    </w:lvl>
+    <w:lvl w:ilvl="2" w:tplc="04090005" w:tentative="1">
+      <w:start w:val="1"/>
+      <w:numFmt w:val="bullet"/>
+      <w:lvlText w:val=""/>
+      <w:lvlJc w:val="left"/>
+      <w:pPr>
+        <w:ind w:left="2880" w:hanging="360"/>
+      </w:pPr>
+      <w:rPr>
+        <w:rFonts w:ascii="Wingdings" w:hAnsi="Wingdings" w:hint="default"/>
+      </w:rPr>
+    </w:lvl>
+    <w:lvl w:ilvl="3" w:tplc="04090001" w:tentative="1">
+      <w:start w:val="1"/>
+      <w:numFmt w:val="bullet"/>
+      <w:lvlText w:val=""/>
+      <w:lvlJc w:val="left"/>
+      <w:pPr>
+        <w:ind w:left="3600" w:hanging="360"/>
+      </w:pPr>
+      <w:rPr>
+        <w:rFonts w:ascii="Symbol" w:hAnsi="Symbol" w:hint="default"/>
+      </w:rPr>
+    </w:lvl>
+    <w:lvl w:ilvl="4" w:tplc="04090003" w:tentative="1">
+      <w:start w:val="1"/>
+      <w:numFmt w:val="bullet"/>
+      <w:lvlText w:val="o"/>
+      <w:lvlJc w:val="left"/>
+      <w:pPr>
+        <w:ind w:left="4320" w:hanging="360"/>
+      </w:pPr>
+      <w:rPr>
+        <w:rFonts w:ascii="Courier New" w:hAnsi="Courier New" w:cs="Courier New" w:hint="default"/>
+      </w:rPr>
+    </w:lvl>
+    <w:lvl w:ilvl="5" w:tplc="04090005" w:tentative="1">
+      <w:start w:val="1"/>
+      <w:numFmt w:val="bullet"/>
+      <w:lvlText w:val=""/>
+      <w:lvlJc w:val="left"/>
+      <w:pPr>
+        <w:ind w:left="5040" w:hanging="360"/>
+      </w:pPr>
+      <w:rPr>
+        <w:rFonts w:ascii="Wingdings" w:hAnsi="Wingdings" w:hint="default"/>
+      </w:rPr>
+    </w:lvl>
+    <w:lvl w:ilvl="6" w:tplc="04090001" w:tentative="1">
+      <w:start w:val="1"/>
+      <w:numFmt w:val="bullet"/>
+      <w:lvlText w:val=""/>
+      <w:lvlJc w:val="left"/>
+      <w:pPr>
+        <w:ind w:left="5760" w:hanging="360"/>
+      </w:pPr>
+      <w:rPr>
+        <w:rFonts w:ascii="Symbol" w:hAnsi="Symbol" w:hint="default"/>
+      </w:rPr>
+    </w:lvl>
+    <w:lvl w:ilvl="7" w:tplc="04090003" w:tentative="1">
+      <w:start w:val="1"/>
+      <w:numFmt w:val="bullet"/>
+      <w:lvlText w:val="o"/>
+      <w:lvlJc w:val="left"/>
+      <w:pPr>
+        <w:ind w:left="6480" w:hanging="360"/>
+      </w:pPr>
+      <w:rPr>
+        <w:rFonts w:ascii="Courier New" w:hAnsi="Courier New" w:cs="Courier New" w:hint="default"/>
+      </w:rPr>
+    </w:lvl>
+    <w:lvl w:ilvl="8" w:tplc="04090005" w:tentative="1">
+      <w:start w:val="1"/>
+      <w:numFmt w:val="bullet"/>
+      <w:lvlText w:val=""/>
+      <w:lvlJc w:val="left"/>
+      <w:pPr>
+        <w:ind w:left="7200" w:hanging="360"/>
+      </w:pPr>
+      <w:rPr>
+        <w:rFonts w:ascii="Wingdings" w:hAnsi="Wingdings" w:hint="default"/>
+      </w:rPr>
+    </w:lvl>
+  </w:abstractNum>
+  <w:abstractNum w:abstractNumId="12" w15:restartNumberingAfterBreak="0">
     <w:nsid w:val="303116FE"/>
     <w:multiLevelType w:val="multilevel"/>
     <w:tmpl w:val="736EE59A"/>
@@ -3774,7 +3810,7 @@
       </w:rPr>
     </w:lvl>
   </w:abstractNum>
-  <w:abstractNum w:abstractNumId="12" w15:restartNumberingAfterBreak="0">
+  <w:abstractNum w:abstractNumId="13" w15:restartNumberingAfterBreak="0">
     <w:nsid w:val="303E73B7"/>
     <w:multiLevelType w:val="multilevel"/>
     <w:tmpl w:val="F9C456D4"/>
@@ -3898,7 +3934,7 @@
       </w:pPr>
     </w:lvl>
   </w:abstractNum>
-  <w:abstractNum w:abstractNumId="13" w15:restartNumberingAfterBreak="0">
+  <w:abstractNum w:abstractNumId="14" w15:restartNumberingAfterBreak="0">
     <w:nsid w:val="41690EFE"/>
     <w:multiLevelType w:val="multilevel"/>
     <w:tmpl w:val="8EAE537A"/>
@@ -4022,7 +4058,7 @@
       </w:pPr>
     </w:lvl>
   </w:abstractNum>
-  <w:abstractNum w:abstractNumId="14" w15:restartNumberingAfterBreak="0">
+  <w:abstractNum w:abstractNumId="15" w15:restartNumberingAfterBreak="0">
     <w:nsid w:val="44D42F3C"/>
     <w:multiLevelType w:val="multilevel"/>
     <w:tmpl w:val="A970A51C"/>
@@ -4146,7 +4182,7 @@
       </w:pPr>
     </w:lvl>
   </w:abstractNum>
-  <w:abstractNum w:abstractNumId="15" w15:restartNumberingAfterBreak="0">
+  <w:abstractNum w:abstractNumId="16" w15:restartNumberingAfterBreak="0">
     <w:nsid w:val="491031F6"/>
     <w:multiLevelType w:val="multilevel"/>
     <w:tmpl w:val="D206BC9A"/>
@@ -4270,7 +4306,7 @@
       </w:pPr>
     </w:lvl>
   </w:abstractNum>
-  <w:abstractNum w:abstractNumId="16" w15:restartNumberingAfterBreak="0">
+  <w:abstractNum w:abstractNumId="17" w15:restartNumberingAfterBreak="0">
     <w:nsid w:val="4A607BE9"/>
     <w:multiLevelType w:val="multilevel"/>
     <w:tmpl w:val="EE80413E"/>
@@ -4419,7 +4455,7 @@
       </w:rPr>
     </w:lvl>
   </w:abstractNum>
-  <w:abstractNum w:abstractNumId="17" w15:restartNumberingAfterBreak="0">
+  <w:abstractNum w:abstractNumId="18" w15:restartNumberingAfterBreak="0">
     <w:nsid w:val="4F6A67DB"/>
     <w:multiLevelType w:val="multilevel"/>
     <w:tmpl w:val="0EC61D80"/>
@@ -4543,7 +4579,7 @@
       </w:pPr>
     </w:lvl>
   </w:abstractNum>
-  <w:abstractNum w:abstractNumId="18" w15:restartNumberingAfterBreak="0">
+  <w:abstractNum w:abstractNumId="19" w15:restartNumberingAfterBreak="0">
     <w:nsid w:val="50936308"/>
     <w:multiLevelType w:val="hybridMultilevel"/>
     <w:tmpl w:val="E2E40B6C"/>
@@ -4656,7 +4692,7 @@
       </w:rPr>
     </w:lvl>
   </w:abstractNum>
-  <w:abstractNum w:abstractNumId="19" w15:restartNumberingAfterBreak="0">
+  <w:abstractNum w:abstractNumId="20" w15:restartNumberingAfterBreak="0">
     <w:nsid w:val="51137FF9"/>
     <w:multiLevelType w:val="hybridMultilevel"/>
     <w:tmpl w:val="A86EF182"/>
@@ -4769,7 +4805,7 @@
       </w:rPr>
     </w:lvl>
   </w:abstractNum>
-  <w:abstractNum w:abstractNumId="20" w15:restartNumberingAfterBreak="0">
+  <w:abstractNum w:abstractNumId="21" w15:restartNumberingAfterBreak="0">
     <w:nsid w:val="527647EA"/>
     <w:multiLevelType w:val="multilevel"/>
     <w:tmpl w:val="3F6466D0"/>
@@ -4893,7 +4929,7 @@
       </w:pPr>
     </w:lvl>
   </w:abstractNum>
-  <w:abstractNum w:abstractNumId="21" w15:restartNumberingAfterBreak="0">
+  <w:abstractNum w:abstractNumId="22" w15:restartNumberingAfterBreak="0">
     <w:nsid w:val="52A01155"/>
     <w:multiLevelType w:val="multilevel"/>
     <w:tmpl w:val="410E3FE8"/>
@@ -5042,7 +5078,7 @@
       </w:rPr>
     </w:lvl>
   </w:abstractNum>
-  <w:abstractNum w:abstractNumId="22" w15:restartNumberingAfterBreak="0">
+  <w:abstractNum w:abstractNumId="23" w15:restartNumberingAfterBreak="0">
     <w:nsid w:val="53424B3A"/>
     <w:multiLevelType w:val="multilevel"/>
     <w:tmpl w:val="74184710"/>
@@ -5191,7 +5227,7 @@
       </w:rPr>
     </w:lvl>
   </w:abstractNum>
-  <w:abstractNum w:abstractNumId="23" w15:restartNumberingAfterBreak="0">
+  <w:abstractNum w:abstractNumId="24" w15:restartNumberingAfterBreak="0">
     <w:nsid w:val="54674B8D"/>
     <w:multiLevelType w:val="multilevel"/>
     <w:tmpl w:val="3B32443C"/>
@@ -5340,7 +5376,7 @@
       </w:rPr>
     </w:lvl>
   </w:abstractNum>
-  <w:abstractNum w:abstractNumId="24" w15:restartNumberingAfterBreak="0">
+  <w:abstractNum w:abstractNumId="25" w15:restartNumberingAfterBreak="0">
     <w:nsid w:val="585611C4"/>
     <w:multiLevelType w:val="hybridMultilevel"/>
     <w:tmpl w:val="821854EE"/>
@@ -5453,7 +5489,7 @@
       </w:rPr>
     </w:lvl>
   </w:abstractNum>
-  <w:abstractNum w:abstractNumId="25" w15:restartNumberingAfterBreak="0">
+  <w:abstractNum w:abstractNumId="26" w15:restartNumberingAfterBreak="0">
     <w:nsid w:val="58AF03B7"/>
     <w:multiLevelType w:val="multilevel"/>
     <w:tmpl w:val="606CA3BA"/>
@@ -5602,7 +5638,7 @@
       </w:rPr>
     </w:lvl>
   </w:abstractNum>
-  <w:abstractNum w:abstractNumId="26" w15:restartNumberingAfterBreak="0">
+  <w:abstractNum w:abstractNumId="27" w15:restartNumberingAfterBreak="0">
     <w:nsid w:val="5DD168B0"/>
     <w:multiLevelType w:val="multilevel"/>
     <w:tmpl w:val="DDD23BB6"/>
@@ -5751,7 +5787,7 @@
       </w:rPr>
     </w:lvl>
   </w:abstractNum>
-  <w:abstractNum w:abstractNumId="27" w15:restartNumberingAfterBreak="0">
+  <w:abstractNum w:abstractNumId="28" w15:restartNumberingAfterBreak="0">
     <w:nsid w:val="601B2B75"/>
     <w:multiLevelType w:val="hybridMultilevel"/>
     <w:tmpl w:val="9F3E8A92"/>
@@ -5864,7 +5900,7 @@
       </w:rPr>
     </w:lvl>
   </w:abstractNum>
-  <w:abstractNum w:abstractNumId="28" w15:restartNumberingAfterBreak="0">
+  <w:abstractNum w:abstractNumId="29" w15:restartNumberingAfterBreak="0">
     <w:nsid w:val="608059D6"/>
     <w:multiLevelType w:val="multilevel"/>
     <w:tmpl w:val="65DE7860"/>
@@ -6013,7 +6049,7 @@
       </w:rPr>
     </w:lvl>
   </w:abstractNum>
-  <w:abstractNum w:abstractNumId="29" w15:restartNumberingAfterBreak="0">
+  <w:abstractNum w:abstractNumId="30" w15:restartNumberingAfterBreak="0">
     <w:nsid w:val="639507AC"/>
     <w:multiLevelType w:val="multilevel"/>
     <w:tmpl w:val="01F2F482"/>
@@ -6162,7 +6198,7 @@
       </w:rPr>
     </w:lvl>
   </w:abstractNum>
-  <w:abstractNum w:abstractNumId="30" w15:restartNumberingAfterBreak="0">
+  <w:abstractNum w:abstractNumId="31" w15:restartNumberingAfterBreak="0">
     <w:nsid w:val="66DC5B96"/>
     <w:multiLevelType w:val="hybridMultilevel"/>
     <w:tmpl w:val="91BC72A6"/>
@@ -6275,7 +6311,7 @@
       </w:rPr>
     </w:lvl>
   </w:abstractNum>
-  <w:abstractNum w:abstractNumId="31" w15:restartNumberingAfterBreak="0">
+  <w:abstractNum w:abstractNumId="32" w15:restartNumberingAfterBreak="0">
     <w:nsid w:val="686E1C09"/>
     <w:multiLevelType w:val="multilevel"/>
     <w:tmpl w:val="843465B2"/>
@@ -6424,7 +6460,7 @@
       </w:rPr>
     </w:lvl>
   </w:abstractNum>
-  <w:abstractNum w:abstractNumId="32" w15:restartNumberingAfterBreak="0">
+  <w:abstractNum w:abstractNumId="33" w15:restartNumberingAfterBreak="0">
     <w:nsid w:val="696F12AE"/>
     <w:multiLevelType w:val="multilevel"/>
     <w:tmpl w:val="98E8A900"/>
@@ -6573,7 +6609,7 @@
       </w:rPr>
     </w:lvl>
   </w:abstractNum>
-  <w:abstractNum w:abstractNumId="33" w15:restartNumberingAfterBreak="0">
+  <w:abstractNum w:abstractNumId="34" w15:restartNumberingAfterBreak="0">
     <w:nsid w:val="6E5B6AC9"/>
     <w:multiLevelType w:val="multilevel"/>
     <w:tmpl w:val="D8BC2208"/>
@@ -6697,7 +6733,7 @@
       </w:pPr>
     </w:lvl>
   </w:abstractNum>
-  <w:abstractNum w:abstractNumId="34" w15:restartNumberingAfterBreak="0">
+  <w:abstractNum w:abstractNumId="35" w15:restartNumberingAfterBreak="0">
     <w:nsid w:val="6F346857"/>
     <w:multiLevelType w:val="multilevel"/>
     <w:tmpl w:val="3368819E"/>
@@ -6821,7 +6857,7 @@
       </w:pPr>
     </w:lvl>
   </w:abstractNum>
-  <w:abstractNum w:abstractNumId="35" w15:restartNumberingAfterBreak="0">
+  <w:abstractNum w:abstractNumId="36" w15:restartNumberingAfterBreak="0">
     <w:nsid w:val="705C379B"/>
     <w:multiLevelType w:val="hybridMultilevel"/>
     <w:tmpl w:val="DB6EAED4"/>
@@ -6934,7 +6970,7 @@
       </w:rPr>
     </w:lvl>
   </w:abstractNum>
-  <w:abstractNum w:abstractNumId="36" w15:restartNumberingAfterBreak="0">
+  <w:abstractNum w:abstractNumId="37" w15:restartNumberingAfterBreak="0">
     <w:nsid w:val="7A9F72FD"/>
     <w:multiLevelType w:val="multilevel"/>
     <w:tmpl w:val="5F744E30"/>
@@ -7083,7 +7119,7 @@
       </w:rPr>
     </w:lvl>
   </w:abstractNum>
-  <w:abstractNum w:abstractNumId="37" w15:restartNumberingAfterBreak="0">
+  <w:abstractNum w:abstractNumId="38" w15:restartNumberingAfterBreak="0">
     <w:nsid w:val="7BCC193F"/>
     <w:multiLevelType w:val="multilevel"/>
     <w:tmpl w:val="602619CA"/>
@@ -7207,7 +7243,7 @@
       </w:pPr>
     </w:lvl>
   </w:abstractNum>
-  <w:abstractNum w:abstractNumId="38" w15:restartNumberingAfterBreak="0">
+  <w:abstractNum w:abstractNumId="39" w15:restartNumberingAfterBreak="0">
     <w:nsid w:val="7F262E5A"/>
     <w:multiLevelType w:val="multilevel"/>
     <w:tmpl w:val="DF904AAC"/>
@@ -7335,34 +7371,34 @@
     <w:abstractNumId w:val="10"/>
   </w:num>
   <w:num w:numId="2">
-    <w:abstractNumId w:val="27"/>
+    <w:abstractNumId w:val="28"/>
   </w:num>
   <w:num w:numId="3">
-    <w:abstractNumId w:val="35"/>
+    <w:abstractNumId w:val="36"/>
   </w:num>
   <w:num w:numId="4">
-    <w:abstractNumId w:val="16"/>
+    <w:abstractNumId w:val="17"/>
   </w:num>
   <w:num w:numId="5">
-    <w:abstractNumId w:val="19"/>
+    <w:abstractNumId w:val="20"/>
   </w:num>
   <w:num w:numId="6">
     <w:abstractNumId w:val="4"/>
   </w:num>
   <w:num w:numId="7">
-    <w:abstractNumId w:val="25"/>
+    <w:abstractNumId w:val="26"/>
   </w:num>
   <w:num w:numId="8">
-    <w:abstractNumId w:val="23"/>
+    <w:abstractNumId w:val="24"/>
   </w:num>
   <w:num w:numId="9">
     <w:abstractNumId w:val="7"/>
   </w:num>
   <w:num w:numId="10">
-    <w:abstractNumId w:val="26"/>
+    <w:abstractNumId w:val="27"/>
   </w:num>
   <w:num w:numId="11">
-    <w:abstractNumId w:val="22"/>
+    <w:abstractNumId w:val="23"/>
   </w:num>
   <w:num w:numId="12">
     <w:abstractNumId w:val="9"/>
@@ -7371,58 +7407,58 @@
     <w:abstractNumId w:val="0"/>
   </w:num>
   <w:num w:numId="14">
-    <w:abstractNumId w:val="12"/>
+    <w:abstractNumId w:val="13"/>
   </w:num>
   <w:num w:numId="15">
-    <w:abstractNumId w:val="15"/>
+    <w:abstractNumId w:val="16"/>
   </w:num>
   <w:num w:numId="16">
     <w:abstractNumId w:val="5"/>
   </w:num>
   <w:num w:numId="17">
-    <w:abstractNumId w:val="20"/>
+    <w:abstractNumId w:val="21"/>
   </w:num>
   <w:num w:numId="18">
-    <w:abstractNumId w:val="38"/>
+    <w:abstractNumId w:val="39"/>
   </w:num>
   <w:num w:numId="19">
-    <w:abstractNumId w:val="33"/>
+    <w:abstractNumId w:val="34"/>
   </w:num>
   <w:num w:numId="20">
-    <w:abstractNumId w:val="14"/>
+    <w:abstractNumId w:val="15"/>
   </w:num>
   <w:num w:numId="21">
     <w:abstractNumId w:val="6"/>
   </w:num>
   <w:num w:numId="22">
-    <w:abstractNumId w:val="13"/>
+    <w:abstractNumId w:val="14"/>
   </w:num>
   <w:num w:numId="23">
-    <w:abstractNumId w:val="37"/>
+    <w:abstractNumId w:val="38"/>
   </w:num>
   <w:num w:numId="24">
-    <w:abstractNumId w:val="34"/>
+    <w:abstractNumId w:val="35"/>
   </w:num>
   <w:num w:numId="25">
-    <w:abstractNumId w:val="24"/>
+    <w:abstractNumId w:val="25"/>
   </w:num>
   <w:num w:numId="26">
+    <w:abstractNumId w:val="31"/>
+  </w:num>
+  <w:num w:numId="27">
+    <w:abstractNumId w:val="19"/>
+  </w:num>
+  <w:num w:numId="28">
+    <w:abstractNumId w:val="18"/>
+  </w:num>
+  <w:num w:numId="29">
+    <w:abstractNumId w:val="32"/>
+  </w:num>
+  <w:num w:numId="30">
     <w:abstractNumId w:val="30"/>
   </w:num>
-  <w:num w:numId="27">
-    <w:abstractNumId w:val="18"/>
-  </w:num>
-  <w:num w:numId="28">
-    <w:abstractNumId w:val="17"/>
-  </w:num>
-  <w:num w:numId="29">
-    <w:abstractNumId w:val="31"/>
-  </w:num>
-  <w:num w:numId="30">
-    <w:abstractNumId w:val="29"/>
-  </w:num>
   <w:num w:numId="31">
-    <w:abstractNumId w:val="21"/>
+    <w:abstractNumId w:val="22"/>
   </w:num>
   <w:num w:numId="32">
     <w:abstractNumId w:val="8"/>
@@ -7431,22 +7467,25 @@
     <w:abstractNumId w:val="3"/>
   </w:num>
   <w:num w:numId="34">
-    <w:abstractNumId w:val="28"/>
+    <w:abstractNumId w:val="29"/>
   </w:num>
   <w:num w:numId="35">
-    <w:abstractNumId w:val="11"/>
+    <w:abstractNumId w:val="12"/>
   </w:num>
   <w:num w:numId="36">
-    <w:abstractNumId w:val="32"/>
+    <w:abstractNumId w:val="33"/>
   </w:num>
   <w:num w:numId="37">
-    <w:abstractNumId w:val="36"/>
+    <w:abstractNumId w:val="37"/>
   </w:num>
   <w:num w:numId="38">
     <w:abstractNumId w:val="1"/>
   </w:num>
   <w:num w:numId="39">
     <w:abstractNumId w:val="2"/>
+  </w:num>
+  <w:num w:numId="40">
+    <w:abstractNumId w:val="11"/>
   </w:num>
   <w:numIdMacAtCleanup w:val="24"/>
 </w:numbering>
@@ -8815,7 +8854,7 @@
 </file>
 
 <file path=customXml/itemProps1.xml><?xml version="1.0" encoding="utf-8"?>
-<ds:datastoreItem xmlns:ds="http://schemas.openxmlformats.org/officeDocument/2006/customXml" ds:itemID="{437A5639-6643-410E-BB82-98455415DE90}">
+<ds:datastoreItem xmlns:ds="http://schemas.openxmlformats.org/officeDocument/2006/customXml" ds:itemID="{578A8E0E-F31D-4F43-934F-C7AE642328D3}">
   <ds:schemaRefs>
     <ds:schemaRef ds:uri="http://schemas.openxmlformats.org/officeDocument/2006/bibliography"/>
   </ds:schemaRefs>

--- a/public/cvs/BoulaNessimResume.docx
+++ b/public/cvs/BoulaNessimResume.docx
@@ -421,7 +421,43 @@
           <w:szCs w:val="24"/>
           <w:lang w:eastAsia="zh-CN"/>
         </w:rPr>
-        <w:t>PHP, JavaScript (ES6+), SQL, C (beginner), OOP, SOLID Principles</w:t>
+        <w:t>PHP, Java</w:t>
+      </w:r>
+      <w:r>
+        <w:rPr>
+          <w:rFonts w:ascii="Times New Roman" w:eastAsia="Times New Roman" w:hAnsi="Times New Roman" w:cs="Times New Roman"/>
+          <w:sz w:val="24"/>
+          <w:szCs w:val="24"/>
+          <w:lang w:eastAsia="zh-CN"/>
+        </w:rPr>
+        <w:t>Script (ES6+), SQL, C</w:t>
+      </w:r>
+      <w:r>
+        <w:rPr>
+          <w:rFonts w:ascii="Times New Roman" w:eastAsia="Times New Roman" w:hAnsi="Times New Roman" w:cs="Times New Roman"/>
+          <w:sz w:val="24"/>
+          <w:szCs w:val="24"/>
+          <w:lang w:eastAsia="zh-CN"/>
+        </w:rPr>
+        <w:t>,</w:t>
+      </w:r>
+      <w:r>
+        <w:rPr>
+          <w:rFonts w:ascii="Times New Roman" w:eastAsia="Times New Roman" w:hAnsi="Times New Roman" w:cs="Times New Roman"/>
+          <w:sz w:val="24"/>
+          <w:szCs w:val="24"/>
+          <w:lang w:eastAsia="zh-CN"/>
+        </w:rPr>
+        <w:t xml:space="preserve"> Java,</w:t>
+      </w:r>
+      <w:r>
+        <w:rPr>
+          <w:rFonts w:ascii="Times New Roman" w:eastAsia="Times New Roman" w:hAnsi="Times New Roman" w:cs="Times New Roman"/>
+          <w:sz w:val="24"/>
+          <w:szCs w:val="24"/>
+          <w:lang w:eastAsia="zh-CN"/>
+        </w:rPr>
+        <w:t xml:space="preserve"> OOP, SOLID Principles</w:t>
       </w:r>
     </w:p>
     <w:p>
@@ -674,7 +710,7 @@
           <w:szCs w:val="24"/>
           <w:lang w:eastAsia="zh-CN"/>
         </w:rPr>
-        <w:t>Git (Version Control), Docker, Postman, Nginx, Apache, Server Management, Project Management</w:t>
+        <w:t>Git (Version Control), Postman, Apache, Server Management, Project Management</w:t>
       </w:r>
     </w:p>
     <w:p>
@@ -1513,18 +1549,7 @@
           <w:szCs w:val="24"/>
           <w:lang w:eastAsia="zh-CN"/>
         </w:rPr>
-        <w:t xml:space="preserve"> (payme</w:t>
-      </w:r>
-      <w:bookmarkStart w:id="0" w:name="_GoBack"/>
-      <w:bookmarkEnd w:id="0"/>
-      <w:r>
-        <w:rPr>
-          <w:rFonts w:ascii="Times New Roman" w:eastAsia="Times New Roman" w:hAnsi="Times New Roman" w:cs="Times New Roman"/>
-          <w:sz w:val="24"/>
-          <w:szCs w:val="24"/>
-          <w:lang w:eastAsia="zh-CN"/>
-        </w:rPr>
-        <w:t xml:space="preserve">nt gateways, Google Maps), enhancing UX and driving </w:t>
+        <w:t xml:space="preserve"> (payment gateways, Google Maps), enhancing UX and driving </w:t>
       </w:r>
       <w:r>
         <w:rPr>
@@ -1692,33 +1717,19 @@
           <w:lang w:eastAsia="zh-CN"/>
         </w:rPr>
       </w:pPr>
-      <w:hyperlink r:id="rId11" w:history="1">
-        <w:r>
-          <w:rPr>
-            <w:rStyle w:val="Hyperlink"/>
-            <w:rFonts w:ascii="Times New Roman" w:eastAsia="Times New Roman" w:hAnsi="Times New Roman" w:cs="Times New Roman"/>
-            <w:b/>
-            <w:bCs/>
-            <w:sz w:val="24"/>
-            <w:szCs w:val="24"/>
-            <w:u w:val="none"/>
-            <w:lang w:eastAsia="zh-CN"/>
-          </w:rPr>
-          <w:t>Aloo (E-commerce Website)</w:t>
-        </w:r>
-        <w:r>
-          <w:rPr>
-            <w:rStyle w:val="Hyperlink"/>
-            <w:rFonts w:ascii="Times New Roman" w:eastAsia="Times New Roman" w:hAnsi="Times New Roman" w:cs="Times New Roman"/>
-            <w:b/>
-            <w:bCs/>
-            <w:sz w:val="24"/>
-            <w:szCs w:val="24"/>
-            <w:lang w:eastAsia="zh-CN"/>
-          </w:rPr>
-          <w:t>:</w:t>
-        </w:r>
-      </w:hyperlink>
+      <w:r>
+        <w:rPr>
+          <w:rStyle w:val="Hyperlink"/>
+          <w:rFonts w:ascii="Times New Roman" w:eastAsia="Times New Roman" w:hAnsi="Times New Roman" w:cs="Times New Roman"/>
+          <w:b/>
+          <w:bCs/>
+          <w:sz w:val="24"/>
+          <w:szCs w:val="24"/>
+          <w:u w:val="none"/>
+          <w:lang w:eastAsia="zh-CN"/>
+        </w:rPr>
+        <w:t>Aloo (E-commerce Website):</w:t>
+      </w:r>
       <w:r>
         <w:rPr>
           <w:rFonts w:ascii="Times New Roman" w:eastAsia="Times New Roman" w:hAnsi="Times New Roman" w:cs="Times New Roman"/>
@@ -1753,7 +1764,7 @@
         </w:rPr>
         <w:t xml:space="preserve"> </w:t>
       </w:r>
-      <w:hyperlink r:id="rId12" w:history="1">
+      <w:hyperlink r:id="rId11" w:history="1">
         <w:r>
           <w:rPr>
             <w:rStyle w:val="Hyperlink"/>
@@ -1804,7 +1815,7 @@
           <w:lang w:eastAsia="zh-CN"/>
         </w:rPr>
       </w:pPr>
-      <w:hyperlink r:id="rId13" w:history="1">
+      <w:hyperlink r:id="rId12" w:history="1">
         <w:r>
           <w:rPr>
             <w:rStyle w:val="Hyperlink"/>
@@ -1855,7 +1866,7 @@
           <w:lang w:eastAsia="zh-CN"/>
         </w:rPr>
       </w:pPr>
-      <w:hyperlink r:id="rId14" w:history="1">
+      <w:hyperlink r:id="rId13" w:history="1">
         <w:r>
           <w:rPr>
             <w:rStyle w:val="Hyperlink"/>
@@ -1895,7 +1906,7 @@
           <w:lang w:eastAsia="zh-CN"/>
         </w:rPr>
       </w:pPr>
-      <w:hyperlink r:id="rId15" w:history="1">
+      <w:hyperlink r:id="rId14" w:history="1">
         <w:r>
           <w:rPr>
             <w:rStyle w:val="Hyperlink"/>
@@ -1949,7 +1960,18 @@
           <w:szCs w:val="24"/>
           <w:lang w:eastAsia="zh-CN"/>
         </w:rPr>
-        <w:t xml:space="preserve"> — Created dashboard for managing content, admins, customers, and system entities.</w:t>
+        <w:t xml:space="preserve"> — Created dashboard for managing content, admins, customers, and system</w:t>
+      </w:r>
+      <w:bookmarkStart w:id="0" w:name="_GoBack"/>
+      <w:bookmarkEnd w:id="0"/>
+      <w:r>
+        <w:rPr>
+          <w:rFonts w:ascii="Times New Roman" w:eastAsia="Times New Roman" w:hAnsi="Times New Roman" w:cs="Times New Roman"/>
+          <w:sz w:val="24"/>
+          <w:szCs w:val="24"/>
+          <w:lang w:eastAsia="zh-CN"/>
+        </w:rPr>
+        <w:t xml:space="preserve"> entities.</w:t>
       </w:r>
     </w:p>
     <w:p>
@@ -8854,7 +8876,7 @@
 </file>
 
 <file path=customXml/itemProps1.xml><?xml version="1.0" encoding="utf-8"?>
-<ds:datastoreItem xmlns:ds="http://schemas.openxmlformats.org/officeDocument/2006/customXml" ds:itemID="{578A8E0E-F31D-4F43-934F-C7AE642328D3}">
+<ds:datastoreItem xmlns:ds="http://schemas.openxmlformats.org/officeDocument/2006/customXml" ds:itemID="{DFF93027-50B6-466F-808B-18DA42F5545B}">
   <ds:schemaRefs>
     <ds:schemaRef ds:uri="http://schemas.openxmlformats.org/officeDocument/2006/bibliography"/>
   </ds:schemaRefs>

--- a/public/cvs/BoulaNessimResume.docx
+++ b/public/cvs/BoulaNessimResume.docx
@@ -413,6 +413,159 @@
       <w:pPr>
         <w:numPr>
           <w:ilvl w:val="0"/>
+          <w:numId w:val="8"/>
+        </w:numPr>
+        <w:spacing w:after="280" w:before="280" w:line="240" w:lineRule="auto"/>
+        <w:ind w:left="1440" w:hanging="360"/>
+        <w:rPr/>
+      </w:pPr>
+      <w:r>
+        <w:rPr>
+          <w:rFonts w:ascii="Times New Roman" w:cs="Times New Roman" w:eastAsia="Times New Roman" w:hAnsi="Times New Roman"/>
+          <w:sz w:val="24"/>
+          <w:szCs w:val="24"/>
+          <w:rtl w:val="0"/>
+        </w:rPr>
+        <w:t xml:space="preserve">PHP, JavaScript (ES6+), SQL, C, Java, OOP, SOLID Principles</w:t>
+      </w:r>
+      <w:r>
+        <w:rPr>
+          <w:rtl w:val="0"/>
+        </w:rPr>
+      </w:r>
+    </w:p>
+    <w:p>
+      <w:pPr>
+        <w:spacing w:after="280" w:before="280" w:line="240" w:lineRule="auto"/>
+        <w:ind w:left="720" w:firstLine="0"/>
+        <w:rPr>
+          <w:rFonts w:ascii="Times New Roman" w:cs="Times New Roman" w:eastAsia="Times New Roman" w:hAnsi="Times New Roman"/>
+          <w:sz w:val="24"/>
+          <w:szCs w:val="24"/>
+        </w:rPr>
+      </w:pPr>
+      <w:r>
+        <w:rPr>
+          <w:rFonts w:ascii="Times New Roman" w:cs="Times New Roman" w:eastAsia="Times New Roman" w:hAnsi="Times New Roman"/>
+          <w:b w:val="1"/>
+          <w:sz w:val="24"/>
+          <w:szCs w:val="24"/>
+          <w:rtl w:val="0"/>
+        </w:rPr>
+        <w:t xml:space="preserve">Frameworks &amp; Libraries</w:t>
+      </w:r>
+      <w:r>
+        <w:rPr>
+          <w:rtl w:val="0"/>
+        </w:rPr>
+      </w:r>
+    </w:p>
+    <w:p>
+      <w:pPr>
+        <w:numPr>
+          <w:ilvl w:val="0"/>
+          <w:numId w:val="9"/>
+        </w:numPr>
+        <w:spacing w:after="280" w:before="280" w:line="240" w:lineRule="auto"/>
+        <w:ind w:left="1440" w:hanging="360"/>
+        <w:rPr/>
+      </w:pPr>
+      <w:r>
+        <w:rPr>
+          <w:rFonts w:ascii="Times New Roman" w:cs="Times New Roman" w:eastAsia="Times New Roman" w:hAnsi="Times New Roman"/>
+          <w:sz w:val="24"/>
+          <w:szCs w:val="24"/>
+          <w:rtl w:val="0"/>
+        </w:rPr>
+        <w:t xml:space="preserve">Laravel (advanced), React.js (advanced), Next.js (mid-level), React Native (mid-level), Livewire (beginner), jQuery, AJAX</w:t>
+      </w:r>
+      <w:r>
+        <w:rPr>
+          <w:rtl w:val="0"/>
+        </w:rPr>
+      </w:r>
+    </w:p>
+    <w:p>
+      <w:pPr>
+        <w:spacing w:after="280" w:before="280" w:line="240" w:lineRule="auto"/>
+        <w:ind w:left="720" w:firstLine="0"/>
+        <w:rPr>
+          <w:rFonts w:ascii="Times New Roman" w:cs="Times New Roman" w:eastAsia="Times New Roman" w:hAnsi="Times New Roman"/>
+          <w:sz w:val="24"/>
+          <w:szCs w:val="24"/>
+        </w:rPr>
+      </w:pPr>
+      <w:r>
+        <w:rPr>
+          <w:rFonts w:ascii="Times New Roman" w:cs="Times New Roman" w:eastAsia="Times New Roman" w:hAnsi="Times New Roman"/>
+          <w:b w:val="1"/>
+          <w:sz w:val="24"/>
+          <w:szCs w:val="24"/>
+          <w:rtl w:val="0"/>
+        </w:rPr>
+        <w:t xml:space="preserve">Web &amp; UI Development</w:t>
+      </w:r>
+      <w:r>
+        <w:rPr>
+          <w:rtl w:val="0"/>
+        </w:rPr>
+      </w:r>
+    </w:p>
+    <w:p>
+      <w:pPr>
+        <w:numPr>
+          <w:ilvl w:val="0"/>
+          <w:numId w:val="1"/>
+        </w:numPr>
+        <w:spacing w:after="280" w:before="280" w:line="240" w:lineRule="auto"/>
+        <w:ind w:left="1440" w:hanging="360"/>
+        <w:rPr/>
+      </w:pPr>
+      <w:r>
+        <w:rPr>
+          <w:rFonts w:ascii="Times New Roman" w:cs="Times New Roman" w:eastAsia="Times New Roman" w:hAnsi="Times New Roman"/>
+          <w:sz w:val="24"/>
+          <w:szCs w:val="24"/>
+          <w:rtl w:val="0"/>
+        </w:rPr>
+        <w:t xml:space="preserve">HTML5, CSS3, Bootstrap, Tailwind, WordPress (beginner)</w:t>
+      </w:r>
+      <w:r>
+        <w:rPr>
+          <w:rtl w:val="0"/>
+        </w:rPr>
+      </w:r>
+    </w:p>
+    <w:p>
+      <w:pPr>
+        <w:spacing w:after="280" w:before="280" w:line="240" w:lineRule="auto"/>
+        <w:ind w:left="720" w:firstLine="0"/>
+        <w:rPr>
+          <w:rFonts w:ascii="Times New Roman" w:cs="Times New Roman" w:eastAsia="Times New Roman" w:hAnsi="Times New Roman"/>
+          <w:sz w:val="24"/>
+          <w:szCs w:val="24"/>
+        </w:rPr>
+      </w:pPr>
+      <w:r>
+        <w:rPr>
+          <w:rFonts w:ascii="Times New Roman" w:cs="Times New Roman" w:eastAsia="Times New Roman" w:hAnsi="Times New Roman"/>
+          <w:b w:val="1"/>
+          <w:sz w:val="24"/>
+          <w:szCs w:val="24"/>
+          <w:rtl w:val="0"/>
+        </w:rPr>
+        <w:t xml:space="preserve">APIs &amp; Integrations</w:t>
+      </w:r>
+      <w:r>
+        <w:rPr>
+          <w:rtl w:val="0"/>
+        </w:rPr>
+      </w:r>
+    </w:p>
+    <w:p>
+      <w:pPr>
+        <w:numPr>
+          <w:ilvl w:val="0"/>
           <w:numId w:val="2"/>
         </w:numPr>
         <w:spacing w:after="280" w:before="280" w:line="240" w:lineRule="auto"/>
@@ -426,7 +579,12 @@
           <w:szCs w:val="24"/>
           <w:rtl w:val="0"/>
         </w:rPr>
-        <w:t xml:space="preserve">PHP, JavaScript (ES6+), SQL, C, Java, OOP, SOLID Principles</w:t>
+        <w:t xml:space="preserve">REST APIs, Third-Party Integrations (Payment Gateways, SMS, Google Maps, Email Systems), WebSockets</w:t>
+      </w:r>
+      <w:r>
+        <w:rPr>
+          <w:rtl w:val="0"/>
+        </w:rPr>
       </w:r>
     </w:p>
     <w:p>
@@ -447,7 +605,7 @@
           <w:szCs w:val="24"/>
           <w:rtl w:val="0"/>
         </w:rPr>
-        <w:t xml:space="preserve">Frameworks &amp; Libraries</w:t>
+        <w:t xml:space="preserve">Tools &amp; Platforms</w:t>
       </w:r>
       <w:r>
         <w:rPr>
@@ -472,7 +630,37 @@
           <w:szCs w:val="24"/>
           <w:rtl w:val="0"/>
         </w:rPr>
-        <w:t xml:space="preserve">Laravel (advanced), React.js (advanced), Next.js (mid-level), React Native (mid-level), Livewire (beginner), jQuery, AJAX</w:t>
+        <w:t xml:space="preserve">Git (Version Control), Postman, Apache, Server Management, Project Management</w:t>
+      </w:r>
+      <w:r>
+        <w:rPr>
+          <w:rtl w:val="0"/>
+        </w:rPr>
+      </w:r>
+    </w:p>
+    <w:p>
+      <w:pPr>
+        <w:pStyle w:val="Heading1"/>
+        <w:rPr>
+          <w:b w:val="1"/>
+          <w:color w:val="000000"/>
+          <w:sz w:val="40"/>
+          <w:szCs w:val="40"/>
+        </w:rPr>
+      </w:pPr>
+      <w:r>
+        <w:rPr>
+          <w:rFonts w:ascii="Times New Roman" w:cs="Times New Roman" w:eastAsia="Times New Roman" w:hAnsi="Times New Roman"/>
+          <w:b w:val="1"/>
+          <w:color w:val="000000"/>
+          <w:rtl w:val="0"/>
+        </w:rPr>
+        <w:t xml:space="preserve">Experience</w:t>
+      </w:r>
+      <w:r>
+        <w:rPr>
+          <w:rtl w:val="0"/>
+        </w:rPr>
       </w:r>
     </w:p>
     <w:p>
@@ -493,7 +681,26 @@
           <w:szCs w:val="24"/>
           <w:rtl w:val="0"/>
         </w:rPr>
-        <w:t xml:space="preserve">Web &amp; UI Development</w:t>
+        <w:t xml:space="preserve">Full Stack Laravel Developer | Aloo Company (Remote – KSA)</w:t>
+      </w:r>
+      <w:r>
+        <w:rPr>
+          <w:rFonts w:ascii="Times New Roman" w:cs="Times New Roman" w:eastAsia="Times New Roman" w:hAnsi="Times New Roman"/>
+          <w:sz w:val="24"/>
+          <w:szCs w:val="24"/>
+          <w:rtl w:val="0"/>
+        </w:rPr>
+        <w:br w:type="textWrapping"/>
+      </w:r>
+      <w:r>
+        <w:rPr>
+          <w:rFonts w:ascii="Times New Roman" w:cs="Times New Roman" w:eastAsia="Times New Roman" w:hAnsi="Times New Roman"/>
+          <w:i w:val="1"/>
+          <w:sz w:val="24"/>
+          <w:szCs w:val="24"/>
+          <w:rtl w:val="0"/>
+        </w:rPr>
+        <w:t xml:space="preserve">Oct 2024 – Present</w:t>
       </w:r>
       <w:r>
         <w:rPr>
@@ -507,7 +714,7 @@
           <w:ilvl w:val="0"/>
           <w:numId w:val="4"/>
         </w:numPr>
-        <w:spacing w:after="280" w:before="280" w:line="240" w:lineRule="auto"/>
+        <w:spacing w:after="0" w:before="280" w:line="240" w:lineRule="auto"/>
         <w:ind w:left="1440" w:hanging="360"/>
         <w:rPr/>
       </w:pPr>
@@ -518,7 +725,196 @@
           <w:szCs w:val="24"/>
           <w:rtl w:val="0"/>
         </w:rPr>
-        <w:t xml:space="preserve">HTML5, CSS3, Bootstrap, Tailwind, WordPress (beginner)</w:t>
+        <w:t xml:space="preserve">Designed and implemented </w:t>
+      </w:r>
+      <w:r>
+        <w:rPr>
+          <w:rFonts w:ascii="Times New Roman" w:cs="Times New Roman" w:eastAsia="Times New Roman" w:hAnsi="Times New Roman"/>
+          <w:b w:val="1"/>
+          <w:sz w:val="24"/>
+          <w:szCs w:val="24"/>
+          <w:rtl w:val="0"/>
+        </w:rPr>
+        <w:t xml:space="preserve">REST APIs</w:t>
+      </w:r>
+      <w:r>
+        <w:rPr>
+          <w:rFonts w:ascii="Times New Roman" w:cs="Times New Roman" w:eastAsia="Times New Roman" w:hAnsi="Times New Roman"/>
+          <w:sz w:val="24"/>
+          <w:szCs w:val="24"/>
+          <w:rtl w:val="0"/>
+        </w:rPr>
+        <w:t xml:space="preserve"> for frontend (React &amp; React Native), improving response efficiency by </w:t>
+      </w:r>
+      <w:r>
+        <w:rPr>
+          <w:rFonts w:ascii="Times New Roman" w:cs="Times New Roman" w:eastAsia="Times New Roman" w:hAnsi="Times New Roman"/>
+          <w:b w:val="1"/>
+          <w:sz w:val="24"/>
+          <w:szCs w:val="24"/>
+          <w:rtl w:val="0"/>
+        </w:rPr>
+        <w:t xml:space="preserve">25%</w:t>
+      </w:r>
+      <w:r>
+        <w:rPr>
+          <w:rFonts w:ascii="Times New Roman" w:cs="Times New Roman" w:eastAsia="Times New Roman" w:hAnsi="Times New Roman"/>
+          <w:sz w:val="24"/>
+          <w:szCs w:val="24"/>
+          <w:rtl w:val="0"/>
+        </w:rPr>
+        <w:t xml:space="preserve">.</w:t>
+      </w:r>
+      <w:r>
+        <w:rPr>
+          <w:rtl w:val="0"/>
+        </w:rPr>
+      </w:r>
+    </w:p>
+    <w:p>
+      <w:pPr>
+        <w:numPr>
+          <w:ilvl w:val="0"/>
+          <w:numId w:val="4"/>
+        </w:numPr>
+        <w:spacing w:after="0" w:before="0" w:line="240" w:lineRule="auto"/>
+        <w:ind w:left="1440" w:hanging="360"/>
+        <w:rPr/>
+      </w:pPr>
+      <w:r>
+        <w:rPr>
+          <w:rFonts w:ascii="Times New Roman" w:cs="Times New Roman" w:eastAsia="Times New Roman" w:hAnsi="Times New Roman"/>
+          <w:sz w:val="24"/>
+          <w:szCs w:val="24"/>
+          <w:rtl w:val="0"/>
+        </w:rPr>
+        <w:t xml:space="preserve">Integrated </w:t>
+      </w:r>
+      <w:r>
+        <w:rPr>
+          <w:rFonts w:ascii="Times New Roman" w:cs="Times New Roman" w:eastAsia="Times New Roman" w:hAnsi="Times New Roman"/>
+          <w:b w:val="1"/>
+          <w:sz w:val="24"/>
+          <w:szCs w:val="24"/>
+          <w:rtl w:val="0"/>
+        </w:rPr>
+        <w:t xml:space="preserve">SMS &amp; payment gateways</w:t>
+      </w:r>
+      <w:r>
+        <w:rPr>
+          <w:rFonts w:ascii="Times New Roman" w:cs="Times New Roman" w:eastAsia="Times New Roman" w:hAnsi="Times New Roman"/>
+          <w:sz w:val="24"/>
+          <w:szCs w:val="24"/>
+          <w:rtl w:val="0"/>
+        </w:rPr>
+        <w:t xml:space="preserve">, enabling </w:t>
+      </w:r>
+      <w:r>
+        <w:rPr>
+          <w:rFonts w:ascii="Times New Roman" w:cs="Times New Roman" w:eastAsia="Times New Roman" w:hAnsi="Times New Roman"/>
+          <w:b w:val="1"/>
+          <w:sz w:val="24"/>
+          <w:szCs w:val="24"/>
+          <w:rtl w:val="0"/>
+        </w:rPr>
+        <w:t xml:space="preserve">100+ secure monthly transactions</w:t>
+      </w:r>
+      <w:r>
+        <w:rPr>
+          <w:rFonts w:ascii="Times New Roman" w:cs="Times New Roman" w:eastAsia="Times New Roman" w:hAnsi="Times New Roman"/>
+          <w:sz w:val="24"/>
+          <w:szCs w:val="24"/>
+          <w:rtl w:val="0"/>
+        </w:rPr>
+        <w:t xml:space="preserve">.</w:t>
+      </w:r>
+      <w:r>
+        <w:rPr>
+          <w:rtl w:val="0"/>
+        </w:rPr>
+      </w:r>
+    </w:p>
+    <w:p>
+      <w:pPr>
+        <w:numPr>
+          <w:ilvl w:val="0"/>
+          <w:numId w:val="4"/>
+        </w:numPr>
+        <w:spacing w:after="280" w:before="0" w:line="240" w:lineRule="auto"/>
+        <w:ind w:left="1440" w:hanging="360"/>
+        <w:rPr/>
+      </w:pPr>
+      <w:r>
+        <w:rPr>
+          <w:rFonts w:ascii="Times New Roman" w:cs="Times New Roman" w:eastAsia="Times New Roman" w:hAnsi="Times New Roman"/>
+          <w:sz w:val="24"/>
+          <w:szCs w:val="24"/>
+          <w:rtl w:val="0"/>
+        </w:rPr>
+        <w:t xml:space="preserve">Built </w:t>
+      </w:r>
+      <w:r>
+        <w:rPr>
+          <w:rFonts w:ascii="Times New Roman" w:cs="Times New Roman" w:eastAsia="Times New Roman" w:hAnsi="Times New Roman"/>
+          <w:b w:val="1"/>
+          <w:sz w:val="24"/>
+          <w:szCs w:val="24"/>
+          <w:rtl w:val="0"/>
+        </w:rPr>
+        <w:t xml:space="preserve">role-based dashboards</w:t>
+      </w:r>
+      <w:r>
+        <w:rPr>
+          <w:rFonts w:ascii="Times New Roman" w:cs="Times New Roman" w:eastAsia="Times New Roman" w:hAnsi="Times New Roman"/>
+          <w:sz w:val="24"/>
+          <w:szCs w:val="24"/>
+          <w:rtl w:val="0"/>
+        </w:rPr>
+        <w:t xml:space="preserve"> for admins &amp; vendors, reducing operational workload by </w:t>
+      </w:r>
+      <w:r>
+        <w:rPr>
+          <w:rFonts w:ascii="Times New Roman" w:cs="Times New Roman" w:eastAsia="Times New Roman" w:hAnsi="Times New Roman"/>
+          <w:b w:val="1"/>
+          <w:sz w:val="24"/>
+          <w:szCs w:val="24"/>
+          <w:rtl w:val="0"/>
+        </w:rPr>
+        <w:t xml:space="preserve">30%</w:t>
+      </w:r>
+      <w:r>
+        <w:rPr>
+          <w:rFonts w:ascii="Times New Roman" w:cs="Times New Roman" w:eastAsia="Times New Roman" w:hAnsi="Times New Roman"/>
+          <w:sz w:val="24"/>
+          <w:szCs w:val="24"/>
+          <w:rtl w:val="0"/>
+        </w:rPr>
+        <w:t xml:space="preserve">.</w:t>
+      </w:r>
+    </w:p>
+    <w:p>
+      <w:pPr>
+        <w:numPr>
+          <w:ilvl w:val="0"/>
+          <w:numId w:val="4"/>
+        </w:numPr>
+        <w:spacing w:after="280" w:before="0" w:line="240" w:lineRule="auto"/>
+        <w:ind w:left="1440" w:hanging="360"/>
+        <w:rPr>
+          <w:rFonts w:ascii="Times New Roman" w:cs="Times New Roman" w:eastAsia="Times New Roman" w:hAnsi="Times New Roman"/>
+          <w:sz w:val="24"/>
+          <w:szCs w:val="24"/>
+          <w:u w:val="none"/>
+        </w:rPr>
+      </w:pPr>
+      <w:r>
+        <w:rPr>
+          <w:rFonts w:ascii="Times New Roman" w:cs="Times New Roman" w:eastAsia="Times New Roman" w:hAnsi="Times New Roman"/>
+          <w:sz w:val="24"/>
+          <w:szCs w:val="24"/>
+          <w:rtl w:val="0"/>
+        </w:rPr>
+        <w:t xml:space="preserve">Developed a dynamic React dashboard capable of connecting directly to any client’s database and auto-detecting modules and input fields from table structures — enabling instant CRUD (create, edit, delete, view) functionality for any new module.</w:t>
       </w:r>
     </w:p>
     <w:p>
@@ -539,7 +935,26 @@
           <w:szCs w:val="24"/>
           <w:rtl w:val="0"/>
         </w:rPr>
-        <w:t xml:space="preserve">APIs &amp; Integrations</w:t>
+        <w:t xml:space="preserve">Full Stack Laravel Developer | Yousab Company (Remote – Egypt)</w:t>
+      </w:r>
+      <w:r>
+        <w:rPr>
+          <w:rFonts w:ascii="Times New Roman" w:cs="Times New Roman" w:eastAsia="Times New Roman" w:hAnsi="Times New Roman"/>
+          <w:sz w:val="24"/>
+          <w:szCs w:val="24"/>
+          <w:rtl w:val="0"/>
+        </w:rPr>
+        <w:br w:type="textWrapping"/>
+      </w:r>
+      <w:r>
+        <w:rPr>
+          <w:rFonts w:ascii="Times New Roman" w:cs="Times New Roman" w:eastAsia="Times New Roman" w:hAnsi="Times New Roman"/>
+          <w:i w:val="1"/>
+          <w:sz w:val="24"/>
+          <w:szCs w:val="24"/>
+          <w:rtl w:val="0"/>
+        </w:rPr>
+        <w:t xml:space="preserve">Nov 2023 – Oct 2024</w:t>
       </w:r>
       <w:r>
         <w:rPr>
@@ -553,7 +968,7 @@
           <w:ilvl w:val="0"/>
           <w:numId w:val="5"/>
         </w:numPr>
-        <w:spacing w:after="280" w:before="280" w:line="240" w:lineRule="auto"/>
+        <w:spacing w:after="0" w:before="280" w:line="240" w:lineRule="auto"/>
         <w:ind w:left="1440" w:hanging="360"/>
         <w:rPr/>
       </w:pPr>
@@ -564,7 +979,260 @@
           <w:szCs w:val="24"/>
           <w:rtl w:val="0"/>
         </w:rPr>
-        <w:t xml:space="preserve">REST APIs, Third-Party Integrations (Payment Gateways, SMS, Google Maps, Email Systems), WebSockets</w:t>
+        <w:t xml:space="preserve">Developed </w:t>
+      </w:r>
+      <w:r>
+        <w:rPr>
+          <w:rFonts w:ascii="Times New Roman" w:cs="Times New Roman" w:eastAsia="Times New Roman" w:hAnsi="Times New Roman"/>
+          <w:b w:val="1"/>
+          <w:sz w:val="24"/>
+          <w:szCs w:val="24"/>
+          <w:rtl w:val="0"/>
+        </w:rPr>
+        <w:t xml:space="preserve">responsive websites &amp; mobile apps</w:t>
+      </w:r>
+      <w:r>
+        <w:rPr>
+          <w:rFonts w:ascii="Times New Roman" w:cs="Times New Roman" w:eastAsia="Times New Roman" w:hAnsi="Times New Roman"/>
+          <w:sz w:val="24"/>
+          <w:szCs w:val="24"/>
+          <w:rtl w:val="0"/>
+        </w:rPr>
+        <w:t xml:space="preserve"> (React, React Native) serving </w:t>
+      </w:r>
+      <w:r>
+        <w:rPr>
+          <w:rFonts w:ascii="Times New Roman" w:cs="Times New Roman" w:eastAsia="Times New Roman" w:hAnsi="Times New Roman"/>
+          <w:b w:val="1"/>
+          <w:sz w:val="24"/>
+          <w:szCs w:val="24"/>
+          <w:rtl w:val="0"/>
+        </w:rPr>
+        <w:t xml:space="preserve">5K+ monthly active users</w:t>
+      </w:r>
+      <w:r>
+        <w:rPr>
+          <w:rFonts w:ascii="Times New Roman" w:cs="Times New Roman" w:eastAsia="Times New Roman" w:hAnsi="Times New Roman"/>
+          <w:sz w:val="24"/>
+          <w:szCs w:val="24"/>
+          <w:rtl w:val="0"/>
+        </w:rPr>
+        <w:t xml:space="preserve">.</w:t>
+      </w:r>
+      <w:r>
+        <w:rPr>
+          <w:rtl w:val="0"/>
+        </w:rPr>
+      </w:r>
+    </w:p>
+    <w:p>
+      <w:pPr>
+        <w:numPr>
+          <w:ilvl w:val="0"/>
+          <w:numId w:val="5"/>
+        </w:numPr>
+        <w:spacing w:after="280" w:before="0" w:line="240" w:lineRule="auto"/>
+        <w:ind w:left="1440" w:hanging="360"/>
+        <w:rPr/>
+      </w:pPr>
+      <w:r>
+        <w:rPr>
+          <w:rFonts w:ascii="Times New Roman" w:cs="Times New Roman" w:eastAsia="Times New Roman" w:hAnsi="Times New Roman"/>
+          <w:sz w:val="24"/>
+          <w:szCs w:val="24"/>
+          <w:rtl w:val="0"/>
+        </w:rPr>
+        <w:t xml:space="preserve">Built an </w:t>
+      </w:r>
+      <w:r>
+        <w:rPr>
+          <w:rFonts w:ascii="Times New Roman" w:cs="Times New Roman" w:eastAsia="Times New Roman" w:hAnsi="Times New Roman"/>
+          <w:b w:val="1"/>
+          <w:sz w:val="24"/>
+          <w:szCs w:val="24"/>
+          <w:rtl w:val="0"/>
+        </w:rPr>
+        <w:t xml:space="preserve">admin dashboard</w:t>
+      </w:r>
+      <w:r>
+        <w:rPr>
+          <w:rFonts w:ascii="Times New Roman" w:cs="Times New Roman" w:eastAsia="Times New Roman" w:hAnsi="Times New Roman"/>
+          <w:sz w:val="24"/>
+          <w:szCs w:val="24"/>
+          <w:rtl w:val="0"/>
+        </w:rPr>
+        <w:t xml:space="preserve"> for content &amp; user management, reducing support requests by </w:t>
+      </w:r>
+      <w:r>
+        <w:rPr>
+          <w:rFonts w:ascii="Times New Roman" w:cs="Times New Roman" w:eastAsia="Times New Roman" w:hAnsi="Times New Roman"/>
+          <w:b w:val="1"/>
+          <w:sz w:val="24"/>
+          <w:szCs w:val="24"/>
+          <w:rtl w:val="0"/>
+        </w:rPr>
+        <w:t xml:space="preserve">20%</w:t>
+      </w:r>
+      <w:r>
+        <w:rPr>
+          <w:rFonts w:ascii="Times New Roman" w:cs="Times New Roman" w:eastAsia="Times New Roman" w:hAnsi="Times New Roman"/>
+          <w:sz w:val="24"/>
+          <w:szCs w:val="24"/>
+          <w:rtl w:val="0"/>
+        </w:rPr>
+        <w:t xml:space="preserve">.</w:t>
+      </w:r>
+      <w:r>
+        <w:rPr>
+          <w:rtl w:val="0"/>
+        </w:rPr>
+      </w:r>
+    </w:p>
+    <w:p>
+      <w:pPr>
+        <w:spacing w:after="280" w:before="280" w:line="240" w:lineRule="auto"/>
+        <w:rPr>
+          <w:rFonts w:ascii="Times New Roman" w:cs="Times New Roman" w:eastAsia="Times New Roman" w:hAnsi="Times New Roman"/>
+          <w:sz w:val="24"/>
+          <w:szCs w:val="24"/>
+        </w:rPr>
+      </w:pPr>
+      <w:r>
+        <w:rPr>
+          <w:rtl w:val="0"/>
+        </w:rPr>
+      </w:r>
+    </w:p>
+    <w:p>
+      <w:pPr>
+        <w:numPr>
+          <w:ilvl w:val="0"/>
+          <w:numId w:val="5"/>
+        </w:numPr>
+        <w:spacing w:after="0" w:before="280" w:line="240" w:lineRule="auto"/>
+        <w:ind w:left="1440" w:hanging="360"/>
+        <w:rPr/>
+      </w:pPr>
+      <w:r>
+        <w:rPr>
+          <w:rFonts w:ascii="Times New Roman" w:cs="Times New Roman" w:eastAsia="Times New Roman" w:hAnsi="Times New Roman"/>
+          <w:sz w:val="24"/>
+          <w:szCs w:val="24"/>
+          <w:rtl w:val="0"/>
+        </w:rPr>
+        <w:t xml:space="preserve">Engineered </w:t>
+      </w:r>
+      <w:r>
+        <w:rPr>
+          <w:rFonts w:ascii="Times New Roman" w:cs="Times New Roman" w:eastAsia="Times New Roman" w:hAnsi="Times New Roman"/>
+          <w:b w:val="1"/>
+          <w:sz w:val="24"/>
+          <w:szCs w:val="24"/>
+          <w:rtl w:val="0"/>
+        </w:rPr>
+        <w:t xml:space="preserve">10+ API integrations</w:t>
+      </w:r>
+      <w:r>
+        <w:rPr>
+          <w:rFonts w:ascii="Times New Roman" w:cs="Times New Roman" w:eastAsia="Times New Roman" w:hAnsi="Times New Roman"/>
+          <w:sz w:val="24"/>
+          <w:szCs w:val="24"/>
+          <w:rtl w:val="0"/>
+        </w:rPr>
+        <w:t xml:space="preserve">, improving system reliability and scalability.</w:t>
+      </w:r>
+      <w:r>
+        <w:rPr>
+          <w:rtl w:val="0"/>
+        </w:rPr>
+      </w:r>
+    </w:p>
+    <w:p>
+      <w:pPr>
+        <w:numPr>
+          <w:ilvl w:val="0"/>
+          <w:numId w:val="5"/>
+        </w:numPr>
+        <w:spacing w:after="280" w:before="0" w:line="240" w:lineRule="auto"/>
+        <w:ind w:left="1440" w:hanging="360"/>
+        <w:rPr/>
+      </w:pPr>
+      <w:r>
+        <w:rPr>
+          <w:rFonts w:ascii="Times New Roman" w:cs="Times New Roman" w:eastAsia="Times New Roman" w:hAnsi="Times New Roman"/>
+          <w:sz w:val="24"/>
+          <w:szCs w:val="24"/>
+          <w:rtl w:val="0"/>
+        </w:rPr>
+        <w:t xml:space="preserve">Implemented a </w:t>
+      </w:r>
+      <w:r>
+        <w:rPr>
+          <w:rFonts w:ascii="Times New Roman" w:cs="Times New Roman" w:eastAsia="Times New Roman" w:hAnsi="Times New Roman"/>
+          <w:b w:val="1"/>
+          <w:sz w:val="24"/>
+          <w:szCs w:val="24"/>
+          <w:rtl w:val="0"/>
+        </w:rPr>
+        <w:t xml:space="preserve">custom email system</w:t>
+      </w:r>
+      <w:r>
+        <w:rPr>
+          <w:rFonts w:ascii="Times New Roman" w:cs="Times New Roman" w:eastAsia="Times New Roman" w:hAnsi="Times New Roman"/>
+          <w:sz w:val="24"/>
+          <w:szCs w:val="24"/>
+          <w:rtl w:val="0"/>
+        </w:rPr>
+        <w:t xml:space="preserve">, increasing customer engagement by </w:t>
+      </w:r>
+      <w:r>
+        <w:rPr>
+          <w:rFonts w:ascii="Times New Roman" w:cs="Times New Roman" w:eastAsia="Times New Roman" w:hAnsi="Times New Roman"/>
+          <w:b w:val="1"/>
+          <w:sz w:val="24"/>
+          <w:szCs w:val="24"/>
+          <w:rtl w:val="0"/>
+        </w:rPr>
+        <w:t xml:space="preserve">15%</w:t>
+      </w:r>
+      <w:r>
+        <w:rPr>
+          <w:rFonts w:ascii="Times New Roman" w:cs="Times New Roman" w:eastAsia="Times New Roman" w:hAnsi="Times New Roman"/>
+          <w:sz w:val="24"/>
+          <w:szCs w:val="24"/>
+          <w:rtl w:val="0"/>
+        </w:rPr>
+        <w:t xml:space="preserve">.</w:t>
+      </w:r>
+    </w:p>
+    <w:p>
+      <w:pPr>
+        <w:numPr>
+          <w:ilvl w:val="0"/>
+          <w:numId w:val="5"/>
+        </w:numPr>
+        <w:spacing w:after="280" w:before="0" w:line="240" w:lineRule="auto"/>
+        <w:ind w:left="1440" w:hanging="360"/>
+        <w:rPr>
+          <w:rFonts w:ascii="Times New Roman" w:cs="Times New Roman" w:eastAsia="Times New Roman" w:hAnsi="Times New Roman"/>
+          <w:sz w:val="24"/>
+          <w:szCs w:val="24"/>
+          <w:u w:val="none"/>
+        </w:rPr>
+      </w:pPr>
+      <w:r>
+        <w:rPr>
+          <w:rFonts w:ascii="Times New Roman" w:cs="Times New Roman" w:eastAsia="Times New Roman" w:hAnsi="Times New Roman"/>
+          <w:sz w:val="24"/>
+          <w:szCs w:val="24"/>
+          <w:rtl w:val="0"/>
+        </w:rPr>
+        <w:t xml:space="preserve">Created an internal system (“Workspace”) that automatically generates new dashboard modules for the backend team — accelerating development speed and reducing setup time by over 60%.</w:t>
+      </w:r>
+      <w:r>
+        <w:rPr>
+          <w:rtl w:val="0"/>
+        </w:rPr>
       </w:r>
     </w:p>
     <w:p>
@@ -585,7 +1253,26 @@
           <w:szCs w:val="24"/>
           <w:rtl w:val="0"/>
         </w:rPr>
-        <w:t xml:space="preserve">Tools &amp; Platforms</w:t>
+        <w:t xml:space="preserve">Full Stack Laravel Developer | Marwan Group (On-site – Cairo, Egypt)</w:t>
+      </w:r>
+      <w:r>
+        <w:rPr>
+          <w:rFonts w:ascii="Times New Roman" w:cs="Times New Roman" w:eastAsia="Times New Roman" w:hAnsi="Times New Roman"/>
+          <w:sz w:val="24"/>
+          <w:szCs w:val="24"/>
+          <w:rtl w:val="0"/>
+        </w:rPr>
+        <w:br w:type="textWrapping"/>
+      </w:r>
+      <w:r>
+        <w:rPr>
+          <w:rFonts w:ascii="Times New Roman" w:cs="Times New Roman" w:eastAsia="Times New Roman" w:hAnsi="Times New Roman"/>
+          <w:i w:val="1"/>
+          <w:sz w:val="24"/>
+          <w:szCs w:val="24"/>
+          <w:rtl w:val="0"/>
+        </w:rPr>
+        <w:t xml:space="preserve">Aug 2022 – Nov 2023</w:t>
       </w:r>
       <w:r>
         <w:rPr>
@@ -599,96 +1286,6 @@
           <w:ilvl w:val="0"/>
           <w:numId w:val="6"/>
         </w:numPr>
-        <w:spacing w:after="280" w:before="280" w:line="240" w:lineRule="auto"/>
-        <w:ind w:left="1440" w:hanging="360"/>
-        <w:rPr/>
-      </w:pPr>
-      <w:r>
-        <w:rPr>
-          <w:rFonts w:ascii="Times New Roman" w:cs="Times New Roman" w:eastAsia="Times New Roman" w:hAnsi="Times New Roman"/>
-          <w:sz w:val="24"/>
-          <w:szCs w:val="24"/>
-          <w:rtl w:val="0"/>
-        </w:rPr>
-        <w:t xml:space="preserve">Git (Version Control), Postman, Apache, Server Management, Project Management</w:t>
-      </w:r>
-    </w:p>
-    <w:p>
-      <w:pPr>
-        <w:pStyle w:val="Heading1"/>
-        <w:rPr>
-          <w:b w:val="1"/>
-          <w:color w:val="000000"/>
-          <w:sz w:val="40"/>
-          <w:szCs w:val="40"/>
-        </w:rPr>
-      </w:pPr>
-      <w:r>
-        <w:rPr>
-          <w:rFonts w:ascii="Times New Roman" w:cs="Times New Roman" w:eastAsia="Times New Roman" w:hAnsi="Times New Roman"/>
-          <w:b w:val="1"/>
-          <w:color w:val="000000"/>
-          <w:rtl w:val="0"/>
-        </w:rPr>
-        <w:t xml:space="preserve">Experience</w:t>
-      </w:r>
-      <w:r>
-        <w:rPr>
-          <w:rtl w:val="0"/>
-        </w:rPr>
-      </w:r>
-    </w:p>
-    <w:p>
-      <w:pPr>
-        <w:spacing w:after="280" w:before="280" w:line="240" w:lineRule="auto"/>
-        <w:ind w:left="720" w:firstLine="0"/>
-        <w:rPr>
-          <w:rFonts w:ascii="Times New Roman" w:cs="Times New Roman" w:eastAsia="Times New Roman" w:hAnsi="Times New Roman"/>
-          <w:sz w:val="24"/>
-          <w:szCs w:val="24"/>
-        </w:rPr>
-      </w:pPr>
-      <w:r>
-        <w:rPr>
-          <w:rFonts w:ascii="Times New Roman" w:cs="Times New Roman" w:eastAsia="Times New Roman" w:hAnsi="Times New Roman"/>
-          <w:b w:val="1"/>
-          <w:sz w:val="24"/>
-          <w:szCs w:val="24"/>
-          <w:rtl w:val="0"/>
-        </w:rPr>
-        <w:t xml:space="preserve">Full Stack Laravel Developer | Aloo Company (Remote – KSA)</w:t>
-      </w:r>
-      <w:r>
-        <w:rPr>
-          <w:rFonts w:ascii="Times New Roman" w:cs="Times New Roman" w:eastAsia="Times New Roman" w:hAnsi="Times New Roman"/>
-          <w:sz w:val="24"/>
-          <w:szCs w:val="24"/>
-          <w:rtl w:val="0"/>
-        </w:rPr>
-        <w:br w:type="textWrapping"/>
-      </w:r>
-      <w:r>
-        <w:rPr>
-          <w:rFonts w:ascii="Times New Roman" w:cs="Times New Roman" w:eastAsia="Times New Roman" w:hAnsi="Times New Roman"/>
-          <w:i w:val="1"/>
-          <w:sz w:val="24"/>
-          <w:szCs w:val="24"/>
-          <w:rtl w:val="0"/>
-        </w:rPr>
-        <w:t xml:space="preserve">Oct 2024 – Present</w:t>
-      </w:r>
-      <w:r>
-        <w:rPr>
-          <w:rtl w:val="0"/>
-        </w:rPr>
-      </w:r>
-    </w:p>
-    <w:p>
-      <w:pPr>
-        <w:numPr>
-          <w:ilvl w:val="0"/>
-          <w:numId w:val="7"/>
-        </w:numPr>
         <w:spacing w:after="0" w:before="280" w:line="240" w:lineRule="auto"/>
         <w:ind w:left="1440" w:hanging="360"/>
         <w:rPr/>
@@ -700,36 +1297,36 @@
           <w:szCs w:val="24"/>
           <w:rtl w:val="0"/>
         </w:rPr>
-        <w:t xml:space="preserve">Designed and implemented </w:t>
-      </w:r>
-      <w:r>
-        <w:rPr>
-          <w:rFonts w:ascii="Times New Roman" w:cs="Times New Roman" w:eastAsia="Times New Roman" w:hAnsi="Times New Roman"/>
-          <w:b w:val="1"/>
-          <w:sz w:val="24"/>
-          <w:szCs w:val="24"/>
-          <w:rtl w:val="0"/>
-        </w:rPr>
-        <w:t xml:space="preserve">REST APIs</w:t>
-      </w:r>
-      <w:r>
-        <w:rPr>
-          <w:rFonts w:ascii="Times New Roman" w:cs="Times New Roman" w:eastAsia="Times New Roman" w:hAnsi="Times New Roman"/>
-          <w:sz w:val="24"/>
-          <w:szCs w:val="24"/>
-          <w:rtl w:val="0"/>
-        </w:rPr>
-        <w:t xml:space="preserve"> for frontend (React &amp; React Native), improving response efficiency by </w:t>
-      </w:r>
-      <w:r>
-        <w:rPr>
-          <w:rFonts w:ascii="Times New Roman" w:cs="Times New Roman" w:eastAsia="Times New Roman" w:hAnsi="Times New Roman"/>
-          <w:b w:val="1"/>
-          <w:sz w:val="24"/>
-          <w:szCs w:val="24"/>
-          <w:rtl w:val="0"/>
-        </w:rPr>
-        <w:t xml:space="preserve">25%</w:t>
+        <w:t xml:space="preserve">Created a </w:t>
+      </w:r>
+      <w:r>
+        <w:rPr>
+          <w:rFonts w:ascii="Times New Roman" w:cs="Times New Roman" w:eastAsia="Times New Roman" w:hAnsi="Times New Roman"/>
+          <w:b w:val="1"/>
+          <w:sz w:val="24"/>
+          <w:szCs w:val="24"/>
+          <w:rtl w:val="0"/>
+        </w:rPr>
+        <w:t xml:space="preserve">content management dashboard</w:t>
+      </w:r>
+      <w:r>
+        <w:rPr>
+          <w:rFonts w:ascii="Times New Roman" w:cs="Times New Roman" w:eastAsia="Times New Roman" w:hAnsi="Times New Roman"/>
+          <w:sz w:val="24"/>
+          <w:szCs w:val="24"/>
+          <w:rtl w:val="0"/>
+        </w:rPr>
+        <w:t xml:space="preserve"> (Laravel), reducing admin management time by </w:t>
+      </w:r>
+      <w:r>
+        <w:rPr>
+          <w:rFonts w:ascii="Times New Roman" w:cs="Times New Roman" w:eastAsia="Times New Roman" w:hAnsi="Times New Roman"/>
+          <w:b w:val="1"/>
+          <w:sz w:val="24"/>
+          <w:szCs w:val="24"/>
+          <w:rtl w:val="0"/>
+        </w:rPr>
+        <w:t xml:space="preserve">40%</w:t>
       </w:r>
       <w:r>
         <w:rPr>
@@ -739,13 +1336,18 @@
           <w:rtl w:val="0"/>
         </w:rPr>
         <w:t xml:space="preserve">.</w:t>
+      </w:r>
+      <w:r>
+        <w:rPr>
+          <w:rtl w:val="0"/>
+        </w:rPr>
       </w:r>
     </w:p>
     <w:p>
       <w:pPr>
         <w:numPr>
           <w:ilvl w:val="0"/>
-          <w:numId w:val="7"/>
+          <w:numId w:val="6"/>
         </w:numPr>
         <w:spacing w:after="0" w:before="0" w:line="240" w:lineRule="auto"/>
         <w:ind w:left="1440" w:hanging="360"/>
@@ -758,36 +1360,36 @@
           <w:szCs w:val="24"/>
           <w:rtl w:val="0"/>
         </w:rPr>
-        <w:t xml:space="preserve">Integrated </w:t>
-      </w:r>
-      <w:r>
-        <w:rPr>
-          <w:rFonts w:ascii="Times New Roman" w:cs="Times New Roman" w:eastAsia="Times New Roman" w:hAnsi="Times New Roman"/>
-          <w:b w:val="1"/>
-          <w:sz w:val="24"/>
-          <w:szCs w:val="24"/>
-          <w:rtl w:val="0"/>
-        </w:rPr>
-        <w:t xml:space="preserve">SMS &amp; payment gateways</w:t>
-      </w:r>
-      <w:r>
-        <w:rPr>
-          <w:rFonts w:ascii="Times New Roman" w:cs="Times New Roman" w:eastAsia="Times New Roman" w:hAnsi="Times New Roman"/>
-          <w:sz w:val="24"/>
-          <w:szCs w:val="24"/>
-          <w:rtl w:val="0"/>
-        </w:rPr>
-        <w:t xml:space="preserve">, enabling </w:t>
-      </w:r>
-      <w:r>
-        <w:rPr>
-          <w:rFonts w:ascii="Times New Roman" w:cs="Times New Roman" w:eastAsia="Times New Roman" w:hAnsi="Times New Roman"/>
-          <w:b w:val="1"/>
-          <w:sz w:val="24"/>
-          <w:szCs w:val="24"/>
-          <w:rtl w:val="0"/>
-        </w:rPr>
-        <w:t xml:space="preserve">100+ secure monthly transactions</w:t>
+        <w:t xml:space="preserve">Developed APIs that improved </w:t>
+      </w:r>
+      <w:r>
+        <w:rPr>
+          <w:rFonts w:ascii="Times New Roman" w:cs="Times New Roman" w:eastAsia="Times New Roman" w:hAnsi="Times New Roman"/>
+          <w:b w:val="1"/>
+          <w:sz w:val="24"/>
+          <w:szCs w:val="24"/>
+          <w:rtl w:val="0"/>
+        </w:rPr>
+        <w:t xml:space="preserve">frontend-backend communication</w:t>
+      </w:r>
+      <w:r>
+        <w:rPr>
+          <w:rFonts w:ascii="Times New Roman" w:cs="Times New Roman" w:eastAsia="Times New Roman" w:hAnsi="Times New Roman"/>
+          <w:sz w:val="24"/>
+          <w:szCs w:val="24"/>
+          <w:rtl w:val="0"/>
+        </w:rPr>
+        <w:t xml:space="preserve">, cutting errors by </w:t>
+      </w:r>
+      <w:r>
+        <w:rPr>
+          <w:rFonts w:ascii="Times New Roman" w:cs="Times New Roman" w:eastAsia="Times New Roman" w:hAnsi="Times New Roman"/>
+          <w:b w:val="1"/>
+          <w:sz w:val="24"/>
+          <w:szCs w:val="24"/>
+          <w:rtl w:val="0"/>
+        </w:rPr>
+        <w:t xml:space="preserve">20%</w:t>
       </w:r>
       <w:r>
         <w:rPr>
@@ -797,13 +1399,81 @@
           <w:rtl w:val="0"/>
         </w:rPr>
         <w:t xml:space="preserve">.</w:t>
+      </w:r>
+      <w:r>
+        <w:rPr>
+          <w:rtl w:val="0"/>
+        </w:rPr>
       </w:r>
     </w:p>
     <w:p>
       <w:pPr>
         <w:numPr>
           <w:ilvl w:val="0"/>
-          <w:numId w:val="7"/>
+          <w:numId w:val="6"/>
+        </w:numPr>
+        <w:spacing w:after="0" w:before="0" w:line="240" w:lineRule="auto"/>
+        <w:ind w:left="1440" w:hanging="360"/>
+        <w:rPr/>
+      </w:pPr>
+      <w:r>
+        <w:rPr>
+          <w:rFonts w:ascii="Times New Roman" w:cs="Times New Roman" w:eastAsia="Times New Roman" w:hAnsi="Times New Roman"/>
+          <w:sz w:val="24"/>
+          <w:szCs w:val="24"/>
+          <w:rtl w:val="0"/>
+        </w:rPr>
+        <w:t xml:space="preserve">Integrated </w:t>
+      </w:r>
+      <w:r>
+        <w:rPr>
+          <w:rFonts w:ascii="Times New Roman" w:cs="Times New Roman" w:eastAsia="Times New Roman" w:hAnsi="Times New Roman"/>
+          <w:b w:val="1"/>
+          <w:sz w:val="24"/>
+          <w:szCs w:val="24"/>
+          <w:rtl w:val="0"/>
+        </w:rPr>
+        <w:t xml:space="preserve">third-party services</w:t>
+      </w:r>
+      <w:r>
+        <w:rPr>
+          <w:rFonts w:ascii="Times New Roman" w:cs="Times New Roman" w:eastAsia="Times New Roman" w:hAnsi="Times New Roman"/>
+          <w:sz w:val="24"/>
+          <w:szCs w:val="24"/>
+          <w:rtl w:val="0"/>
+        </w:rPr>
+        <w:t xml:space="preserve"> (payment gateways, Google Maps), enhancing UX and driving </w:t>
+      </w:r>
+      <w:r>
+        <w:rPr>
+          <w:rFonts w:ascii="Times New Roman" w:cs="Times New Roman" w:eastAsia="Times New Roman" w:hAnsi="Times New Roman"/>
+          <w:b w:val="1"/>
+          <w:sz w:val="24"/>
+          <w:szCs w:val="24"/>
+          <w:rtl w:val="0"/>
+        </w:rPr>
+        <w:t xml:space="preserve">online sales growth by 25%</w:t>
+      </w:r>
+      <w:r>
+        <w:rPr>
+          <w:rFonts w:ascii="Times New Roman" w:cs="Times New Roman" w:eastAsia="Times New Roman" w:hAnsi="Times New Roman"/>
+          <w:sz w:val="24"/>
+          <w:szCs w:val="24"/>
+          <w:rtl w:val="0"/>
+        </w:rPr>
+        <w:t xml:space="preserve">.</w:t>
+      </w:r>
+      <w:r>
+        <w:rPr>
+          <w:rtl w:val="0"/>
+        </w:rPr>
+      </w:r>
+    </w:p>
+    <w:p>
+      <w:pPr>
+        <w:numPr>
+          <w:ilvl w:val="0"/>
+          <w:numId w:val="6"/>
         </w:numPr>
         <w:spacing w:after="280" w:before="0" w:line="240" w:lineRule="auto"/>
         <w:ind w:left="1440" w:hanging="360"/>
@@ -816,36 +1486,36 @@
           <w:szCs w:val="24"/>
           <w:rtl w:val="0"/>
         </w:rPr>
-        <w:t xml:space="preserve">Built </w:t>
-      </w:r>
-      <w:r>
-        <w:rPr>
-          <w:rFonts w:ascii="Times New Roman" w:cs="Times New Roman" w:eastAsia="Times New Roman" w:hAnsi="Times New Roman"/>
-          <w:b w:val="1"/>
-          <w:sz w:val="24"/>
-          <w:szCs w:val="24"/>
-          <w:rtl w:val="0"/>
-        </w:rPr>
-        <w:t xml:space="preserve">role-based dashboards</w:t>
-      </w:r>
-      <w:r>
-        <w:rPr>
-          <w:rFonts w:ascii="Times New Roman" w:cs="Times New Roman" w:eastAsia="Times New Roman" w:hAnsi="Times New Roman"/>
-          <w:sz w:val="24"/>
-          <w:szCs w:val="24"/>
-          <w:rtl w:val="0"/>
-        </w:rPr>
-        <w:t xml:space="preserve"> for admins &amp; vendors, reducing operational workload by </w:t>
-      </w:r>
-      <w:r>
-        <w:rPr>
-          <w:rFonts w:ascii="Times New Roman" w:cs="Times New Roman" w:eastAsia="Times New Roman" w:hAnsi="Times New Roman"/>
-          <w:b w:val="1"/>
-          <w:sz w:val="24"/>
-          <w:szCs w:val="24"/>
-          <w:rtl w:val="0"/>
-        </w:rPr>
-        <w:t xml:space="preserve">30%</w:t>
+        <w:t xml:space="preserve">Designed and deployed </w:t>
+      </w:r>
+      <w:r>
+        <w:rPr>
+          <w:rFonts w:ascii="Times New Roman" w:cs="Times New Roman" w:eastAsia="Times New Roman" w:hAnsi="Times New Roman"/>
+          <w:b w:val="1"/>
+          <w:sz w:val="24"/>
+          <w:szCs w:val="24"/>
+          <w:rtl w:val="0"/>
+        </w:rPr>
+        <w:t xml:space="preserve">company websites</w:t>
+      </w:r>
+      <w:r>
+        <w:rPr>
+          <w:rFonts w:ascii="Times New Roman" w:cs="Times New Roman" w:eastAsia="Times New Roman" w:hAnsi="Times New Roman"/>
+          <w:sz w:val="24"/>
+          <w:szCs w:val="24"/>
+          <w:rtl w:val="0"/>
+        </w:rPr>
+        <w:t xml:space="preserve">, boosting brand presence and attracting </w:t>
+      </w:r>
+      <w:r>
+        <w:rPr>
+          <w:rFonts w:ascii="Times New Roman" w:cs="Times New Roman" w:eastAsia="Times New Roman" w:hAnsi="Times New Roman"/>
+          <w:b w:val="1"/>
+          <w:sz w:val="24"/>
+          <w:szCs w:val="24"/>
+          <w:rtl w:val="0"/>
+        </w:rPr>
+        <w:t xml:space="preserve">new client contracts</w:t>
       </w:r>
       <w:r>
         <w:rPr>
@@ -856,572 +1526,10 @@
         </w:rPr>
         <w:t xml:space="preserve">.</w:t>
       </w:r>
-    </w:p>
-    <w:p>
-      <w:pPr>
-        <w:spacing w:after="280" w:before="280" w:line="240" w:lineRule="auto"/>
-        <w:ind w:left="720" w:firstLine="0"/>
-        <w:rPr>
-          <w:rFonts w:ascii="Times New Roman" w:cs="Times New Roman" w:eastAsia="Times New Roman" w:hAnsi="Times New Roman"/>
-          <w:sz w:val="24"/>
-          <w:szCs w:val="24"/>
-        </w:rPr>
-      </w:pPr>
-      <w:r>
-        <w:rPr>
-          <w:rFonts w:ascii="Times New Roman" w:cs="Times New Roman" w:eastAsia="Times New Roman" w:hAnsi="Times New Roman"/>
-          <w:b w:val="1"/>
-          <w:sz w:val="24"/>
-          <w:szCs w:val="24"/>
-          <w:rtl w:val="0"/>
-        </w:rPr>
-        <w:t xml:space="preserve">Full Stack Laravel Developer | Yousab Company (Remote – Egypt)</w:t>
-      </w:r>
-      <w:r>
-        <w:rPr>
-          <w:rFonts w:ascii="Times New Roman" w:cs="Times New Roman" w:eastAsia="Times New Roman" w:hAnsi="Times New Roman"/>
-          <w:sz w:val="24"/>
-          <w:szCs w:val="24"/>
-          <w:rtl w:val="0"/>
-        </w:rPr>
-        <w:br w:type="textWrapping"/>
-      </w:r>
-      <w:r>
-        <w:rPr>
-          <w:rFonts w:ascii="Times New Roman" w:cs="Times New Roman" w:eastAsia="Times New Roman" w:hAnsi="Times New Roman"/>
-          <w:i w:val="1"/>
-          <w:sz w:val="24"/>
-          <w:szCs w:val="24"/>
-          <w:rtl w:val="0"/>
-        </w:rPr>
-        <w:t xml:space="preserve">Nov 2023 – Oct 2024</w:t>
-      </w:r>
-      <w:r>
-        <w:rPr>
-          <w:rtl w:val="0"/>
-        </w:rPr>
-      </w:r>
-    </w:p>
-    <w:p>
-      <w:pPr>
-        <w:numPr>
-          <w:ilvl w:val="0"/>
-          <w:numId w:val="8"/>
-        </w:numPr>
-        <w:spacing w:after="0" w:before="280" w:line="240" w:lineRule="auto"/>
-        <w:ind w:left="1440" w:hanging="360"/>
-        <w:rPr/>
-      </w:pPr>
-      <w:r>
-        <w:rPr>
-          <w:rFonts w:ascii="Times New Roman" w:cs="Times New Roman" w:eastAsia="Times New Roman" w:hAnsi="Times New Roman"/>
-          <w:sz w:val="24"/>
-          <w:szCs w:val="24"/>
-          <w:rtl w:val="0"/>
-        </w:rPr>
-        <w:t xml:space="preserve">Developed </w:t>
-      </w:r>
-      <w:r>
-        <w:rPr>
-          <w:rFonts w:ascii="Times New Roman" w:cs="Times New Roman" w:eastAsia="Times New Roman" w:hAnsi="Times New Roman"/>
-          <w:b w:val="1"/>
-          <w:sz w:val="24"/>
-          <w:szCs w:val="24"/>
-          <w:rtl w:val="0"/>
-        </w:rPr>
-        <w:t xml:space="preserve">responsive websites &amp; mobile apps</w:t>
-      </w:r>
-      <w:r>
-        <w:rPr>
-          <w:rFonts w:ascii="Times New Roman" w:cs="Times New Roman" w:eastAsia="Times New Roman" w:hAnsi="Times New Roman"/>
-          <w:sz w:val="24"/>
-          <w:szCs w:val="24"/>
-          <w:rtl w:val="0"/>
-        </w:rPr>
-        <w:t xml:space="preserve"> (React, React Native) serving </w:t>
-      </w:r>
-      <w:r>
-        <w:rPr>
-          <w:rFonts w:ascii="Times New Roman" w:cs="Times New Roman" w:eastAsia="Times New Roman" w:hAnsi="Times New Roman"/>
-          <w:b w:val="1"/>
-          <w:sz w:val="24"/>
-          <w:szCs w:val="24"/>
-          <w:rtl w:val="0"/>
-        </w:rPr>
-        <w:t xml:space="preserve">5K+ monthly active users</w:t>
-      </w:r>
-      <w:r>
-        <w:rPr>
-          <w:rFonts w:ascii="Times New Roman" w:cs="Times New Roman" w:eastAsia="Times New Roman" w:hAnsi="Times New Roman"/>
-          <w:sz w:val="24"/>
-          <w:szCs w:val="24"/>
-          <w:rtl w:val="0"/>
-        </w:rPr>
-        <w:t xml:space="preserve">.</w:t>
-      </w:r>
-    </w:p>
-    <w:p>
-      <w:pPr>
-        <w:numPr>
-          <w:ilvl w:val="0"/>
-          <w:numId w:val="8"/>
-        </w:numPr>
-        <w:spacing w:after="280" w:before="0" w:line="240" w:lineRule="auto"/>
-        <w:ind w:left="1440" w:hanging="360"/>
-        <w:rPr/>
-      </w:pPr>
-      <w:r>
-        <w:rPr>
-          <w:rFonts w:ascii="Times New Roman" w:cs="Times New Roman" w:eastAsia="Times New Roman" w:hAnsi="Times New Roman"/>
-          <w:sz w:val="24"/>
-          <w:szCs w:val="24"/>
-          <w:rtl w:val="0"/>
-        </w:rPr>
-        <w:t xml:space="preserve">Built an </w:t>
-      </w:r>
-      <w:r>
-        <w:rPr>
-          <w:rFonts w:ascii="Times New Roman" w:cs="Times New Roman" w:eastAsia="Times New Roman" w:hAnsi="Times New Roman"/>
-          <w:b w:val="1"/>
-          <w:sz w:val="24"/>
-          <w:szCs w:val="24"/>
-          <w:rtl w:val="0"/>
-        </w:rPr>
-        <w:t xml:space="preserve">admin dashboard</w:t>
-      </w:r>
-      <w:r>
-        <w:rPr>
-          <w:rFonts w:ascii="Times New Roman" w:cs="Times New Roman" w:eastAsia="Times New Roman" w:hAnsi="Times New Roman"/>
-          <w:sz w:val="24"/>
-          <w:szCs w:val="24"/>
-          <w:rtl w:val="0"/>
-        </w:rPr>
-        <w:t xml:space="preserve"> for content &amp; user management, reducing support requests by </w:t>
-      </w:r>
-      <w:r>
-        <w:rPr>
-          <w:rFonts w:ascii="Times New Roman" w:cs="Times New Roman" w:eastAsia="Times New Roman" w:hAnsi="Times New Roman"/>
-          <w:b w:val="1"/>
-          <w:sz w:val="24"/>
-          <w:szCs w:val="24"/>
-          <w:rtl w:val="0"/>
-        </w:rPr>
-        <w:t xml:space="preserve">20%</w:t>
-      </w:r>
-      <w:r>
-        <w:rPr>
-          <w:rFonts w:ascii="Times New Roman" w:cs="Times New Roman" w:eastAsia="Times New Roman" w:hAnsi="Times New Roman"/>
-          <w:sz w:val="24"/>
-          <w:szCs w:val="24"/>
-          <w:rtl w:val="0"/>
-        </w:rPr>
-        <w:t xml:space="preserve">.</w:t>
-      </w:r>
-    </w:p>
-    <w:p>
-      <w:pPr>
-        <w:spacing w:after="280" w:before="280" w:line="240" w:lineRule="auto"/>
-        <w:rPr>
-          <w:rFonts w:ascii="Times New Roman" w:cs="Times New Roman" w:eastAsia="Times New Roman" w:hAnsi="Times New Roman"/>
-          <w:sz w:val="24"/>
-          <w:szCs w:val="24"/>
-        </w:rPr>
-      </w:pPr>
-      <w:r>
-        <w:rPr>
-          <w:rtl w:val="0"/>
-        </w:rPr>
-      </w:r>
-    </w:p>
-    <w:p>
-      <w:pPr>
-        <w:numPr>
-          <w:ilvl w:val="0"/>
-          <w:numId w:val="8"/>
-        </w:numPr>
-        <w:spacing w:after="0" w:before="280" w:line="240" w:lineRule="auto"/>
-        <w:ind w:left="1440" w:hanging="360"/>
-        <w:rPr/>
-      </w:pPr>
-      <w:r>
-        <w:rPr>
-          <w:rFonts w:ascii="Times New Roman" w:cs="Times New Roman" w:eastAsia="Times New Roman" w:hAnsi="Times New Roman"/>
-          <w:sz w:val="24"/>
-          <w:szCs w:val="24"/>
-          <w:rtl w:val="0"/>
-        </w:rPr>
-        <w:t xml:space="preserve">Engineered </w:t>
-      </w:r>
-      <w:r>
-        <w:rPr>
-          <w:rFonts w:ascii="Times New Roman" w:cs="Times New Roman" w:eastAsia="Times New Roman" w:hAnsi="Times New Roman"/>
-          <w:b w:val="1"/>
-          <w:sz w:val="24"/>
-          <w:szCs w:val="24"/>
-          <w:rtl w:val="0"/>
-        </w:rPr>
-        <w:t xml:space="preserve">10+ API integrations</w:t>
-      </w:r>
-      <w:r>
-        <w:rPr>
-          <w:rFonts w:ascii="Times New Roman" w:cs="Times New Roman" w:eastAsia="Times New Roman" w:hAnsi="Times New Roman"/>
-          <w:sz w:val="24"/>
-          <w:szCs w:val="24"/>
-          <w:rtl w:val="0"/>
-        </w:rPr>
-        <w:t xml:space="preserve">, improving system reliability and scalability.</w:t>
-      </w:r>
-    </w:p>
-    <w:p>
-      <w:pPr>
-        <w:numPr>
-          <w:ilvl w:val="0"/>
-          <w:numId w:val="8"/>
-        </w:numPr>
-        <w:spacing w:after="280" w:before="0" w:line="240" w:lineRule="auto"/>
-        <w:ind w:left="1440" w:hanging="360"/>
-        <w:rPr/>
-      </w:pPr>
-      <w:r>
-        <w:rPr>
-          <w:rFonts w:ascii="Times New Roman" w:cs="Times New Roman" w:eastAsia="Times New Roman" w:hAnsi="Times New Roman"/>
-          <w:sz w:val="24"/>
-          <w:szCs w:val="24"/>
-          <w:rtl w:val="0"/>
-        </w:rPr>
-        <w:t xml:space="preserve">Implemented a </w:t>
-      </w:r>
-      <w:r>
-        <w:rPr>
-          <w:rFonts w:ascii="Times New Roman" w:cs="Times New Roman" w:eastAsia="Times New Roman" w:hAnsi="Times New Roman"/>
-          <w:b w:val="1"/>
-          <w:sz w:val="24"/>
-          <w:szCs w:val="24"/>
-          <w:rtl w:val="0"/>
-        </w:rPr>
-        <w:t xml:space="preserve">custom email system</w:t>
-      </w:r>
-      <w:r>
-        <w:rPr>
-          <w:rFonts w:ascii="Times New Roman" w:cs="Times New Roman" w:eastAsia="Times New Roman" w:hAnsi="Times New Roman"/>
-          <w:sz w:val="24"/>
-          <w:szCs w:val="24"/>
-          <w:rtl w:val="0"/>
-        </w:rPr>
-        <w:t xml:space="preserve">, increasing customer engagement by </w:t>
-      </w:r>
-      <w:r>
-        <w:rPr>
-          <w:rFonts w:ascii="Times New Roman" w:cs="Times New Roman" w:eastAsia="Times New Roman" w:hAnsi="Times New Roman"/>
-          <w:b w:val="1"/>
-          <w:sz w:val="24"/>
-          <w:szCs w:val="24"/>
-          <w:rtl w:val="0"/>
-        </w:rPr>
-        <w:t xml:space="preserve">15%</w:t>
-      </w:r>
-      <w:r>
-        <w:rPr>
-          <w:rFonts w:ascii="Times New Roman" w:cs="Times New Roman" w:eastAsia="Times New Roman" w:hAnsi="Times New Roman"/>
-          <w:sz w:val="24"/>
-          <w:szCs w:val="24"/>
-          <w:rtl w:val="0"/>
-        </w:rPr>
-        <w:t xml:space="preserve">.</w:t>
-      </w:r>
-    </w:p>
-    <w:p>
-      <w:pPr>
-        <w:spacing w:after="280" w:before="280" w:line="240" w:lineRule="auto"/>
-        <w:ind w:left="720" w:firstLine="0"/>
-        <w:rPr>
-          <w:rFonts w:ascii="Times New Roman" w:cs="Times New Roman" w:eastAsia="Times New Roman" w:hAnsi="Times New Roman"/>
-          <w:b w:val="1"/>
-          <w:sz w:val="24"/>
-          <w:szCs w:val="24"/>
-        </w:rPr>
-      </w:pPr>
-      <w:r>
-        <w:rPr>
-          <w:rtl w:val="0"/>
-        </w:rPr>
-      </w:r>
-    </w:p>
-    <w:p>
-      <w:pPr>
-        <w:spacing w:after="280" w:before="280" w:line="240" w:lineRule="auto"/>
-        <w:ind w:left="720" w:firstLine="0"/>
-        <w:rPr>
-          <w:rFonts w:ascii="Times New Roman" w:cs="Times New Roman" w:eastAsia="Times New Roman" w:hAnsi="Times New Roman"/>
-          <w:sz w:val="24"/>
-          <w:szCs w:val="24"/>
-        </w:rPr>
-      </w:pPr>
-      <w:r>
-        <w:rPr>
-          <w:rFonts w:ascii="Times New Roman" w:cs="Times New Roman" w:eastAsia="Times New Roman" w:hAnsi="Times New Roman"/>
-          <w:b w:val="1"/>
-          <w:sz w:val="24"/>
-          <w:szCs w:val="24"/>
-          <w:rtl w:val="0"/>
-        </w:rPr>
-        <w:t xml:space="preserve">Full Stack Laravel Developer | Marwan Group (On-site – Cairo, Egypt)</w:t>
-      </w:r>
-      <w:r>
-        <w:rPr>
-          <w:rFonts w:ascii="Times New Roman" w:cs="Times New Roman" w:eastAsia="Times New Roman" w:hAnsi="Times New Roman"/>
-          <w:sz w:val="24"/>
-          <w:szCs w:val="24"/>
-          <w:rtl w:val="0"/>
-        </w:rPr>
-        <w:br w:type="textWrapping"/>
-      </w:r>
-      <w:r>
-        <w:rPr>
-          <w:rFonts w:ascii="Times New Roman" w:cs="Times New Roman" w:eastAsia="Times New Roman" w:hAnsi="Times New Roman"/>
-          <w:i w:val="1"/>
-          <w:sz w:val="24"/>
-          <w:szCs w:val="24"/>
-          <w:rtl w:val="0"/>
-        </w:rPr>
-        <w:t xml:space="preserve">Aug 2022 – Nov 2023</w:t>
-      </w:r>
-      <w:r>
-        <w:rPr>
-          <w:rtl w:val="0"/>
-        </w:rPr>
-      </w:r>
-    </w:p>
-    <w:p>
-      <w:pPr>
-        <w:numPr>
-          <w:ilvl w:val="0"/>
-          <w:numId w:val="9"/>
-        </w:numPr>
-        <w:spacing w:after="0" w:before="280" w:line="240" w:lineRule="auto"/>
-        <w:ind w:left="1440" w:hanging="360"/>
-        <w:rPr/>
-      </w:pPr>
-      <w:r>
-        <w:rPr>
-          <w:rFonts w:ascii="Times New Roman" w:cs="Times New Roman" w:eastAsia="Times New Roman" w:hAnsi="Times New Roman"/>
-          <w:sz w:val="24"/>
-          <w:szCs w:val="24"/>
-          <w:rtl w:val="0"/>
-        </w:rPr>
-        <w:t xml:space="preserve">Created a </w:t>
-      </w:r>
-      <w:r>
-        <w:rPr>
-          <w:rFonts w:ascii="Times New Roman" w:cs="Times New Roman" w:eastAsia="Times New Roman" w:hAnsi="Times New Roman"/>
-          <w:b w:val="1"/>
-          <w:sz w:val="24"/>
-          <w:szCs w:val="24"/>
-          <w:rtl w:val="0"/>
-        </w:rPr>
-        <w:t xml:space="preserve">content management dashboard</w:t>
-      </w:r>
-      <w:r>
-        <w:rPr>
-          <w:rFonts w:ascii="Times New Roman" w:cs="Times New Roman" w:eastAsia="Times New Roman" w:hAnsi="Times New Roman"/>
-          <w:sz w:val="24"/>
-          <w:szCs w:val="24"/>
-          <w:rtl w:val="0"/>
-        </w:rPr>
-        <w:t xml:space="preserve"> (Laravel), reducing admin management time by </w:t>
-      </w:r>
-      <w:r>
-        <w:rPr>
-          <w:rFonts w:ascii="Times New Roman" w:cs="Times New Roman" w:eastAsia="Times New Roman" w:hAnsi="Times New Roman"/>
-          <w:b w:val="1"/>
-          <w:sz w:val="24"/>
-          <w:szCs w:val="24"/>
-          <w:rtl w:val="0"/>
-        </w:rPr>
-        <w:t xml:space="preserve">40%</w:t>
-      </w:r>
-      <w:r>
-        <w:rPr>
-          <w:rFonts w:ascii="Times New Roman" w:cs="Times New Roman" w:eastAsia="Times New Roman" w:hAnsi="Times New Roman"/>
-          <w:sz w:val="24"/>
-          <w:szCs w:val="24"/>
-          <w:rtl w:val="0"/>
-        </w:rPr>
-        <w:t xml:space="preserve">.</w:t>
-      </w:r>
-    </w:p>
-    <w:p>
-      <w:pPr>
-        <w:numPr>
-          <w:ilvl w:val="0"/>
-          <w:numId w:val="9"/>
-        </w:numPr>
-        <w:spacing w:after="0" w:before="0" w:line="240" w:lineRule="auto"/>
-        <w:ind w:left="1440" w:hanging="360"/>
-        <w:rPr/>
-      </w:pPr>
-      <w:r>
-        <w:rPr>
-          <w:rFonts w:ascii="Times New Roman" w:cs="Times New Roman" w:eastAsia="Times New Roman" w:hAnsi="Times New Roman"/>
-          <w:sz w:val="24"/>
-          <w:szCs w:val="24"/>
-          <w:rtl w:val="0"/>
-        </w:rPr>
-        <w:t xml:space="preserve">Developed APIs that improved </w:t>
-      </w:r>
-      <w:r>
-        <w:rPr>
-          <w:rFonts w:ascii="Times New Roman" w:cs="Times New Roman" w:eastAsia="Times New Roman" w:hAnsi="Times New Roman"/>
-          <w:b w:val="1"/>
-          <w:sz w:val="24"/>
-          <w:szCs w:val="24"/>
-          <w:rtl w:val="0"/>
-        </w:rPr>
-        <w:t xml:space="preserve">frontend-backend communication</w:t>
-      </w:r>
-      <w:r>
-        <w:rPr>
-          <w:rFonts w:ascii="Times New Roman" w:cs="Times New Roman" w:eastAsia="Times New Roman" w:hAnsi="Times New Roman"/>
-          <w:sz w:val="24"/>
-          <w:szCs w:val="24"/>
-          <w:rtl w:val="0"/>
-        </w:rPr>
-        <w:t xml:space="preserve">, cutting errors by </w:t>
-      </w:r>
-      <w:r>
-        <w:rPr>
-          <w:rFonts w:ascii="Times New Roman" w:cs="Times New Roman" w:eastAsia="Times New Roman" w:hAnsi="Times New Roman"/>
-          <w:b w:val="1"/>
-          <w:sz w:val="24"/>
-          <w:szCs w:val="24"/>
-          <w:rtl w:val="0"/>
-        </w:rPr>
-        <w:t xml:space="preserve">20%</w:t>
-      </w:r>
-      <w:r>
-        <w:rPr>
-          <w:rFonts w:ascii="Times New Roman" w:cs="Times New Roman" w:eastAsia="Times New Roman" w:hAnsi="Times New Roman"/>
-          <w:sz w:val="24"/>
-          <w:szCs w:val="24"/>
-          <w:rtl w:val="0"/>
-        </w:rPr>
-        <w:t xml:space="preserve">.</w:t>
-      </w:r>
-    </w:p>
-    <w:p>
-      <w:pPr>
-        <w:numPr>
-          <w:ilvl w:val="0"/>
-          <w:numId w:val="9"/>
-        </w:numPr>
-        <w:spacing w:after="0" w:before="0" w:line="240" w:lineRule="auto"/>
-        <w:ind w:left="1440" w:hanging="360"/>
-        <w:rPr/>
-      </w:pPr>
-      <w:r>
-        <w:rPr>
-          <w:rFonts w:ascii="Times New Roman" w:cs="Times New Roman" w:eastAsia="Times New Roman" w:hAnsi="Times New Roman"/>
-          <w:sz w:val="24"/>
-          <w:szCs w:val="24"/>
-          <w:rtl w:val="0"/>
-        </w:rPr>
-        <w:t xml:space="preserve">Integrated </w:t>
-      </w:r>
-      <w:r>
-        <w:rPr>
-          <w:rFonts w:ascii="Times New Roman" w:cs="Times New Roman" w:eastAsia="Times New Roman" w:hAnsi="Times New Roman"/>
-          <w:b w:val="1"/>
-          <w:sz w:val="24"/>
-          <w:szCs w:val="24"/>
-          <w:rtl w:val="0"/>
-        </w:rPr>
-        <w:t xml:space="preserve">third-party services</w:t>
-      </w:r>
-      <w:r>
-        <w:rPr>
-          <w:rFonts w:ascii="Times New Roman" w:cs="Times New Roman" w:eastAsia="Times New Roman" w:hAnsi="Times New Roman"/>
-          <w:sz w:val="24"/>
-          <w:szCs w:val="24"/>
-          <w:rtl w:val="0"/>
-        </w:rPr>
-        <w:t xml:space="preserve"> (payment gateways, Google Maps), enhancing UX and driving </w:t>
-      </w:r>
-      <w:r>
-        <w:rPr>
-          <w:rFonts w:ascii="Times New Roman" w:cs="Times New Roman" w:eastAsia="Times New Roman" w:hAnsi="Times New Roman"/>
-          <w:b w:val="1"/>
-          <w:sz w:val="24"/>
-          <w:szCs w:val="24"/>
-          <w:rtl w:val="0"/>
-        </w:rPr>
-        <w:t xml:space="preserve">online sales growth by 25%</w:t>
-      </w:r>
-      <w:r>
-        <w:rPr>
-          <w:rFonts w:ascii="Times New Roman" w:cs="Times New Roman" w:eastAsia="Times New Roman" w:hAnsi="Times New Roman"/>
-          <w:sz w:val="24"/>
-          <w:szCs w:val="24"/>
-          <w:rtl w:val="0"/>
-        </w:rPr>
-        <w:t xml:space="preserve">.</w:t>
-      </w:r>
-    </w:p>
-    <w:p>
-      <w:pPr>
-        <w:numPr>
-          <w:ilvl w:val="0"/>
-          <w:numId w:val="9"/>
-        </w:numPr>
-        <w:spacing w:after="280" w:before="0" w:line="240" w:lineRule="auto"/>
-        <w:ind w:left="1440" w:hanging="360"/>
-        <w:rPr/>
-      </w:pPr>
-      <w:r>
-        <w:rPr>
-          <w:rFonts w:ascii="Times New Roman" w:cs="Times New Roman" w:eastAsia="Times New Roman" w:hAnsi="Times New Roman"/>
-          <w:sz w:val="24"/>
-          <w:szCs w:val="24"/>
-          <w:rtl w:val="0"/>
-        </w:rPr>
-        <w:t xml:space="preserve">Designed and deployed </w:t>
-      </w:r>
-      <w:r>
-        <w:rPr>
-          <w:rFonts w:ascii="Times New Roman" w:cs="Times New Roman" w:eastAsia="Times New Roman" w:hAnsi="Times New Roman"/>
-          <w:b w:val="1"/>
-          <w:sz w:val="24"/>
-          <w:szCs w:val="24"/>
-          <w:rtl w:val="0"/>
-        </w:rPr>
-        <w:t xml:space="preserve">company websites</w:t>
-      </w:r>
-      <w:r>
-        <w:rPr>
-          <w:rFonts w:ascii="Times New Roman" w:cs="Times New Roman" w:eastAsia="Times New Roman" w:hAnsi="Times New Roman"/>
-          <w:sz w:val="24"/>
-          <w:szCs w:val="24"/>
-          <w:rtl w:val="0"/>
-        </w:rPr>
-        <w:t xml:space="preserve">, boosting brand presence and attracting </w:t>
-      </w:r>
-      <w:r>
-        <w:rPr>
-          <w:rFonts w:ascii="Times New Roman" w:cs="Times New Roman" w:eastAsia="Times New Roman" w:hAnsi="Times New Roman"/>
-          <w:b w:val="1"/>
-          <w:sz w:val="24"/>
-          <w:szCs w:val="24"/>
-          <w:rtl w:val="0"/>
-        </w:rPr>
-        <w:t xml:space="preserve">new client contracts</w:t>
-      </w:r>
-      <w:r>
-        <w:rPr>
-          <w:rFonts w:ascii="Times New Roman" w:cs="Times New Roman" w:eastAsia="Times New Roman" w:hAnsi="Times New Roman"/>
-          <w:sz w:val="24"/>
-          <w:szCs w:val="24"/>
-          <w:rtl w:val="0"/>
-        </w:rPr>
-        <w:t xml:space="preserve">.</w:t>
+      <w:r>
+        <w:rPr>
+          <w:rtl w:val="0"/>
+        </w:rPr>
       </w:r>
     </w:p>
     <w:p>
@@ -1455,7 +1563,7 @@
         <w:widowControl w:val="1"/>
         <w:numPr>
           <w:ilvl w:val="0"/>
-          <w:numId w:val="1"/>
+          <w:numId w:val="7"/>
         </w:numPr>
         <w:pBdr>
           <w:top w:space="0" w:sz="0" w:val="nil"/>
@@ -1517,6 +1625,11 @@
         </w:rPr>
         <w:t xml:space="preserve"> Full-stack contribution to backend &amp; frontend, improving competitive presence in Saudi market.</w:t>
       </w:r>
+      <w:r>
+        <w:rPr>
+          <w:rtl w:val="0"/>
+        </w:rPr>
+      </w:r>
     </w:p>
     <w:p>
       <w:pPr>
@@ -1526,7 +1639,7 @@
         <w:widowControl w:val="1"/>
         <w:numPr>
           <w:ilvl w:val="0"/>
-          <w:numId w:val="1"/>
+          <w:numId w:val="7"/>
         </w:numPr>
         <w:pBdr>
           <w:top w:space="0" w:sz="0" w:val="nil"/>
@@ -1586,6 +1699,11 @@
         </w:rPr>
         <w:t xml:space="preserve"> Developed backend &amp; frontend modules, enhancing performance and scalability.</w:t>
       </w:r>
+      <w:r>
+        <w:rPr>
+          <w:rtl w:val="0"/>
+        </w:rPr>
+      </w:r>
     </w:p>
     <w:p>
       <w:pPr>
@@ -1595,7 +1713,7 @@
         <w:widowControl w:val="1"/>
         <w:numPr>
           <w:ilvl w:val="0"/>
-          <w:numId w:val="1"/>
+          <w:numId w:val="7"/>
         </w:numPr>
         <w:pBdr>
           <w:top w:space="0" w:sz="0" w:val="nil"/>
@@ -1691,6 +1809,11 @@
         </w:rPr>
         <w:t xml:space="preserve"> Built bilingual platform (Arabic &amp; English) with Laravel + React, enabling course/content management.</w:t>
       </w:r>
+      <w:r>
+        <w:rPr>
+          <w:rtl w:val="0"/>
+        </w:rPr>
+      </w:r>
     </w:p>
     <w:p>
       <w:pPr>
@@ -1700,7 +1823,7 @@
         <w:widowControl w:val="1"/>
         <w:numPr>
           <w:ilvl w:val="0"/>
-          <w:numId w:val="1"/>
+          <w:numId w:val="7"/>
         </w:numPr>
         <w:pBdr>
           <w:top w:space="0" w:sz="0" w:val="nil"/>
@@ -1779,6 +1902,11 @@
         </w:rPr>
         <w:t xml:space="preserve"> Developed bilingual site with dashboards for goals, pricing, products, and services.</w:t>
       </w:r>
+      <w:r>
+        <w:rPr>
+          <w:rtl w:val="0"/>
+        </w:rPr>
+      </w:r>
     </w:p>
     <w:p>
       <w:pPr>
@@ -1788,7 +1916,7 @@
         <w:widowControl w:val="1"/>
         <w:numPr>
           <w:ilvl w:val="0"/>
-          <w:numId w:val="1"/>
+          <w:numId w:val="7"/>
         </w:numPr>
         <w:pBdr>
           <w:top w:space="0" w:sz="0" w:val="nil"/>
@@ -1850,6 +1978,11 @@
         </w:rPr>
         <w:t xml:space="preserve"> Built React Native app for medicine sales with admin dashboard for orders &amp; content.</w:t>
       </w:r>
+      <w:r>
+        <w:rPr>
+          <w:rtl w:val="0"/>
+        </w:rPr>
+      </w:r>
     </w:p>
     <w:p>
       <w:pPr>
@@ -1859,7 +1992,7 @@
         <w:widowControl w:val="1"/>
         <w:numPr>
           <w:ilvl w:val="0"/>
-          <w:numId w:val="1"/>
+          <w:numId w:val="7"/>
         </w:numPr>
         <w:pBdr>
           <w:top w:space="0" w:sz="0" w:val="nil"/>
@@ -1976,6 +2109,11 @@
         </w:rPr>
         <w:t xml:space="preserve"> — Created dashboard for managing content, admins, customers, and system entities.</w:t>
       </w:r>
+      <w:r>
+        <w:rPr>
+          <w:rtl w:val="0"/>
+        </w:rPr>
+      </w:r>
     </w:p>
     <w:p>
       <w:pPr>
@@ -2208,25 +2346,43 @@
       <w:lvlText w:val="●"/>
       <w:lvlJc w:val="left"/>
       <w:pPr>
+        <w:ind w:left="720" w:hanging="360"/>
+      </w:pPr>
+      <w:rPr>
+        <w:rFonts w:ascii="Noto Sans Symbols" w:cs="Noto Sans Symbols" w:eastAsia="Noto Sans Symbols" w:hAnsi="Noto Sans Symbols"/>
+        <w:sz w:val="20"/>
+        <w:szCs w:val="20"/>
+      </w:rPr>
+    </w:lvl>
+    <w:lvl w:ilvl="1">
+      <w:start w:val="1"/>
+      <w:numFmt w:val="bullet"/>
+      <w:lvlText w:val="o"/>
+      <w:lvlJc w:val="left"/>
+      <w:pPr>
         <w:ind w:left="1440" w:hanging="360"/>
       </w:pPr>
       <w:rPr>
-        <w:rFonts w:ascii="Noto Sans Symbols" w:cs="Noto Sans Symbols" w:eastAsia="Noto Sans Symbols" w:hAnsi="Noto Sans Symbols"/>
-      </w:rPr>
-    </w:lvl>
-    <w:lvl w:ilvl="1">
-      <w:start w:val="1"/>
-      <w:numFmt w:val="bullet"/>
-      <w:lvlText w:val="o"/>
+        <w:rFonts w:ascii="Courier New" w:cs="Courier New" w:eastAsia="Courier New" w:hAnsi="Courier New"/>
+        <w:sz w:val="20"/>
+        <w:szCs w:val="20"/>
+      </w:rPr>
+    </w:lvl>
+    <w:lvl w:ilvl="2">
+      <w:start w:val="1"/>
+      <w:numFmt w:val="bullet"/>
+      <w:lvlText w:val="▪"/>
       <w:lvlJc w:val="left"/>
       <w:pPr>
         <w:ind w:left="2160" w:hanging="360"/>
       </w:pPr>
       <w:rPr>
-        <w:rFonts w:ascii="Courier New" w:cs="Courier New" w:eastAsia="Courier New" w:hAnsi="Courier New"/>
-      </w:rPr>
-    </w:lvl>
-    <w:lvl w:ilvl="2">
+        <w:rFonts w:ascii="Noto Sans Symbols" w:cs="Noto Sans Symbols" w:eastAsia="Noto Sans Symbols" w:hAnsi="Noto Sans Symbols"/>
+        <w:sz w:val="20"/>
+        <w:szCs w:val="20"/>
+      </w:rPr>
+    </w:lvl>
+    <w:lvl w:ilvl="3">
       <w:start w:val="1"/>
       <w:numFmt w:val="bullet"/>
       <w:lvlText w:val="▪"/>
@@ -2236,33 +2392,39 @@
       </w:pPr>
       <w:rPr>
         <w:rFonts w:ascii="Noto Sans Symbols" w:cs="Noto Sans Symbols" w:eastAsia="Noto Sans Symbols" w:hAnsi="Noto Sans Symbols"/>
-      </w:rPr>
-    </w:lvl>
-    <w:lvl w:ilvl="3">
-      <w:start w:val="1"/>
-      <w:numFmt w:val="bullet"/>
-      <w:lvlText w:val="●"/>
+        <w:sz w:val="20"/>
+        <w:szCs w:val="20"/>
+      </w:rPr>
+    </w:lvl>
+    <w:lvl w:ilvl="4">
+      <w:start w:val="1"/>
+      <w:numFmt w:val="bullet"/>
+      <w:lvlText w:val="▪"/>
       <w:lvlJc w:val="left"/>
       <w:pPr>
         <w:ind w:left="3600" w:hanging="360"/>
       </w:pPr>
       <w:rPr>
         <w:rFonts w:ascii="Noto Sans Symbols" w:cs="Noto Sans Symbols" w:eastAsia="Noto Sans Symbols" w:hAnsi="Noto Sans Symbols"/>
-      </w:rPr>
-    </w:lvl>
-    <w:lvl w:ilvl="4">
-      <w:start w:val="1"/>
-      <w:numFmt w:val="bullet"/>
-      <w:lvlText w:val="o"/>
+        <w:sz w:val="20"/>
+        <w:szCs w:val="20"/>
+      </w:rPr>
+    </w:lvl>
+    <w:lvl w:ilvl="5">
+      <w:start w:val="1"/>
+      <w:numFmt w:val="bullet"/>
+      <w:lvlText w:val="▪"/>
       <w:lvlJc w:val="left"/>
       <w:pPr>
         <w:ind w:left="4320" w:hanging="360"/>
       </w:pPr>
       <w:rPr>
-        <w:rFonts w:ascii="Courier New" w:cs="Courier New" w:eastAsia="Courier New" w:hAnsi="Courier New"/>
-      </w:rPr>
-    </w:lvl>
-    <w:lvl w:ilvl="5">
+        <w:rFonts w:ascii="Noto Sans Symbols" w:cs="Noto Sans Symbols" w:eastAsia="Noto Sans Symbols" w:hAnsi="Noto Sans Symbols"/>
+        <w:sz w:val="20"/>
+        <w:szCs w:val="20"/>
+      </w:rPr>
+    </w:lvl>
+    <w:lvl w:ilvl="6">
       <w:start w:val="1"/>
       <w:numFmt w:val="bullet"/>
       <w:lvlText w:val="▪"/>
@@ -2272,42 +2434,36 @@
       </w:pPr>
       <w:rPr>
         <w:rFonts w:ascii="Noto Sans Symbols" w:cs="Noto Sans Symbols" w:eastAsia="Noto Sans Symbols" w:hAnsi="Noto Sans Symbols"/>
-      </w:rPr>
-    </w:lvl>
-    <w:lvl w:ilvl="6">
-      <w:start w:val="1"/>
-      <w:numFmt w:val="bullet"/>
-      <w:lvlText w:val="●"/>
+        <w:sz w:val="20"/>
+        <w:szCs w:val="20"/>
+      </w:rPr>
+    </w:lvl>
+    <w:lvl w:ilvl="7">
+      <w:start w:val="1"/>
+      <w:numFmt w:val="bullet"/>
+      <w:lvlText w:val="▪"/>
       <w:lvlJc w:val="left"/>
       <w:pPr>
         <w:ind w:left="5760" w:hanging="360"/>
       </w:pPr>
       <w:rPr>
         <w:rFonts w:ascii="Noto Sans Symbols" w:cs="Noto Sans Symbols" w:eastAsia="Noto Sans Symbols" w:hAnsi="Noto Sans Symbols"/>
-      </w:rPr>
-    </w:lvl>
-    <w:lvl w:ilvl="7">
-      <w:start w:val="1"/>
-      <w:numFmt w:val="bullet"/>
-      <w:lvlText w:val="o"/>
+        <w:sz w:val="20"/>
+        <w:szCs w:val="20"/>
+      </w:rPr>
+    </w:lvl>
+    <w:lvl w:ilvl="8">
+      <w:start w:val="1"/>
+      <w:numFmt w:val="bullet"/>
+      <w:lvlText w:val="▪"/>
       <w:lvlJc w:val="left"/>
       <w:pPr>
         <w:ind w:left="6480" w:hanging="360"/>
       </w:pPr>
       <w:rPr>
-        <w:rFonts w:ascii="Courier New" w:cs="Courier New" w:eastAsia="Courier New" w:hAnsi="Courier New"/>
-      </w:rPr>
-    </w:lvl>
-    <w:lvl w:ilvl="8">
-      <w:start w:val="1"/>
-      <w:numFmt w:val="bullet"/>
-      <w:lvlText w:val="▪"/>
-      <w:lvlJc w:val="left"/>
-      <w:pPr>
-        <w:ind w:left="7200" w:hanging="360"/>
-      </w:pPr>
-      <w:rPr>
-        <w:rFonts w:ascii="Noto Sans Symbols" w:cs="Noto Sans Symbols" w:eastAsia="Noto Sans Symbols" w:hAnsi="Noto Sans Symbols"/>
+        <w:rFonts w:ascii="Noto Sans Symbols" w:cs="Noto Sans Symbols" w:eastAsia="Noto Sans Symbols" w:hAnsi="Noto Sans Symbols"/>
+        <w:sz w:val="20"/>
+        <w:szCs w:val="20"/>
       </w:rPr>
     </w:lvl>
   </w:abstractNum>
@@ -2958,12 +3114,10 @@
       <w:lvlText w:val="●"/>
       <w:lvlJc w:val="left"/>
       <w:pPr>
-        <w:ind w:left="720" w:hanging="360"/>
-      </w:pPr>
-      <w:rPr>
-        <w:rFonts w:ascii="Noto Sans Symbols" w:cs="Noto Sans Symbols" w:eastAsia="Noto Sans Symbols" w:hAnsi="Noto Sans Symbols"/>
-        <w:sz w:val="20"/>
-        <w:szCs w:val="20"/>
+        <w:ind w:left="1440" w:hanging="360"/>
+      </w:pPr>
+      <w:rPr>
+        <w:rFonts w:ascii="Noto Sans Symbols" w:cs="Noto Sans Symbols" w:eastAsia="Noto Sans Symbols" w:hAnsi="Noto Sans Symbols"/>
       </w:rPr>
     </w:lvl>
     <w:lvl w:ilvl="1">
@@ -2972,12 +3126,10 @@
       <w:lvlText w:val="o"/>
       <w:lvlJc w:val="left"/>
       <w:pPr>
-        <w:ind w:left="1440" w:hanging="360"/>
+        <w:ind w:left="2160" w:hanging="360"/>
       </w:pPr>
       <w:rPr>
         <w:rFonts w:ascii="Courier New" w:cs="Courier New" w:eastAsia="Courier New" w:hAnsi="Courier New"/>
-        <w:sz w:val="20"/>
-        <w:szCs w:val="20"/>
       </w:rPr>
     </w:lvl>
     <w:lvl w:ilvl="2">
@@ -2986,40 +3138,34 @@
       <w:lvlText w:val="▪"/>
       <w:lvlJc w:val="left"/>
       <w:pPr>
-        <w:ind w:left="2160" w:hanging="360"/>
-      </w:pPr>
-      <w:rPr>
-        <w:rFonts w:ascii="Noto Sans Symbols" w:cs="Noto Sans Symbols" w:eastAsia="Noto Sans Symbols" w:hAnsi="Noto Sans Symbols"/>
-        <w:sz w:val="20"/>
-        <w:szCs w:val="20"/>
+        <w:ind w:left="2880" w:hanging="360"/>
+      </w:pPr>
+      <w:rPr>
+        <w:rFonts w:ascii="Noto Sans Symbols" w:cs="Noto Sans Symbols" w:eastAsia="Noto Sans Symbols" w:hAnsi="Noto Sans Symbols"/>
       </w:rPr>
     </w:lvl>
     <w:lvl w:ilvl="3">
       <w:start w:val="1"/>
       <w:numFmt w:val="bullet"/>
-      <w:lvlText w:val="▪"/>
-      <w:lvlJc w:val="left"/>
-      <w:pPr>
-        <w:ind w:left="2880" w:hanging="360"/>
-      </w:pPr>
-      <w:rPr>
-        <w:rFonts w:ascii="Noto Sans Symbols" w:cs="Noto Sans Symbols" w:eastAsia="Noto Sans Symbols" w:hAnsi="Noto Sans Symbols"/>
-        <w:sz w:val="20"/>
-        <w:szCs w:val="20"/>
+      <w:lvlText w:val="●"/>
+      <w:lvlJc w:val="left"/>
+      <w:pPr>
+        <w:ind w:left="3600" w:hanging="360"/>
+      </w:pPr>
+      <w:rPr>
+        <w:rFonts w:ascii="Noto Sans Symbols" w:cs="Noto Sans Symbols" w:eastAsia="Noto Sans Symbols" w:hAnsi="Noto Sans Symbols"/>
       </w:rPr>
     </w:lvl>
     <w:lvl w:ilvl="4">
       <w:start w:val="1"/>
       <w:numFmt w:val="bullet"/>
-      <w:lvlText w:val="▪"/>
-      <w:lvlJc w:val="left"/>
-      <w:pPr>
-        <w:ind w:left="3600" w:hanging="360"/>
-      </w:pPr>
-      <w:rPr>
-        <w:rFonts w:ascii="Noto Sans Symbols" w:cs="Noto Sans Symbols" w:eastAsia="Noto Sans Symbols" w:hAnsi="Noto Sans Symbols"/>
-        <w:sz w:val="20"/>
-        <w:szCs w:val="20"/>
+      <w:lvlText w:val="o"/>
+      <w:lvlJc w:val="left"/>
+      <w:pPr>
+        <w:ind w:left="4320" w:hanging="360"/>
+      </w:pPr>
+      <w:rPr>
+        <w:rFonts w:ascii="Courier New" w:cs="Courier New" w:eastAsia="Courier New" w:hAnsi="Courier New"/>
       </w:rPr>
     </w:lvl>
     <w:lvl w:ilvl="5">
@@ -3028,40 +3174,34 @@
       <w:lvlText w:val="▪"/>
       <w:lvlJc w:val="left"/>
       <w:pPr>
-        <w:ind w:left="4320" w:hanging="360"/>
-      </w:pPr>
-      <w:rPr>
-        <w:rFonts w:ascii="Noto Sans Symbols" w:cs="Noto Sans Symbols" w:eastAsia="Noto Sans Symbols" w:hAnsi="Noto Sans Symbols"/>
-        <w:sz w:val="20"/>
-        <w:szCs w:val="20"/>
+        <w:ind w:left="5040" w:hanging="360"/>
+      </w:pPr>
+      <w:rPr>
+        <w:rFonts w:ascii="Noto Sans Symbols" w:cs="Noto Sans Symbols" w:eastAsia="Noto Sans Symbols" w:hAnsi="Noto Sans Symbols"/>
       </w:rPr>
     </w:lvl>
     <w:lvl w:ilvl="6">
       <w:start w:val="1"/>
       <w:numFmt w:val="bullet"/>
-      <w:lvlText w:val="▪"/>
-      <w:lvlJc w:val="left"/>
-      <w:pPr>
-        <w:ind w:left="5040" w:hanging="360"/>
-      </w:pPr>
-      <w:rPr>
-        <w:rFonts w:ascii="Noto Sans Symbols" w:cs="Noto Sans Symbols" w:eastAsia="Noto Sans Symbols" w:hAnsi="Noto Sans Symbols"/>
-        <w:sz w:val="20"/>
-        <w:szCs w:val="20"/>
+      <w:lvlText w:val="●"/>
+      <w:lvlJc w:val="left"/>
+      <w:pPr>
+        <w:ind w:left="5760" w:hanging="360"/>
+      </w:pPr>
+      <w:rPr>
+        <w:rFonts w:ascii="Noto Sans Symbols" w:cs="Noto Sans Symbols" w:eastAsia="Noto Sans Symbols" w:hAnsi="Noto Sans Symbols"/>
       </w:rPr>
     </w:lvl>
     <w:lvl w:ilvl="7">
       <w:start w:val="1"/>
       <w:numFmt w:val="bullet"/>
-      <w:lvlText w:val="▪"/>
-      <w:lvlJc w:val="left"/>
-      <w:pPr>
-        <w:ind w:left="5760" w:hanging="360"/>
-      </w:pPr>
-      <w:rPr>
-        <w:rFonts w:ascii="Noto Sans Symbols" w:cs="Noto Sans Symbols" w:eastAsia="Noto Sans Symbols" w:hAnsi="Noto Sans Symbols"/>
-        <w:sz w:val="20"/>
-        <w:szCs w:val="20"/>
+      <w:lvlText w:val="o"/>
+      <w:lvlJc w:val="left"/>
+      <w:pPr>
+        <w:ind w:left="6480" w:hanging="360"/>
+      </w:pPr>
+      <w:rPr>
+        <w:rFonts w:ascii="Courier New" w:cs="Courier New" w:eastAsia="Courier New" w:hAnsi="Courier New"/>
       </w:rPr>
     </w:lvl>
     <w:lvl w:ilvl="8">
@@ -3070,12 +3210,10 @@
       <w:lvlText w:val="▪"/>
       <w:lvlJc w:val="left"/>
       <w:pPr>
-        <w:ind w:left="6480" w:hanging="360"/>
-      </w:pPr>
-      <w:rPr>
-        <w:rFonts w:ascii="Noto Sans Symbols" w:cs="Noto Sans Symbols" w:eastAsia="Noto Sans Symbols" w:hAnsi="Noto Sans Symbols"/>
-        <w:sz w:val="20"/>
-        <w:szCs w:val="20"/>
+        <w:ind w:left="7200" w:hanging="360"/>
+      </w:pPr>
+      <w:rPr>
+        <w:rFonts w:ascii="Noto Sans Symbols" w:cs="Noto Sans Symbols" w:eastAsia="Noto Sans Symbols" w:hAnsi="Noto Sans Symbols"/>
       </w:rPr>
     </w:lvl>
   </w:abstractNum>

--- a/public/cvs/BoulaNessimResume.docx
+++ b/public/cvs/BoulaNessimResume.docx
@@ -83,6 +83,22 @@
           <w:szCs w:val="23"/>
         </w:rPr>
       </w:pPr>
+      <w:r>
+        <w:rPr>
+          <w:color w:val="0563C1"/>
+          <w:sz w:val="23"/>
+          <w:szCs w:val="23"/>
+        </w:rPr>
+        <w:t>6th of October City, Egypt</w:t>
+      </w:r>
+      <w:r>
+        <w:rPr>
+          <w:color w:val="0563C1"/>
+          <w:sz w:val="23"/>
+          <w:szCs w:val="23"/>
+        </w:rPr>
+        <w:t>|</w:t>
+      </w:r>
       <w:hyperlink r:id="rId5">
         <w:r>
           <w:rPr>
@@ -205,15 +221,25 @@
           <w:sz w:val="24"/>
           <w:szCs w:val="24"/>
         </w:rPr>
-        <w:t xml:space="preserve">Full Stack Developer with strong expertise in </w:t>
-      </w:r>
-      <w:r>
-        <w:rPr>
-          <w:b/>
+        <w:t>Full Stack Developer with strong expertis</w:t>
+      </w:r>
+      <w:bookmarkStart w:id="0" w:name="_GoBack"/>
+      <w:bookmarkEnd w:id="0"/>
+      <w:r>
+        <w:rPr>
           <w:color w:val="404040"/>
           <w:sz w:val="24"/>
           <w:szCs w:val="24"/>
         </w:rPr>
+        <w:t xml:space="preserve">e in </w:t>
+      </w:r>
+      <w:r>
+        <w:rPr>
+          <w:b/>
+          <w:color w:val="404040"/>
+          <w:sz w:val="24"/>
+          <w:szCs w:val="24"/>
+        </w:rPr>
         <w:t>Laravel, React, Next.js, and React Native</w:t>
       </w:r>
       <w:r>
@@ -222,31 +248,23 @@
           <w:sz w:val="24"/>
           <w:szCs w:val="24"/>
         </w:rPr>
-        <w:t>, delive</w:t>
-      </w:r>
-      <w:r>
-        <w:rPr>
+        <w:t xml:space="preserve">, delivering </w:t>
+      </w:r>
+      <w:r>
+        <w:rPr>
+          <w:b/>
           <w:color w:val="404040"/>
           <w:sz w:val="24"/>
           <w:szCs w:val="24"/>
         </w:rPr>
-        <w:t xml:space="preserve">ring </w:t>
-      </w:r>
-      <w:r>
-        <w:rPr>
-          <w:b/>
+        <w:t>scalable and user-focused web &amp; mobile solutions</w:t>
+      </w:r>
+      <w:r>
+        <w:rPr>
           <w:color w:val="404040"/>
           <w:sz w:val="24"/>
           <w:szCs w:val="24"/>
         </w:rPr>
-        <w:t>scalable and user-focused web &amp; mobile solutions</w:t>
-      </w:r>
-      <w:r>
-        <w:rPr>
-          <w:color w:val="404040"/>
-          <w:sz w:val="24"/>
-          <w:szCs w:val="24"/>
-        </w:rPr>
         <w:t>. Proven ability to build APIs, dashboards, and full-featured platforms that drive business growth. Seeking to contribute to a dynamic team that values innovation and technical excellence.</w:t>
       </w:r>
     </w:p>
@@ -265,15 +283,7 @@
           <w:b/>
           <w:color w:val="000000"/>
         </w:rPr>
-        <w:t>Technical Skil</w:t>
-      </w:r>
-      <w:r>
-        <w:rPr>
-          <w:rFonts w:ascii="Times New Roman" w:eastAsia="Times New Roman" w:hAnsi="Times New Roman" w:cs="Times New Roman"/>
-          <w:b/>
-          <w:color w:val="000000"/>
-        </w:rPr>
-        <w:t>ls</w:t>
+        <w:t>Technical Skills</w:t>
       </w:r>
     </w:p>
     <w:p>
@@ -554,15 +564,7 @@
           <w:sz w:val="24"/>
           <w:szCs w:val="24"/>
         </w:rPr>
-        <w:t xml:space="preserve"> for frontend (React &amp; React Native), improving respons</w:t>
-      </w:r>
-      <w:r>
-        <w:rPr>
-          <w:rFonts w:ascii="Times New Roman" w:eastAsia="Times New Roman" w:hAnsi="Times New Roman" w:cs="Times New Roman"/>
-          <w:sz w:val="24"/>
-          <w:szCs w:val="24"/>
-        </w:rPr>
-        <w:t xml:space="preserve">e efficiency by </w:t>
+        <w:t xml:space="preserve"> for frontend (React &amp; React Native), improving response efficiency by </w:t>
       </w:r>
       <w:r>
         <w:rPr>
@@ -706,15 +708,7 @@
           <w:sz w:val="24"/>
           <w:szCs w:val="24"/>
         </w:rPr>
-        <w:t>Developed a dynamic React dashboard capable of connecting directly to</w:t>
-      </w:r>
-      <w:r>
-        <w:rPr>
-          <w:rFonts w:ascii="Times New Roman" w:eastAsia="Times New Roman" w:hAnsi="Times New Roman" w:cs="Times New Roman"/>
-          <w:sz w:val="24"/>
-          <w:szCs w:val="24"/>
-        </w:rPr>
-        <w:t xml:space="preserve"> any client’s database and auto-detecting modules and input fields from table structures — enabling instant CRUD (create, edit, delete, view) functionality for any new module.</w:t>
+        <w:t>Developed a dynamic React dashboard capable of connecting directly to any client’s database and auto-detecting modules and input fields from table structures — enabling instant CRUD (create, edit, delete, view) functionality for any new module.</w:t>
       </w:r>
     </w:p>
     <w:p>
@@ -751,16 +745,7 @@
           <w:sz w:val="24"/>
           <w:szCs w:val="24"/>
         </w:rPr>
-        <w:t>Nov 2023 – Oct 20</w:t>
-      </w:r>
-      <w:r>
-        <w:rPr>
-          <w:rFonts w:ascii="Times New Roman" w:eastAsia="Times New Roman" w:hAnsi="Times New Roman" w:cs="Times New Roman"/>
-          <w:i/>
-          <w:sz w:val="24"/>
-          <w:szCs w:val="24"/>
-        </w:rPr>
-        <w:t>24</w:t>
+        <w:t>Nov 2023 – Oct 2024</w:t>
       </w:r>
     </w:p>
     <w:p>
@@ -1022,16 +1007,7 @@
           <w:sz w:val="24"/>
           <w:szCs w:val="24"/>
         </w:rPr>
-        <w:t xml:space="preserve">Aug </w:t>
-      </w:r>
-      <w:r>
-        <w:rPr>
-          <w:rFonts w:ascii="Times New Roman" w:eastAsia="Times New Roman" w:hAnsi="Times New Roman" w:cs="Times New Roman"/>
-          <w:i/>
-          <w:sz w:val="24"/>
-          <w:szCs w:val="24"/>
-        </w:rPr>
-        <w:t>2022 – Nov 2023</w:t>
+        <w:t>Aug 2022 – Nov 2023</w:t>
       </w:r>
     </w:p>
     <w:p>
@@ -1170,15 +1146,7 @@
           <w:sz w:val="24"/>
           <w:szCs w:val="24"/>
         </w:rPr>
-        <w:t xml:space="preserve"> (payment gateways, Google Maps), en</w:t>
-      </w:r>
-      <w:r>
-        <w:rPr>
-          <w:rFonts w:ascii="Times New Roman" w:eastAsia="Times New Roman" w:hAnsi="Times New Roman" w:cs="Times New Roman"/>
-          <w:sz w:val="24"/>
-          <w:szCs w:val="24"/>
-        </w:rPr>
-        <w:t xml:space="preserve">hancing UX and driving </w:t>
+        <w:t xml:space="preserve"> (payment gateways, Google Maps), enhancing UX and driving </w:t>
       </w:r>
       <w:r>
         <w:rPr>
@@ -1296,6 +1264,67 @@
             <w:sz w:val="24"/>
             <w:szCs w:val="24"/>
           </w:rPr>
+          <w:t>Portfolio</w:t>
+        </w:r>
+        <w:r>
+          <w:rPr>
+            <w:rFonts w:ascii="Times New Roman" w:eastAsia="Times New Roman" w:hAnsi="Times New Roman" w:cs="Times New Roman"/>
+            <w:b/>
+            <w:color w:val="0563C1"/>
+            <w:sz w:val="24"/>
+            <w:szCs w:val="24"/>
+          </w:rPr>
+          <w:t>:</w:t>
+        </w:r>
+      </w:hyperlink>
+      <w:r>
+        <w:rPr>
+          <w:rFonts w:ascii="Times New Roman" w:eastAsia="Times New Roman" w:hAnsi="Times New Roman" w:cs="Times New Roman"/>
+          <w:color w:val="000000"/>
+          <w:sz w:val="24"/>
+          <w:szCs w:val="24"/>
+        </w:rPr>
+        <w:t xml:space="preserve"> </w:t>
+      </w:r>
+      <w:r>
+        <w:rPr>
+          <w:rFonts w:ascii="Times New Roman" w:eastAsia="Times New Roman" w:hAnsi="Times New Roman" w:cs="Times New Roman"/>
+          <w:color w:val="000000"/>
+          <w:sz w:val="24"/>
+          <w:szCs w:val="24"/>
+        </w:rPr>
+        <w:t>Created to showcase websites and applications that I have developed or contributed to.</w:t>
+      </w:r>
+    </w:p>
+    <w:p>
+      <w:pPr>
+        <w:numPr>
+          <w:ilvl w:val="0"/>
+          <w:numId w:val="7"/>
+        </w:numPr>
+        <w:pBdr>
+          <w:top w:val="nil"/>
+          <w:left w:val="nil"/>
+          <w:bottom w:val="nil"/>
+          <w:right w:val="nil"/>
+          <w:between w:val="nil"/>
+        </w:pBdr>
+        <w:spacing w:before="280" w:after="0" w:line="240" w:lineRule="auto"/>
+        <w:rPr>
+          <w:color w:val="000000"/>
+          <w:sz w:val="24"/>
+          <w:szCs w:val="24"/>
+        </w:rPr>
+      </w:pPr>
+      <w:hyperlink r:id="rId11">
+        <w:r>
+          <w:rPr>
+            <w:rFonts w:ascii="Times New Roman" w:eastAsia="Times New Roman" w:hAnsi="Times New Roman" w:cs="Times New Roman"/>
+            <w:b/>
+            <w:color w:val="0563C1"/>
+            <w:sz w:val="24"/>
+            <w:szCs w:val="24"/>
+          </w:rPr>
           <w:t>ADC (E-commerce Website):</w:t>
         </w:r>
       </w:hyperlink>
@@ -1348,8 +1377,6 @@
         </w:rPr>
         <w:t xml:space="preserve"> Developed backend &amp; frontend modules, enhancing performance and scalability.</w:t>
       </w:r>
-      <w:bookmarkStart w:id="0" w:name="_GoBack"/>
-      <w:bookmarkEnd w:id="0"/>
     </w:p>
     <w:p>
       <w:pPr>
@@ -1380,7 +1407,7 @@
         </w:rPr>
         <w:t xml:space="preserve"> </w:t>
       </w:r>
-      <w:hyperlink r:id="rId11">
+      <w:hyperlink r:id="rId12">
         <w:r>
           <w:rPr>
             <w:rFonts w:ascii="Times New Roman" w:eastAsia="Times New Roman" w:hAnsi="Times New Roman" w:cs="Times New Roman"/>
@@ -1432,7 +1459,7 @@
           <w:szCs w:val="24"/>
         </w:rPr>
       </w:pPr>
-      <w:hyperlink r:id="rId12">
+      <w:hyperlink r:id="rId13">
         <w:r>
           <w:rPr>
             <w:rFonts w:ascii="Times New Roman" w:eastAsia="Times New Roman" w:hAnsi="Times New Roman" w:cs="Times New Roman"/>
@@ -1461,16 +1488,7 @@
           <w:sz w:val="24"/>
           <w:szCs w:val="24"/>
         </w:rPr>
-        <w:t xml:space="preserve"> Developed bilingual site with dashboards for goals, pr</w:t>
-      </w:r>
-      <w:r>
-        <w:rPr>
-          <w:rFonts w:ascii="Times New Roman" w:eastAsia="Times New Roman" w:hAnsi="Times New Roman" w:cs="Times New Roman"/>
-          <w:color w:val="000000"/>
-          <w:sz w:val="24"/>
-          <w:szCs w:val="24"/>
-        </w:rPr>
-        <w:t>icing, products, and services.</w:t>
+        <w:t xml:space="preserve"> Developed bilingual site with dashboards for goals, pricing, products, and services.</w:t>
       </w:r>
     </w:p>
     <w:p>
@@ -1493,7 +1511,7 @@
           <w:szCs w:val="24"/>
         </w:rPr>
       </w:pPr>
-      <w:hyperlink r:id="rId13">
+      <w:hyperlink r:id="rId14">
         <w:r>
           <w:rPr>
             <w:rFonts w:ascii="Times New Roman" w:eastAsia="Times New Roman" w:hAnsi="Times New Roman" w:cs="Times New Roman"/>
@@ -1555,7 +1573,7 @@
           <w:sz w:val="24"/>
           <w:szCs w:val="24"/>
         </w:rPr>
-        <w:instrText xml:space="preserve"> HYPERLINK "https://yousab-te</w:instrText>
+        <w:instrText xml:space="preserve"> HYPERLINK "https://yousab-tech.com/webapp/public/en/dashboard" \h </w:instrText>
       </w:r>
       <w:r>
         <w:rPr>
@@ -1565,7 +1583,7 @@
           <w:sz w:val="24"/>
           <w:szCs w:val="24"/>
         </w:rPr>
-        <w:instrText xml:space="preserve">ch.com/webapp/public/en/dashboard" \h </w:instrText>
+        <w:fldChar w:fldCharType="separate"/>
       </w:r>
       <w:r>
         <w:rPr>
@@ -1575,7 +1593,7 @@
           <w:sz w:val="24"/>
           <w:szCs w:val="24"/>
         </w:rPr>
-        <w:fldChar w:fldCharType="separate"/>
+        <w:t>Admin Dashboard Demo</w:t>
       </w:r>
       <w:r>
         <w:rPr>
@@ -1585,19 +1603,9 @@
           <w:sz w:val="24"/>
           <w:szCs w:val="24"/>
         </w:rPr>
-        <w:t>Admin Dashboard Demo</w:t>
-      </w:r>
-      <w:r>
-        <w:rPr>
-          <w:rFonts w:ascii="Times New Roman" w:eastAsia="Times New Roman" w:hAnsi="Times New Roman" w:cs="Times New Roman"/>
-          <w:b/>
-          <w:color w:val="0563C1"/>
-          <w:sz w:val="24"/>
-          <w:szCs w:val="24"/>
-        </w:rPr>
         <w:fldChar w:fldCharType="end"/>
       </w:r>
-      <w:hyperlink r:id="rId14">
+      <w:hyperlink r:id="rId15">
         <w:r>
           <w:rPr>
             <w:rFonts w:ascii="Times New Roman" w:eastAsia="Times New Roman" w:hAnsi="Times New Roman" w:cs="Times New Roman"/>
@@ -1659,7 +1667,7 @@
           <w:szCs w:val="24"/>
         </w:rPr>
       </w:pPr>
-      <w:hyperlink r:id="rId15" w:history="1">
+      <w:hyperlink r:id="rId16" w:history="1">
         <w:r>
           <w:rPr>
             <w:rStyle w:val="Hyperlink"/>
@@ -1671,7 +1679,7 @@
           <w:t>React Dynamic Dashboard Demo</w:t>
         </w:r>
       </w:hyperlink>
-      <w:hyperlink r:id="rId16">
+      <w:hyperlink r:id="rId17">
         <w:r>
           <w:rPr>
             <w:rFonts w:ascii="Times New Roman" w:eastAsia="Times New Roman" w:hAnsi="Times New Roman" w:cs="Times New Roman"/>
@@ -1710,25 +1718,7 @@
           <w:sz w:val="24"/>
           <w:szCs w:val="24"/>
         </w:rPr>
-        <w:t xml:space="preserve"> — Created</w:t>
-      </w:r>
-      <w:r>
-        <w:rPr>
-          <w:rFonts w:ascii="Times New Roman" w:eastAsia="Times New Roman" w:hAnsi="Times New Roman" w:cs="Times New Roman"/>
-          <w:color w:val="000000"/>
-          <w:sz w:val="24"/>
-          <w:szCs w:val="24"/>
-        </w:rPr>
-        <w:t xml:space="preserve"> dynamic React</w:t>
-      </w:r>
-      <w:r>
-        <w:rPr>
-          <w:rFonts w:ascii="Times New Roman" w:eastAsia="Times New Roman" w:hAnsi="Times New Roman" w:cs="Times New Roman"/>
-          <w:color w:val="000000"/>
-          <w:sz w:val="24"/>
-          <w:szCs w:val="24"/>
-        </w:rPr>
-        <w:t xml:space="preserve"> dashboard for managing content, admins, customers, and system entities.</w:t>
+        <w:t xml:space="preserve"> — Created dynamic React dashboard for managing content, admins, customers, and system entities.</w:t>
       </w:r>
     </w:p>
     <w:p>
@@ -3566,7 +3556,6 @@
   <w:style w:type="character" w:default="1" w:styleId="DefaultParagraphFont">
     <w:name w:val="Default Paragraph Font"/>
     <w:uiPriority w:val="1"/>
-    <w:semiHidden/>
     <w:unhideWhenUsed/>
   </w:style>
   <w:style w:type="table" w:default="1" w:styleId="TableNormal">

--- a/public/cvs/BoulaNessimResume.docx
+++ b/public/cvs/BoulaNessimResume.docx
@@ -89,7 +89,7 @@
           <w:sz w:val="23"/>
           <w:szCs w:val="23"/>
         </w:rPr>
-        <w:t>6th of October City, Egypt</w:t>
+        <w:t>6th of October City, Giza, Egypt</w:t>
       </w:r>
       <w:r>
         <w:rPr>
@@ -221,90 +221,82 @@
           <w:sz w:val="24"/>
           <w:szCs w:val="24"/>
         </w:rPr>
-        <w:t>Full Stack Developer with strong expertis</w:t>
+        <w:t xml:space="preserve">Full Stack Developer with strong expertise in </w:t>
+      </w:r>
+      <w:r>
+        <w:rPr>
+          <w:b/>
+          <w:color w:val="404040"/>
+          <w:sz w:val="24"/>
+          <w:szCs w:val="24"/>
+        </w:rPr>
+        <w:t>Laravel, React, Next.js, and React Native</w:t>
+      </w:r>
+      <w:r>
+        <w:rPr>
+          <w:color w:val="404040"/>
+          <w:sz w:val="24"/>
+          <w:szCs w:val="24"/>
+        </w:rPr>
+        <w:t xml:space="preserve">, delivering </w:t>
+      </w:r>
+      <w:r>
+        <w:rPr>
+          <w:b/>
+          <w:color w:val="404040"/>
+          <w:sz w:val="24"/>
+          <w:szCs w:val="24"/>
+        </w:rPr>
+        <w:t>scalable and user-focused web &amp; mobile solutions</w:t>
+      </w:r>
+      <w:r>
+        <w:rPr>
+          <w:color w:val="404040"/>
+          <w:sz w:val="24"/>
+          <w:szCs w:val="24"/>
+        </w:rPr>
+        <w:t>. Proven ability to build APIs, dashboards, and full-featured platforms that drive business growth. Seeking to contribute to a dynamic team that values innovation and technical excellence.</w:t>
+      </w:r>
+    </w:p>
+    <w:p>
+      <w:pPr>
+        <w:pStyle w:val="Heading1"/>
+        <w:rPr>
+          <w:rFonts w:ascii="Times New Roman" w:eastAsia="Times New Roman" w:hAnsi="Times New Roman" w:cs="Times New Roman"/>
+          <w:b/>
+          <w:color w:val="000000"/>
+        </w:rPr>
+      </w:pPr>
+      <w:r>
+        <w:rPr>
+          <w:rFonts w:ascii="Times New Roman" w:eastAsia="Times New Roman" w:hAnsi="Times New Roman" w:cs="Times New Roman"/>
+          <w:b/>
+          <w:color w:val="000000"/>
+        </w:rPr>
+        <w:t>Technical Skills</w:t>
+      </w:r>
+    </w:p>
+    <w:p>
+      <w:pPr>
+        <w:spacing w:before="280" w:after="280" w:line="240" w:lineRule="auto"/>
+        <w:ind w:left="720"/>
+        <w:rPr>
+          <w:rFonts w:ascii="Times New Roman" w:eastAsia="Times New Roman" w:hAnsi="Times New Roman" w:cs="Times New Roman"/>
+          <w:sz w:val="24"/>
+          <w:szCs w:val="24"/>
+        </w:rPr>
+      </w:pPr>
+      <w:r>
+        <w:rPr>
+          <w:rFonts w:ascii="Times New Roman" w:eastAsia="Times New Roman" w:hAnsi="Times New Roman" w:cs="Times New Roman"/>
+          <w:b/>
+          <w:sz w:val="24"/>
+          <w:szCs w:val="24"/>
+        </w:rPr>
+        <w:t>Programming &amp; Core</w:t>
       </w:r>
       <w:bookmarkStart w:id="0" w:name="_GoBack"/>
       <w:bookmarkEnd w:id="0"/>
-      <w:r>
-        <w:rPr>
-          <w:color w:val="404040"/>
-          <w:sz w:val="24"/>
-          <w:szCs w:val="24"/>
-        </w:rPr>
-        <w:t xml:space="preserve">e in </w:t>
-      </w:r>
-      <w:r>
-        <w:rPr>
-          <w:b/>
-          <w:color w:val="404040"/>
-          <w:sz w:val="24"/>
-          <w:szCs w:val="24"/>
-        </w:rPr>
-        <w:t>Laravel, React, Next.js, and React Native</w:t>
-      </w:r>
-      <w:r>
-        <w:rPr>
-          <w:color w:val="404040"/>
-          <w:sz w:val="24"/>
-          <w:szCs w:val="24"/>
-        </w:rPr>
-        <w:t xml:space="preserve">, delivering </w:t>
-      </w:r>
-      <w:r>
-        <w:rPr>
-          <w:b/>
-          <w:color w:val="404040"/>
-          <w:sz w:val="24"/>
-          <w:szCs w:val="24"/>
-        </w:rPr>
-        <w:t>scalable and user-focused web &amp; mobile solutions</w:t>
-      </w:r>
-      <w:r>
-        <w:rPr>
-          <w:color w:val="404040"/>
-          <w:sz w:val="24"/>
-          <w:szCs w:val="24"/>
-        </w:rPr>
-        <w:t>. Proven ability to build APIs, dashboards, and full-featured platforms that drive business growth. Seeking to contribute to a dynamic team that values innovation and technical excellence.</w:t>
-      </w:r>
-    </w:p>
-    <w:p>
-      <w:pPr>
-        <w:pStyle w:val="Heading1"/>
-        <w:rPr>
-          <w:rFonts w:ascii="Times New Roman" w:eastAsia="Times New Roman" w:hAnsi="Times New Roman" w:cs="Times New Roman"/>
-          <w:b/>
-          <w:color w:val="000000"/>
-        </w:rPr>
-      </w:pPr>
-      <w:r>
-        <w:rPr>
-          <w:rFonts w:ascii="Times New Roman" w:eastAsia="Times New Roman" w:hAnsi="Times New Roman" w:cs="Times New Roman"/>
-          <w:b/>
-          <w:color w:val="000000"/>
-        </w:rPr>
-        <w:t>Technical Skills</w:t>
-      </w:r>
-    </w:p>
-    <w:p>
-      <w:pPr>
-        <w:spacing w:before="280" w:after="280" w:line="240" w:lineRule="auto"/>
-        <w:ind w:left="720"/>
-        <w:rPr>
-          <w:rFonts w:ascii="Times New Roman" w:eastAsia="Times New Roman" w:hAnsi="Times New Roman" w:cs="Times New Roman"/>
-          <w:sz w:val="24"/>
-          <w:szCs w:val="24"/>
-        </w:rPr>
-      </w:pPr>
-      <w:r>
-        <w:rPr>
-          <w:rFonts w:ascii="Times New Roman" w:eastAsia="Times New Roman" w:hAnsi="Times New Roman" w:cs="Times New Roman"/>
-          <w:b/>
-          <w:sz w:val="24"/>
-          <w:szCs w:val="24"/>
-        </w:rPr>
-        <w:t>Programming &amp; Core</w:t>
-      </w:r>
     </w:p>
     <w:p>
       <w:pPr>

--- a/public/cvs/BoulaNessimResume.docx
+++ b/public/cvs/BoulaNessimResume.docx
@@ -295,8 +295,6 @@
         </w:rPr>
         <w:t>Programming &amp; Core</w:t>
       </w:r>
-      <w:bookmarkStart w:id="0" w:name="_GoBack"/>
-      <w:bookmarkEnd w:id="0"/>
     </w:p>
     <w:p>
       <w:pPr>
@@ -504,6 +502,164 @@
           <w:sz w:val="24"/>
           <w:szCs w:val="24"/>
         </w:rPr>
+        <w:t xml:space="preserve">Full Stack Laravel Developer | </w:t>
+      </w:r>
+      <w:r>
+        <w:rPr>
+          <w:rFonts w:ascii="Times New Roman" w:eastAsia="Times New Roman" w:hAnsi="Times New Roman" w:cs="Times New Roman"/>
+          <w:b/>
+          <w:sz w:val="24"/>
+          <w:szCs w:val="24"/>
+        </w:rPr>
+        <w:t>Parcel Express</w:t>
+      </w:r>
+      <w:r>
+        <w:rPr>
+          <w:rFonts w:ascii="Times New Roman" w:eastAsia="Times New Roman" w:hAnsi="Times New Roman" w:cs="Times New Roman"/>
+          <w:b/>
+          <w:sz w:val="24"/>
+          <w:szCs w:val="24"/>
+        </w:rPr>
+        <w:t xml:space="preserve"> Company (Remote – </w:t>
+      </w:r>
+      <w:r>
+        <w:rPr>
+          <w:rFonts w:ascii="Times New Roman" w:eastAsia="Times New Roman" w:hAnsi="Times New Roman" w:cs="Times New Roman"/>
+          <w:b/>
+          <w:sz w:val="24"/>
+          <w:szCs w:val="24"/>
+        </w:rPr>
+        <w:t>Oman</w:t>
+      </w:r>
+      <w:r>
+        <w:rPr>
+          <w:rFonts w:ascii="Times New Roman" w:eastAsia="Times New Roman" w:hAnsi="Times New Roman" w:cs="Times New Roman"/>
+          <w:b/>
+          <w:sz w:val="24"/>
+          <w:szCs w:val="24"/>
+        </w:rPr>
+        <w:t>)</w:t>
+      </w:r>
+      <w:r>
+        <w:rPr>
+          <w:rFonts w:ascii="Times New Roman" w:eastAsia="Times New Roman" w:hAnsi="Times New Roman" w:cs="Times New Roman"/>
+          <w:sz w:val="24"/>
+          <w:szCs w:val="24"/>
+        </w:rPr>
+        <w:br/>
+      </w:r>
+      <w:r>
+        <w:rPr>
+          <w:rFonts w:ascii="Times New Roman" w:eastAsia="Times New Roman" w:hAnsi="Times New Roman" w:cs="Times New Roman"/>
+          <w:i/>
+          <w:sz w:val="24"/>
+          <w:szCs w:val="24"/>
+        </w:rPr>
+        <w:t xml:space="preserve">Nov </w:t>
+      </w:r>
+      <w:r>
+        <w:rPr>
+          <w:rFonts w:ascii="Times New Roman" w:eastAsia="Times New Roman" w:hAnsi="Times New Roman" w:cs="Times New Roman"/>
+          <w:i/>
+          <w:sz w:val="24"/>
+          <w:szCs w:val="24"/>
+        </w:rPr>
+        <w:t>2025</w:t>
+      </w:r>
+      <w:r>
+        <w:rPr>
+          <w:rFonts w:ascii="Times New Roman" w:eastAsia="Times New Roman" w:hAnsi="Times New Roman" w:cs="Times New Roman"/>
+          <w:i/>
+          <w:sz w:val="24"/>
+          <w:szCs w:val="24"/>
+        </w:rPr>
+        <w:t xml:space="preserve"> – </w:t>
+      </w:r>
+      <w:r>
+        <w:rPr>
+          <w:rFonts w:ascii="Times New Roman" w:eastAsia="Times New Roman" w:hAnsi="Times New Roman" w:cs="Times New Roman"/>
+          <w:i/>
+          <w:sz w:val="24"/>
+          <w:szCs w:val="24"/>
+        </w:rPr>
+        <w:t>Present</w:t>
+      </w:r>
+    </w:p>
+    <w:p>
+      <w:pPr>
+        <w:numPr>
+          <w:ilvl w:val="0"/>
+          <w:numId w:val="4"/>
+        </w:numPr>
+        <w:spacing w:after="0" w:line="240" w:lineRule="auto"/>
+        <w:ind w:left="1440"/>
+      </w:pPr>
+      <w:r>
+        <w:rPr>
+          <w:rFonts w:ascii="Times New Roman" w:eastAsia="Times New Roman" w:hAnsi="Times New Roman" w:cs="Times New Roman"/>
+          <w:sz w:val="24"/>
+          <w:szCs w:val="24"/>
+        </w:rPr>
+        <w:t>Designed and implemented a multi-tenant integration system enabling third-party platforms (Temu, AliExpress, etc.) to seamlessly integrate with the core system.</w:t>
+      </w:r>
+    </w:p>
+    <w:p>
+      <w:pPr>
+        <w:numPr>
+          <w:ilvl w:val="0"/>
+          <w:numId w:val="4"/>
+        </w:numPr>
+        <w:spacing w:after="0" w:line="240" w:lineRule="auto"/>
+        <w:ind w:left="1440"/>
+      </w:pPr>
+      <w:r>
+        <w:rPr>
+          <w:rFonts w:ascii="Times New Roman" w:eastAsia="Times New Roman" w:hAnsi="Times New Roman" w:cs="Times New Roman"/>
+          <w:sz w:val="24"/>
+          <w:szCs w:val="24"/>
+        </w:rPr>
+        <w:t>Enhanced system security and stability through advanced encryption, API authentication, and comprehensive</w:t>
+      </w:r>
+      <w:r>
+        <w:rPr>
+          <w:rFonts w:ascii="Times New Roman" w:eastAsia="Times New Roman" w:hAnsi="Times New Roman" w:cs="Times New Roman"/>
+          <w:sz w:val="24"/>
+          <w:szCs w:val="24"/>
+        </w:rPr>
+        <w:t xml:space="preserve"> </w:t>
+      </w:r>
+      <w:r>
+        <w:rPr>
+          <w:rFonts w:ascii="Times New Roman" w:eastAsia="Times New Roman" w:hAnsi="Times New Roman" w:cs="Times New Roman"/>
+          <w:sz w:val="24"/>
+          <w:szCs w:val="24"/>
+        </w:rPr>
+        <w:t>error handling protocols.</w:t>
+      </w:r>
+    </w:p>
+    <w:p>
+      <w:pPr>
+        <w:spacing w:after="0" w:line="240" w:lineRule="auto"/>
+        <w:ind w:left="1080"/>
+      </w:pPr>
+    </w:p>
+    <w:p>
+      <w:pPr>
+        <w:spacing w:before="280" w:after="280" w:line="240" w:lineRule="auto"/>
+        <w:ind w:left="720"/>
+        <w:rPr>
+          <w:rFonts w:ascii="Times New Roman" w:eastAsia="Times New Roman" w:hAnsi="Times New Roman" w:cs="Times New Roman"/>
+          <w:sz w:val="24"/>
+          <w:szCs w:val="24"/>
+        </w:rPr>
+      </w:pPr>
+      <w:r>
+        <w:rPr>
+          <w:rFonts w:ascii="Times New Roman" w:eastAsia="Times New Roman" w:hAnsi="Times New Roman" w:cs="Times New Roman"/>
+          <w:b/>
+          <w:sz w:val="24"/>
+          <w:szCs w:val="24"/>
+        </w:rPr>
         <w:t>Full Stack Laravel Developer | Aloo Company (Remote – KSA)</w:t>
       </w:r>
       <w:r>
@@ -521,7 +677,16 @@
           <w:sz w:val="24"/>
           <w:szCs w:val="24"/>
         </w:rPr>
-        <w:t>Oct 2024 – Present</w:t>
+        <w:t xml:space="preserve">Oct 2024 – </w:t>
+      </w:r>
+      <w:r>
+        <w:rPr>
+          <w:rFonts w:ascii="Times New Roman" w:eastAsia="Times New Roman" w:hAnsi="Times New Roman" w:cs="Times New Roman"/>
+          <w:i/>
+          <w:sz w:val="24"/>
+          <w:szCs w:val="24"/>
+        </w:rPr>
+        <w:t>Nov 2023</w:t>
       </w:r>
     </w:p>
     <w:p>
@@ -556,7 +721,23 @@
           <w:sz w:val="24"/>
           <w:szCs w:val="24"/>
         </w:rPr>
-        <w:t xml:space="preserve"> for frontend (React &amp; React Native), improving response efficiency by </w:t>
+        <w:t xml:space="preserve"> for frontend (React &amp; </w:t>
+      </w:r>
+      <w:r>
+        <w:rPr>
+          <w:rFonts w:ascii="Times New Roman" w:eastAsia="Times New Roman" w:hAnsi="Times New Roman" w:cs="Times New Roman"/>
+          <w:sz w:val="24"/>
+          <w:szCs w:val="24"/>
+        </w:rPr>
+        <w:t>Flutter</w:t>
+      </w:r>
+      <w:r>
+        <w:rPr>
+          <w:rFonts w:ascii="Times New Roman" w:eastAsia="Times New Roman" w:hAnsi="Times New Roman" w:cs="Times New Roman"/>
+          <w:sz w:val="24"/>
+          <w:szCs w:val="24"/>
+        </w:rPr>
+        <w:t xml:space="preserve">), improving response efficiency by </w:t>
       </w:r>
       <w:r>
         <w:rPr>
@@ -591,6 +772,7 @@
           <w:sz w:val="24"/>
           <w:szCs w:val="24"/>
         </w:rPr>
+        <w:lastRenderedPageBreak/>
         <w:t xml:space="preserve">Integrated </w:t>
       </w:r>
       <w:r>
@@ -682,29 +864,6 @@
     </w:p>
     <w:p>
       <w:pPr>
-        <w:numPr>
-          <w:ilvl w:val="0"/>
-          <w:numId w:val="4"/>
-        </w:numPr>
-        <w:spacing w:after="280" w:line="240" w:lineRule="auto"/>
-        <w:ind w:left="1440"/>
-        <w:rPr>
-          <w:rFonts w:ascii="Times New Roman" w:eastAsia="Times New Roman" w:hAnsi="Times New Roman" w:cs="Times New Roman"/>
-          <w:sz w:val="24"/>
-          <w:szCs w:val="24"/>
-        </w:rPr>
-      </w:pPr>
-      <w:r>
-        <w:rPr>
-          <w:rFonts w:ascii="Times New Roman" w:eastAsia="Times New Roman" w:hAnsi="Times New Roman" w:cs="Times New Roman"/>
-          <w:sz w:val="24"/>
-          <w:szCs w:val="24"/>
-        </w:rPr>
-        <w:t>Developed a dynamic React dashboard capable of connecting directly to any client’s database and auto-detecting modules and input fields from table structures — enabling instant CRUD (create, edit, delete, view) functionality for any new module.</w:t>
-      </w:r>
-    </w:p>
-    <w:p>
-      <w:pPr>
         <w:spacing w:before="280" w:after="280" w:line="240" w:lineRule="auto"/>
         <w:ind w:left="720"/>
         <w:rPr>
@@ -755,7 +914,6 @@
           <w:sz w:val="24"/>
           <w:szCs w:val="24"/>
         </w:rPr>
-        <w:lastRenderedPageBreak/>
         <w:t xml:space="preserve">Developed </w:t>
       </w:r>
       <w:r>
@@ -847,16 +1005,6 @@
     </w:p>
     <w:p>
       <w:pPr>
-        <w:spacing w:before="280" w:after="280" w:line="240" w:lineRule="auto"/>
-        <w:rPr>
-          <w:rFonts w:ascii="Times New Roman" w:eastAsia="Times New Roman" w:hAnsi="Times New Roman" w:cs="Times New Roman"/>
-          <w:sz w:val="24"/>
-          <w:szCs w:val="24"/>
-        </w:rPr>
-      </w:pPr>
-    </w:p>
-    <w:p>
-      <w:pPr>
         <w:numPr>
           <w:ilvl w:val="0"/>
           <w:numId w:val="5"/>
@@ -963,6 +1111,28 @@
           <w:szCs w:val="24"/>
         </w:rPr>
         <w:t>Created an internal system (“Workspace”) that automatically generates new dashboard modules for the backend team — accelerating development speed and reducing setup time by over 60%.</w:t>
+      </w:r>
+    </w:p>
+    <w:p>
+      <w:pPr>
+        <w:numPr>
+          <w:ilvl w:val="1"/>
+          <w:numId w:val="10"/>
+        </w:numPr>
+        <w:spacing w:after="280" w:line="240" w:lineRule="auto"/>
+        <w:rPr>
+          <w:rFonts w:ascii="Times New Roman" w:eastAsia="Times New Roman" w:hAnsi="Times New Roman" w:cs="Times New Roman"/>
+          <w:sz w:val="24"/>
+          <w:szCs w:val="24"/>
+        </w:rPr>
+      </w:pPr>
+      <w:r>
+        <w:rPr>
+          <w:rFonts w:ascii="Times New Roman" w:eastAsia="Times New Roman" w:hAnsi="Times New Roman" w:cs="Times New Roman"/>
+          <w:sz w:val="24"/>
+          <w:szCs w:val="24"/>
+        </w:rPr>
+        <w:t>Developed a dynamic React dashboard capable of connecting directly to any client’s database and auto-detecting modules and input fields from table structures — enabling instant CRUD (create, edit, delete, view) functionality for any new module.</w:t>
       </w:r>
     </w:p>
     <w:p>
@@ -1317,6 +1487,76 @@
             <w:sz w:val="24"/>
             <w:szCs w:val="24"/>
           </w:rPr>
+          <w:t>Parcel Express (Logistics Services</w:t>
+        </w:r>
+        <w:r>
+          <w:rPr>
+            <w:rFonts w:ascii="Times New Roman" w:eastAsia="Times New Roman" w:hAnsi="Times New Roman" w:cs="Times New Roman"/>
+            <w:b/>
+            <w:color w:val="0563C1"/>
+            <w:sz w:val="24"/>
+            <w:szCs w:val="24"/>
+          </w:rPr>
+          <w:t xml:space="preserve"> Website):</w:t>
+        </w:r>
+      </w:hyperlink>
+      <w:r>
+        <w:rPr>
+          <w:rFonts w:ascii="Times New Roman" w:eastAsia="Times New Roman" w:hAnsi="Times New Roman" w:cs="Times New Roman"/>
+          <w:color w:val="000000"/>
+          <w:sz w:val="24"/>
+          <w:szCs w:val="24"/>
+        </w:rPr>
+        <w:t xml:space="preserve"> </w:t>
+      </w:r>
+      <w:r>
+        <w:rPr>
+          <w:rFonts w:ascii="Times New Roman" w:eastAsia="Times New Roman" w:hAnsi="Times New Roman" w:cs="Times New Roman"/>
+          <w:color w:val="000000"/>
+          <w:sz w:val="24"/>
+          <w:szCs w:val="24"/>
+        </w:rPr>
+        <w:t>Played a key role in developing and optimizing both backend and frontend components, contributing to the platform’s growth and competitiveness in the Oman market.</w:t>
+      </w:r>
+      <w:r>
+        <w:rPr>
+          <w:rFonts w:ascii="Times New Roman" w:eastAsia="Times New Roman" w:hAnsi="Times New Roman" w:cs="Times New Roman"/>
+          <w:color w:val="000000"/>
+          <w:sz w:val="24"/>
+          <w:szCs w:val="24"/>
+        </w:rPr>
+        <w:t>Full-stack contribution to backend &amp; frontend, improving competitive presence in Saudi market.</w:t>
+      </w:r>
+    </w:p>
+    <w:p>
+      <w:pPr>
+        <w:numPr>
+          <w:ilvl w:val="0"/>
+          <w:numId w:val="7"/>
+        </w:numPr>
+        <w:pBdr>
+          <w:top w:val="nil"/>
+          <w:left w:val="nil"/>
+          <w:bottom w:val="nil"/>
+          <w:right w:val="nil"/>
+          <w:between w:val="nil"/>
+        </w:pBdr>
+        <w:spacing w:before="280" w:after="0" w:line="240" w:lineRule="auto"/>
+        <w:rPr>
+          <w:color w:val="000000"/>
+          <w:sz w:val="24"/>
+          <w:szCs w:val="24"/>
+        </w:rPr>
+      </w:pPr>
+      <w:hyperlink r:id="rId12">
+        <w:r>
+          <w:rPr>
+            <w:rFonts w:ascii="Times New Roman" w:eastAsia="Times New Roman" w:hAnsi="Times New Roman" w:cs="Times New Roman"/>
+            <w:b/>
+            <w:color w:val="0563C1"/>
+            <w:sz w:val="24"/>
+            <w:szCs w:val="24"/>
+          </w:rPr>
           <w:t>ADC (E-commerce Website):</w:t>
         </w:r>
       </w:hyperlink>
@@ -1370,163 +1610,8 @@
         <w:t xml:space="preserve"> Developed backend &amp; frontend modules, enhancing performance and scalability.</w:t>
       </w:r>
     </w:p>
-    <w:p>
-      <w:pPr>
-        <w:numPr>
-          <w:ilvl w:val="0"/>
-          <w:numId w:val="7"/>
-        </w:numPr>
-        <w:pBdr>
-          <w:top w:val="nil"/>
-          <w:left w:val="nil"/>
-          <w:bottom w:val="nil"/>
-          <w:right w:val="nil"/>
-          <w:between w:val="nil"/>
-        </w:pBdr>
-        <w:spacing w:after="0" w:line="240" w:lineRule="auto"/>
-        <w:rPr>
-          <w:color w:val="000000"/>
-          <w:sz w:val="24"/>
-          <w:szCs w:val="24"/>
-        </w:rPr>
-      </w:pPr>
-      <w:r>
-        <w:rPr>
-          <w:rFonts w:ascii="Times New Roman" w:eastAsia="Times New Roman" w:hAnsi="Times New Roman" w:cs="Times New Roman"/>
-          <w:color w:val="000000"/>
-          <w:sz w:val="24"/>
-          <w:szCs w:val="24"/>
-        </w:rPr>
-        <w:t xml:space="preserve"> </w:t>
-      </w:r>
-      <w:hyperlink r:id="rId12">
-        <w:r>
-          <w:rPr>
-            <w:rFonts w:ascii="Times New Roman" w:eastAsia="Times New Roman" w:hAnsi="Times New Roman" w:cs="Times New Roman"/>
-            <w:b/>
-            <w:color w:val="0563C1"/>
-            <w:sz w:val="24"/>
-            <w:szCs w:val="24"/>
-          </w:rPr>
-          <w:t>Unihome (Educational Website</w:t>
-        </w:r>
-      </w:hyperlink>
-      <w:r>
-        <w:rPr>
-          <w:rFonts w:ascii="Times New Roman" w:eastAsia="Times New Roman" w:hAnsi="Times New Roman" w:cs="Times New Roman"/>
-          <w:b/>
-          <w:color w:val="000000"/>
-          <w:sz w:val="24"/>
-          <w:szCs w:val="24"/>
-        </w:rPr>
-        <w:t>):</w:t>
-      </w:r>
-      <w:r>
-        <w:rPr>
-          <w:rFonts w:ascii="Times New Roman" w:eastAsia="Times New Roman" w:hAnsi="Times New Roman" w:cs="Times New Roman"/>
-          <w:color w:val="000000"/>
-          <w:sz w:val="24"/>
-          <w:szCs w:val="24"/>
-        </w:rPr>
-        <w:t xml:space="preserve"> Built bilingual platform (Arabic &amp; English) with Laravel + React, enabling course/content management.</w:t>
-      </w:r>
-    </w:p>
-    <w:p>
-      <w:pPr>
-        <w:numPr>
-          <w:ilvl w:val="0"/>
-          <w:numId w:val="7"/>
-        </w:numPr>
-        <w:pBdr>
-          <w:top w:val="nil"/>
-          <w:left w:val="nil"/>
-          <w:bottom w:val="nil"/>
-          <w:right w:val="nil"/>
-          <w:between w:val="nil"/>
-        </w:pBdr>
-        <w:spacing w:after="0" w:line="240" w:lineRule="auto"/>
-        <w:rPr>
-          <w:color w:val="000000"/>
-          <w:sz w:val="24"/>
-          <w:szCs w:val="24"/>
-        </w:rPr>
-      </w:pPr>
-      <w:hyperlink r:id="rId13">
-        <w:r>
-          <w:rPr>
-            <w:rFonts w:ascii="Times New Roman" w:eastAsia="Times New Roman" w:hAnsi="Times New Roman" w:cs="Times New Roman"/>
-            <w:b/>
-            <w:color w:val="0563C1"/>
-            <w:sz w:val="24"/>
-            <w:szCs w:val="24"/>
-          </w:rPr>
-          <w:t>VERDE (Real Estate Website)</w:t>
-        </w:r>
-      </w:hyperlink>
-      <w:r>
-        <w:rPr>
-          <w:rFonts w:ascii="Times New Roman" w:eastAsia="Times New Roman" w:hAnsi="Times New Roman" w:cs="Times New Roman"/>
-          <w:b/>
-          <w:color w:val="000000"/>
-          <w:sz w:val="24"/>
-          <w:szCs w:val="24"/>
-        </w:rPr>
-        <w:t>:</w:t>
-      </w:r>
-      <w:r>
-        <w:rPr>
-          <w:rFonts w:ascii="Times New Roman" w:eastAsia="Times New Roman" w:hAnsi="Times New Roman" w:cs="Times New Roman"/>
-          <w:color w:val="000000"/>
-          <w:sz w:val="24"/>
-          <w:szCs w:val="24"/>
-        </w:rPr>
-        <w:t xml:space="preserve"> Developed bilingual site with dashboards for goals, pricing, products, and services.</w:t>
-      </w:r>
-    </w:p>
-    <w:p>
-      <w:pPr>
-        <w:numPr>
-          <w:ilvl w:val="0"/>
-          <w:numId w:val="7"/>
-        </w:numPr>
-        <w:pBdr>
-          <w:top w:val="nil"/>
-          <w:left w:val="nil"/>
-          <w:bottom w:val="nil"/>
-          <w:right w:val="nil"/>
-          <w:between w:val="nil"/>
-        </w:pBdr>
-        <w:spacing w:after="0" w:line="240" w:lineRule="auto"/>
-        <w:rPr>
-          <w:color w:val="000000"/>
-          <w:sz w:val="24"/>
-          <w:szCs w:val="24"/>
-        </w:rPr>
-      </w:pPr>
-      <w:hyperlink r:id="rId14">
-        <w:r>
-          <w:rPr>
-            <w:rFonts w:ascii="Times New Roman" w:eastAsia="Times New Roman" w:hAnsi="Times New Roman" w:cs="Times New Roman"/>
-            <w:b/>
-            <w:color w:val="0563C1"/>
-            <w:sz w:val="24"/>
-            <w:szCs w:val="24"/>
-          </w:rPr>
-          <w:t>Jaiden (E-commerce Mobile App):</w:t>
-        </w:r>
-      </w:hyperlink>
-      <w:r>
-        <w:rPr>
-          <w:rFonts w:ascii="Times New Roman" w:eastAsia="Times New Roman" w:hAnsi="Times New Roman" w:cs="Times New Roman"/>
-          <w:color w:val="000000"/>
-          <w:sz w:val="24"/>
-          <w:szCs w:val="24"/>
-        </w:rPr>
-        <w:t xml:space="preserve"> Built React Native app for medicine sales with admin dashboard for orders &amp; content.</w:t>
-      </w:r>
-    </w:p>
-    <w:bookmarkStart w:id="1" w:name="_gjdgxs" w:colFirst="0" w:colLast="0"/>
-    <w:bookmarkEnd w:id="1"/>
+    <w:bookmarkStart w:id="0" w:name="_gjdgxs" w:colFirst="0" w:colLast="0"/>
+    <w:bookmarkEnd w:id="0"/>
     <w:p>
       <w:pPr>
         <w:numPr>
@@ -1597,7 +1682,7 @@
         </w:rPr>
         <w:fldChar w:fldCharType="end"/>
       </w:r>
-      <w:hyperlink r:id="rId15">
+      <w:hyperlink r:id="rId13">
         <w:r>
           <w:rPr>
             <w:rFonts w:ascii="Times New Roman" w:eastAsia="Times New Roman" w:hAnsi="Times New Roman" w:cs="Times New Roman"/>
@@ -1627,7 +1712,19 @@
           <w:sz w:val="24"/>
           <w:szCs w:val="24"/>
         </w:rPr>
-        <w:t>(admin@gmail.com | 123456789)</w:t>
+        <w:t>(admin@gmail.co</w:t>
+      </w:r>
+      <w:bookmarkStart w:id="1" w:name="_GoBack"/>
+      <w:bookmarkEnd w:id="1"/>
+      <w:r>
+        <w:rPr>
+          <w:rFonts w:ascii="Times New Roman" w:eastAsia="Times New Roman" w:hAnsi="Times New Roman" w:cs="Times New Roman"/>
+          <w:i/>
+          <w:color w:val="000000"/>
+          <w:sz w:val="24"/>
+          <w:szCs w:val="24"/>
+        </w:rPr>
+        <w:t>m | 123456789)</w:t>
       </w:r>
       <w:r>
         <w:rPr>
@@ -1659,19 +1756,7 @@
           <w:szCs w:val="24"/>
         </w:rPr>
       </w:pPr>
-      <w:hyperlink r:id="rId16" w:history="1">
-        <w:r>
-          <w:rPr>
-            <w:rStyle w:val="Hyperlink"/>
-            <w:rFonts w:ascii="Times New Roman" w:eastAsia="Times New Roman" w:hAnsi="Times New Roman" w:cs="Times New Roman"/>
-            <w:b/>
-            <w:sz w:val="24"/>
-            <w:szCs w:val="24"/>
-          </w:rPr>
-          <w:t>React Dynamic Dashboard Demo</w:t>
-        </w:r>
-      </w:hyperlink>
-      <w:hyperlink r:id="rId17">
+      <w:hyperlink r:id="rId14" w:history="1">
         <w:r>
           <w:rPr>
             <w:rFonts w:ascii="Times New Roman" w:eastAsia="Times New Roman" w:hAnsi="Times New Roman" w:cs="Times New Roman"/>
@@ -1679,7 +1764,18 @@
             <w:color w:val="0563C1"/>
             <w:sz w:val="24"/>
             <w:szCs w:val="24"/>
-            <w:u w:val="single"/>
+          </w:rPr>
+          <w:t>React Dynamic Dashboard Demo</w:t>
+        </w:r>
+      </w:hyperlink>
+      <w:hyperlink r:id="rId15">
+        <w:r>
+          <w:rPr>
+            <w:rFonts w:ascii="Times New Roman" w:eastAsia="Times New Roman" w:hAnsi="Times New Roman" w:cs="Times New Roman"/>
+            <w:b/>
+            <w:color w:val="0563C1"/>
+            <w:sz w:val="24"/>
+            <w:szCs w:val="24"/>
           </w:rPr>
           <w:t>:</w:t>
         </w:r>
@@ -1766,7 +1862,34 @@
           <w:sz w:val="24"/>
           <w:szCs w:val="24"/>
         </w:rPr>
-        <w:t xml:space="preserve"> — B.Sc. in Computer Science (GPA 3.30)</w:t>
+        <w:t xml:space="preserve"> — B.Sc. in Computer Science (GPA 3.30</w:t>
+      </w:r>
+      <w:r>
+        <w:rPr>
+          <w:rFonts w:ascii="Times New Roman" w:eastAsia="Times New Roman" w:hAnsi="Times New Roman" w:cs="Times New Roman"/>
+          <w:color w:val="000000"/>
+          <w:sz w:val="24"/>
+          <w:szCs w:val="24"/>
+        </w:rPr>
+        <w:t xml:space="preserve"> - </w:t>
+      </w:r>
+      <w:r>
+        <w:rPr>
+          <w:rFonts w:ascii="Times New Roman" w:eastAsia="Times New Roman" w:hAnsi="Times New Roman" w:cs="Times New Roman"/>
+          <w:color w:val="000000"/>
+          <w:sz w:val="24"/>
+          <w:szCs w:val="24"/>
+        </w:rPr>
+        <w:t>Very Good</w:t>
+      </w:r>
+      <w:r>
+        <w:rPr>
+          <w:rFonts w:ascii="Times New Roman" w:eastAsia="Times New Roman" w:hAnsi="Times New Roman" w:cs="Times New Roman"/>
+          <w:color w:val="000000"/>
+          <w:sz w:val="24"/>
+          <w:szCs w:val="24"/>
+        </w:rPr>
+        <w:t>)</w:t>
       </w:r>
       <w:r>
         <w:rPr>
@@ -1844,17 +1967,6 @@
         </w:rPr>
         <w:t>Nov 2016 – May 2017</w:t>
       </w:r>
-    </w:p>
-    <w:p>
-      <w:pPr>
-        <w:spacing w:line="276" w:lineRule="auto"/>
-        <w:ind w:left="720"/>
-        <w:rPr>
-          <w:color w:val="404040"/>
-          <w:sz w:val="24"/>
-          <w:szCs w:val="24"/>
-        </w:rPr>
-      </w:pPr>
     </w:p>
     <w:sectPr>
       <w:pgSz w:w="12240" w:h="16340"/>
@@ -2768,6 +2880,137 @@
     </w:lvl>
   </w:abstractNum>
   <w:abstractNum w:abstractNumId="7" w15:restartNumberingAfterBreak="0">
+    <w:nsid w:val="5B144705"/>
+    <w:multiLevelType w:val="multilevel"/>
+    <w:tmpl w:val="B02408AA"/>
+    <w:lvl w:ilvl="0">
+      <w:start w:val="1"/>
+      <w:numFmt w:val="bullet"/>
+      <w:lvlText w:val="●"/>
+      <w:lvlJc w:val="left"/>
+      <w:pPr>
+        <w:ind w:left="720" w:hanging="360"/>
+      </w:pPr>
+      <w:rPr>
+        <w:rFonts w:ascii="Noto Sans Symbols" w:eastAsia="Noto Sans Symbols" w:hAnsi="Noto Sans Symbols" w:cs="Noto Sans Symbols"/>
+        <w:sz w:val="20"/>
+        <w:szCs w:val="20"/>
+      </w:rPr>
+    </w:lvl>
+    <w:lvl w:ilvl="1">
+      <w:start w:val="1"/>
+      <w:numFmt w:val="bullet"/>
+      <w:lvlText w:val=""/>
+      <w:lvlJc w:val="left"/>
+      <w:pPr>
+        <w:ind w:left="1440" w:hanging="360"/>
+      </w:pPr>
+      <w:rPr>
+        <w:rFonts w:ascii="Symbol" w:hAnsi="Symbol" w:hint="default"/>
+        <w:sz w:val="20"/>
+        <w:szCs w:val="20"/>
+      </w:rPr>
+    </w:lvl>
+    <w:lvl w:ilvl="2">
+      <w:start w:val="1"/>
+      <w:numFmt w:val="bullet"/>
+      <w:lvlText w:val="▪"/>
+      <w:lvlJc w:val="left"/>
+      <w:pPr>
+        <w:ind w:left="2160" w:hanging="360"/>
+      </w:pPr>
+      <w:rPr>
+        <w:rFonts w:ascii="Noto Sans Symbols" w:eastAsia="Noto Sans Symbols" w:hAnsi="Noto Sans Symbols" w:cs="Noto Sans Symbols"/>
+        <w:sz w:val="20"/>
+        <w:szCs w:val="20"/>
+      </w:rPr>
+    </w:lvl>
+    <w:lvl w:ilvl="3">
+      <w:start w:val="1"/>
+      <w:numFmt w:val="bullet"/>
+      <w:lvlText w:val="▪"/>
+      <w:lvlJc w:val="left"/>
+      <w:pPr>
+        <w:ind w:left="2880" w:hanging="360"/>
+      </w:pPr>
+      <w:rPr>
+        <w:rFonts w:ascii="Noto Sans Symbols" w:eastAsia="Noto Sans Symbols" w:hAnsi="Noto Sans Symbols" w:cs="Noto Sans Symbols"/>
+        <w:sz w:val="20"/>
+        <w:szCs w:val="20"/>
+      </w:rPr>
+    </w:lvl>
+    <w:lvl w:ilvl="4">
+      <w:start w:val="1"/>
+      <w:numFmt w:val="bullet"/>
+      <w:lvlText w:val="▪"/>
+      <w:lvlJc w:val="left"/>
+      <w:pPr>
+        <w:ind w:left="3600" w:hanging="360"/>
+      </w:pPr>
+      <w:rPr>
+        <w:rFonts w:ascii="Noto Sans Symbols" w:eastAsia="Noto Sans Symbols" w:hAnsi="Noto Sans Symbols" w:cs="Noto Sans Symbols"/>
+        <w:sz w:val="20"/>
+        <w:szCs w:val="20"/>
+      </w:rPr>
+    </w:lvl>
+    <w:lvl w:ilvl="5">
+      <w:start w:val="1"/>
+      <w:numFmt w:val="bullet"/>
+      <w:lvlText w:val="▪"/>
+      <w:lvlJc w:val="left"/>
+      <w:pPr>
+        <w:ind w:left="4320" w:hanging="360"/>
+      </w:pPr>
+      <w:rPr>
+        <w:rFonts w:ascii="Noto Sans Symbols" w:eastAsia="Noto Sans Symbols" w:hAnsi="Noto Sans Symbols" w:cs="Noto Sans Symbols"/>
+        <w:sz w:val="20"/>
+        <w:szCs w:val="20"/>
+      </w:rPr>
+    </w:lvl>
+    <w:lvl w:ilvl="6">
+      <w:start w:val="1"/>
+      <w:numFmt w:val="bullet"/>
+      <w:lvlText w:val="▪"/>
+      <w:lvlJc w:val="left"/>
+      <w:pPr>
+        <w:ind w:left="5040" w:hanging="360"/>
+      </w:pPr>
+      <w:rPr>
+        <w:rFonts w:ascii="Noto Sans Symbols" w:eastAsia="Noto Sans Symbols" w:hAnsi="Noto Sans Symbols" w:cs="Noto Sans Symbols"/>
+        <w:sz w:val="20"/>
+        <w:szCs w:val="20"/>
+      </w:rPr>
+    </w:lvl>
+    <w:lvl w:ilvl="7">
+      <w:start w:val="1"/>
+      <w:numFmt w:val="bullet"/>
+      <w:lvlText w:val="▪"/>
+      <w:lvlJc w:val="left"/>
+      <w:pPr>
+        <w:ind w:left="5760" w:hanging="360"/>
+      </w:pPr>
+      <w:rPr>
+        <w:rFonts w:ascii="Noto Sans Symbols" w:eastAsia="Noto Sans Symbols" w:hAnsi="Noto Sans Symbols" w:cs="Noto Sans Symbols"/>
+        <w:sz w:val="20"/>
+        <w:szCs w:val="20"/>
+      </w:rPr>
+    </w:lvl>
+    <w:lvl w:ilvl="8">
+      <w:start w:val="1"/>
+      <w:numFmt w:val="bullet"/>
+      <w:lvlText w:val="▪"/>
+      <w:lvlJc w:val="left"/>
+      <w:pPr>
+        <w:ind w:left="6480" w:hanging="360"/>
+      </w:pPr>
+      <w:rPr>
+        <w:rFonts w:ascii="Noto Sans Symbols" w:eastAsia="Noto Sans Symbols" w:hAnsi="Noto Sans Symbols" w:cs="Noto Sans Symbols"/>
+        <w:sz w:val="20"/>
+        <w:szCs w:val="20"/>
+      </w:rPr>
+    </w:lvl>
+  </w:abstractNum>
+  <w:abstractNum w:abstractNumId="8" w15:restartNumberingAfterBreak="0">
     <w:nsid w:val="69D02006"/>
     <w:multiLevelType w:val="multilevel"/>
     <w:tmpl w:val="9D16CFC0"/>
@@ -2898,7 +3141,7 @@
       </w:rPr>
     </w:lvl>
   </w:abstractNum>
-  <w:abstractNum w:abstractNumId="8" w15:restartNumberingAfterBreak="0">
+  <w:abstractNum w:abstractNumId="9" w15:restartNumberingAfterBreak="0">
     <w:nsid w:val="7DA047E7"/>
     <w:multiLevelType w:val="multilevel"/>
     <w:tmpl w:val="52969C02"/>
@@ -3033,13 +3276,13 @@
     <w:abstractNumId w:val="6"/>
   </w:num>
   <w:num w:numId="2">
-    <w:abstractNumId w:val="8"/>
+    <w:abstractNumId w:val="9"/>
   </w:num>
   <w:num w:numId="3">
     <w:abstractNumId w:val="5"/>
   </w:num>
   <w:num w:numId="4">
-    <w:abstractNumId w:val="7"/>
+    <w:abstractNumId w:val="8"/>
   </w:num>
   <w:num w:numId="5">
     <w:abstractNumId w:val="3"/>
@@ -3055,6 +3298,9 @@
   </w:num>
   <w:num w:numId="9">
     <w:abstractNumId w:val="2"/>
+  </w:num>
+  <w:num w:numId="10">
+    <w:abstractNumId w:val="7"/>
   </w:num>
 </w:numbering>
 </file>
@@ -3451,6 +3697,7 @@
   </w:latentStyles>
   <w:style w:type="paragraph" w:default="1" w:styleId="Normal">
     <w:name w:val="Normal"/>
+    <w:rsid w:val="00B36267"/>
   </w:style>
   <w:style w:type="paragraph" w:styleId="Heading1">
     <w:name w:val="heading 1"/>

--- a/public/cvs/BoulaNessimResume.docx
+++ b/public/cvs/BoulaNessimResume.docx
@@ -79,23 +79,23 @@
         <w:jc w:val="center"/>
         <w:rPr>
           <w:color w:val="000000"/>
-          <w:sz w:val="23"/>
-          <w:szCs w:val="23"/>
+          <w:sz w:val="24"/>
+          <w:szCs w:val="24"/>
         </w:rPr>
       </w:pPr>
       <w:r>
         <w:rPr>
           <w:color w:val="0563C1"/>
-          <w:sz w:val="23"/>
-          <w:szCs w:val="23"/>
+          <w:sz w:val="24"/>
+          <w:szCs w:val="24"/>
         </w:rPr>
         <w:t>6th of October City, Giza, Egypt</w:t>
       </w:r>
       <w:r>
         <w:rPr>
           <w:color w:val="0563C1"/>
-          <w:sz w:val="23"/>
-          <w:szCs w:val="23"/>
+          <w:sz w:val="24"/>
+          <w:szCs w:val="24"/>
         </w:rPr>
         <w:t>|</w:t>
       </w:r>
@@ -103,8 +103,8 @@
         <w:r>
           <w:rPr>
             <w:color w:val="5B9BD5"/>
-            <w:sz w:val="23"/>
-            <w:szCs w:val="23"/>
+            <w:sz w:val="24"/>
+            <w:szCs w:val="24"/>
           </w:rPr>
           <w:t>+</w:t>
         </w:r>
@@ -113,8 +113,8 @@
         <w:r>
           <w:rPr>
             <w:color w:val="0563C1"/>
-            <w:sz w:val="23"/>
-            <w:szCs w:val="23"/>
+            <w:sz w:val="24"/>
+            <w:szCs w:val="24"/>
           </w:rPr>
           <w:t>201126785910</w:t>
         </w:r>
@@ -122,8 +122,8 @@
       <w:r>
         <w:rPr>
           <w:color w:val="000000"/>
-          <w:sz w:val="23"/>
-          <w:szCs w:val="23"/>
+          <w:sz w:val="24"/>
+          <w:szCs w:val="24"/>
         </w:rPr>
         <w:t>|</w:t>
       </w:r>
@@ -131,8 +131,8 @@
         <w:r>
           <w:rPr>
             <w:color w:val="0563C1"/>
-            <w:sz w:val="23"/>
-            <w:szCs w:val="23"/>
+            <w:sz w:val="24"/>
+            <w:szCs w:val="24"/>
           </w:rPr>
           <w:t>boula.n.soliman@gmail.com</w:t>
         </w:r>
@@ -140,8 +140,8 @@
       <w:r>
         <w:rPr>
           <w:color w:val="000000"/>
-          <w:sz w:val="23"/>
-          <w:szCs w:val="23"/>
+          <w:sz w:val="24"/>
+          <w:szCs w:val="24"/>
         </w:rPr>
         <w:t>|</w:t>
       </w:r>
@@ -149,8 +149,8 @@
         <w:r>
           <w:rPr>
             <w:color w:val="0563C1"/>
-            <w:sz w:val="23"/>
-            <w:szCs w:val="23"/>
+            <w:sz w:val="24"/>
+            <w:szCs w:val="24"/>
           </w:rPr>
           <w:t>Github</w:t>
         </w:r>
@@ -158,8 +158,8 @@
       <w:r>
         <w:rPr>
           <w:color w:val="000000"/>
-          <w:sz w:val="23"/>
-          <w:szCs w:val="23"/>
+          <w:sz w:val="24"/>
+          <w:szCs w:val="24"/>
         </w:rPr>
         <w:t>|</w:t>
       </w:r>
@@ -167,8 +167,8 @@
         <w:r>
           <w:rPr>
             <w:color w:val="0563C1"/>
-            <w:sz w:val="23"/>
-            <w:szCs w:val="23"/>
+            <w:sz w:val="24"/>
+            <w:szCs w:val="24"/>
           </w:rPr>
           <w:t>Linkedin</w:t>
         </w:r>
@@ -200,8 +200,8 @@
       <w:r>
         <w:rPr>
           <w:b/>
-          <w:sz w:val="23"/>
-          <w:szCs w:val="23"/>
+          <w:sz w:val="24"/>
+          <w:szCs w:val="24"/>
         </w:rPr>
         <w:tab/>
         <w:t xml:space="preserve">         </w:t>
@@ -210,7 +210,7 @@
     <w:p>
       <w:pPr>
         <w:pStyle w:val="Heading1"/>
-        <w:ind w:left="720"/>
+        <w:ind w:left="540"/>
         <w:rPr>
           <w:b/>
         </w:rPr>
@@ -221,7 +221,7 @@
           <w:sz w:val="24"/>
           <w:szCs w:val="24"/>
         </w:rPr>
-        <w:t xml:space="preserve">Full Stack Developer with strong expertise in </w:t>
+        <w:t xml:space="preserve">Full Stack Laravel Developer with 4+ years of experience building </w:t>
       </w:r>
       <w:r>
         <w:rPr>
@@ -230,7 +230,7 @@
           <w:sz w:val="24"/>
           <w:szCs w:val="24"/>
         </w:rPr>
-        <w:t>Laravel, React, Next.js, and React Native</w:t>
+        <w:t xml:space="preserve">scalable web and mobile platforms, APIs and third-party integrations</w:t>
       </w:r>
       <w:r>
         <w:rPr>
@@ -238,7 +238,7 @@
           <w:sz w:val="24"/>
           <w:szCs w:val="24"/>
         </w:rPr>
-        <w:t xml:space="preserve">, delivering </w:t>
+        <w:t xml:space="preserve">, from multi-tenant logistics systems to internal tooling that generates dashboards and CRUD modules automatically. Strong in </w:t>
       </w:r>
       <w:r>
         <w:rPr>
@@ -247,7 +247,7 @@
           <w:sz w:val="24"/>
           <w:szCs w:val="24"/>
         </w:rPr>
-        <w:t>scalable and user-focused web &amp; mobile solutions</w:t>
+        <w:t xml:space="preserve">Laravel, React and React Native</w:t>
       </w:r>
       <w:r>
         <w:rPr>
@@ -255,7 +255,7 @@
           <w:sz w:val="24"/>
           <w:szCs w:val="24"/>
         </w:rPr>
-        <w:t>. Proven ability to build APIs, dashboards, and full-featured platforms that drive business growth. Seeking to contribute to a dynamic team that values innovation and technical excellence.</w:t>
+        <w:t xml:space="preserve">, with a focus on secure, maintainable backends that other systems can integrate with.</w:t>
       </w:r>
     </w:p>
     <w:p>
@@ -278,8 +278,8 @@
     </w:p>
     <w:p>
       <w:pPr>
-        <w:spacing w:before="280" w:after="280" w:line="240" w:lineRule="auto"/>
-        <w:ind w:left="720"/>
+        <w:spacing w:before="140" w:after="80" w:line="240" w:lineRule="auto"/>
+        <w:ind w:left="540"/>
         <w:rPr>
           <w:rFonts w:ascii="Times New Roman" w:eastAsia="Times New Roman" w:hAnsi="Times New Roman" w:cs="Times New Roman"/>
           <w:sz w:val="24"/>
@@ -302,22 +302,22 @@
           <w:ilvl w:val="0"/>
           <w:numId w:val="8"/>
         </w:numPr>
-        <w:spacing w:before="280" w:after="280" w:line="240" w:lineRule="auto"/>
-        <w:ind w:left="1440"/>
-      </w:pPr>
-      <w:r>
-        <w:rPr>
-          <w:rFonts w:ascii="Times New Roman" w:eastAsia="Times New Roman" w:hAnsi="Times New Roman" w:cs="Times New Roman"/>
-          <w:sz w:val="24"/>
-          <w:szCs w:val="24"/>
-        </w:rPr>
-        <w:t>PHP, JavaScript (ES6+), SQL, C, Java, OOP, SOLID Principles</w:t>
-      </w:r>
-    </w:p>
-    <w:p>
-      <w:pPr>
-        <w:spacing w:before="280" w:after="280" w:line="240" w:lineRule="auto"/>
-        <w:ind w:left="720"/>
+        <w:spacing w:before="140" w:after="80" w:line="240" w:lineRule="auto"/>
+        <w:ind w:left="1080"/>
+      </w:pPr>
+      <w:r>
+        <w:rPr>
+          <w:rFonts w:ascii="Times New Roman" w:eastAsia="Times New Roman" w:hAnsi="Times New Roman" w:cs="Times New Roman"/>
+          <w:sz w:val="24"/>
+          <w:szCs w:val="24"/>
+        </w:rPr>
+        <w:t xml:space="preserve">PHP, JavaScript (ES6+), SQL (MySQL, PostgreSQL), C, Java, OOP, SOLID Principles</w:t>
+      </w:r>
+    </w:p>
+    <w:p>
+      <w:pPr>
+        <w:spacing w:before="140" w:after="80" w:line="240" w:lineRule="auto"/>
+        <w:ind w:left="540"/>
         <w:rPr>
           <w:rFonts w:ascii="Times New Roman" w:eastAsia="Times New Roman" w:hAnsi="Times New Roman" w:cs="Times New Roman"/>
           <w:sz w:val="24"/>
@@ -340,22 +340,22 @@
           <w:ilvl w:val="0"/>
           <w:numId w:val="9"/>
         </w:numPr>
-        <w:spacing w:before="280" w:after="280" w:line="240" w:lineRule="auto"/>
-        <w:ind w:left="1440"/>
-      </w:pPr>
-      <w:r>
-        <w:rPr>
-          <w:rFonts w:ascii="Times New Roman" w:eastAsia="Times New Roman" w:hAnsi="Times New Roman" w:cs="Times New Roman"/>
-          <w:sz w:val="24"/>
-          <w:szCs w:val="24"/>
-        </w:rPr>
-        <w:t>Laravel (advanced), React.js (advanced), Next.js (mid-level), React Native (mid-level), Livewire (beginner), jQuery, AJAX</w:t>
-      </w:r>
-    </w:p>
-    <w:p>
-      <w:pPr>
-        <w:spacing w:before="280" w:after="280" w:line="240" w:lineRule="auto"/>
-        <w:ind w:left="720"/>
+        <w:spacing w:before="140" w:after="80" w:line="240" w:lineRule="auto"/>
+        <w:ind w:left="1080"/>
+      </w:pPr>
+      <w:r>
+        <w:rPr>
+          <w:rFonts w:ascii="Times New Roman" w:eastAsia="Times New Roman" w:hAnsi="Times New Roman" w:cs="Times New Roman"/>
+          <w:sz w:val="24"/>
+          <w:szCs w:val="24"/>
+        </w:rPr>
+        <w:t xml:space="preserve">Laravel (advanced), React.js (advanced), Next.js (mid-level), React Native (mid-level), jQuery, AJAX</w:t>
+      </w:r>
+    </w:p>
+    <w:p>
+      <w:pPr>
+        <w:spacing w:before="140" w:after="80" w:line="240" w:lineRule="auto"/>
+        <w:ind w:left="540"/>
         <w:rPr>
           <w:rFonts w:ascii="Times New Roman" w:eastAsia="Times New Roman" w:hAnsi="Times New Roman" w:cs="Times New Roman"/>
           <w:sz w:val="24"/>
@@ -378,22 +378,22 @@
           <w:ilvl w:val="0"/>
           <w:numId w:val="1"/>
         </w:numPr>
-        <w:spacing w:before="280" w:after="280" w:line="240" w:lineRule="auto"/>
-        <w:ind w:left="1440"/>
-      </w:pPr>
-      <w:r>
-        <w:rPr>
-          <w:rFonts w:ascii="Times New Roman" w:eastAsia="Times New Roman" w:hAnsi="Times New Roman" w:cs="Times New Roman"/>
-          <w:sz w:val="24"/>
-          <w:szCs w:val="24"/>
-        </w:rPr>
-        <w:t>HTML5, CSS3, Bootstrap, Tailwind, WordPress (beginner)</w:t>
-      </w:r>
-    </w:p>
-    <w:p>
-      <w:pPr>
-        <w:spacing w:before="280" w:after="280" w:line="240" w:lineRule="auto"/>
-        <w:ind w:left="720"/>
+        <w:spacing w:before="140" w:after="80" w:line="240" w:lineRule="auto"/>
+        <w:ind w:left="1080"/>
+      </w:pPr>
+      <w:r>
+        <w:rPr>
+          <w:rFonts w:ascii="Times New Roman" w:eastAsia="Times New Roman" w:hAnsi="Times New Roman" w:cs="Times New Roman"/>
+          <w:sz w:val="24"/>
+          <w:szCs w:val="24"/>
+        </w:rPr>
+        <w:t xml:space="preserve">HTML5, CSS3, Bootstrap, Tailwind</w:t>
+      </w:r>
+    </w:p>
+    <w:p>
+      <w:pPr>
+        <w:spacing w:before="140" w:after="80" w:line="240" w:lineRule="auto"/>
+        <w:ind w:left="540"/>
         <w:rPr>
           <w:rFonts w:ascii="Times New Roman" w:eastAsia="Times New Roman" w:hAnsi="Times New Roman" w:cs="Times New Roman"/>
           <w:sz w:val="24"/>
@@ -416,22 +416,22 @@
           <w:ilvl w:val="0"/>
           <w:numId w:val="2"/>
         </w:numPr>
-        <w:spacing w:before="280" w:after="280" w:line="240" w:lineRule="auto"/>
-        <w:ind w:left="1440"/>
-      </w:pPr>
-      <w:r>
-        <w:rPr>
-          <w:rFonts w:ascii="Times New Roman" w:eastAsia="Times New Roman" w:hAnsi="Times New Roman" w:cs="Times New Roman"/>
-          <w:sz w:val="24"/>
-          <w:szCs w:val="24"/>
-        </w:rPr>
-        <w:t>REST APIs, Third-Party Integrations (Payment Gateways, SMS, Google Maps, Email Systems), WebSockets</w:t>
-      </w:r>
-    </w:p>
-    <w:p>
-      <w:pPr>
-        <w:spacing w:before="280" w:after="280" w:line="240" w:lineRule="auto"/>
-        <w:ind w:left="720"/>
+        <w:spacing w:before="140" w:after="80" w:line="240" w:lineRule="auto"/>
+        <w:ind w:left="1080"/>
+      </w:pPr>
+      <w:r>
+        <w:rPr>
+          <w:rFonts w:ascii="Times New Roman" w:eastAsia="Times New Roman" w:hAnsi="Times New Roman" w:cs="Times New Roman"/>
+          <w:sz w:val="24"/>
+          <w:szCs w:val="24"/>
+        </w:rPr>
+        <w:t xml:space="preserve">REST APIs, Third-Party Integrations (Payment Gateways, SMS, Google Maps, Email Systems), WebSockets, Multi-tenant Architecture, Queued Jobs</w:t>
+      </w:r>
+    </w:p>
+    <w:p>
+      <w:pPr>
+        <w:spacing w:before="140" w:after="80" w:line="240" w:lineRule="auto"/>
+        <w:ind w:left="540"/>
         <w:rPr>
           <w:rFonts w:ascii="Times New Roman" w:eastAsia="Times New Roman" w:hAnsi="Times New Roman" w:cs="Times New Roman"/>
           <w:sz w:val="24"/>
@@ -454,16 +454,16 @@
           <w:ilvl w:val="0"/>
           <w:numId w:val="3"/>
         </w:numPr>
-        <w:spacing w:before="280" w:after="280" w:line="240" w:lineRule="auto"/>
-        <w:ind w:left="1440"/>
-      </w:pPr>
-      <w:r>
-        <w:rPr>
-          <w:rFonts w:ascii="Times New Roman" w:eastAsia="Times New Roman" w:hAnsi="Times New Roman" w:cs="Times New Roman"/>
-          <w:sz w:val="24"/>
-          <w:szCs w:val="24"/>
-        </w:rPr>
-        <w:t>Git (Version Control), Postman, Apache, Server Management, Project Management</w:t>
+        <w:spacing w:before="140" w:after="80" w:line="240" w:lineRule="auto"/>
+        <w:ind w:left="1080"/>
+      </w:pPr>
+      <w:r>
+        <w:rPr>
+          <w:rFonts w:ascii="Times New Roman" w:eastAsia="Times New Roman" w:hAnsi="Times New Roman" w:cs="Times New Roman"/>
+          <w:sz w:val="24"/>
+          <w:szCs w:val="24"/>
+        </w:rPr>
+        <w:t xml:space="preserve">Git (Version Control), Postman, Apache, Server Management</w:t>
       </w:r>
     </w:p>
     <w:p>
@@ -487,8 +487,8 @@
     </w:p>
     <w:p>
       <w:pPr>
-        <w:spacing w:before="280" w:after="280" w:line="240" w:lineRule="auto"/>
-        <w:ind w:left="720"/>
+        <w:spacing w:before="140" w:after="80" w:line="240" w:lineRule="auto"/>
+        <w:ind w:left="540"/>
         <w:rPr>
           <w:rFonts w:ascii="Times New Roman" w:eastAsia="Times New Roman" w:hAnsi="Times New Roman" w:cs="Times New Roman"/>
           <w:sz w:val="24"/>
@@ -592,7 +592,7 @@
           <w:numId w:val="4"/>
         </w:numPr>
         <w:spacing w:after="0" w:line="240" w:lineRule="auto"/>
-        <w:ind w:left="1440"/>
+        <w:ind w:left="1080"/>
       </w:pPr>
       <w:r>
         <w:rPr>
@@ -610,7 +610,7 @@
           <w:numId w:val="4"/>
         </w:numPr>
         <w:spacing w:after="0" w:line="240" w:lineRule="auto"/>
-        <w:ind w:left="1440"/>
+        <w:ind w:left="1080"/>
       </w:pPr>
       <w:r>
         <w:rPr>
@@ -635,126 +635,6 @@
           <w:szCs w:val="24"/>
         </w:rPr>
         <w:t>error handling protocols.</w:t>
-      </w:r>
-    </w:p>
-    <w:p>
-      <w:pPr>
-        <w:spacing w:after="0" w:line="240" w:lineRule="auto"/>
-        <w:ind w:left="1080"/>
-      </w:pPr>
-    </w:p>
-    <w:p>
-      <w:pPr>
-        <w:spacing w:before="280" w:after="280" w:line="240" w:lineRule="auto"/>
-        <w:ind w:left="720"/>
-        <w:rPr>
-          <w:rFonts w:ascii="Times New Roman" w:eastAsia="Times New Roman" w:hAnsi="Times New Roman" w:cs="Times New Roman"/>
-          <w:sz w:val="24"/>
-          <w:szCs w:val="24"/>
-        </w:rPr>
-      </w:pPr>
-      <w:r>
-        <w:rPr>
-          <w:rFonts w:ascii="Times New Roman" w:eastAsia="Times New Roman" w:hAnsi="Times New Roman" w:cs="Times New Roman"/>
-          <w:b/>
-          <w:sz w:val="24"/>
-          <w:szCs w:val="24"/>
-        </w:rPr>
-        <w:t>Full Stack Laravel Developer | Aloo Company (Remote – KSA)</w:t>
-      </w:r>
-      <w:r>
-        <w:rPr>
-          <w:rFonts w:ascii="Times New Roman" w:eastAsia="Times New Roman" w:hAnsi="Times New Roman" w:cs="Times New Roman"/>
-          <w:sz w:val="24"/>
-          <w:szCs w:val="24"/>
-        </w:rPr>
-        <w:br/>
-      </w:r>
-      <w:r>
-        <w:rPr>
-          <w:rFonts w:ascii="Times New Roman" w:eastAsia="Times New Roman" w:hAnsi="Times New Roman" w:cs="Times New Roman"/>
-          <w:i/>
-          <w:sz w:val="24"/>
-          <w:szCs w:val="24"/>
-        </w:rPr>
-        <w:t xml:space="preserve">Oct 2024 – </w:t>
-      </w:r>
-      <w:r>
-        <w:rPr>
-          <w:rFonts w:ascii="Times New Roman" w:eastAsia="Times New Roman" w:hAnsi="Times New Roman" w:cs="Times New Roman"/>
-          <w:i/>
-          <w:sz w:val="24"/>
-          <w:szCs w:val="24"/>
-        </w:rPr>
-        <w:t>Nov 2023</w:t>
-      </w:r>
-    </w:p>
-    <w:p>
-      <w:pPr>
-        <w:numPr>
-          <w:ilvl w:val="0"/>
-          <w:numId w:val="4"/>
-        </w:numPr>
-        <w:spacing w:before="280" w:after="0" w:line="240" w:lineRule="auto"/>
-        <w:ind w:left="1440"/>
-      </w:pPr>
-      <w:r>
-        <w:rPr>
-          <w:rFonts w:ascii="Times New Roman" w:eastAsia="Times New Roman" w:hAnsi="Times New Roman" w:cs="Times New Roman"/>
-          <w:sz w:val="24"/>
-          <w:szCs w:val="24"/>
-        </w:rPr>
-        <w:t xml:space="preserve">Designed and implemented </w:t>
-      </w:r>
-      <w:r>
-        <w:rPr>
-          <w:rFonts w:ascii="Times New Roman" w:eastAsia="Times New Roman" w:hAnsi="Times New Roman" w:cs="Times New Roman"/>
-          <w:b/>
-          <w:sz w:val="24"/>
-          <w:szCs w:val="24"/>
-        </w:rPr>
-        <w:t>REST APIs</w:t>
-      </w:r>
-      <w:r>
-        <w:rPr>
-          <w:rFonts w:ascii="Times New Roman" w:eastAsia="Times New Roman" w:hAnsi="Times New Roman" w:cs="Times New Roman"/>
-          <w:sz w:val="24"/>
-          <w:szCs w:val="24"/>
-        </w:rPr>
-        <w:t xml:space="preserve"> for frontend (React &amp; </w:t>
-      </w:r>
-      <w:r>
-        <w:rPr>
-          <w:rFonts w:ascii="Times New Roman" w:eastAsia="Times New Roman" w:hAnsi="Times New Roman" w:cs="Times New Roman"/>
-          <w:sz w:val="24"/>
-          <w:szCs w:val="24"/>
-        </w:rPr>
-        <w:t>Flutter</w:t>
-      </w:r>
-      <w:r>
-        <w:rPr>
-          <w:rFonts w:ascii="Times New Roman" w:eastAsia="Times New Roman" w:hAnsi="Times New Roman" w:cs="Times New Roman"/>
-          <w:sz w:val="24"/>
-          <w:szCs w:val="24"/>
-        </w:rPr>
-        <w:t xml:space="preserve">), improving response efficiency by </w:t>
-      </w:r>
-      <w:r>
-        <w:rPr>
-          <w:rFonts w:ascii="Times New Roman" w:eastAsia="Times New Roman" w:hAnsi="Times New Roman" w:cs="Times New Roman"/>
-          <w:b/>
-          <w:sz w:val="24"/>
-          <w:szCs w:val="24"/>
-        </w:rPr>
-        <w:t>25%</w:t>
-      </w:r>
-      <w:r>
-        <w:rPr>
-          <w:rFonts w:ascii="Times New Roman" w:eastAsia="Times New Roman" w:hAnsi="Times New Roman" w:cs="Times New Roman"/>
-          <w:sz w:val="24"/>
-          <w:szCs w:val="24"/>
-        </w:rPr>
-        <w:t>.</w:t>
       </w:r>
     </w:p>
     <w:p>
@@ -764,50 +644,31 @@
           <w:numId w:val="4"/>
         </w:numPr>
         <w:spacing w:after="0" w:line="240" w:lineRule="auto"/>
-        <w:ind w:left="1440"/>
-      </w:pPr>
-      <w:r>
-        <w:rPr>
-          <w:rFonts w:ascii="Times New Roman" w:eastAsia="Times New Roman" w:hAnsi="Times New Roman" w:cs="Times New Roman"/>
-          <w:sz w:val="24"/>
-          <w:szCs w:val="24"/>
-        </w:rPr>
-        <w:lastRenderedPageBreak/>
-        <w:t xml:space="preserve">Integrated </w:t>
-      </w:r>
-      <w:r>
-        <w:rPr>
-          <w:rFonts w:ascii="Times New Roman" w:eastAsia="Times New Roman" w:hAnsi="Times New Roman" w:cs="Times New Roman"/>
-          <w:b/>
-          <w:sz w:val="24"/>
-          <w:szCs w:val="24"/>
-        </w:rPr>
-        <w:t>SMS &amp; payment gateways</w:t>
-      </w:r>
-      <w:r>
-        <w:rPr>
-          <w:rFonts w:ascii="Times New Roman" w:eastAsia="Times New Roman" w:hAnsi="Times New Roman" w:cs="Times New Roman"/>
-          <w:sz w:val="24"/>
-          <w:szCs w:val="24"/>
-        </w:rPr>
-        <w:t xml:space="preserve">, enabling </w:t>
-      </w:r>
-      <w:r>
-        <w:rPr>
-          <w:rFonts w:ascii="Times New Roman" w:eastAsia="Times New Roman" w:hAnsi="Times New Roman" w:cs="Times New Roman"/>
-          <w:b/>
-          <w:sz w:val="24"/>
-          <w:szCs w:val="24"/>
-        </w:rPr>
-        <w:t>100+ secure monthly transactions</w:t>
-      </w:r>
-      <w:r>
-        <w:rPr>
-          <w:rFonts w:ascii="Times New Roman" w:eastAsia="Times New Roman" w:hAnsi="Times New Roman" w:cs="Times New Roman"/>
-          <w:sz w:val="24"/>
-          <w:szCs w:val="24"/>
-        </w:rPr>
-        <w:t>.</w:t>
+        <w:ind w:left="1080"/>
+      </w:pPr>
+      <w:r>
+        <w:rPr>
+          <w:rFonts w:ascii="Times New Roman" w:eastAsia="Times New Roman" w:hAnsi="Times New Roman" w:cs="Times New Roman"/>
+          <w:sz w:val="24"/>
+          <w:szCs w:val="24"/>
+        </w:rPr>
+        <w:t xml:space="preserve">Built shipment workflows covering delivery-fee, COD and commission calculations, with consistent results across merchant, driver and partner flows.</w:t>
+      </w:r>
+      <w:r>
+        <w:rPr>
+          <w:rFonts w:ascii="Times New Roman" w:eastAsia="Times New Roman" w:hAnsi="Times New Roman" w:cs="Times New Roman"/>
+          <w:sz w:val="24"/>
+          <w:szCs w:val="24"/>
+        </w:rPr>
+        <w:t/>
+      </w:r>
+      <w:r>
+        <w:rPr>
+          <w:rFonts w:ascii="Times New Roman" w:eastAsia="Times New Roman" w:hAnsi="Times New Roman" w:cs="Times New Roman"/>
+          <w:sz w:val="24"/>
+          <w:szCs w:val="24"/>
+        </w:rPr>
+        <w:t/>
       </w:r>
     </w:p>
     <w:p>
@@ -816,8 +677,284 @@
           <w:ilvl w:val="0"/>
           <w:numId w:val="4"/>
         </w:numPr>
-        <w:spacing w:after="280" w:line="240" w:lineRule="auto"/>
-        <w:ind w:left="1440"/>
+        <w:spacing w:after="0" w:line="240" w:lineRule="auto"/>
+        <w:ind w:left="1080"/>
+      </w:pPr>
+      <w:r>
+        <w:rPr>
+          <w:rFonts w:ascii="Times New Roman" w:eastAsia="Times New Roman" w:hAnsi="Times New Roman" w:cs="Times New Roman"/>
+          <w:sz w:val="24"/>
+          <w:szCs w:val="24"/>
+        </w:rPr>
+        <w:t xml:space="preserve">Implemented partner-specific mappings and idempotent shipment creation, preventing duplicate shipments on retries and webhook re-deliveries.</w:t>
+      </w:r>
+      <w:r>
+        <w:rPr>
+          <w:rFonts w:ascii="Times New Roman" w:eastAsia="Times New Roman" w:hAnsi="Times New Roman" w:cs="Times New Roman"/>
+          <w:sz w:val="24"/>
+          <w:szCs w:val="24"/>
+        </w:rPr>
+        <w:t/>
+      </w:r>
+      <w:r>
+        <w:rPr>
+          <w:rFonts w:ascii="Times New Roman" w:eastAsia="Times New Roman" w:hAnsi="Times New Roman" w:cs="Times New Roman"/>
+          <w:sz w:val="24"/>
+          <w:szCs w:val="24"/>
+        </w:rPr>
+        <w:t/>
+      </w:r>
+    </w:p>
+    <w:p>
+      <w:pPr>
+        <w:numPr>
+          <w:ilvl w:val="0"/>
+          <w:numId w:val="4"/>
+        </w:numPr>
+        <w:spacing w:after="0" w:line="240" w:lineRule="auto"/>
+        <w:ind w:left="1080"/>
+      </w:pPr>
+      <w:r>
+        <w:rPr>
+          <w:rFonts w:ascii="Times New Roman" w:eastAsia="Times New Roman" w:hAnsi="Times New Roman" w:cs="Times New Roman"/>
+          <w:sz w:val="24"/>
+          <w:szCs w:val="24"/>
+        </w:rPr>
+        <w:t xml:space="preserve">Enforced workspace/merchant data isolation and role-based access across the APIs, and ran external integrations as queued jobs with retries, timeouts and failure handling.</w:t>
+      </w:r>
+      <w:r>
+        <w:rPr>
+          <w:rFonts w:ascii="Times New Roman" w:eastAsia="Times New Roman" w:hAnsi="Times New Roman" w:cs="Times New Roman"/>
+          <w:sz w:val="24"/>
+          <w:szCs w:val="24"/>
+        </w:rPr>
+        <w:t/>
+      </w:r>
+      <w:r>
+        <w:rPr>
+          <w:rFonts w:ascii="Times New Roman" w:eastAsia="Times New Roman" w:hAnsi="Times New Roman" w:cs="Times New Roman"/>
+          <w:sz w:val="24"/>
+          <w:szCs w:val="24"/>
+        </w:rPr>
+        <w:t/>
+      </w:r>
+    </w:p>
+    <w:p>
+      <w:pPr>
+        <w:numPr>
+          <w:ilvl w:val="0"/>
+          <w:numId w:val="4"/>
+        </w:numPr>
+        <w:spacing w:after="0" w:line="240" w:lineRule="auto"/>
+        <w:ind w:left="1080"/>
+      </w:pPr>
+      <w:r>
+        <w:rPr>
+          <w:rFonts w:ascii="Times New Roman" w:eastAsia="Times New Roman" w:hAnsi="Times New Roman" w:cs="Times New Roman"/>
+          <w:sz w:val="24"/>
+          <w:szCs w:val="24"/>
+        </w:rPr>
+        <w:t xml:space="preserve">Kept the platform compatible with both MySQL and PostgreSQL and standardised UTC storage with per-client timezone conversion.</w:t>
+      </w:r>
+      <w:r>
+        <w:rPr>
+          <w:rFonts w:ascii="Times New Roman" w:eastAsia="Times New Roman" w:hAnsi="Times New Roman" w:cs="Times New Roman"/>
+          <w:sz w:val="24"/>
+          <w:szCs w:val="24"/>
+        </w:rPr>
+        <w:t/>
+      </w:r>
+      <w:r>
+        <w:rPr>
+          <w:rFonts w:ascii="Times New Roman" w:eastAsia="Times New Roman" w:hAnsi="Times New Roman" w:cs="Times New Roman"/>
+          <w:sz w:val="24"/>
+          <w:szCs w:val="24"/>
+        </w:rPr>
+        <w:t/>
+      </w:r>
+    </w:p>
+    <w:p>
+      <w:pPr>
+        <w:spacing w:after="0" w:line="240" w:lineRule="auto"/>
+        <w:ind w:left="1080"/>
+      </w:pPr>
+    </w:p>
+    <w:p>
+      <w:pPr>
+        <w:pageBreakBefore/>
+        <w:spacing w:before="140" w:after="80" w:line="240" w:lineRule="auto"/>
+        <w:ind w:left="540"/>
+        <w:rPr>
+          <w:rFonts w:ascii="Times New Roman" w:eastAsia="Times New Roman" w:hAnsi="Times New Roman" w:cs="Times New Roman"/>
+          <w:sz w:val="24"/>
+          <w:szCs w:val="24"/>
+        </w:rPr>
+      </w:pPr>
+      <w:r>
+        <w:rPr>
+          <w:rFonts w:ascii="Times New Roman" w:eastAsia="Times New Roman" w:hAnsi="Times New Roman" w:cs="Times New Roman"/>
+          <w:b/>
+          <w:sz w:val="24"/>
+          <w:szCs w:val="24"/>
+        </w:rPr>
+        <w:t>Full Stack Laravel Developer | Aloo Company (Remote – KSA)</w:t>
+      </w:r>
+      <w:r>
+        <w:rPr>
+          <w:rFonts w:ascii="Times New Roman" w:eastAsia="Times New Roman" w:hAnsi="Times New Roman" w:cs="Times New Roman"/>
+          <w:sz w:val="24"/>
+          <w:szCs w:val="24"/>
+        </w:rPr>
+        <w:br/>
+      </w:r>
+      <w:r>
+        <w:rPr>
+          <w:rFonts w:ascii="Times New Roman" w:eastAsia="Times New Roman" w:hAnsi="Times New Roman" w:cs="Times New Roman"/>
+          <w:i/>
+          <w:sz w:val="24"/>
+          <w:szCs w:val="24"/>
+        </w:rPr>
+        <w:t xml:space="preserve">Oct 2024 – </w:t>
+      </w:r>
+      <w:r>
+        <w:rPr>
+          <w:rFonts w:ascii="Times New Roman" w:eastAsia="Times New Roman" w:hAnsi="Times New Roman" w:cs="Times New Roman"/>
+          <w:i/>
+          <w:sz w:val="24"/>
+          <w:szCs w:val="24"/>
+        </w:rPr>
+        <w:t>Nov 2025</w:t>
+      </w:r>
+    </w:p>
+    <w:p>
+      <w:pPr>
+        <w:numPr>
+          <w:ilvl w:val="0"/>
+          <w:numId w:val="4"/>
+        </w:numPr>
+        <w:spacing w:before="140" w:after="0" w:line="240" w:lineRule="auto"/>
+        <w:ind w:left="1080"/>
+      </w:pPr>
+      <w:r>
+        <w:rPr>
+          <w:rFonts w:ascii="Times New Roman" w:eastAsia="Times New Roman" w:hAnsi="Times New Roman" w:cs="Times New Roman"/>
+          <w:sz w:val="24"/>
+          <w:szCs w:val="24"/>
+        </w:rPr>
+        <w:t xml:space="preserve">Designed and implemented </w:t>
+      </w:r>
+      <w:r>
+        <w:rPr>
+          <w:rFonts w:ascii="Times New Roman" w:eastAsia="Times New Roman" w:hAnsi="Times New Roman" w:cs="Times New Roman"/>
+          <w:b/>
+          <w:sz w:val="24"/>
+          <w:szCs w:val="24"/>
+        </w:rPr>
+        <w:t>REST APIs</w:t>
+      </w:r>
+      <w:r>
+        <w:rPr>
+          <w:rFonts w:ascii="Times New Roman" w:eastAsia="Times New Roman" w:hAnsi="Times New Roman" w:cs="Times New Roman"/>
+          <w:sz w:val="24"/>
+          <w:szCs w:val="24"/>
+        </w:rPr>
+        <w:t xml:space="preserve"> for frontend (React &amp; </w:t>
+      </w:r>
+      <w:r>
+        <w:rPr>
+          <w:rFonts w:ascii="Times New Roman" w:eastAsia="Times New Roman" w:hAnsi="Times New Roman" w:cs="Times New Roman"/>
+          <w:sz w:val="24"/>
+          <w:szCs w:val="24"/>
+        </w:rPr>
+        <w:t>Flutter</w:t>
+      </w:r>
+      <w:r>
+        <w:rPr>
+          <w:rFonts w:ascii="Times New Roman" w:eastAsia="Times New Roman" w:hAnsi="Times New Roman" w:cs="Times New Roman"/>
+          <w:sz w:val="24"/>
+          <w:szCs w:val="24"/>
+        </w:rPr>
+        <w:t xml:space="preserve">), improving response efficiency by </w:t>
+      </w:r>
+      <w:r>
+        <w:rPr>
+          <w:rFonts w:ascii="Times New Roman" w:eastAsia="Times New Roman" w:hAnsi="Times New Roman" w:cs="Times New Roman"/>
+          <w:b/>
+          <w:sz w:val="24"/>
+          <w:szCs w:val="24"/>
+        </w:rPr>
+        <w:t>25%</w:t>
+      </w:r>
+      <w:r>
+        <w:rPr>
+          <w:rFonts w:ascii="Times New Roman" w:eastAsia="Times New Roman" w:hAnsi="Times New Roman" w:cs="Times New Roman"/>
+          <w:sz w:val="24"/>
+          <w:szCs w:val="24"/>
+        </w:rPr>
+        <w:t>.</w:t>
+      </w:r>
+    </w:p>
+    <w:p>
+      <w:pPr>
+        <w:numPr>
+          <w:ilvl w:val="0"/>
+          <w:numId w:val="4"/>
+        </w:numPr>
+        <w:spacing w:after="0" w:line="240" w:lineRule="auto"/>
+        <w:ind w:left="1080"/>
+      </w:pPr>
+      <w:r>
+        <w:rPr>
+          <w:rFonts w:ascii="Times New Roman" w:eastAsia="Times New Roman" w:hAnsi="Times New Roman" w:cs="Times New Roman"/>
+          <w:sz w:val="24"/>
+          <w:szCs w:val="24"/>
+        </w:rPr>
+        <w:lastRenderedPageBreak/>
+        <w:t xml:space="preserve">Integrated </w:t>
+      </w:r>
+      <w:r>
+        <w:rPr>
+          <w:rFonts w:ascii="Times New Roman" w:eastAsia="Times New Roman" w:hAnsi="Times New Roman" w:cs="Times New Roman"/>
+          <w:b/>
+          <w:sz w:val="24"/>
+          <w:szCs w:val="24"/>
+        </w:rPr>
+        <w:t>SMS &amp; payment gateways</w:t>
+      </w:r>
+      <w:r>
+        <w:rPr>
+          <w:rFonts w:ascii="Times New Roman" w:eastAsia="Times New Roman" w:hAnsi="Times New Roman" w:cs="Times New Roman"/>
+          <w:sz w:val="24"/>
+          <w:szCs w:val="24"/>
+        </w:rPr>
+        <w:t xml:space="preserve">, enabling </w:t>
+      </w:r>
+      <w:r>
+        <w:rPr>
+          <w:rFonts w:ascii="Times New Roman" w:eastAsia="Times New Roman" w:hAnsi="Times New Roman" w:cs="Times New Roman"/>
+          <w:b/>
+          <w:sz w:val="24"/>
+          <w:szCs w:val="24"/>
+        </w:rPr>
+        <w:t>secure online transactions</w:t>
+      </w:r>
+      <w:r>
+        <w:rPr>
+          <w:rFonts w:ascii="Times New Roman" w:eastAsia="Times New Roman" w:hAnsi="Times New Roman" w:cs="Times New Roman"/>
+          <w:sz w:val="24"/>
+          <w:szCs w:val="24"/>
+        </w:rPr>
+        <w:t>.</w:t>
+      </w:r>
+    </w:p>
+    <w:p>
+      <w:pPr>
+        <w:numPr>
+          <w:ilvl w:val="0"/>
+          <w:numId w:val="4"/>
+        </w:numPr>
+        <w:spacing w:after="80" w:line="240" w:lineRule="auto"/>
+        <w:ind w:left="1080"/>
       </w:pPr>
       <w:r>
         <w:rPr>
@@ -864,8 +1001,8 @@
     </w:p>
     <w:p>
       <w:pPr>
-        <w:spacing w:before="280" w:after="280" w:line="240" w:lineRule="auto"/>
-        <w:ind w:left="720"/>
+        <w:spacing w:before="140" w:after="80" w:line="240" w:lineRule="auto"/>
+        <w:ind w:left="540"/>
         <w:rPr>
           <w:rFonts w:ascii="Times New Roman" w:eastAsia="Times New Roman" w:hAnsi="Times New Roman" w:cs="Times New Roman"/>
           <w:sz w:val="24"/>
@@ -905,50 +1042,43 @@
           <w:ilvl w:val="0"/>
           <w:numId w:val="5"/>
         </w:numPr>
-        <w:spacing w:before="280" w:after="0" w:line="240" w:lineRule="auto"/>
-        <w:ind w:left="1440"/>
-      </w:pPr>
-      <w:r>
-        <w:rPr>
-          <w:rFonts w:ascii="Times New Roman" w:eastAsia="Times New Roman" w:hAnsi="Times New Roman" w:cs="Times New Roman"/>
-          <w:sz w:val="24"/>
-          <w:szCs w:val="24"/>
-        </w:rPr>
-        <w:t xml:space="preserve">Developed </w:t>
-      </w:r>
-      <w:r>
-        <w:rPr>
-          <w:rFonts w:ascii="Times New Roman" w:eastAsia="Times New Roman" w:hAnsi="Times New Roman" w:cs="Times New Roman"/>
-          <w:b/>
-          <w:sz w:val="24"/>
-          <w:szCs w:val="24"/>
-        </w:rPr>
-        <w:t>responsive websites &amp; mobile apps</w:t>
-      </w:r>
-      <w:r>
-        <w:rPr>
-          <w:rFonts w:ascii="Times New Roman" w:eastAsia="Times New Roman" w:hAnsi="Times New Roman" w:cs="Times New Roman"/>
-          <w:sz w:val="24"/>
-          <w:szCs w:val="24"/>
-        </w:rPr>
-        <w:t xml:space="preserve"> (React, React Native) serving </w:t>
-      </w:r>
-      <w:r>
-        <w:rPr>
-          <w:rFonts w:ascii="Times New Roman" w:eastAsia="Times New Roman" w:hAnsi="Times New Roman" w:cs="Times New Roman"/>
-          <w:b/>
-          <w:sz w:val="24"/>
-          <w:szCs w:val="24"/>
-        </w:rPr>
-        <w:t>5K+ monthly active users</w:t>
-      </w:r>
-      <w:r>
-        <w:rPr>
-          <w:rFonts w:ascii="Times New Roman" w:eastAsia="Times New Roman" w:hAnsi="Times New Roman" w:cs="Times New Roman"/>
-          <w:sz w:val="24"/>
-          <w:szCs w:val="24"/>
-        </w:rPr>
-        <w:t>.</w:t>
+        <w:spacing w:before="140" w:after="0" w:line="240" w:lineRule="auto"/>
+        <w:ind w:left="1080"/>
+        <w:rPr>
+          <w:rFonts w:ascii="Times New Roman" w:eastAsia="Times New Roman" w:hAnsi="Times New Roman" w:cs="Times New Roman"/>
+          <w:sz w:val="24"/>
+          <w:szCs w:val="24"/>
+        </w:rPr>
+      </w:pPr>
+      <w:r>
+        <w:rPr>
+          <w:rFonts w:ascii="Times New Roman" w:eastAsia="Times New Roman" w:hAnsi="Times New Roman" w:cs="Times New Roman"/>
+          <w:sz w:val="24"/>
+          <w:szCs w:val="24"/>
+        </w:rPr>
+        <w:t>Created an internal system (“Workspace”) that automatically generates new dashboard modules for the backend team — accelerating development speed and reducing setup time by over 60%.</w:t>
+      </w:r>
+    </w:p>
+    <w:p>
+      <w:pPr>
+        <w:numPr>
+          <w:ilvl w:val="1"/>
+          <w:numId w:val="10"/>
+        </w:numPr>
+        <w:spacing w:after="0" w:line="240" w:lineRule="auto"/>
+        <w:rPr>
+          <w:rFonts w:ascii="Times New Roman" w:eastAsia="Times New Roman" w:hAnsi="Times New Roman" w:cs="Times New Roman"/>
+          <w:sz w:val="24"/>
+          <w:szCs w:val="24"/>
+        </w:rPr>
+      </w:pPr>
+      <w:r>
+        <w:rPr>
+          <w:rFonts w:ascii="Times New Roman" w:eastAsia="Times New Roman" w:hAnsi="Times New Roman" w:cs="Times New Roman"/>
+          <w:sz w:val="24"/>
+          <w:szCs w:val="24"/>
+        </w:rPr>
+        <w:t>Developed a dynamic React dashboard capable of connecting directly to any client’s database and auto-detecting modules and input fields from table structures — enabling instant CRUD (create, edit, delete, view) functionality for any new module.</w:t>
       </w:r>
     </w:p>
     <w:p>
@@ -957,42 +1087,42 @@
           <w:ilvl w:val="0"/>
           <w:numId w:val="5"/>
         </w:numPr>
-        <w:spacing w:after="280" w:line="240" w:lineRule="auto"/>
-        <w:ind w:left="1440"/>
-      </w:pPr>
-      <w:r>
-        <w:rPr>
-          <w:rFonts w:ascii="Times New Roman" w:eastAsia="Times New Roman" w:hAnsi="Times New Roman" w:cs="Times New Roman"/>
-          <w:sz w:val="24"/>
-          <w:szCs w:val="24"/>
-        </w:rPr>
-        <w:t xml:space="preserve">Built an </w:t>
-      </w:r>
-      <w:r>
-        <w:rPr>
-          <w:rFonts w:ascii="Times New Roman" w:eastAsia="Times New Roman" w:hAnsi="Times New Roman" w:cs="Times New Roman"/>
-          <w:b/>
-          <w:sz w:val="24"/>
-          <w:szCs w:val="24"/>
-        </w:rPr>
-        <w:t>admin dashboard</w:t>
-      </w:r>
-      <w:r>
-        <w:rPr>
-          <w:rFonts w:ascii="Times New Roman" w:eastAsia="Times New Roman" w:hAnsi="Times New Roman" w:cs="Times New Roman"/>
-          <w:sz w:val="24"/>
-          <w:szCs w:val="24"/>
-        </w:rPr>
-        <w:t xml:space="preserve"> for content &amp; user management, reducing support requests by </w:t>
-      </w:r>
-      <w:r>
-        <w:rPr>
-          <w:rFonts w:ascii="Times New Roman" w:eastAsia="Times New Roman" w:hAnsi="Times New Roman" w:cs="Times New Roman"/>
-          <w:b/>
-          <w:sz w:val="24"/>
-          <w:szCs w:val="24"/>
-        </w:rPr>
-        <w:t>20%</w:t>
+        <w:spacing w:after="0" w:line="240" w:lineRule="auto"/>
+        <w:ind w:left="1080"/>
+      </w:pPr>
+      <w:r>
+        <w:rPr>
+          <w:rFonts w:ascii="Times New Roman" w:eastAsia="Times New Roman" w:hAnsi="Times New Roman" w:cs="Times New Roman"/>
+          <w:sz w:val="24"/>
+          <w:szCs w:val="24"/>
+        </w:rPr>
+        <w:t xml:space="preserve">Developed </w:t>
+      </w:r>
+      <w:r>
+        <w:rPr>
+          <w:rFonts w:ascii="Times New Roman" w:eastAsia="Times New Roman" w:hAnsi="Times New Roman" w:cs="Times New Roman"/>
+          <w:b/>
+          <w:sz w:val="24"/>
+          <w:szCs w:val="24"/>
+        </w:rPr>
+        <w:t>responsive websites &amp; mobile apps</w:t>
+      </w:r>
+      <w:r>
+        <w:rPr>
+          <w:rFonts w:ascii="Times New Roman" w:eastAsia="Times New Roman" w:hAnsi="Times New Roman" w:cs="Times New Roman"/>
+          <w:sz w:val="24"/>
+          <w:szCs w:val="24"/>
+        </w:rPr>
+        <w:t xml:space="preserve"> (React, React Native) serving </w:t>
+      </w:r>
+      <w:r>
+        <w:rPr>
+          <w:rFonts w:ascii="Times New Roman" w:eastAsia="Times New Roman" w:hAnsi="Times New Roman" w:cs="Times New Roman"/>
+          <w:b/>
+          <w:sz w:val="24"/>
+          <w:szCs w:val="24"/>
+        </w:rPr>
+        <w:t>5K+ monthly active users</w:t>
       </w:r>
       <w:r>
         <w:rPr>
@@ -1009,33 +1139,50 @@
           <w:ilvl w:val="0"/>
           <w:numId w:val="5"/>
         </w:numPr>
-        <w:spacing w:before="280" w:after="0" w:line="240" w:lineRule="auto"/>
-        <w:ind w:left="1440"/>
-      </w:pPr>
-      <w:r>
-        <w:rPr>
-          <w:rFonts w:ascii="Times New Roman" w:eastAsia="Times New Roman" w:hAnsi="Times New Roman" w:cs="Times New Roman"/>
-          <w:sz w:val="24"/>
-          <w:szCs w:val="24"/>
-        </w:rPr>
-        <w:t xml:space="preserve">Engineered </w:t>
-      </w:r>
-      <w:r>
-        <w:rPr>
-          <w:rFonts w:ascii="Times New Roman" w:eastAsia="Times New Roman" w:hAnsi="Times New Roman" w:cs="Times New Roman"/>
-          <w:b/>
-          <w:sz w:val="24"/>
-          <w:szCs w:val="24"/>
-        </w:rPr>
-        <w:t>10+ API integrations</w:t>
-      </w:r>
-      <w:r>
-        <w:rPr>
-          <w:rFonts w:ascii="Times New Roman" w:eastAsia="Times New Roman" w:hAnsi="Times New Roman" w:cs="Times New Roman"/>
-          <w:sz w:val="24"/>
-          <w:szCs w:val="24"/>
-        </w:rPr>
-        <w:t>, improving system reliability and scalability.</w:t>
+        <w:spacing w:after="0" w:line="240" w:lineRule="auto"/>
+        <w:ind w:left="1080"/>
+      </w:pPr>
+      <w:r>
+        <w:rPr>
+          <w:rFonts w:ascii="Times New Roman" w:eastAsia="Times New Roman" w:hAnsi="Times New Roman" w:cs="Times New Roman"/>
+          <w:sz w:val="24"/>
+          <w:szCs w:val="24"/>
+        </w:rPr>
+        <w:t xml:space="preserve">Built an </w:t>
+      </w:r>
+      <w:r>
+        <w:rPr>
+          <w:rFonts w:ascii="Times New Roman" w:eastAsia="Times New Roman" w:hAnsi="Times New Roman" w:cs="Times New Roman"/>
+          <w:b/>
+          <w:sz w:val="24"/>
+          <w:szCs w:val="24"/>
+        </w:rPr>
+        <w:t>admin dashboard</w:t>
+      </w:r>
+      <w:r>
+        <w:rPr>
+          <w:rFonts w:ascii="Times New Roman" w:eastAsia="Times New Roman" w:hAnsi="Times New Roman" w:cs="Times New Roman"/>
+          <w:sz w:val="24"/>
+          <w:szCs w:val="24"/>
+        </w:rPr>
+        <w:t xml:space="preserve"> for content &amp; user management, reducing support requests by </w:t>
+      </w:r>
+      <w:r>
+        <w:rPr>
+          <w:rFonts w:ascii="Times New Roman" w:eastAsia="Times New Roman" w:hAnsi="Times New Roman" w:cs="Times New Roman"/>
+          <w:b/>
+          <w:sz w:val="24"/>
+          <w:szCs w:val="24"/>
+        </w:rPr>
+        <w:t>20%</w:t>
+      </w:r>
+      <w:r>
+        <w:rPr>
+          <w:rFonts w:ascii="Times New Roman" w:eastAsia="Times New Roman" w:hAnsi="Times New Roman" w:cs="Times New Roman"/>
+          <w:sz w:val="24"/>
+          <w:szCs w:val="24"/>
+        </w:rPr>
+        <w:t>.</w:t>
       </w:r>
     </w:p>
     <w:p>
@@ -1044,50 +1191,33 @@
           <w:ilvl w:val="0"/>
           <w:numId w:val="5"/>
         </w:numPr>
-        <w:spacing w:after="280" w:line="240" w:lineRule="auto"/>
-        <w:ind w:left="1440"/>
-      </w:pPr>
-      <w:r>
-        <w:rPr>
-          <w:rFonts w:ascii="Times New Roman" w:eastAsia="Times New Roman" w:hAnsi="Times New Roman" w:cs="Times New Roman"/>
-          <w:sz w:val="24"/>
-          <w:szCs w:val="24"/>
-        </w:rPr>
-        <w:t xml:space="preserve">Implemented a </w:t>
-      </w:r>
-      <w:r>
-        <w:rPr>
-          <w:rFonts w:ascii="Times New Roman" w:eastAsia="Times New Roman" w:hAnsi="Times New Roman" w:cs="Times New Roman"/>
-          <w:b/>
-          <w:sz w:val="24"/>
-          <w:szCs w:val="24"/>
-        </w:rPr>
-        <w:t>custom email system</w:t>
-      </w:r>
-      <w:r>
-        <w:rPr>
-          <w:rFonts w:ascii="Times New Roman" w:eastAsia="Times New Roman" w:hAnsi="Times New Roman" w:cs="Times New Roman"/>
-          <w:sz w:val="24"/>
-          <w:szCs w:val="24"/>
-        </w:rPr>
-        <w:t xml:space="preserve">, increasing customer engagement by </w:t>
-      </w:r>
-      <w:r>
-        <w:rPr>
-          <w:rFonts w:ascii="Times New Roman" w:eastAsia="Times New Roman" w:hAnsi="Times New Roman" w:cs="Times New Roman"/>
-          <w:b/>
-          <w:sz w:val="24"/>
-          <w:szCs w:val="24"/>
-        </w:rPr>
-        <w:t>15%</w:t>
-      </w:r>
-      <w:r>
-        <w:rPr>
-          <w:rFonts w:ascii="Times New Roman" w:eastAsia="Times New Roman" w:hAnsi="Times New Roman" w:cs="Times New Roman"/>
-          <w:sz w:val="24"/>
-          <w:szCs w:val="24"/>
-        </w:rPr>
-        <w:t>.</w:t>
+        <w:spacing w:after="0" w:line="240" w:lineRule="auto"/>
+        <w:ind w:left="1080"/>
+      </w:pPr>
+      <w:r>
+        <w:rPr>
+          <w:rFonts w:ascii="Times New Roman" w:eastAsia="Times New Roman" w:hAnsi="Times New Roman" w:cs="Times New Roman"/>
+          <w:sz w:val="24"/>
+          <w:szCs w:val="24"/>
+        </w:rPr>
+        <w:t xml:space="preserve">Engineered </w:t>
+      </w:r>
+      <w:r>
+        <w:rPr>
+          <w:rFonts w:ascii="Times New Roman" w:eastAsia="Times New Roman" w:hAnsi="Times New Roman" w:cs="Times New Roman"/>
+          <w:b/>
+          <w:sz w:val="24"/>
+          <w:szCs w:val="24"/>
+        </w:rPr>
+        <w:t>10+ API integrations</w:t>
+      </w:r>
+      <w:r>
+        <w:rPr>
+          <w:rFonts w:ascii="Times New Roman" w:eastAsia="Times New Roman" w:hAnsi="Times New Roman" w:cs="Times New Roman"/>
+          <w:sz w:val="24"/>
+          <w:szCs w:val="24"/>
+        </w:rPr>
+        <w:t>, improving system reliability and scalability.</w:t>
       </w:r>
     </w:p>
     <w:p>
@@ -1096,49 +1226,56 @@
           <w:ilvl w:val="0"/>
           <w:numId w:val="5"/>
         </w:numPr>
-        <w:spacing w:after="280" w:line="240" w:lineRule="auto"/>
-        <w:ind w:left="1440"/>
-        <w:rPr>
-          <w:rFonts w:ascii="Times New Roman" w:eastAsia="Times New Roman" w:hAnsi="Times New Roman" w:cs="Times New Roman"/>
-          <w:sz w:val="24"/>
-          <w:szCs w:val="24"/>
-        </w:rPr>
-      </w:pPr>
-      <w:r>
-        <w:rPr>
-          <w:rFonts w:ascii="Times New Roman" w:eastAsia="Times New Roman" w:hAnsi="Times New Roman" w:cs="Times New Roman"/>
-          <w:sz w:val="24"/>
-          <w:szCs w:val="24"/>
-        </w:rPr>
-        <w:t>Created an internal system (“Workspace”) that automatically generates new dashboard modules for the backend team — accelerating development speed and reducing setup time by over 60%.</w:t>
-      </w:r>
-    </w:p>
-    <w:p>
-      <w:pPr>
-        <w:numPr>
-          <w:ilvl w:val="1"/>
-          <w:numId w:val="10"/>
-        </w:numPr>
-        <w:spacing w:after="280" w:line="240" w:lineRule="auto"/>
-        <w:rPr>
-          <w:rFonts w:ascii="Times New Roman" w:eastAsia="Times New Roman" w:hAnsi="Times New Roman" w:cs="Times New Roman"/>
-          <w:sz w:val="24"/>
-          <w:szCs w:val="24"/>
-        </w:rPr>
-      </w:pPr>
-      <w:r>
-        <w:rPr>
-          <w:rFonts w:ascii="Times New Roman" w:eastAsia="Times New Roman" w:hAnsi="Times New Roman" w:cs="Times New Roman"/>
-          <w:sz w:val="24"/>
-          <w:szCs w:val="24"/>
-        </w:rPr>
-        <w:t>Developed a dynamic React dashboard capable of connecting directly to any client’s database and auto-detecting modules and input fields from table structures — enabling instant CRUD (create, edit, delete, view) functionality for any new module.</w:t>
-      </w:r>
-    </w:p>
-    <w:p>
-      <w:pPr>
-        <w:spacing w:before="280" w:after="280" w:line="240" w:lineRule="auto"/>
-        <w:ind w:left="720"/>
+        <w:spacing w:after="80" w:line="240" w:lineRule="auto"/>
+        <w:ind w:left="1080"/>
+      </w:pPr>
+      <w:r>
+        <w:rPr>
+          <w:rFonts w:ascii="Times New Roman" w:eastAsia="Times New Roman" w:hAnsi="Times New Roman" w:cs="Times New Roman"/>
+          <w:sz w:val="24"/>
+          <w:szCs w:val="24"/>
+        </w:rPr>
+        <w:t xml:space="preserve">Implemented a </w:t>
+      </w:r>
+      <w:r>
+        <w:rPr>
+          <w:rFonts w:ascii="Times New Roman" w:eastAsia="Times New Roman" w:hAnsi="Times New Roman" w:cs="Times New Roman"/>
+          <w:b/>
+          <w:sz w:val="24"/>
+          <w:szCs w:val="24"/>
+        </w:rPr>
+        <w:t>custom email system</w:t>
+      </w:r>
+      <w:r>
+        <w:rPr>
+          <w:rFonts w:ascii="Times New Roman" w:eastAsia="Times New Roman" w:hAnsi="Times New Roman" w:cs="Times New Roman"/>
+          <w:sz w:val="24"/>
+          <w:szCs w:val="24"/>
+        </w:rPr>
+        <w:t xml:space="preserve">, increasing customer engagement by </w:t>
+      </w:r>
+      <w:r>
+        <w:rPr>
+          <w:rFonts w:ascii="Times New Roman" w:eastAsia="Times New Roman" w:hAnsi="Times New Roman" w:cs="Times New Roman"/>
+          <w:b/>
+          <w:sz w:val="24"/>
+          <w:szCs w:val="24"/>
+        </w:rPr>
+        <w:t>15%</w:t>
+      </w:r>
+      <w:r>
+        <w:rPr>
+          <w:rFonts w:ascii="Times New Roman" w:eastAsia="Times New Roman" w:hAnsi="Times New Roman" w:cs="Times New Roman"/>
+          <w:sz w:val="24"/>
+          <w:szCs w:val="24"/>
+        </w:rPr>
+        <w:t>.</w:t>
+      </w:r>
+    </w:p>
+    <w:p>
+      <w:pPr>
+        <w:spacing w:before="140" w:after="80" w:line="240" w:lineRule="auto"/>
+        <w:ind w:left="540"/>
         <w:rPr>
           <w:rFonts w:ascii="Times New Roman" w:eastAsia="Times New Roman" w:hAnsi="Times New Roman" w:cs="Times New Roman"/>
           <w:sz w:val="24"/>
@@ -1178,8 +1315,8 @@
           <w:ilvl w:val="0"/>
           <w:numId w:val="6"/>
         </w:numPr>
-        <w:spacing w:before="280" w:after="0" w:line="240" w:lineRule="auto"/>
-        <w:ind w:left="1440"/>
+        <w:spacing w:before="140" w:after="0" w:line="240" w:lineRule="auto"/>
+        <w:ind w:left="1080"/>
       </w:pPr>
       <w:r>
         <w:rPr>
@@ -1231,7 +1368,7 @@
           <w:numId w:val="6"/>
         </w:numPr>
         <w:spacing w:after="0" w:line="240" w:lineRule="auto"/>
-        <w:ind w:left="1440"/>
+        <w:ind w:left="1080"/>
       </w:pPr>
       <w:r>
         <w:rPr>
@@ -1283,7 +1420,7 @@
           <w:numId w:val="6"/>
         </w:numPr>
         <w:spacing w:after="0" w:line="240" w:lineRule="auto"/>
-        <w:ind w:left="1440"/>
+        <w:ind w:left="1080"/>
       </w:pPr>
       <w:r>
         <w:rPr>
@@ -1334,8 +1471,8 @@
           <w:ilvl w:val="0"/>
           <w:numId w:val="6"/>
         </w:numPr>
-        <w:spacing w:after="280" w:line="240" w:lineRule="auto"/>
-        <w:ind w:left="1440"/>
+        <w:spacing w:after="80" w:line="240" w:lineRule="auto"/>
+        <w:ind w:left="1080"/>
       </w:pPr>
       <w:r>
         <w:rPr>
@@ -1410,7 +1547,7 @@
           <w:right w:val="nil"/>
           <w:between w:val="nil"/>
         </w:pBdr>
-        <w:spacing w:before="280" w:after="0" w:line="240" w:lineRule="auto"/>
+        <w:spacing w:before="140" w:after="0" w:line="240" w:lineRule="auto"/>
         <w:rPr>
           <w:color w:val="000000"/>
           <w:sz w:val="24"/>
@@ -1471,14 +1608,14 @@
           <w:right w:val="nil"/>
           <w:between w:val="nil"/>
         </w:pBdr>
-        <w:spacing w:before="280" w:after="0" w:line="240" w:lineRule="auto"/>
-        <w:rPr>
-          <w:color w:val="000000"/>
-          <w:sz w:val="24"/>
-          <w:szCs w:val="24"/>
-        </w:rPr>
-      </w:pPr>
-      <w:hyperlink r:id="rId11">
+        <w:spacing w:before="140" w:after="0" w:line="240" w:lineRule="auto"/>
+        <w:rPr>
+          <w:color w:val="000000"/>
+          <w:sz w:val="24"/>
+          <w:szCs w:val="24"/>
+        </w:rPr>
+      </w:pPr>
+      <w:hyperlink r:id="rId18">
         <w:r>
           <w:rPr>
             <w:rFonts w:ascii="Times New Roman" w:eastAsia="Times New Roman" w:hAnsi="Times New Roman" w:cs="Times New Roman"/>
@@ -1518,15 +1655,6 @@
         </w:rPr>
         <w:t>Played a key role in developing and optimizing both backend and frontend components, contributing to the platform’s growth and competitiveness in the Oman market.</w:t>
       </w:r>
-      <w:r>
-        <w:rPr>
-          <w:rFonts w:ascii="Times New Roman" w:eastAsia="Times New Roman" w:hAnsi="Times New Roman" w:cs="Times New Roman"/>
-          <w:color w:val="000000"/>
-          <w:sz w:val="24"/>
-          <w:szCs w:val="24"/>
-        </w:rPr>
-        <w:t>Full-stack contribution to backend &amp; frontend, improving competitive presence in Saudi market.</w:t>
-      </w:r>
     </w:p>
     <w:p>
       <w:pPr>
@@ -1541,7 +1669,7 @@
           <w:right w:val="nil"/>
           <w:between w:val="nil"/>
         </w:pBdr>
-        <w:spacing w:before="280" w:after="0" w:line="240" w:lineRule="auto"/>
+        <w:spacing w:before="140" w:after="0" w:line="240" w:lineRule="auto"/>
         <w:rPr>
           <w:color w:val="000000"/>
           <w:sz w:val="24"/>
@@ -1625,7 +1753,7 @@
           <w:right w:val="nil"/>
           <w:between w:val="nil"/>
         </w:pBdr>
-        <w:spacing w:after="280" w:line="240" w:lineRule="auto"/>
+        <w:spacing w:after="80" w:line="240" w:lineRule="auto"/>
         <w:rPr>
           <w:color w:val="000000"/>
           <w:sz w:val="24"/>
@@ -1712,7 +1840,7 @@
           <w:sz w:val="24"/>
           <w:szCs w:val="24"/>
         </w:rPr>
-        <w:t>(admin@gmail.co</w:t>
+        <w:t>(login available on request)</w:t>
       </w:r>
       <w:bookmarkStart w:id="1" w:name="_GoBack"/>
       <w:bookmarkEnd w:id="1"/>
@@ -1724,7 +1852,7 @@
           <w:sz w:val="24"/>
           <w:szCs w:val="24"/>
         </w:rPr>
-        <w:t>m | 123456789)</w:t>
+        <w:t/>
       </w:r>
       <w:r>
         <w:rPr>
@@ -1749,7 +1877,7 @@
           <w:right w:val="nil"/>
           <w:between w:val="nil"/>
         </w:pBdr>
-        <w:spacing w:after="280" w:line="240" w:lineRule="auto"/>
+        <w:spacing w:after="80" w:line="240" w:lineRule="auto"/>
         <w:rPr>
           <w:color w:val="000000"/>
           <w:sz w:val="24"/>
@@ -1797,7 +1925,7 @@
           <w:sz w:val="24"/>
           <w:szCs w:val="24"/>
         </w:rPr>
-        <w:t>(admin@gmail.com | 123456789)</w:t>
+        <w:t>(login available on request)</w:t>
       </w:r>
       <w:r>
         <w:rPr>
@@ -1837,7 +1965,7 @@
           <w:between w:val="nil"/>
         </w:pBdr>
         <w:spacing w:line="240" w:lineRule="auto"/>
-        <w:ind w:left="720"/>
+        <w:ind w:left="540"/>
         <w:rPr>
           <w:rFonts w:ascii="Times New Roman" w:eastAsia="Times New Roman" w:hAnsi="Times New Roman" w:cs="Times New Roman"/>
           <w:color w:val="000000"/>
@@ -1908,7 +2036,7 @@
           <w:sz w:val="24"/>
           <w:szCs w:val="24"/>
         </w:rPr>
-        <w:t>Sept 2017 – June 2021</w:t>
+        <w:t>Sep 2017 – Jun 2021</w:t>
       </w:r>
     </w:p>
     <w:p>
@@ -1921,7 +2049,7 @@
           <w:between w:val="nil"/>
         </w:pBdr>
         <w:spacing w:line="240" w:lineRule="auto"/>
-        <w:ind w:left="720"/>
+        <w:ind w:left="540"/>
         <w:rPr>
           <w:rFonts w:ascii="Times New Roman" w:eastAsia="Times New Roman" w:hAnsi="Times New Roman" w:cs="Times New Roman"/>
           <w:color w:val="000000"/>
@@ -1970,7 +2098,7 @@
     </w:p>
     <w:sectPr>
       <w:pgSz w:w="12240" w:h="16340"/>
-      <w:pgMar w:top="0" w:right="270" w:bottom="450" w:left="540" w:header="720" w:footer="720" w:gutter="0"/>
+      <w:pgMar w:top="360" w:right="270" w:bottom="450" w:left="540" w:header="720" w:footer="720" w:gutter="0"/>
       <w:pgNumType w:start="1"/>
       <w:cols w:space="720"/>
     </w:sectPr>

--- a/public/cvs/BoulaNessimResume.docx
+++ b/public/cvs/BoulaNessimResume.docx
@@ -464,6 +464,44 @@
           <w:szCs w:val="24"/>
         </w:rPr>
         <w:t xml:space="preserve">Git (Version Control), Postman, Apache, Server Management</w:t>
+      </w:r>
+    </w:p>
+    <w:p>
+      <w:pPr>
+        <w:spacing w:before="140" w:after="80" w:line="240" w:lineRule="auto"/>
+        <w:ind w:left="540"/>
+        <w:rPr>
+          <w:rFonts w:ascii="Times New Roman" w:eastAsia="Times New Roman" w:hAnsi="Times New Roman" w:cs="Times New Roman"/>
+          <w:sz w:val="24"/>
+          <w:szCs w:val="24"/>
+        </w:rPr>
+      </w:pPr>
+      <w:r>
+        <w:rPr>
+          <w:rFonts w:ascii="Times New Roman" w:eastAsia="Times New Roman" w:hAnsi="Times New Roman" w:cs="Times New Roman"/>
+          <w:b/>
+          <w:sz w:val="24"/>
+          <w:szCs w:val="24"/>
+        </w:rPr>
+        <w:t>DevOps &amp; CI/CD</w:t>
+      </w:r>
+    </w:p>
+    <w:p>
+      <w:pPr>
+        <w:numPr>
+          <w:ilvl w:val="0"/>
+          <w:numId w:val="3"/>
+        </w:numPr>
+        <w:spacing w:before="140" w:after="80" w:line="240" w:lineRule="auto"/>
+        <w:ind w:left="1080"/>
+      </w:pPr>
+      <w:r>
+        <w:rPr>
+          <w:rFonts w:ascii="Times New Roman" w:eastAsia="Times New Roman" w:hAnsi="Times New Roman" w:cs="Times New Roman"/>
+          <w:sz w:val="24"/>
+          <w:szCs w:val="24"/>
+        </w:rPr>
+        <w:t xml:space="preserve">Docker (containerized development &amp; deployment), CI/CD with GitHub Actions (automated testing, build &amp; deployment pipelines)</w:t>
       </w:r>
     </w:p>
     <w:p>

--- a/public/cvs/BoulaNessimResume.docx
+++ b/public/cvs/BoulaNessimResume.docx
@@ -311,7 +311,7 @@
           <w:sz w:val="24"/>
           <w:szCs w:val="24"/>
         </w:rPr>
-        <w:t xml:space="preserve">PHP, JavaScript (ES6+), SQL (MySQL, PostgreSQL), C, Java, OOP, SOLID Principles</w:t>
+        <w:t xml:space="preserve">PHP, JavaScript (ES6+), SQL (MySQL, PostgreSQL), Redis, C, Java, OOP, SOLID Principles</w:t>
       </w:r>
     </w:p>
     <w:p>
